--- a/Documentation.docx
+++ b/Documentation.docx
@@ -781,6 +781,66 @@
       </w:pPr>
       <w:r>
         <w:rPr>
+          <w:noProof/>
+        </w:rPr>
+        <w:drawing>
+          <wp:anchor distT="0" distB="0" distL="114300" distR="114300" simplePos="0" relativeHeight="251658240" behindDoc="0" locked="0" layoutInCell="1" allowOverlap="1" wp14:anchorId="29FC9610" wp14:editId="752C6355">
+            <wp:simplePos x="0" y="0"/>
+            <wp:positionH relativeFrom="margin">
+              <wp:posOffset>3395731</wp:posOffset>
+            </wp:positionH>
+            <wp:positionV relativeFrom="paragraph">
+              <wp:posOffset>222332</wp:posOffset>
+            </wp:positionV>
+            <wp:extent cx="893809" cy="541421"/>
+            <wp:effectExtent l="0" t="0" r="1905" b="0"/>
+            <wp:wrapNone/>
+            <wp:docPr id="1811737631" name="Picture 1"/>
+            <wp:cNvGraphicFramePr>
+              <a:graphicFrameLocks xmlns:a="http://schemas.openxmlformats.org/drawingml/2006/main" noChangeAspect="1"/>
+            </wp:cNvGraphicFramePr>
+            <a:graphic xmlns:a="http://schemas.openxmlformats.org/drawingml/2006/main">
+              <a:graphicData uri="http://schemas.openxmlformats.org/drawingml/2006/picture">
+                <pic:pic xmlns:pic="http://schemas.openxmlformats.org/drawingml/2006/picture">
+                  <pic:nvPicPr>
+                    <pic:cNvPr id="1811737631" name="Picture 1811737631"/>
+                    <pic:cNvPicPr/>
+                  </pic:nvPicPr>
+                  <pic:blipFill>
+                    <a:blip r:embed="rId8" cstate="print">
+                      <a:extLst>
+                        <a:ext uri="{28A0092B-C50C-407E-A947-70E740481C1C}">
+                          <a14:useLocalDpi xmlns:a14="http://schemas.microsoft.com/office/drawing/2010/main" val="0"/>
+                        </a:ext>
+                      </a:extLst>
+                    </a:blip>
+                    <a:stretch>
+                      <a:fillRect/>
+                    </a:stretch>
+                  </pic:blipFill>
+                  <pic:spPr>
+                    <a:xfrm>
+                      <a:off x="0" y="0"/>
+                      <a:ext cx="893809" cy="541421"/>
+                    </a:xfrm>
+                    <a:prstGeom prst="rect">
+                      <a:avLst/>
+                    </a:prstGeom>
+                  </pic:spPr>
+                </pic:pic>
+              </a:graphicData>
+            </a:graphic>
+            <wp14:sizeRelH relativeFrom="margin">
+              <wp14:pctWidth>0</wp14:pctWidth>
+            </wp14:sizeRelH>
+            <wp14:sizeRelV relativeFrom="margin">
+              <wp14:pctHeight>0</wp14:pctHeight>
+            </wp14:sizeRelV>
+          </wp:anchor>
+        </w:drawing>
+      </w:r>
+      <w:r>
+        <w:rPr>
           <w:rFonts w:ascii="Century Gothic" w:eastAsia="Century Gothic" w:hAnsi="Century Gothic" w:cs="Century Gothic"/>
           <w:b/>
           <w:sz w:val="22"/>
@@ -1920,7 +1980,7 @@
             <wp:cNvGraphicFramePr/>
             <a:graphic xmlns:a="http://schemas.openxmlformats.org/drawingml/2006/main">
               <a:graphicData uri="http://schemas.openxmlformats.org/drawingml/2006/chart">
-                <c:chart xmlns:c="http://schemas.openxmlformats.org/drawingml/2006/chart" xmlns:r="http://schemas.openxmlformats.org/officeDocument/2006/relationships" r:id="rId8"/>
+                <c:chart xmlns:c="http://schemas.openxmlformats.org/drawingml/2006/chart" xmlns:r="http://schemas.openxmlformats.org/officeDocument/2006/relationships" r:id="rId9"/>
               </a:graphicData>
             </a:graphic>
           </wp:inline>
@@ -1940,7 +2000,7 @@
             <wp:cNvGraphicFramePr/>
             <a:graphic xmlns:a="http://schemas.openxmlformats.org/drawingml/2006/main">
               <a:graphicData uri="http://schemas.openxmlformats.org/drawingml/2006/chart">
-                <c:chart xmlns:c="http://schemas.openxmlformats.org/drawingml/2006/chart" xmlns:r="http://schemas.openxmlformats.org/officeDocument/2006/relationships" r:id="rId9"/>
+                <c:chart xmlns:c="http://schemas.openxmlformats.org/drawingml/2006/chart" xmlns:r="http://schemas.openxmlformats.org/officeDocument/2006/relationships" r:id="rId10"/>
               </a:graphicData>
             </a:graphic>
           </wp:inline>
@@ -1960,7 +2020,7 @@
             <wp:cNvGraphicFramePr/>
             <a:graphic xmlns:a="http://schemas.openxmlformats.org/drawingml/2006/main">
               <a:graphicData uri="http://schemas.openxmlformats.org/drawingml/2006/chart">
-                <c:chart xmlns:c="http://schemas.openxmlformats.org/drawingml/2006/chart" xmlns:r="http://schemas.openxmlformats.org/officeDocument/2006/relationships" r:id="rId10"/>
+                <c:chart xmlns:c="http://schemas.openxmlformats.org/drawingml/2006/chart" xmlns:r="http://schemas.openxmlformats.org/officeDocument/2006/relationships" r:id="rId11"/>
               </a:graphicData>
             </a:graphic>
           </wp:inline>
@@ -3398,10 +3458,10 @@
                     <pic:cNvPicPr/>
                   </pic:nvPicPr>
                   <pic:blipFill>
-                    <a:blip r:embed="rId11">
+                    <a:blip r:embed="rId12">
                       <a:extLst>
                         <a:ext uri="{96DAC541-7B7A-43D3-8B79-37D633B846F1}">
-                          <asvg:svgBlip xmlns:asvg="http://schemas.microsoft.com/office/drawing/2016/SVG/main" r:embed="rId12"/>
+                          <asvg:svgBlip xmlns:asvg="http://schemas.microsoft.com/office/drawing/2016/SVG/main" r:embed="rId13"/>
                         </a:ext>
                       </a:extLst>
                     </a:blip>
@@ -4031,6 +4091,36 @@
     <w:p>
       <w:pPr>
         <w:pStyle w:val="ListParagraph"/>
+        <w:numPr>
+          <w:ilvl w:val="1"/>
+          <w:numId w:val="28"/>
+        </w:numPr>
+        <w:spacing w:after="0" w:line="259" w:lineRule="auto"/>
+        <w:ind w:right="0"/>
+        <w:rPr>
+          <w:rStyle w:val="BookTitle"/>
+          <w:b w:val="0"/>
+          <w:bCs w:val="0"/>
+          <w:i w:val="0"/>
+          <w:iCs w:val="0"/>
+          <w:spacing w:val="0"/>
+        </w:rPr>
+      </w:pPr>
+      <w:r>
+        <w:rPr>
+          <w:rStyle w:val="BookTitle"/>
+          <w:b w:val="0"/>
+          <w:bCs w:val="0"/>
+          <w:i w:val="0"/>
+          <w:iCs w:val="0"/>
+          <w:spacing w:val="0"/>
+        </w:rPr>
+        <w:t>MIRO.COM</w:t>
+      </w:r>
+    </w:p>
+    <w:p>
+      <w:pPr>
+        <w:pStyle w:val="ListParagraph"/>
         <w:spacing w:after="0" w:line="259" w:lineRule="auto"/>
         <w:ind w:left="1800" w:right="0" w:firstLine="0"/>
         <w:rPr>
@@ -4461,10 +4551,2921 @@
         <w:t>devices.</w:t>
       </w:r>
     </w:p>
+    <w:p>
+      <w:pPr>
+        <w:spacing w:after="0" w:line="259" w:lineRule="auto"/>
+        <w:ind w:right="0"/>
+        <w:rPr>
+          <w:rStyle w:val="BookTitle"/>
+          <w:b w:val="0"/>
+          <w:bCs w:val="0"/>
+          <w:i w:val="0"/>
+          <w:iCs w:val="0"/>
+          <w:spacing w:val="0"/>
+        </w:rPr>
+      </w:pPr>
+    </w:p>
+    <w:p>
+      <w:pPr>
+        <w:spacing w:after="0" w:line="259" w:lineRule="auto"/>
+        <w:ind w:right="0"/>
+        <w:rPr>
+          <w:rStyle w:val="BookTitle"/>
+          <w:b w:val="0"/>
+          <w:bCs w:val="0"/>
+          <w:i w:val="0"/>
+          <w:iCs w:val="0"/>
+          <w:spacing w:val="0"/>
+        </w:rPr>
+      </w:pPr>
+    </w:p>
+    <w:p>
+      <w:pPr>
+        <w:spacing w:after="0" w:line="259" w:lineRule="auto"/>
+        <w:ind w:right="0"/>
+        <w:rPr>
+          <w:rStyle w:val="BookTitle"/>
+          <w:b w:val="0"/>
+          <w:bCs w:val="0"/>
+          <w:i w:val="0"/>
+          <w:iCs w:val="0"/>
+          <w:spacing w:val="0"/>
+        </w:rPr>
+      </w:pPr>
+    </w:p>
+    <w:p>
+      <w:pPr>
+        <w:spacing w:after="0" w:line="259" w:lineRule="auto"/>
+        <w:ind w:right="0"/>
+        <w:rPr>
+          <w:rStyle w:val="BookTitle"/>
+          <w:b w:val="0"/>
+          <w:bCs w:val="0"/>
+          <w:i w:val="0"/>
+          <w:iCs w:val="0"/>
+          <w:spacing w:val="0"/>
+        </w:rPr>
+      </w:pPr>
+    </w:p>
+    <w:p>
+      <w:pPr>
+        <w:spacing w:after="0" w:line="259" w:lineRule="auto"/>
+        <w:ind w:right="0"/>
+        <w:rPr>
+          <w:rStyle w:val="BookTitle"/>
+          <w:b w:val="0"/>
+          <w:bCs w:val="0"/>
+          <w:i w:val="0"/>
+          <w:iCs w:val="0"/>
+          <w:spacing w:val="0"/>
+        </w:rPr>
+      </w:pPr>
+    </w:p>
+    <w:p>
+      <w:pPr>
+        <w:spacing w:after="0" w:line="259" w:lineRule="auto"/>
+        <w:ind w:right="0"/>
+        <w:rPr>
+          <w:rStyle w:val="BookTitle"/>
+          <w:b w:val="0"/>
+          <w:bCs w:val="0"/>
+          <w:i w:val="0"/>
+          <w:iCs w:val="0"/>
+          <w:spacing w:val="0"/>
+        </w:rPr>
+      </w:pPr>
+    </w:p>
+    <w:p>
+      <w:pPr>
+        <w:spacing w:after="0" w:line="259" w:lineRule="auto"/>
+        <w:ind w:right="0"/>
+        <w:rPr>
+          <w:rStyle w:val="BookTitle"/>
+          <w:b w:val="0"/>
+          <w:bCs w:val="0"/>
+          <w:i w:val="0"/>
+          <w:iCs w:val="0"/>
+          <w:spacing w:val="0"/>
+        </w:rPr>
+      </w:pPr>
+    </w:p>
+    <w:p>
+      <w:pPr>
+        <w:spacing w:after="0" w:line="259" w:lineRule="auto"/>
+        <w:ind w:right="0"/>
+        <w:rPr>
+          <w:rStyle w:val="BookTitle"/>
+          <w:b w:val="0"/>
+          <w:bCs w:val="0"/>
+          <w:i w:val="0"/>
+          <w:iCs w:val="0"/>
+          <w:spacing w:val="0"/>
+        </w:rPr>
+      </w:pPr>
+    </w:p>
+    <w:p>
+      <w:pPr>
+        <w:spacing w:after="0" w:line="259" w:lineRule="auto"/>
+        <w:ind w:right="0"/>
+        <w:rPr>
+          <w:rStyle w:val="BookTitle"/>
+          <w:b w:val="0"/>
+          <w:bCs w:val="0"/>
+          <w:i w:val="0"/>
+          <w:iCs w:val="0"/>
+          <w:spacing w:val="0"/>
+        </w:rPr>
+      </w:pPr>
+    </w:p>
+    <w:p>
+      <w:pPr>
+        <w:spacing w:after="0" w:line="259" w:lineRule="auto"/>
+        <w:ind w:right="0"/>
+        <w:rPr>
+          <w:rStyle w:val="BookTitle"/>
+          <w:b w:val="0"/>
+          <w:bCs w:val="0"/>
+          <w:i w:val="0"/>
+          <w:iCs w:val="0"/>
+          <w:spacing w:val="0"/>
+        </w:rPr>
+      </w:pPr>
+    </w:p>
+    <w:p>
+      <w:pPr>
+        <w:spacing w:after="0" w:line="259" w:lineRule="auto"/>
+        <w:ind w:right="0"/>
+        <w:rPr>
+          <w:rStyle w:val="BookTitle"/>
+          <w:b w:val="0"/>
+          <w:bCs w:val="0"/>
+          <w:i w:val="0"/>
+          <w:iCs w:val="0"/>
+          <w:spacing w:val="0"/>
+        </w:rPr>
+      </w:pPr>
+    </w:p>
+    <w:p>
+      <w:pPr>
+        <w:spacing w:after="0" w:line="259" w:lineRule="auto"/>
+        <w:ind w:right="0"/>
+        <w:rPr>
+          <w:rStyle w:val="BookTitle"/>
+          <w:b w:val="0"/>
+          <w:bCs w:val="0"/>
+          <w:i w:val="0"/>
+          <w:iCs w:val="0"/>
+          <w:spacing w:val="0"/>
+        </w:rPr>
+      </w:pPr>
+    </w:p>
+    <w:p>
+      <w:pPr>
+        <w:spacing w:after="0" w:line="259" w:lineRule="auto"/>
+        <w:ind w:right="0"/>
+        <w:rPr>
+          <w:rStyle w:val="BookTitle"/>
+          <w:b w:val="0"/>
+          <w:bCs w:val="0"/>
+          <w:i w:val="0"/>
+          <w:iCs w:val="0"/>
+          <w:spacing w:val="0"/>
+        </w:rPr>
+      </w:pPr>
+    </w:p>
+    <w:p>
+      <w:pPr>
+        <w:pStyle w:val="IntenseQuote"/>
+        <w:rPr>
+          <w:b/>
+          <w:bCs/>
+          <w:i w:val="0"/>
+          <w:iCs w:val="0"/>
+          <w:sz w:val="40"/>
+          <w:szCs w:val="40"/>
+        </w:rPr>
+      </w:pPr>
+      <w:r>
+        <w:rPr>
+          <w:b/>
+          <w:bCs/>
+          <w:i w:val="0"/>
+          <w:iCs w:val="0"/>
+          <w:sz w:val="40"/>
+          <w:szCs w:val="40"/>
+        </w:rPr>
+        <w:t>PAGE TEMPLATE DESIGN</w:t>
+      </w:r>
+      <w:r>
+        <w:rPr>
+          <w:b/>
+          <w:bCs/>
+          <w:i w:val="0"/>
+          <w:iCs w:val="0"/>
+          <w:sz w:val="40"/>
+          <w:szCs w:val="40"/>
+        </w:rPr>
+        <w:t xml:space="preserve"> - </w:t>
+      </w:r>
+      <w:r>
+        <w:rPr>
+          <w:b/>
+          <w:bCs/>
+          <w:sz w:val="40"/>
+          <w:szCs w:val="40"/>
+        </w:rPr>
+        <w:t>W</w:t>
+      </w:r>
+      <w:r>
+        <w:rPr>
+          <w:b/>
+          <w:bCs/>
+          <w:sz w:val="40"/>
+          <w:szCs w:val="40"/>
+        </w:rPr>
+        <w:t>I</w:t>
+      </w:r>
+      <w:r>
+        <w:rPr>
+          <w:b/>
+          <w:bCs/>
+          <w:sz w:val="40"/>
+          <w:szCs w:val="40"/>
+        </w:rPr>
+        <w:t>REFRAMES</w:t>
+      </w:r>
+    </w:p>
+    <w:p>
+      <w:pPr>
+        <w:spacing w:after="0" w:line="259" w:lineRule="auto"/>
+        <w:ind w:left="0" w:right="0" w:firstLine="0"/>
+        <w:rPr>
+          <w:b/>
+          <w:bCs/>
+          <w:i/>
+          <w:iCs/>
+          <w:sz w:val="28"/>
+          <w:szCs w:val="28"/>
+        </w:rPr>
+      </w:pPr>
+      <w:r>
+        <w:rPr>
+          <w:b/>
+          <w:bCs/>
+          <w:i/>
+          <w:iCs/>
+          <w:sz w:val="28"/>
+          <w:szCs w:val="28"/>
+        </w:rPr>
+        <w:t>HOMEPAGE</w:t>
+      </w:r>
+      <w:r>
+        <w:rPr>
+          <w:b/>
+          <w:bCs/>
+          <w:i/>
+          <w:iCs/>
+          <w:sz w:val="28"/>
+          <w:szCs w:val="28"/>
+        </w:rPr>
+        <w:t>:</w:t>
+      </w:r>
+    </w:p>
+    <w:p>
+      <w:pPr>
+        <w:spacing w:after="0" w:line="259" w:lineRule="auto"/>
+        <w:ind w:left="0" w:right="0" w:firstLine="0"/>
+        <w:rPr>
+          <w:rStyle w:val="BookTitle"/>
+          <w:b w:val="0"/>
+          <w:bCs w:val="0"/>
+          <w:i w:val="0"/>
+          <w:iCs w:val="0"/>
+          <w:spacing w:val="0"/>
+          <w:sz w:val="28"/>
+          <w:szCs w:val="28"/>
+        </w:rPr>
+      </w:pPr>
+      <w:r>
+        <w:rPr>
+          <w:noProof/>
+          <w:sz w:val="28"/>
+          <w:szCs w:val="28"/>
+        </w:rPr>
+        <w:drawing>
+          <wp:anchor distT="0" distB="0" distL="114300" distR="114300" simplePos="0" relativeHeight="251659264" behindDoc="1" locked="0" layoutInCell="1" allowOverlap="1" wp14:anchorId="14618692" wp14:editId="138624C0">
+            <wp:simplePos x="0" y="0"/>
+            <wp:positionH relativeFrom="page">
+              <wp:align>center</wp:align>
+            </wp:positionH>
+            <wp:positionV relativeFrom="paragraph">
+              <wp:posOffset>6985</wp:posOffset>
+            </wp:positionV>
+            <wp:extent cx="5645426" cy="7950598"/>
+            <wp:effectExtent l="0" t="0" r="0" b="0"/>
+            <wp:wrapNone/>
+            <wp:docPr id="465212322" name="Picture 2"/>
+            <wp:cNvGraphicFramePr>
+              <a:graphicFrameLocks xmlns:a="http://schemas.openxmlformats.org/drawingml/2006/main" noChangeAspect="1"/>
+            </wp:cNvGraphicFramePr>
+            <a:graphic xmlns:a="http://schemas.openxmlformats.org/drawingml/2006/main">
+              <a:graphicData uri="http://schemas.openxmlformats.org/drawingml/2006/picture">
+                <pic:pic xmlns:pic="http://schemas.openxmlformats.org/drawingml/2006/picture">
+                  <pic:nvPicPr>
+                    <pic:cNvPr id="465212322" name="Picture 465212322"/>
+                    <pic:cNvPicPr/>
+                  </pic:nvPicPr>
+                  <pic:blipFill>
+                    <a:blip r:embed="rId14">
+                      <a:extLst>
+                        <a:ext uri="{28A0092B-C50C-407E-A947-70E740481C1C}">
+                          <a14:useLocalDpi xmlns:a14="http://schemas.microsoft.com/office/drawing/2010/main" val="0"/>
+                        </a:ext>
+                      </a:extLst>
+                    </a:blip>
+                    <a:stretch>
+                      <a:fillRect/>
+                    </a:stretch>
+                  </pic:blipFill>
+                  <pic:spPr>
+                    <a:xfrm>
+                      <a:off x="0" y="0"/>
+                      <a:ext cx="5645426" cy="7950598"/>
+                    </a:xfrm>
+                    <a:prstGeom prst="rect">
+                      <a:avLst/>
+                    </a:prstGeom>
+                  </pic:spPr>
+                </pic:pic>
+              </a:graphicData>
+            </a:graphic>
+            <wp14:sizeRelH relativeFrom="margin">
+              <wp14:pctWidth>0</wp14:pctWidth>
+            </wp14:sizeRelH>
+            <wp14:sizeRelV relativeFrom="margin">
+              <wp14:pctHeight>0</wp14:pctHeight>
+            </wp14:sizeRelV>
+          </wp:anchor>
+        </w:drawing>
+      </w:r>
+    </w:p>
+    <w:p>
+      <w:pPr>
+        <w:spacing w:after="0" w:line="259" w:lineRule="auto"/>
+        <w:ind w:left="0" w:right="0" w:firstLine="0"/>
+        <w:rPr>
+          <w:rStyle w:val="BookTitle"/>
+          <w:b w:val="0"/>
+          <w:bCs w:val="0"/>
+          <w:i w:val="0"/>
+          <w:iCs w:val="0"/>
+          <w:spacing w:val="0"/>
+          <w:sz w:val="28"/>
+          <w:szCs w:val="28"/>
+        </w:rPr>
+      </w:pPr>
+    </w:p>
+    <w:p>
+      <w:pPr>
+        <w:spacing w:after="0" w:line="259" w:lineRule="auto"/>
+        <w:ind w:left="0" w:right="0" w:firstLine="0"/>
+        <w:rPr>
+          <w:rStyle w:val="BookTitle"/>
+          <w:b w:val="0"/>
+          <w:bCs w:val="0"/>
+          <w:i w:val="0"/>
+          <w:iCs w:val="0"/>
+          <w:spacing w:val="0"/>
+          <w:sz w:val="28"/>
+          <w:szCs w:val="28"/>
+        </w:rPr>
+      </w:pPr>
+    </w:p>
+    <w:p>
+      <w:pPr>
+        <w:spacing w:after="0" w:line="259" w:lineRule="auto"/>
+        <w:ind w:left="0" w:right="0" w:firstLine="0"/>
+        <w:rPr>
+          <w:rStyle w:val="BookTitle"/>
+          <w:b w:val="0"/>
+          <w:bCs w:val="0"/>
+          <w:i w:val="0"/>
+          <w:iCs w:val="0"/>
+          <w:spacing w:val="0"/>
+          <w:sz w:val="28"/>
+          <w:szCs w:val="28"/>
+        </w:rPr>
+      </w:pPr>
+    </w:p>
+    <w:p>
+      <w:pPr>
+        <w:spacing w:after="0" w:line="259" w:lineRule="auto"/>
+        <w:ind w:left="0" w:right="0" w:firstLine="0"/>
+        <w:rPr>
+          <w:rStyle w:val="BookTitle"/>
+          <w:b w:val="0"/>
+          <w:bCs w:val="0"/>
+          <w:i w:val="0"/>
+          <w:iCs w:val="0"/>
+          <w:spacing w:val="0"/>
+          <w:sz w:val="28"/>
+          <w:szCs w:val="28"/>
+        </w:rPr>
+      </w:pPr>
+    </w:p>
+    <w:p>
+      <w:pPr>
+        <w:spacing w:after="0" w:line="259" w:lineRule="auto"/>
+        <w:ind w:left="0" w:right="0" w:firstLine="0"/>
+        <w:rPr>
+          <w:rStyle w:val="BookTitle"/>
+          <w:b w:val="0"/>
+          <w:bCs w:val="0"/>
+          <w:i w:val="0"/>
+          <w:iCs w:val="0"/>
+          <w:spacing w:val="0"/>
+          <w:sz w:val="28"/>
+          <w:szCs w:val="28"/>
+        </w:rPr>
+      </w:pPr>
+    </w:p>
+    <w:p>
+      <w:pPr>
+        <w:spacing w:after="0" w:line="259" w:lineRule="auto"/>
+        <w:ind w:left="0" w:right="0" w:firstLine="0"/>
+        <w:rPr>
+          <w:rStyle w:val="BookTitle"/>
+          <w:b w:val="0"/>
+          <w:bCs w:val="0"/>
+          <w:i w:val="0"/>
+          <w:iCs w:val="0"/>
+          <w:spacing w:val="0"/>
+          <w:sz w:val="28"/>
+          <w:szCs w:val="28"/>
+        </w:rPr>
+      </w:pPr>
+    </w:p>
+    <w:p>
+      <w:pPr>
+        <w:spacing w:after="0" w:line="259" w:lineRule="auto"/>
+        <w:ind w:left="0" w:right="0" w:firstLine="0"/>
+        <w:rPr>
+          <w:rStyle w:val="BookTitle"/>
+          <w:b w:val="0"/>
+          <w:bCs w:val="0"/>
+          <w:i w:val="0"/>
+          <w:iCs w:val="0"/>
+          <w:spacing w:val="0"/>
+          <w:sz w:val="28"/>
+          <w:szCs w:val="28"/>
+        </w:rPr>
+      </w:pPr>
+    </w:p>
+    <w:p>
+      <w:pPr>
+        <w:spacing w:after="0" w:line="259" w:lineRule="auto"/>
+        <w:ind w:left="0" w:right="0" w:firstLine="0"/>
+        <w:rPr>
+          <w:rStyle w:val="BookTitle"/>
+          <w:b w:val="0"/>
+          <w:bCs w:val="0"/>
+          <w:i w:val="0"/>
+          <w:iCs w:val="0"/>
+          <w:spacing w:val="0"/>
+          <w:sz w:val="28"/>
+          <w:szCs w:val="28"/>
+        </w:rPr>
+      </w:pPr>
+    </w:p>
+    <w:p>
+      <w:pPr>
+        <w:spacing w:after="0" w:line="259" w:lineRule="auto"/>
+        <w:ind w:left="0" w:right="0" w:firstLine="0"/>
+        <w:rPr>
+          <w:rStyle w:val="BookTitle"/>
+          <w:b w:val="0"/>
+          <w:bCs w:val="0"/>
+          <w:i w:val="0"/>
+          <w:iCs w:val="0"/>
+          <w:spacing w:val="0"/>
+          <w:sz w:val="28"/>
+          <w:szCs w:val="28"/>
+        </w:rPr>
+      </w:pPr>
+    </w:p>
+    <w:p>
+      <w:pPr>
+        <w:spacing w:after="0" w:line="259" w:lineRule="auto"/>
+        <w:ind w:left="0" w:right="0" w:firstLine="0"/>
+        <w:rPr>
+          <w:rStyle w:val="BookTitle"/>
+          <w:b w:val="0"/>
+          <w:bCs w:val="0"/>
+          <w:i w:val="0"/>
+          <w:iCs w:val="0"/>
+          <w:spacing w:val="0"/>
+          <w:sz w:val="28"/>
+          <w:szCs w:val="28"/>
+        </w:rPr>
+      </w:pPr>
+    </w:p>
+    <w:p>
+      <w:pPr>
+        <w:spacing w:after="0" w:line="259" w:lineRule="auto"/>
+        <w:ind w:left="0" w:right="0" w:firstLine="0"/>
+        <w:rPr>
+          <w:rStyle w:val="BookTitle"/>
+          <w:b w:val="0"/>
+          <w:bCs w:val="0"/>
+          <w:i w:val="0"/>
+          <w:iCs w:val="0"/>
+          <w:spacing w:val="0"/>
+          <w:sz w:val="28"/>
+          <w:szCs w:val="28"/>
+        </w:rPr>
+      </w:pPr>
+    </w:p>
+    <w:p>
+      <w:pPr>
+        <w:spacing w:after="0" w:line="259" w:lineRule="auto"/>
+        <w:ind w:left="0" w:right="0" w:firstLine="0"/>
+        <w:rPr>
+          <w:rStyle w:val="BookTitle"/>
+          <w:b w:val="0"/>
+          <w:bCs w:val="0"/>
+          <w:i w:val="0"/>
+          <w:iCs w:val="0"/>
+          <w:spacing w:val="0"/>
+          <w:sz w:val="28"/>
+          <w:szCs w:val="28"/>
+        </w:rPr>
+      </w:pPr>
+    </w:p>
+    <w:p>
+      <w:pPr>
+        <w:spacing w:after="0" w:line="259" w:lineRule="auto"/>
+        <w:ind w:left="0" w:right="0" w:firstLine="0"/>
+        <w:rPr>
+          <w:rStyle w:val="BookTitle"/>
+          <w:b w:val="0"/>
+          <w:bCs w:val="0"/>
+          <w:i w:val="0"/>
+          <w:iCs w:val="0"/>
+          <w:spacing w:val="0"/>
+          <w:sz w:val="28"/>
+          <w:szCs w:val="28"/>
+        </w:rPr>
+      </w:pPr>
+    </w:p>
+    <w:p>
+      <w:pPr>
+        <w:spacing w:after="0" w:line="259" w:lineRule="auto"/>
+        <w:ind w:left="0" w:right="0" w:firstLine="0"/>
+        <w:rPr>
+          <w:rStyle w:val="BookTitle"/>
+          <w:b w:val="0"/>
+          <w:bCs w:val="0"/>
+          <w:i w:val="0"/>
+          <w:iCs w:val="0"/>
+          <w:spacing w:val="0"/>
+          <w:sz w:val="28"/>
+          <w:szCs w:val="28"/>
+        </w:rPr>
+      </w:pPr>
+    </w:p>
+    <w:p>
+      <w:pPr>
+        <w:spacing w:after="0" w:line="259" w:lineRule="auto"/>
+        <w:ind w:left="0" w:right="0" w:firstLine="0"/>
+        <w:rPr>
+          <w:rStyle w:val="BookTitle"/>
+          <w:b w:val="0"/>
+          <w:bCs w:val="0"/>
+          <w:i w:val="0"/>
+          <w:iCs w:val="0"/>
+          <w:spacing w:val="0"/>
+          <w:sz w:val="28"/>
+          <w:szCs w:val="28"/>
+        </w:rPr>
+      </w:pPr>
+    </w:p>
+    <w:p>
+      <w:pPr>
+        <w:spacing w:after="0" w:line="259" w:lineRule="auto"/>
+        <w:ind w:left="0" w:right="0" w:firstLine="0"/>
+        <w:rPr>
+          <w:rStyle w:val="BookTitle"/>
+          <w:b w:val="0"/>
+          <w:bCs w:val="0"/>
+          <w:i w:val="0"/>
+          <w:iCs w:val="0"/>
+          <w:spacing w:val="0"/>
+          <w:sz w:val="28"/>
+          <w:szCs w:val="28"/>
+        </w:rPr>
+      </w:pPr>
+    </w:p>
+    <w:p>
+      <w:pPr>
+        <w:spacing w:after="0" w:line="259" w:lineRule="auto"/>
+        <w:ind w:left="0" w:right="0" w:firstLine="0"/>
+        <w:rPr>
+          <w:rStyle w:val="BookTitle"/>
+          <w:b w:val="0"/>
+          <w:bCs w:val="0"/>
+          <w:i w:val="0"/>
+          <w:iCs w:val="0"/>
+          <w:spacing w:val="0"/>
+          <w:sz w:val="28"/>
+          <w:szCs w:val="28"/>
+        </w:rPr>
+      </w:pPr>
+    </w:p>
+    <w:p>
+      <w:pPr>
+        <w:spacing w:after="0" w:line="259" w:lineRule="auto"/>
+        <w:ind w:left="0" w:right="0" w:firstLine="0"/>
+        <w:rPr>
+          <w:rStyle w:val="BookTitle"/>
+          <w:b w:val="0"/>
+          <w:bCs w:val="0"/>
+          <w:i w:val="0"/>
+          <w:iCs w:val="0"/>
+          <w:spacing w:val="0"/>
+          <w:sz w:val="28"/>
+          <w:szCs w:val="28"/>
+        </w:rPr>
+      </w:pPr>
+    </w:p>
+    <w:p>
+      <w:pPr>
+        <w:spacing w:after="0" w:line="259" w:lineRule="auto"/>
+        <w:ind w:left="0" w:right="0" w:firstLine="0"/>
+        <w:rPr>
+          <w:rStyle w:val="BookTitle"/>
+          <w:b w:val="0"/>
+          <w:bCs w:val="0"/>
+          <w:i w:val="0"/>
+          <w:iCs w:val="0"/>
+          <w:spacing w:val="0"/>
+          <w:sz w:val="28"/>
+          <w:szCs w:val="28"/>
+        </w:rPr>
+      </w:pPr>
+    </w:p>
+    <w:p>
+      <w:pPr>
+        <w:spacing w:after="0" w:line="259" w:lineRule="auto"/>
+        <w:ind w:left="0" w:right="0" w:firstLine="0"/>
+        <w:rPr>
+          <w:rStyle w:val="BookTitle"/>
+          <w:b w:val="0"/>
+          <w:bCs w:val="0"/>
+          <w:i w:val="0"/>
+          <w:iCs w:val="0"/>
+          <w:spacing w:val="0"/>
+          <w:sz w:val="28"/>
+          <w:szCs w:val="28"/>
+        </w:rPr>
+      </w:pPr>
+    </w:p>
+    <w:p>
+      <w:pPr>
+        <w:spacing w:after="0" w:line="259" w:lineRule="auto"/>
+        <w:ind w:left="0" w:right="0" w:firstLine="0"/>
+        <w:rPr>
+          <w:rStyle w:val="BookTitle"/>
+          <w:b w:val="0"/>
+          <w:bCs w:val="0"/>
+          <w:i w:val="0"/>
+          <w:iCs w:val="0"/>
+          <w:spacing w:val="0"/>
+          <w:sz w:val="28"/>
+          <w:szCs w:val="28"/>
+        </w:rPr>
+      </w:pPr>
+    </w:p>
+    <w:p>
+      <w:pPr>
+        <w:spacing w:after="0" w:line="259" w:lineRule="auto"/>
+        <w:ind w:left="0" w:right="0" w:firstLine="0"/>
+        <w:rPr>
+          <w:rStyle w:val="BookTitle"/>
+          <w:b w:val="0"/>
+          <w:bCs w:val="0"/>
+          <w:i w:val="0"/>
+          <w:iCs w:val="0"/>
+          <w:spacing w:val="0"/>
+          <w:sz w:val="28"/>
+          <w:szCs w:val="28"/>
+        </w:rPr>
+      </w:pPr>
+    </w:p>
+    <w:p>
+      <w:pPr>
+        <w:spacing w:after="0" w:line="259" w:lineRule="auto"/>
+        <w:ind w:left="0" w:right="0" w:firstLine="0"/>
+        <w:rPr>
+          <w:rStyle w:val="BookTitle"/>
+          <w:b w:val="0"/>
+          <w:bCs w:val="0"/>
+          <w:i w:val="0"/>
+          <w:iCs w:val="0"/>
+          <w:spacing w:val="0"/>
+          <w:sz w:val="28"/>
+          <w:szCs w:val="28"/>
+        </w:rPr>
+      </w:pPr>
+    </w:p>
+    <w:p>
+      <w:pPr>
+        <w:spacing w:after="0" w:line="259" w:lineRule="auto"/>
+        <w:ind w:left="0" w:right="0" w:firstLine="0"/>
+        <w:rPr>
+          <w:rStyle w:val="BookTitle"/>
+          <w:b w:val="0"/>
+          <w:bCs w:val="0"/>
+          <w:i w:val="0"/>
+          <w:iCs w:val="0"/>
+          <w:spacing w:val="0"/>
+          <w:sz w:val="28"/>
+          <w:szCs w:val="28"/>
+        </w:rPr>
+      </w:pPr>
+    </w:p>
+    <w:p>
+      <w:pPr>
+        <w:spacing w:after="0" w:line="259" w:lineRule="auto"/>
+        <w:ind w:left="0" w:right="0" w:firstLine="0"/>
+        <w:rPr>
+          <w:rStyle w:val="BookTitle"/>
+          <w:b w:val="0"/>
+          <w:bCs w:val="0"/>
+          <w:i w:val="0"/>
+          <w:iCs w:val="0"/>
+          <w:spacing w:val="0"/>
+          <w:sz w:val="28"/>
+          <w:szCs w:val="28"/>
+        </w:rPr>
+      </w:pPr>
+    </w:p>
+    <w:p>
+      <w:pPr>
+        <w:spacing w:after="0" w:line="259" w:lineRule="auto"/>
+        <w:ind w:left="0" w:right="0" w:firstLine="0"/>
+        <w:rPr>
+          <w:rStyle w:val="BookTitle"/>
+          <w:b w:val="0"/>
+          <w:bCs w:val="0"/>
+          <w:i w:val="0"/>
+          <w:iCs w:val="0"/>
+          <w:spacing w:val="0"/>
+          <w:sz w:val="28"/>
+          <w:szCs w:val="28"/>
+        </w:rPr>
+      </w:pPr>
+    </w:p>
+    <w:p>
+      <w:pPr>
+        <w:spacing w:after="0" w:line="259" w:lineRule="auto"/>
+        <w:ind w:left="0" w:right="0" w:firstLine="0"/>
+        <w:rPr>
+          <w:rStyle w:val="BookTitle"/>
+          <w:b w:val="0"/>
+          <w:bCs w:val="0"/>
+          <w:i w:val="0"/>
+          <w:iCs w:val="0"/>
+          <w:spacing w:val="0"/>
+          <w:sz w:val="28"/>
+          <w:szCs w:val="28"/>
+        </w:rPr>
+      </w:pPr>
+    </w:p>
+    <w:p>
+      <w:pPr>
+        <w:spacing w:after="0" w:line="259" w:lineRule="auto"/>
+        <w:ind w:left="0" w:right="0" w:firstLine="0"/>
+        <w:rPr>
+          <w:rStyle w:val="BookTitle"/>
+          <w:b w:val="0"/>
+          <w:bCs w:val="0"/>
+          <w:i w:val="0"/>
+          <w:iCs w:val="0"/>
+          <w:spacing w:val="0"/>
+          <w:sz w:val="28"/>
+          <w:szCs w:val="28"/>
+        </w:rPr>
+      </w:pPr>
+    </w:p>
+    <w:p>
+      <w:pPr>
+        <w:spacing w:after="0" w:line="259" w:lineRule="auto"/>
+        <w:ind w:left="0" w:right="0" w:firstLine="0"/>
+        <w:rPr>
+          <w:rStyle w:val="BookTitle"/>
+          <w:b w:val="0"/>
+          <w:bCs w:val="0"/>
+          <w:i w:val="0"/>
+          <w:iCs w:val="0"/>
+          <w:spacing w:val="0"/>
+          <w:sz w:val="28"/>
+          <w:szCs w:val="28"/>
+        </w:rPr>
+      </w:pPr>
+    </w:p>
+    <w:p>
+      <w:pPr>
+        <w:spacing w:after="0" w:line="259" w:lineRule="auto"/>
+        <w:ind w:left="0" w:right="0" w:firstLine="0"/>
+        <w:rPr>
+          <w:rStyle w:val="BookTitle"/>
+          <w:b w:val="0"/>
+          <w:bCs w:val="0"/>
+          <w:i w:val="0"/>
+          <w:iCs w:val="0"/>
+          <w:spacing w:val="0"/>
+          <w:sz w:val="28"/>
+          <w:szCs w:val="28"/>
+        </w:rPr>
+      </w:pPr>
+    </w:p>
+    <w:p>
+      <w:pPr>
+        <w:spacing w:after="0" w:line="259" w:lineRule="auto"/>
+        <w:ind w:left="0" w:right="0" w:firstLine="0"/>
+        <w:rPr>
+          <w:rStyle w:val="BookTitle"/>
+          <w:b w:val="0"/>
+          <w:bCs w:val="0"/>
+          <w:i w:val="0"/>
+          <w:iCs w:val="0"/>
+          <w:spacing w:val="0"/>
+          <w:sz w:val="28"/>
+          <w:szCs w:val="28"/>
+        </w:rPr>
+      </w:pPr>
+    </w:p>
+    <w:p>
+      <w:pPr>
+        <w:spacing w:after="0" w:line="259" w:lineRule="auto"/>
+        <w:ind w:left="0" w:right="0" w:firstLine="0"/>
+        <w:rPr>
+          <w:rStyle w:val="BookTitle"/>
+          <w:b w:val="0"/>
+          <w:bCs w:val="0"/>
+          <w:i w:val="0"/>
+          <w:iCs w:val="0"/>
+          <w:spacing w:val="0"/>
+          <w:sz w:val="28"/>
+          <w:szCs w:val="28"/>
+        </w:rPr>
+      </w:pPr>
+    </w:p>
+    <w:p>
+      <w:pPr>
+        <w:spacing w:after="0" w:line="259" w:lineRule="auto"/>
+        <w:ind w:left="0" w:right="0" w:firstLine="0"/>
+        <w:rPr>
+          <w:rStyle w:val="BookTitle"/>
+          <w:spacing w:val="0"/>
+          <w:sz w:val="32"/>
+          <w:szCs w:val="32"/>
+        </w:rPr>
+      </w:pPr>
+      <w:r>
+        <w:rPr>
+          <w:rStyle w:val="BookTitle"/>
+          <w:spacing w:val="0"/>
+          <w:sz w:val="32"/>
+          <w:szCs w:val="32"/>
+        </w:rPr>
+        <w:t>ABOUT:</w:t>
+      </w:r>
+      <w:r>
+        <w:rPr>
+          <w:b/>
+          <w:bCs/>
+          <w:i/>
+          <w:iCs/>
+          <w:noProof/>
+          <w:sz w:val="28"/>
+          <w:szCs w:val="28"/>
+        </w:rPr>
+        <w:drawing>
+          <wp:inline distT="0" distB="0" distL="0" distR="0" wp14:anchorId="76822B86" wp14:editId="779CC95D">
+            <wp:extent cx="6167120" cy="6696710"/>
+            <wp:effectExtent l="0" t="0" r="5080" b="8890"/>
+            <wp:docPr id="955387401" name="Picture 3"/>
+            <wp:cNvGraphicFramePr>
+              <a:graphicFrameLocks xmlns:a="http://schemas.openxmlformats.org/drawingml/2006/main" noChangeAspect="1"/>
+            </wp:cNvGraphicFramePr>
+            <a:graphic xmlns:a="http://schemas.openxmlformats.org/drawingml/2006/main">
+              <a:graphicData uri="http://schemas.openxmlformats.org/drawingml/2006/picture">
+                <pic:pic xmlns:pic="http://schemas.openxmlformats.org/drawingml/2006/picture">
+                  <pic:nvPicPr>
+                    <pic:cNvPr id="955387401" name="Picture 955387401"/>
+                    <pic:cNvPicPr/>
+                  </pic:nvPicPr>
+                  <pic:blipFill>
+                    <a:blip r:embed="rId15">
+                      <a:extLst>
+                        <a:ext uri="{28A0092B-C50C-407E-A947-70E740481C1C}">
+                          <a14:useLocalDpi xmlns:a14="http://schemas.microsoft.com/office/drawing/2010/main" val="0"/>
+                        </a:ext>
+                      </a:extLst>
+                    </a:blip>
+                    <a:stretch>
+                      <a:fillRect/>
+                    </a:stretch>
+                  </pic:blipFill>
+                  <pic:spPr>
+                    <a:xfrm>
+                      <a:off x="0" y="0"/>
+                      <a:ext cx="6167120" cy="6696710"/>
+                    </a:xfrm>
+                    <a:prstGeom prst="rect">
+                      <a:avLst/>
+                    </a:prstGeom>
+                  </pic:spPr>
+                </pic:pic>
+              </a:graphicData>
+            </a:graphic>
+          </wp:inline>
+        </w:drawing>
+      </w:r>
+    </w:p>
+    <w:p>
+      <w:pPr>
+        <w:spacing w:after="0" w:line="259" w:lineRule="auto"/>
+        <w:ind w:left="0" w:right="0" w:firstLine="0"/>
+        <w:rPr>
+          <w:rStyle w:val="BookTitle"/>
+          <w:spacing w:val="0"/>
+          <w:sz w:val="32"/>
+          <w:szCs w:val="32"/>
+        </w:rPr>
+      </w:pPr>
+    </w:p>
+    <w:p>
+      <w:pPr>
+        <w:spacing w:after="0" w:line="259" w:lineRule="auto"/>
+        <w:ind w:left="0" w:right="0" w:firstLine="0"/>
+        <w:rPr>
+          <w:rStyle w:val="BookTitle"/>
+          <w:spacing w:val="0"/>
+          <w:sz w:val="32"/>
+          <w:szCs w:val="32"/>
+        </w:rPr>
+      </w:pPr>
+    </w:p>
+    <w:p>
+      <w:pPr>
+        <w:spacing w:after="0" w:line="259" w:lineRule="auto"/>
+        <w:ind w:left="0" w:right="0" w:firstLine="0"/>
+        <w:rPr>
+          <w:rStyle w:val="BookTitle"/>
+          <w:spacing w:val="0"/>
+          <w:sz w:val="32"/>
+          <w:szCs w:val="32"/>
+        </w:rPr>
+      </w:pPr>
+    </w:p>
+    <w:p>
+      <w:pPr>
+        <w:spacing w:after="0" w:line="259" w:lineRule="auto"/>
+        <w:ind w:left="0" w:right="0" w:firstLine="0"/>
+        <w:rPr>
+          <w:rStyle w:val="BookTitle"/>
+          <w:spacing w:val="0"/>
+          <w:sz w:val="32"/>
+          <w:szCs w:val="32"/>
+        </w:rPr>
+      </w:pPr>
+    </w:p>
+    <w:p>
+      <w:pPr>
+        <w:spacing w:after="0" w:line="259" w:lineRule="auto"/>
+        <w:ind w:left="0" w:right="0" w:firstLine="0"/>
+        <w:rPr>
+          <w:rStyle w:val="BookTitle"/>
+          <w:spacing w:val="0"/>
+          <w:sz w:val="32"/>
+          <w:szCs w:val="32"/>
+        </w:rPr>
+      </w:pPr>
+    </w:p>
+    <w:p>
+      <w:pPr>
+        <w:spacing w:after="0" w:line="259" w:lineRule="auto"/>
+        <w:ind w:left="0" w:right="0" w:firstLine="0"/>
+        <w:rPr>
+          <w:rStyle w:val="BookTitle"/>
+          <w:spacing w:val="0"/>
+          <w:sz w:val="32"/>
+          <w:szCs w:val="32"/>
+        </w:rPr>
+      </w:pPr>
+    </w:p>
+    <w:p>
+      <w:pPr>
+        <w:spacing w:after="0" w:line="259" w:lineRule="auto"/>
+        <w:ind w:left="0" w:right="0" w:firstLine="0"/>
+        <w:rPr>
+          <w:rStyle w:val="BookTitle"/>
+          <w:spacing w:val="0"/>
+          <w:sz w:val="32"/>
+          <w:szCs w:val="32"/>
+        </w:rPr>
+      </w:pPr>
+    </w:p>
+    <w:p>
+      <w:pPr>
+        <w:spacing w:after="0" w:line="259" w:lineRule="auto"/>
+        <w:ind w:left="0" w:right="0" w:firstLine="0"/>
+        <w:rPr>
+          <w:rStyle w:val="BookTitle"/>
+          <w:spacing w:val="0"/>
+          <w:sz w:val="32"/>
+          <w:szCs w:val="32"/>
+        </w:rPr>
+      </w:pPr>
+      <w:r>
+        <w:rPr>
+          <w:rStyle w:val="BookTitle"/>
+          <w:spacing w:val="0"/>
+          <w:sz w:val="32"/>
+          <w:szCs w:val="32"/>
+        </w:rPr>
+        <w:t>SERVICES PART</w:t>
+      </w:r>
+      <w:r>
+        <w:rPr>
+          <w:rStyle w:val="BookTitle"/>
+          <w:spacing w:val="0"/>
+          <w:sz w:val="32"/>
+          <w:szCs w:val="32"/>
+        </w:rPr>
+        <w:t>1</w:t>
+      </w:r>
+      <w:r>
+        <w:rPr>
+          <w:rStyle w:val="BookTitle"/>
+          <w:spacing w:val="0"/>
+          <w:sz w:val="32"/>
+          <w:szCs w:val="32"/>
+        </w:rPr>
+        <w:t>:</w:t>
+      </w:r>
+      <w:r>
+        <w:rPr>
+          <w:b/>
+          <w:bCs/>
+          <w:i/>
+          <w:iCs/>
+          <w:noProof/>
+          <w:sz w:val="28"/>
+          <w:szCs w:val="28"/>
+        </w:rPr>
+        <w:drawing>
+          <wp:anchor distT="0" distB="0" distL="114300" distR="114300" simplePos="0" relativeHeight="251661312" behindDoc="0" locked="0" layoutInCell="1" allowOverlap="1" wp14:anchorId="61E8AADA" wp14:editId="258E66E9">
+            <wp:simplePos x="0" y="0"/>
+            <wp:positionH relativeFrom="column">
+              <wp:posOffset>0</wp:posOffset>
+            </wp:positionH>
+            <wp:positionV relativeFrom="paragraph">
+              <wp:posOffset>267970</wp:posOffset>
+            </wp:positionV>
+            <wp:extent cx="6167120" cy="5558155"/>
+            <wp:effectExtent l="0" t="0" r="5080" b="4445"/>
+            <wp:wrapThrough wrapText="bothSides">
+              <wp:wrapPolygon edited="0">
+                <wp:start x="0" y="0"/>
+                <wp:lineTo x="0" y="21543"/>
+                <wp:lineTo x="21551" y="21543"/>
+                <wp:lineTo x="21551" y="0"/>
+                <wp:lineTo x="0" y="0"/>
+              </wp:wrapPolygon>
+            </wp:wrapThrough>
+            <wp:docPr id="1241622146" name="Picture 4"/>
+            <wp:cNvGraphicFramePr>
+              <a:graphicFrameLocks xmlns:a="http://schemas.openxmlformats.org/drawingml/2006/main" noChangeAspect="1"/>
+            </wp:cNvGraphicFramePr>
+            <a:graphic xmlns:a="http://schemas.openxmlformats.org/drawingml/2006/main">
+              <a:graphicData uri="http://schemas.openxmlformats.org/drawingml/2006/picture">
+                <pic:pic xmlns:pic="http://schemas.openxmlformats.org/drawingml/2006/picture">
+                  <pic:nvPicPr>
+                    <pic:cNvPr id="1241622146" name="Picture 1241622146"/>
+                    <pic:cNvPicPr/>
+                  </pic:nvPicPr>
+                  <pic:blipFill>
+                    <a:blip r:embed="rId16">
+                      <a:extLst>
+                        <a:ext uri="{28A0092B-C50C-407E-A947-70E740481C1C}">
+                          <a14:useLocalDpi xmlns:a14="http://schemas.microsoft.com/office/drawing/2010/main" val="0"/>
+                        </a:ext>
+                      </a:extLst>
+                    </a:blip>
+                    <a:stretch>
+                      <a:fillRect/>
+                    </a:stretch>
+                  </pic:blipFill>
+                  <pic:spPr>
+                    <a:xfrm>
+                      <a:off x="0" y="0"/>
+                      <a:ext cx="6167120" cy="5558155"/>
+                    </a:xfrm>
+                    <a:prstGeom prst="rect">
+                      <a:avLst/>
+                    </a:prstGeom>
+                  </pic:spPr>
+                </pic:pic>
+              </a:graphicData>
+            </a:graphic>
+          </wp:anchor>
+        </w:drawing>
+      </w:r>
+    </w:p>
+    <w:p>
+      <w:pPr>
+        <w:spacing w:after="0" w:line="259" w:lineRule="auto"/>
+        <w:ind w:left="0" w:right="0" w:firstLine="0"/>
+        <w:rPr>
+          <w:rStyle w:val="BookTitle"/>
+          <w:spacing w:val="0"/>
+          <w:sz w:val="32"/>
+          <w:szCs w:val="32"/>
+        </w:rPr>
+      </w:pPr>
+    </w:p>
+    <w:p>
+      <w:pPr>
+        <w:spacing w:after="0" w:line="259" w:lineRule="auto"/>
+        <w:ind w:left="0" w:right="0" w:firstLine="0"/>
+        <w:rPr>
+          <w:rStyle w:val="BookTitle"/>
+          <w:spacing w:val="0"/>
+          <w:sz w:val="32"/>
+          <w:szCs w:val="32"/>
+        </w:rPr>
+      </w:pPr>
+    </w:p>
+    <w:p>
+      <w:pPr>
+        <w:spacing w:after="0" w:line="259" w:lineRule="auto"/>
+        <w:ind w:left="0" w:right="0" w:firstLine="0"/>
+        <w:rPr>
+          <w:rStyle w:val="BookTitle"/>
+          <w:spacing w:val="0"/>
+          <w:sz w:val="32"/>
+          <w:szCs w:val="32"/>
+        </w:rPr>
+      </w:pPr>
+    </w:p>
+    <w:p>
+      <w:pPr>
+        <w:spacing w:after="0" w:line="259" w:lineRule="auto"/>
+        <w:ind w:left="0" w:right="0" w:firstLine="0"/>
+        <w:rPr>
+          <w:rStyle w:val="BookTitle"/>
+          <w:spacing w:val="0"/>
+          <w:sz w:val="32"/>
+          <w:szCs w:val="32"/>
+        </w:rPr>
+      </w:pPr>
+    </w:p>
+    <w:p>
+      <w:pPr>
+        <w:spacing w:after="0" w:line="259" w:lineRule="auto"/>
+        <w:ind w:left="0" w:right="0" w:firstLine="0"/>
+        <w:rPr>
+          <w:rStyle w:val="BookTitle"/>
+          <w:spacing w:val="0"/>
+          <w:sz w:val="32"/>
+          <w:szCs w:val="32"/>
+        </w:rPr>
+      </w:pPr>
+    </w:p>
+    <w:p>
+      <w:pPr>
+        <w:spacing w:after="0" w:line="259" w:lineRule="auto"/>
+        <w:ind w:left="0" w:right="0" w:firstLine="0"/>
+        <w:rPr>
+          <w:rStyle w:val="BookTitle"/>
+          <w:spacing w:val="0"/>
+          <w:sz w:val="32"/>
+          <w:szCs w:val="32"/>
+        </w:rPr>
+      </w:pPr>
+    </w:p>
+    <w:p>
+      <w:pPr>
+        <w:spacing w:after="0" w:line="259" w:lineRule="auto"/>
+        <w:ind w:left="0" w:right="0" w:firstLine="0"/>
+        <w:rPr>
+          <w:rStyle w:val="BookTitle"/>
+          <w:spacing w:val="0"/>
+          <w:sz w:val="32"/>
+          <w:szCs w:val="32"/>
+        </w:rPr>
+      </w:pPr>
+    </w:p>
+    <w:p>
+      <w:pPr>
+        <w:spacing w:after="0" w:line="259" w:lineRule="auto"/>
+        <w:ind w:left="0" w:right="0" w:firstLine="0"/>
+        <w:rPr>
+          <w:rStyle w:val="BookTitle"/>
+          <w:spacing w:val="0"/>
+          <w:sz w:val="32"/>
+          <w:szCs w:val="32"/>
+        </w:rPr>
+      </w:pPr>
+    </w:p>
+    <w:p>
+      <w:pPr>
+        <w:spacing w:after="0" w:line="259" w:lineRule="auto"/>
+        <w:ind w:left="0" w:right="0" w:firstLine="0"/>
+        <w:rPr>
+          <w:rStyle w:val="BookTitle"/>
+          <w:spacing w:val="0"/>
+          <w:sz w:val="32"/>
+          <w:szCs w:val="32"/>
+        </w:rPr>
+      </w:pPr>
+    </w:p>
+    <w:p>
+      <w:pPr>
+        <w:spacing w:after="0" w:line="259" w:lineRule="auto"/>
+        <w:ind w:left="0" w:right="0" w:firstLine="0"/>
+        <w:rPr>
+          <w:rStyle w:val="BookTitle"/>
+          <w:spacing w:val="0"/>
+          <w:sz w:val="32"/>
+          <w:szCs w:val="32"/>
+        </w:rPr>
+      </w:pPr>
+      <w:r>
+        <w:rPr>
+          <w:rStyle w:val="BookTitle"/>
+          <w:spacing w:val="0"/>
+          <w:sz w:val="32"/>
+          <w:szCs w:val="32"/>
+        </w:rPr>
+        <w:t>PART2:</w:t>
+      </w:r>
+      <w:r>
+        <w:rPr>
+          <w:b/>
+          <w:bCs/>
+          <w:i/>
+          <w:iCs/>
+          <w:noProof/>
+          <w:sz w:val="32"/>
+          <w:szCs w:val="32"/>
+        </w:rPr>
+        <w:drawing>
+          <wp:inline distT="0" distB="0" distL="0" distR="0" wp14:anchorId="7A73F6BC" wp14:editId="7D4DDF0C">
+            <wp:extent cx="6167120" cy="5491480"/>
+            <wp:effectExtent l="0" t="0" r="5080" b="0"/>
+            <wp:docPr id="1464270150" name="Picture 7"/>
+            <wp:cNvGraphicFramePr>
+              <a:graphicFrameLocks xmlns:a="http://schemas.openxmlformats.org/drawingml/2006/main" noChangeAspect="1"/>
+            </wp:cNvGraphicFramePr>
+            <a:graphic xmlns:a="http://schemas.openxmlformats.org/drawingml/2006/main">
+              <a:graphicData uri="http://schemas.openxmlformats.org/drawingml/2006/picture">
+                <pic:pic xmlns:pic="http://schemas.openxmlformats.org/drawingml/2006/picture">
+                  <pic:nvPicPr>
+                    <pic:cNvPr id="1464270150" name="Picture 1464270150"/>
+                    <pic:cNvPicPr/>
+                  </pic:nvPicPr>
+                  <pic:blipFill>
+                    <a:blip r:embed="rId17">
+                      <a:extLst>
+                        <a:ext uri="{28A0092B-C50C-407E-A947-70E740481C1C}">
+                          <a14:useLocalDpi xmlns:a14="http://schemas.microsoft.com/office/drawing/2010/main" val="0"/>
+                        </a:ext>
+                      </a:extLst>
+                    </a:blip>
+                    <a:stretch>
+                      <a:fillRect/>
+                    </a:stretch>
+                  </pic:blipFill>
+                  <pic:spPr>
+                    <a:xfrm>
+                      <a:off x="0" y="0"/>
+                      <a:ext cx="6167120" cy="5491480"/>
+                    </a:xfrm>
+                    <a:prstGeom prst="rect">
+                      <a:avLst/>
+                    </a:prstGeom>
+                  </pic:spPr>
+                </pic:pic>
+              </a:graphicData>
+            </a:graphic>
+          </wp:inline>
+        </w:drawing>
+      </w:r>
+    </w:p>
+    <w:p>
+      <w:pPr>
+        <w:spacing w:after="0" w:line="259" w:lineRule="auto"/>
+        <w:ind w:left="0" w:right="0" w:firstLine="0"/>
+        <w:rPr>
+          <w:rStyle w:val="BookTitle"/>
+          <w:spacing w:val="0"/>
+          <w:sz w:val="32"/>
+          <w:szCs w:val="32"/>
+        </w:rPr>
+      </w:pPr>
+    </w:p>
+    <w:p>
+      <w:pPr>
+        <w:spacing w:after="0" w:line="259" w:lineRule="auto"/>
+        <w:ind w:left="0" w:right="0" w:firstLine="0"/>
+        <w:rPr>
+          <w:rStyle w:val="BookTitle"/>
+          <w:spacing w:val="0"/>
+          <w:sz w:val="32"/>
+          <w:szCs w:val="32"/>
+        </w:rPr>
+      </w:pPr>
+    </w:p>
+    <w:p>
+      <w:pPr>
+        <w:spacing w:after="0" w:line="259" w:lineRule="auto"/>
+        <w:ind w:left="0" w:right="0" w:firstLine="0"/>
+        <w:rPr>
+          <w:rStyle w:val="BookTitle"/>
+          <w:spacing w:val="0"/>
+          <w:sz w:val="32"/>
+          <w:szCs w:val="32"/>
+        </w:rPr>
+      </w:pPr>
+    </w:p>
+    <w:p>
+      <w:pPr>
+        <w:spacing w:after="0" w:line="259" w:lineRule="auto"/>
+        <w:ind w:left="0" w:right="0" w:firstLine="0"/>
+        <w:rPr>
+          <w:rStyle w:val="BookTitle"/>
+          <w:spacing w:val="0"/>
+          <w:sz w:val="32"/>
+          <w:szCs w:val="32"/>
+        </w:rPr>
+      </w:pPr>
+    </w:p>
+    <w:p>
+      <w:pPr>
+        <w:spacing w:after="0" w:line="259" w:lineRule="auto"/>
+        <w:ind w:left="0" w:right="0" w:firstLine="0"/>
+        <w:rPr>
+          <w:rStyle w:val="BookTitle"/>
+          <w:spacing w:val="0"/>
+          <w:sz w:val="32"/>
+          <w:szCs w:val="32"/>
+        </w:rPr>
+      </w:pPr>
+    </w:p>
+    <w:p>
+      <w:pPr>
+        <w:spacing w:after="0" w:line="259" w:lineRule="auto"/>
+        <w:ind w:left="0" w:right="0" w:firstLine="0"/>
+        <w:rPr>
+          <w:rStyle w:val="BookTitle"/>
+          <w:spacing w:val="0"/>
+          <w:sz w:val="32"/>
+          <w:szCs w:val="32"/>
+        </w:rPr>
+      </w:pPr>
+    </w:p>
+    <w:p>
+      <w:pPr>
+        <w:spacing w:after="0" w:line="259" w:lineRule="auto"/>
+        <w:ind w:left="0" w:right="0" w:firstLine="0"/>
+        <w:rPr>
+          <w:rStyle w:val="BookTitle"/>
+          <w:spacing w:val="0"/>
+          <w:sz w:val="32"/>
+          <w:szCs w:val="32"/>
+        </w:rPr>
+      </w:pPr>
+    </w:p>
+    <w:p>
+      <w:pPr>
+        <w:spacing w:after="0" w:line="259" w:lineRule="auto"/>
+        <w:ind w:left="0" w:right="0" w:firstLine="0"/>
+        <w:rPr>
+          <w:rStyle w:val="BookTitle"/>
+          <w:spacing w:val="0"/>
+          <w:sz w:val="32"/>
+          <w:szCs w:val="32"/>
+        </w:rPr>
+      </w:pPr>
+    </w:p>
+    <w:p>
+      <w:pPr>
+        <w:spacing w:after="0" w:line="259" w:lineRule="auto"/>
+        <w:ind w:left="0" w:right="0" w:firstLine="0"/>
+        <w:rPr>
+          <w:rStyle w:val="BookTitle"/>
+          <w:spacing w:val="0"/>
+          <w:sz w:val="32"/>
+          <w:szCs w:val="32"/>
+        </w:rPr>
+      </w:pPr>
+    </w:p>
+    <w:p>
+      <w:pPr>
+        <w:spacing w:after="0" w:line="259" w:lineRule="auto"/>
+        <w:ind w:left="0" w:right="0" w:firstLine="0"/>
+        <w:rPr>
+          <w:rStyle w:val="BookTitle"/>
+          <w:spacing w:val="0"/>
+          <w:sz w:val="32"/>
+          <w:szCs w:val="32"/>
+        </w:rPr>
+      </w:pPr>
+    </w:p>
+    <w:p>
+      <w:pPr>
+        <w:spacing w:after="0" w:line="259" w:lineRule="auto"/>
+        <w:ind w:left="0" w:right="0" w:firstLine="0"/>
+        <w:rPr>
+          <w:rStyle w:val="BookTitle"/>
+          <w:spacing w:val="0"/>
+          <w:sz w:val="32"/>
+          <w:szCs w:val="32"/>
+        </w:rPr>
+      </w:pPr>
+      <w:r>
+        <w:rPr>
+          <w:rStyle w:val="BookTitle"/>
+          <w:spacing w:val="0"/>
+          <w:sz w:val="32"/>
+          <w:szCs w:val="32"/>
+        </w:rPr>
+        <w:lastRenderedPageBreak/>
+        <w:t>FEEDBACK:</w:t>
+      </w:r>
+      <w:r>
+        <w:rPr>
+          <w:b/>
+          <w:bCs/>
+          <w:i/>
+          <w:iCs/>
+          <w:noProof/>
+          <w:sz w:val="28"/>
+          <w:szCs w:val="28"/>
+        </w:rPr>
+        <w:drawing>
+          <wp:inline distT="0" distB="0" distL="0" distR="0" wp14:anchorId="6D27D02A" wp14:editId="2B88FE5B">
+            <wp:extent cx="6167120" cy="6073775"/>
+            <wp:effectExtent l="0" t="0" r="5080" b="3175"/>
+            <wp:docPr id="428166413" name="Picture 5"/>
+            <wp:cNvGraphicFramePr>
+              <a:graphicFrameLocks xmlns:a="http://schemas.openxmlformats.org/drawingml/2006/main" noChangeAspect="1"/>
+            </wp:cNvGraphicFramePr>
+            <a:graphic xmlns:a="http://schemas.openxmlformats.org/drawingml/2006/main">
+              <a:graphicData uri="http://schemas.openxmlformats.org/drawingml/2006/picture">
+                <pic:pic xmlns:pic="http://schemas.openxmlformats.org/drawingml/2006/picture">
+                  <pic:nvPicPr>
+                    <pic:cNvPr id="428166413" name="Picture 428166413"/>
+                    <pic:cNvPicPr/>
+                  </pic:nvPicPr>
+                  <pic:blipFill>
+                    <a:blip r:embed="rId18">
+                      <a:extLst>
+                        <a:ext uri="{28A0092B-C50C-407E-A947-70E740481C1C}">
+                          <a14:useLocalDpi xmlns:a14="http://schemas.microsoft.com/office/drawing/2010/main" val="0"/>
+                        </a:ext>
+                      </a:extLst>
+                    </a:blip>
+                    <a:stretch>
+                      <a:fillRect/>
+                    </a:stretch>
+                  </pic:blipFill>
+                  <pic:spPr>
+                    <a:xfrm>
+                      <a:off x="0" y="0"/>
+                      <a:ext cx="6167120" cy="6073775"/>
+                    </a:xfrm>
+                    <a:prstGeom prst="rect">
+                      <a:avLst/>
+                    </a:prstGeom>
+                  </pic:spPr>
+                </pic:pic>
+              </a:graphicData>
+            </a:graphic>
+          </wp:inline>
+        </w:drawing>
+      </w:r>
+    </w:p>
+    <w:p>
+      <w:pPr>
+        <w:spacing w:after="0" w:line="259" w:lineRule="auto"/>
+        <w:ind w:left="0" w:right="0" w:firstLine="0"/>
+        <w:rPr>
+          <w:rStyle w:val="BookTitle"/>
+          <w:spacing w:val="0"/>
+          <w:sz w:val="32"/>
+          <w:szCs w:val="32"/>
+        </w:rPr>
+      </w:pPr>
+    </w:p>
+    <w:p>
+      <w:pPr>
+        <w:spacing w:after="0" w:line="259" w:lineRule="auto"/>
+        <w:ind w:left="0" w:right="0" w:firstLine="0"/>
+        <w:rPr>
+          <w:rStyle w:val="BookTitle"/>
+          <w:spacing w:val="0"/>
+          <w:sz w:val="32"/>
+          <w:szCs w:val="32"/>
+        </w:rPr>
+      </w:pPr>
+    </w:p>
+    <w:p>
+      <w:pPr>
+        <w:spacing w:after="0" w:line="259" w:lineRule="auto"/>
+        <w:ind w:left="0" w:right="0" w:firstLine="0"/>
+        <w:rPr>
+          <w:rStyle w:val="BookTitle"/>
+          <w:spacing w:val="0"/>
+          <w:sz w:val="32"/>
+          <w:szCs w:val="32"/>
+        </w:rPr>
+      </w:pPr>
+    </w:p>
+    <w:p>
+      <w:pPr>
+        <w:spacing w:after="0" w:line="259" w:lineRule="auto"/>
+        <w:ind w:left="0" w:right="0" w:firstLine="0"/>
+        <w:rPr>
+          <w:rStyle w:val="BookTitle"/>
+          <w:spacing w:val="0"/>
+          <w:sz w:val="32"/>
+          <w:szCs w:val="32"/>
+        </w:rPr>
+      </w:pPr>
+    </w:p>
+    <w:p>
+      <w:pPr>
+        <w:spacing w:after="0" w:line="259" w:lineRule="auto"/>
+        <w:ind w:left="0" w:right="0" w:firstLine="0"/>
+        <w:rPr>
+          <w:rStyle w:val="BookTitle"/>
+          <w:spacing w:val="0"/>
+          <w:sz w:val="32"/>
+          <w:szCs w:val="32"/>
+        </w:rPr>
+      </w:pPr>
+    </w:p>
+    <w:p>
+      <w:pPr>
+        <w:spacing w:after="0" w:line="259" w:lineRule="auto"/>
+        <w:ind w:left="0" w:right="0" w:firstLine="0"/>
+        <w:rPr>
+          <w:rStyle w:val="BookTitle"/>
+          <w:spacing w:val="0"/>
+          <w:sz w:val="32"/>
+          <w:szCs w:val="32"/>
+        </w:rPr>
+      </w:pPr>
+    </w:p>
+    <w:p>
+      <w:pPr>
+        <w:spacing w:after="0" w:line="259" w:lineRule="auto"/>
+        <w:ind w:left="0" w:right="0" w:firstLine="0"/>
+        <w:rPr>
+          <w:rStyle w:val="BookTitle"/>
+          <w:spacing w:val="0"/>
+          <w:sz w:val="32"/>
+          <w:szCs w:val="32"/>
+        </w:rPr>
+      </w:pPr>
+    </w:p>
+    <w:p>
+      <w:pPr>
+        <w:spacing w:after="0" w:line="259" w:lineRule="auto"/>
+        <w:ind w:left="0" w:right="0" w:firstLine="0"/>
+        <w:rPr>
+          <w:rStyle w:val="BookTitle"/>
+          <w:spacing w:val="0"/>
+          <w:sz w:val="32"/>
+          <w:szCs w:val="32"/>
+        </w:rPr>
+      </w:pPr>
+    </w:p>
+    <w:p>
+      <w:pPr>
+        <w:spacing w:after="0" w:line="259" w:lineRule="auto"/>
+        <w:ind w:left="0" w:right="0" w:firstLine="0"/>
+        <w:rPr>
+          <w:rStyle w:val="BookTitle"/>
+          <w:spacing w:val="0"/>
+          <w:sz w:val="32"/>
+          <w:szCs w:val="32"/>
+        </w:rPr>
+      </w:pPr>
+    </w:p>
+    <w:p>
+      <w:pPr>
+        <w:spacing w:after="0" w:line="259" w:lineRule="auto"/>
+        <w:ind w:left="0" w:right="0" w:firstLine="0"/>
+        <w:rPr>
+          <w:rStyle w:val="BookTitle"/>
+          <w:spacing w:val="0"/>
+          <w:sz w:val="32"/>
+          <w:szCs w:val="32"/>
+        </w:rPr>
+      </w:pPr>
+      <w:r>
+        <w:rPr>
+          <w:b/>
+          <w:bCs/>
+          <w:i/>
+          <w:iCs/>
+          <w:noProof/>
+          <w:sz w:val="28"/>
+          <w:szCs w:val="28"/>
+        </w:rPr>
+        <w:lastRenderedPageBreak/>
+        <w:drawing>
+          <wp:anchor distT="0" distB="0" distL="114300" distR="114300" simplePos="0" relativeHeight="251660288" behindDoc="0" locked="0" layoutInCell="1" allowOverlap="1" wp14:anchorId="0EC95264" wp14:editId="6313EB91">
+            <wp:simplePos x="0" y="0"/>
+            <wp:positionH relativeFrom="margin">
+              <wp:align>center</wp:align>
+            </wp:positionH>
+            <wp:positionV relativeFrom="paragraph">
+              <wp:posOffset>694220</wp:posOffset>
+            </wp:positionV>
+            <wp:extent cx="6437630" cy="5263515"/>
+            <wp:effectExtent l="0" t="0" r="1270" b="0"/>
+            <wp:wrapThrough wrapText="bothSides">
+              <wp:wrapPolygon edited="0">
+                <wp:start x="0" y="0"/>
+                <wp:lineTo x="0" y="21498"/>
+                <wp:lineTo x="21540" y="21498"/>
+                <wp:lineTo x="21540" y="0"/>
+                <wp:lineTo x="0" y="0"/>
+              </wp:wrapPolygon>
+            </wp:wrapThrough>
+            <wp:docPr id="678389394" name="Picture 6"/>
+            <wp:cNvGraphicFramePr>
+              <a:graphicFrameLocks xmlns:a="http://schemas.openxmlformats.org/drawingml/2006/main" noChangeAspect="1"/>
+            </wp:cNvGraphicFramePr>
+            <a:graphic xmlns:a="http://schemas.openxmlformats.org/drawingml/2006/main">
+              <a:graphicData uri="http://schemas.openxmlformats.org/drawingml/2006/picture">
+                <pic:pic xmlns:pic="http://schemas.openxmlformats.org/drawingml/2006/picture">
+                  <pic:nvPicPr>
+                    <pic:cNvPr id="678389394" name="Picture 678389394"/>
+                    <pic:cNvPicPr/>
+                  </pic:nvPicPr>
+                  <pic:blipFill>
+                    <a:blip r:embed="rId19">
+                      <a:extLst>
+                        <a:ext uri="{28A0092B-C50C-407E-A947-70E740481C1C}">
+                          <a14:useLocalDpi xmlns:a14="http://schemas.microsoft.com/office/drawing/2010/main" val="0"/>
+                        </a:ext>
+                      </a:extLst>
+                    </a:blip>
+                    <a:stretch>
+                      <a:fillRect/>
+                    </a:stretch>
+                  </pic:blipFill>
+                  <pic:spPr>
+                    <a:xfrm>
+                      <a:off x="0" y="0"/>
+                      <a:ext cx="6437630" cy="5263515"/>
+                    </a:xfrm>
+                    <a:prstGeom prst="rect">
+                      <a:avLst/>
+                    </a:prstGeom>
+                  </pic:spPr>
+                </pic:pic>
+              </a:graphicData>
+            </a:graphic>
+            <wp14:sizeRelH relativeFrom="margin">
+              <wp14:pctWidth>0</wp14:pctWidth>
+            </wp14:sizeRelH>
+            <wp14:sizeRelV relativeFrom="margin">
+              <wp14:pctHeight>0</wp14:pctHeight>
+            </wp14:sizeRelV>
+          </wp:anchor>
+        </w:drawing>
+      </w:r>
+      <w:r>
+        <w:rPr>
+          <w:rStyle w:val="BookTitle"/>
+          <w:spacing w:val="0"/>
+          <w:sz w:val="32"/>
+          <w:szCs w:val="32"/>
+        </w:rPr>
+        <w:t>ACCOUNT DASHBOARD</w:t>
+      </w:r>
+      <w:r>
+        <w:rPr>
+          <w:rStyle w:val="BookTitle"/>
+          <w:spacing w:val="0"/>
+          <w:sz w:val="32"/>
+          <w:szCs w:val="32"/>
+        </w:rPr>
+        <w:t xml:space="preserve"> PART1</w:t>
+      </w:r>
+      <w:r>
+        <w:rPr>
+          <w:rStyle w:val="BookTitle"/>
+          <w:spacing w:val="0"/>
+          <w:sz w:val="32"/>
+          <w:szCs w:val="32"/>
+        </w:rPr>
+        <w:t>:</w:t>
+      </w:r>
+    </w:p>
+    <w:p>
+      <w:pPr>
+        <w:spacing w:after="0" w:line="259" w:lineRule="auto"/>
+        <w:ind w:left="0" w:right="0" w:firstLine="0"/>
+        <w:rPr>
+          <w:rStyle w:val="BookTitle"/>
+          <w:spacing w:val="0"/>
+          <w:sz w:val="32"/>
+          <w:szCs w:val="32"/>
+        </w:rPr>
+      </w:pPr>
+    </w:p>
+    <w:p>
+      <w:pPr>
+        <w:spacing w:after="0" w:line="259" w:lineRule="auto"/>
+        <w:ind w:left="0" w:right="0" w:firstLine="0"/>
+        <w:rPr>
+          <w:rStyle w:val="BookTitle"/>
+          <w:spacing w:val="0"/>
+          <w:sz w:val="32"/>
+          <w:szCs w:val="32"/>
+        </w:rPr>
+      </w:pPr>
+    </w:p>
+    <w:p>
+      <w:pPr>
+        <w:spacing w:after="0" w:line="259" w:lineRule="auto"/>
+        <w:ind w:left="0" w:right="0" w:firstLine="0"/>
+        <w:rPr>
+          <w:rStyle w:val="BookTitle"/>
+          <w:spacing w:val="0"/>
+          <w:sz w:val="32"/>
+          <w:szCs w:val="32"/>
+        </w:rPr>
+      </w:pPr>
+    </w:p>
+    <w:p>
+      <w:pPr>
+        <w:spacing w:after="0" w:line="259" w:lineRule="auto"/>
+        <w:ind w:left="0" w:right="0" w:firstLine="0"/>
+        <w:rPr>
+          <w:rStyle w:val="BookTitle"/>
+          <w:spacing w:val="0"/>
+          <w:sz w:val="32"/>
+          <w:szCs w:val="32"/>
+        </w:rPr>
+      </w:pPr>
+    </w:p>
+    <w:p>
+      <w:pPr>
+        <w:spacing w:after="0" w:line="259" w:lineRule="auto"/>
+        <w:ind w:left="0" w:right="0" w:firstLine="0"/>
+        <w:rPr>
+          <w:rStyle w:val="BookTitle"/>
+          <w:spacing w:val="0"/>
+          <w:sz w:val="32"/>
+          <w:szCs w:val="32"/>
+        </w:rPr>
+      </w:pPr>
+    </w:p>
+    <w:p>
+      <w:pPr>
+        <w:spacing w:after="0" w:line="259" w:lineRule="auto"/>
+        <w:ind w:left="0" w:right="0" w:firstLine="0"/>
+        <w:rPr>
+          <w:rStyle w:val="BookTitle"/>
+          <w:spacing w:val="0"/>
+          <w:sz w:val="32"/>
+          <w:szCs w:val="32"/>
+        </w:rPr>
+      </w:pPr>
+    </w:p>
+    <w:p>
+      <w:pPr>
+        <w:spacing w:after="0" w:line="259" w:lineRule="auto"/>
+        <w:ind w:left="0" w:right="0" w:firstLine="0"/>
+        <w:rPr>
+          <w:rStyle w:val="BookTitle"/>
+          <w:spacing w:val="0"/>
+          <w:sz w:val="32"/>
+          <w:szCs w:val="32"/>
+        </w:rPr>
+      </w:pPr>
+    </w:p>
+    <w:p>
+      <w:pPr>
+        <w:spacing w:after="0" w:line="259" w:lineRule="auto"/>
+        <w:ind w:left="0" w:right="0" w:firstLine="0"/>
+        <w:rPr>
+          <w:rStyle w:val="BookTitle"/>
+          <w:spacing w:val="0"/>
+          <w:sz w:val="32"/>
+          <w:szCs w:val="32"/>
+        </w:rPr>
+      </w:pPr>
+    </w:p>
+    <w:p>
+      <w:pPr>
+        <w:spacing w:after="0" w:line="259" w:lineRule="auto"/>
+        <w:ind w:left="0" w:right="0" w:firstLine="0"/>
+        <w:rPr>
+          <w:rStyle w:val="BookTitle"/>
+          <w:spacing w:val="0"/>
+          <w:sz w:val="32"/>
+          <w:szCs w:val="32"/>
+        </w:rPr>
+      </w:pPr>
+    </w:p>
+    <w:p>
+      <w:pPr>
+        <w:spacing w:after="0" w:line="259" w:lineRule="auto"/>
+        <w:ind w:left="0" w:right="0" w:firstLine="0"/>
+        <w:rPr>
+          <w:rStyle w:val="BookTitle"/>
+          <w:spacing w:val="0"/>
+          <w:sz w:val="32"/>
+          <w:szCs w:val="32"/>
+        </w:rPr>
+      </w:pPr>
+    </w:p>
+    <w:p>
+      <w:pPr>
+        <w:spacing w:after="0" w:line="259" w:lineRule="auto"/>
+        <w:ind w:left="0" w:right="0" w:firstLine="0"/>
+        <w:rPr>
+          <w:rStyle w:val="BookTitle"/>
+          <w:spacing w:val="0"/>
+          <w:sz w:val="32"/>
+          <w:szCs w:val="32"/>
+        </w:rPr>
+      </w:pPr>
+    </w:p>
+    <w:p>
+      <w:pPr>
+        <w:spacing w:after="0" w:line="259" w:lineRule="auto"/>
+        <w:ind w:left="0" w:right="0" w:firstLine="0"/>
+        <w:rPr>
+          <w:rStyle w:val="BookTitle"/>
+          <w:spacing w:val="0"/>
+          <w:sz w:val="32"/>
+          <w:szCs w:val="32"/>
+        </w:rPr>
+      </w:pPr>
+      <w:r>
+        <w:rPr>
+          <w:rStyle w:val="BookTitle"/>
+          <w:spacing w:val="0"/>
+          <w:sz w:val="32"/>
+          <w:szCs w:val="32"/>
+        </w:rPr>
+        <w:lastRenderedPageBreak/>
+        <w:t>PART2:</w:t>
+      </w:r>
+      <w:r>
+        <w:rPr>
+          <w:b/>
+          <w:bCs/>
+          <w:i/>
+          <w:iCs/>
+          <w:noProof/>
+          <w:sz w:val="28"/>
+          <w:szCs w:val="28"/>
+        </w:rPr>
+        <w:drawing>
+          <wp:inline distT="0" distB="0" distL="0" distR="0" wp14:anchorId="0A0BFB2E" wp14:editId="3B5C37CC">
+            <wp:extent cx="6167120" cy="6718300"/>
+            <wp:effectExtent l="0" t="0" r="5080" b="6350"/>
+            <wp:docPr id="965794927" name="Picture 8"/>
+            <wp:cNvGraphicFramePr>
+              <a:graphicFrameLocks xmlns:a="http://schemas.openxmlformats.org/drawingml/2006/main" noChangeAspect="1"/>
+            </wp:cNvGraphicFramePr>
+            <a:graphic xmlns:a="http://schemas.openxmlformats.org/drawingml/2006/main">
+              <a:graphicData uri="http://schemas.openxmlformats.org/drawingml/2006/picture">
+                <pic:pic xmlns:pic="http://schemas.openxmlformats.org/drawingml/2006/picture">
+                  <pic:nvPicPr>
+                    <pic:cNvPr id="965794927" name="Picture 965794927"/>
+                    <pic:cNvPicPr/>
+                  </pic:nvPicPr>
+                  <pic:blipFill>
+                    <a:blip r:embed="rId20">
+                      <a:extLst>
+                        <a:ext uri="{28A0092B-C50C-407E-A947-70E740481C1C}">
+                          <a14:useLocalDpi xmlns:a14="http://schemas.microsoft.com/office/drawing/2010/main" val="0"/>
+                        </a:ext>
+                      </a:extLst>
+                    </a:blip>
+                    <a:stretch>
+                      <a:fillRect/>
+                    </a:stretch>
+                  </pic:blipFill>
+                  <pic:spPr>
+                    <a:xfrm>
+                      <a:off x="0" y="0"/>
+                      <a:ext cx="6167120" cy="6718300"/>
+                    </a:xfrm>
+                    <a:prstGeom prst="rect">
+                      <a:avLst/>
+                    </a:prstGeom>
+                  </pic:spPr>
+                </pic:pic>
+              </a:graphicData>
+            </a:graphic>
+          </wp:inline>
+        </w:drawing>
+      </w:r>
+    </w:p>
+    <w:p>
+      <w:pPr>
+        <w:spacing w:after="0" w:line="259" w:lineRule="auto"/>
+        <w:ind w:left="0" w:right="0" w:firstLine="0"/>
+        <w:rPr>
+          <w:rStyle w:val="BookTitle"/>
+          <w:spacing w:val="0"/>
+          <w:sz w:val="32"/>
+          <w:szCs w:val="32"/>
+        </w:rPr>
+      </w:pPr>
+    </w:p>
+    <w:p>
+      <w:pPr>
+        <w:spacing w:after="0" w:line="259" w:lineRule="auto"/>
+        <w:ind w:left="0" w:right="0" w:firstLine="0"/>
+        <w:rPr>
+          <w:rStyle w:val="BookTitle"/>
+          <w:spacing w:val="0"/>
+          <w:sz w:val="32"/>
+          <w:szCs w:val="32"/>
+        </w:rPr>
+      </w:pPr>
+    </w:p>
+    <w:p>
+      <w:pPr>
+        <w:spacing w:after="0" w:line="259" w:lineRule="auto"/>
+        <w:ind w:left="0" w:right="0" w:firstLine="0"/>
+        <w:rPr>
+          <w:rStyle w:val="BookTitle"/>
+          <w:spacing w:val="0"/>
+          <w:sz w:val="32"/>
+          <w:szCs w:val="32"/>
+        </w:rPr>
+      </w:pPr>
+    </w:p>
+    <w:p>
+      <w:pPr>
+        <w:spacing w:after="0" w:line="259" w:lineRule="auto"/>
+        <w:ind w:left="0" w:right="0" w:firstLine="0"/>
+        <w:rPr>
+          <w:rStyle w:val="BookTitle"/>
+          <w:spacing w:val="0"/>
+          <w:sz w:val="32"/>
+          <w:szCs w:val="32"/>
+        </w:rPr>
+      </w:pPr>
+    </w:p>
+    <w:p>
+      <w:pPr>
+        <w:spacing w:after="0" w:line="259" w:lineRule="auto"/>
+        <w:ind w:left="0" w:right="0" w:firstLine="0"/>
+        <w:rPr>
+          <w:rStyle w:val="BookTitle"/>
+          <w:spacing w:val="0"/>
+          <w:sz w:val="32"/>
+          <w:szCs w:val="32"/>
+        </w:rPr>
+      </w:pPr>
+    </w:p>
+    <w:p>
+      <w:pPr>
+        <w:spacing w:after="0" w:line="259" w:lineRule="auto"/>
+        <w:ind w:left="0" w:right="0" w:firstLine="0"/>
+        <w:rPr>
+          <w:rStyle w:val="BookTitle"/>
+          <w:spacing w:val="0"/>
+          <w:sz w:val="32"/>
+          <w:szCs w:val="32"/>
+        </w:rPr>
+      </w:pPr>
+    </w:p>
+    <w:p>
+      <w:pPr>
+        <w:spacing w:after="0" w:line="259" w:lineRule="auto"/>
+        <w:ind w:left="0" w:right="0" w:firstLine="0"/>
+        <w:rPr>
+          <w:rStyle w:val="BookTitle"/>
+          <w:spacing w:val="0"/>
+          <w:sz w:val="32"/>
+          <w:szCs w:val="32"/>
+        </w:rPr>
+      </w:pPr>
+    </w:p>
+    <w:p>
+      <w:pPr>
+        <w:spacing w:after="0" w:line="259" w:lineRule="auto"/>
+        <w:ind w:left="0" w:right="0" w:firstLine="0"/>
+        <w:rPr>
+          <w:rStyle w:val="BookTitle"/>
+          <w:spacing w:val="0"/>
+          <w:sz w:val="32"/>
+          <w:szCs w:val="32"/>
+        </w:rPr>
+      </w:pPr>
+      <w:r>
+        <w:rPr>
+          <w:rStyle w:val="BookTitle"/>
+          <w:spacing w:val="0"/>
+          <w:sz w:val="32"/>
+          <w:szCs w:val="32"/>
+        </w:rPr>
+        <w:t>LOGIN:</w:t>
+      </w:r>
+      <w:r>
+        <w:rPr>
+          <w:b/>
+          <w:bCs/>
+          <w:i/>
+          <w:iCs/>
+          <w:noProof/>
+          <w:sz w:val="28"/>
+          <w:szCs w:val="28"/>
+        </w:rPr>
+        <w:drawing>
+          <wp:inline distT="0" distB="0" distL="0" distR="0" wp14:anchorId="5820F110" wp14:editId="43508FC9">
+            <wp:extent cx="6167120" cy="4044950"/>
+            <wp:effectExtent l="0" t="0" r="5080" b="0"/>
+            <wp:docPr id="1689622924" name="Picture 9"/>
+            <wp:cNvGraphicFramePr>
+              <a:graphicFrameLocks xmlns:a="http://schemas.openxmlformats.org/drawingml/2006/main" noChangeAspect="1"/>
+            </wp:cNvGraphicFramePr>
+            <a:graphic xmlns:a="http://schemas.openxmlformats.org/drawingml/2006/main">
+              <a:graphicData uri="http://schemas.openxmlformats.org/drawingml/2006/picture">
+                <pic:pic xmlns:pic="http://schemas.openxmlformats.org/drawingml/2006/picture">
+                  <pic:nvPicPr>
+                    <pic:cNvPr id="1689622924" name="Picture 1689622924"/>
+                    <pic:cNvPicPr/>
+                  </pic:nvPicPr>
+                  <pic:blipFill>
+                    <a:blip r:embed="rId21" cstate="print">
+                      <a:extLst>
+                        <a:ext uri="{28A0092B-C50C-407E-A947-70E740481C1C}">
+                          <a14:useLocalDpi xmlns:a14="http://schemas.microsoft.com/office/drawing/2010/main" val="0"/>
+                        </a:ext>
+                      </a:extLst>
+                    </a:blip>
+                    <a:stretch>
+                      <a:fillRect/>
+                    </a:stretch>
+                  </pic:blipFill>
+                  <pic:spPr>
+                    <a:xfrm>
+                      <a:off x="0" y="0"/>
+                      <a:ext cx="6167120" cy="4044950"/>
+                    </a:xfrm>
+                    <a:prstGeom prst="rect">
+                      <a:avLst/>
+                    </a:prstGeom>
+                  </pic:spPr>
+                </pic:pic>
+              </a:graphicData>
+            </a:graphic>
+          </wp:inline>
+        </w:drawing>
+      </w:r>
+    </w:p>
+    <w:p>
+      <w:pPr>
+        <w:spacing w:after="0" w:line="259" w:lineRule="auto"/>
+        <w:ind w:left="0" w:right="0" w:firstLine="0"/>
+        <w:rPr>
+          <w:rStyle w:val="BookTitle"/>
+          <w:spacing w:val="0"/>
+          <w:sz w:val="32"/>
+          <w:szCs w:val="32"/>
+        </w:rPr>
+      </w:pPr>
+    </w:p>
+    <w:p>
+      <w:pPr>
+        <w:spacing w:after="0" w:line="259" w:lineRule="auto"/>
+        <w:ind w:left="0" w:right="0" w:firstLine="0"/>
+        <w:rPr>
+          <w:rStyle w:val="BookTitle"/>
+          <w:spacing w:val="0"/>
+          <w:sz w:val="32"/>
+          <w:szCs w:val="32"/>
+        </w:rPr>
+      </w:pPr>
+    </w:p>
+    <w:p>
+      <w:pPr>
+        <w:spacing w:after="0" w:line="259" w:lineRule="auto"/>
+        <w:ind w:left="0" w:right="0" w:firstLine="0"/>
+        <w:rPr>
+          <w:rStyle w:val="BookTitle"/>
+          <w:spacing w:val="0"/>
+          <w:sz w:val="32"/>
+          <w:szCs w:val="32"/>
+        </w:rPr>
+      </w:pPr>
+    </w:p>
+    <w:p>
+      <w:pPr>
+        <w:spacing w:after="0" w:line="259" w:lineRule="auto"/>
+        <w:ind w:left="0" w:right="0" w:firstLine="0"/>
+        <w:rPr>
+          <w:rStyle w:val="BookTitle"/>
+          <w:spacing w:val="0"/>
+          <w:sz w:val="32"/>
+          <w:szCs w:val="32"/>
+        </w:rPr>
+      </w:pPr>
+    </w:p>
+    <w:p>
+      <w:pPr>
+        <w:spacing w:after="0" w:line="259" w:lineRule="auto"/>
+        <w:ind w:left="0" w:right="0" w:firstLine="0"/>
+        <w:rPr>
+          <w:rStyle w:val="BookTitle"/>
+          <w:spacing w:val="0"/>
+          <w:sz w:val="32"/>
+          <w:szCs w:val="32"/>
+        </w:rPr>
+      </w:pPr>
+    </w:p>
+    <w:p>
+      <w:pPr>
+        <w:spacing w:after="0" w:line="259" w:lineRule="auto"/>
+        <w:ind w:left="0" w:right="0" w:firstLine="0"/>
+        <w:rPr>
+          <w:rStyle w:val="BookTitle"/>
+          <w:spacing w:val="0"/>
+          <w:sz w:val="32"/>
+          <w:szCs w:val="32"/>
+        </w:rPr>
+      </w:pPr>
+    </w:p>
+    <w:p>
+      <w:pPr>
+        <w:spacing w:after="0" w:line="259" w:lineRule="auto"/>
+        <w:ind w:left="0" w:right="0" w:firstLine="0"/>
+        <w:rPr>
+          <w:rStyle w:val="BookTitle"/>
+          <w:spacing w:val="0"/>
+          <w:sz w:val="32"/>
+          <w:szCs w:val="32"/>
+        </w:rPr>
+      </w:pPr>
+    </w:p>
+    <w:p>
+      <w:pPr>
+        <w:spacing w:after="0" w:line="259" w:lineRule="auto"/>
+        <w:ind w:left="0" w:right="0" w:firstLine="0"/>
+        <w:rPr>
+          <w:rStyle w:val="BookTitle"/>
+          <w:spacing w:val="0"/>
+          <w:sz w:val="32"/>
+          <w:szCs w:val="32"/>
+        </w:rPr>
+      </w:pPr>
+    </w:p>
+    <w:p>
+      <w:pPr>
+        <w:spacing w:after="0" w:line="259" w:lineRule="auto"/>
+        <w:ind w:left="0" w:right="0" w:firstLine="0"/>
+        <w:rPr>
+          <w:rStyle w:val="BookTitle"/>
+          <w:spacing w:val="0"/>
+          <w:sz w:val="32"/>
+          <w:szCs w:val="32"/>
+        </w:rPr>
+      </w:pPr>
+    </w:p>
+    <w:p>
+      <w:pPr>
+        <w:spacing w:after="0" w:line="259" w:lineRule="auto"/>
+        <w:ind w:left="0" w:right="0" w:firstLine="0"/>
+        <w:rPr>
+          <w:rStyle w:val="BookTitle"/>
+          <w:spacing w:val="0"/>
+          <w:sz w:val="32"/>
+          <w:szCs w:val="32"/>
+        </w:rPr>
+      </w:pPr>
+    </w:p>
+    <w:p>
+      <w:pPr>
+        <w:spacing w:after="0" w:line="259" w:lineRule="auto"/>
+        <w:ind w:left="0" w:right="0" w:firstLine="0"/>
+        <w:rPr>
+          <w:rStyle w:val="BookTitle"/>
+          <w:spacing w:val="0"/>
+          <w:sz w:val="32"/>
+          <w:szCs w:val="32"/>
+        </w:rPr>
+      </w:pPr>
+    </w:p>
+    <w:p>
+      <w:pPr>
+        <w:spacing w:after="0" w:line="259" w:lineRule="auto"/>
+        <w:ind w:left="0" w:right="0" w:firstLine="0"/>
+        <w:rPr>
+          <w:rStyle w:val="BookTitle"/>
+          <w:spacing w:val="0"/>
+          <w:sz w:val="32"/>
+          <w:szCs w:val="32"/>
+        </w:rPr>
+      </w:pPr>
+    </w:p>
+    <w:p>
+      <w:pPr>
+        <w:spacing w:after="0" w:line="259" w:lineRule="auto"/>
+        <w:ind w:left="0" w:right="0" w:firstLine="0"/>
+        <w:rPr>
+          <w:rStyle w:val="BookTitle"/>
+          <w:spacing w:val="0"/>
+          <w:sz w:val="32"/>
+          <w:szCs w:val="32"/>
+        </w:rPr>
+      </w:pPr>
+    </w:p>
+    <w:p>
+      <w:pPr>
+        <w:spacing w:after="0" w:line="259" w:lineRule="auto"/>
+        <w:ind w:left="0" w:right="0" w:firstLine="0"/>
+        <w:rPr>
+          <w:rStyle w:val="BookTitle"/>
+          <w:spacing w:val="0"/>
+          <w:sz w:val="32"/>
+          <w:szCs w:val="32"/>
+        </w:rPr>
+      </w:pPr>
+    </w:p>
+    <w:p>
+      <w:pPr>
+        <w:spacing w:after="0" w:line="259" w:lineRule="auto"/>
+        <w:ind w:left="0" w:right="0" w:firstLine="0"/>
+        <w:rPr>
+          <w:rStyle w:val="BookTitle"/>
+          <w:spacing w:val="0"/>
+          <w:sz w:val="32"/>
+          <w:szCs w:val="32"/>
+        </w:rPr>
+      </w:pPr>
+    </w:p>
+    <w:p>
+      <w:pPr>
+        <w:spacing w:after="0" w:line="259" w:lineRule="auto"/>
+        <w:ind w:left="0" w:right="0" w:firstLine="0"/>
+        <w:rPr>
+          <w:rStyle w:val="BookTitle"/>
+          <w:spacing w:val="0"/>
+          <w:sz w:val="32"/>
+          <w:szCs w:val="32"/>
+        </w:rPr>
+      </w:pPr>
+      <w:r>
+        <w:rPr>
+          <w:b/>
+          <w:bCs/>
+          <w:i/>
+          <w:iCs/>
+          <w:noProof/>
+          <w:sz w:val="28"/>
+          <w:szCs w:val="28"/>
+        </w:rPr>
+        <w:lastRenderedPageBreak/>
+        <w:drawing>
+          <wp:anchor distT="0" distB="0" distL="114300" distR="114300" simplePos="0" relativeHeight="251662336" behindDoc="1" locked="0" layoutInCell="1" allowOverlap="1" wp14:anchorId="0AC032D3" wp14:editId="3069940B">
+            <wp:simplePos x="0" y="0"/>
+            <wp:positionH relativeFrom="column">
+              <wp:posOffset>1677726</wp:posOffset>
+            </wp:positionH>
+            <wp:positionV relativeFrom="paragraph">
+              <wp:posOffset>11761</wp:posOffset>
+            </wp:positionV>
+            <wp:extent cx="4954270" cy="9427845"/>
+            <wp:effectExtent l="0" t="0" r="0" b="1905"/>
+            <wp:wrapNone/>
+            <wp:docPr id="711848985" name="Picture 10"/>
+            <wp:cNvGraphicFramePr>
+              <a:graphicFrameLocks xmlns:a="http://schemas.openxmlformats.org/drawingml/2006/main" noChangeAspect="1"/>
+            </wp:cNvGraphicFramePr>
+            <a:graphic xmlns:a="http://schemas.openxmlformats.org/drawingml/2006/main">
+              <a:graphicData uri="http://schemas.openxmlformats.org/drawingml/2006/picture">
+                <pic:pic xmlns:pic="http://schemas.openxmlformats.org/drawingml/2006/picture">
+                  <pic:nvPicPr>
+                    <pic:cNvPr id="711848985" name="Picture 711848985"/>
+                    <pic:cNvPicPr/>
+                  </pic:nvPicPr>
+                  <pic:blipFill>
+                    <a:blip r:embed="rId22">
+                      <a:extLst>
+                        <a:ext uri="{28A0092B-C50C-407E-A947-70E740481C1C}">
+                          <a14:useLocalDpi xmlns:a14="http://schemas.microsoft.com/office/drawing/2010/main" val="0"/>
+                        </a:ext>
+                      </a:extLst>
+                    </a:blip>
+                    <a:stretch>
+                      <a:fillRect/>
+                    </a:stretch>
+                  </pic:blipFill>
+                  <pic:spPr>
+                    <a:xfrm>
+                      <a:off x="0" y="0"/>
+                      <a:ext cx="4954270" cy="9427845"/>
+                    </a:xfrm>
+                    <a:prstGeom prst="rect">
+                      <a:avLst/>
+                    </a:prstGeom>
+                  </pic:spPr>
+                </pic:pic>
+              </a:graphicData>
+            </a:graphic>
+          </wp:anchor>
+        </w:drawing>
+      </w:r>
+    </w:p>
+    <w:p>
+      <w:pPr>
+        <w:spacing w:after="0" w:line="259" w:lineRule="auto"/>
+        <w:ind w:left="0" w:right="0" w:firstLine="0"/>
+        <w:rPr>
+          <w:rStyle w:val="BookTitle"/>
+          <w:spacing w:val="0"/>
+          <w:sz w:val="32"/>
+          <w:szCs w:val="32"/>
+        </w:rPr>
+      </w:pPr>
+      <w:r>
+        <w:rPr>
+          <w:rStyle w:val="BookTitle"/>
+          <w:spacing w:val="0"/>
+          <w:sz w:val="32"/>
+          <w:szCs w:val="32"/>
+        </w:rPr>
+        <w:t>MOBILE VERSIONS:</w:t>
+      </w:r>
+    </w:p>
+    <w:p>
+      <w:pPr>
+        <w:spacing w:after="0" w:line="259" w:lineRule="auto"/>
+        <w:ind w:left="0" w:right="0" w:firstLine="0"/>
+        <w:rPr>
+          <w:rStyle w:val="BookTitle"/>
+          <w:spacing w:val="0"/>
+          <w:sz w:val="32"/>
+          <w:szCs w:val="32"/>
+        </w:rPr>
+      </w:pPr>
+    </w:p>
+    <w:p>
+      <w:pPr>
+        <w:spacing w:after="0" w:line="259" w:lineRule="auto"/>
+        <w:ind w:left="0" w:right="0" w:firstLine="0"/>
+        <w:rPr>
+          <w:rStyle w:val="BookTitle"/>
+          <w:spacing w:val="0"/>
+          <w:sz w:val="32"/>
+          <w:szCs w:val="32"/>
+        </w:rPr>
+      </w:pPr>
+    </w:p>
+    <w:p>
+      <w:pPr>
+        <w:spacing w:after="0" w:line="259" w:lineRule="auto"/>
+        <w:ind w:left="0" w:right="0" w:firstLine="0"/>
+        <w:rPr>
+          <w:rStyle w:val="BookTitle"/>
+          <w:spacing w:val="0"/>
+          <w:sz w:val="32"/>
+          <w:szCs w:val="32"/>
+        </w:rPr>
+      </w:pPr>
+    </w:p>
+    <w:p>
+      <w:pPr>
+        <w:spacing w:after="0" w:line="259" w:lineRule="auto"/>
+        <w:ind w:left="0" w:right="0" w:firstLine="0"/>
+        <w:rPr>
+          <w:rStyle w:val="BookTitle"/>
+          <w:spacing w:val="0"/>
+          <w:sz w:val="32"/>
+          <w:szCs w:val="32"/>
+        </w:rPr>
+      </w:pPr>
+    </w:p>
+    <w:p>
+      <w:pPr>
+        <w:spacing w:after="0" w:line="259" w:lineRule="auto"/>
+        <w:ind w:left="0" w:right="0" w:firstLine="0"/>
+        <w:rPr>
+          <w:rStyle w:val="BookTitle"/>
+          <w:spacing w:val="0"/>
+          <w:sz w:val="32"/>
+          <w:szCs w:val="32"/>
+        </w:rPr>
+      </w:pPr>
+    </w:p>
+    <w:p>
+      <w:pPr>
+        <w:spacing w:after="0" w:line="259" w:lineRule="auto"/>
+        <w:ind w:left="0" w:right="0" w:firstLine="0"/>
+        <w:rPr>
+          <w:rStyle w:val="BookTitle"/>
+          <w:spacing w:val="0"/>
+          <w:sz w:val="32"/>
+          <w:szCs w:val="32"/>
+        </w:rPr>
+      </w:pPr>
+    </w:p>
+    <w:p>
+      <w:pPr>
+        <w:spacing w:after="0" w:line="259" w:lineRule="auto"/>
+        <w:ind w:left="0" w:right="0" w:firstLine="0"/>
+        <w:rPr>
+          <w:rStyle w:val="BookTitle"/>
+          <w:spacing w:val="0"/>
+          <w:sz w:val="32"/>
+          <w:szCs w:val="32"/>
+        </w:rPr>
+      </w:pPr>
+    </w:p>
+    <w:p>
+      <w:pPr>
+        <w:spacing w:after="0" w:line="259" w:lineRule="auto"/>
+        <w:ind w:left="0" w:right="0" w:firstLine="0"/>
+        <w:rPr>
+          <w:rStyle w:val="BookTitle"/>
+          <w:spacing w:val="0"/>
+          <w:sz w:val="32"/>
+          <w:szCs w:val="32"/>
+        </w:rPr>
+      </w:pPr>
+    </w:p>
+    <w:p>
+      <w:pPr>
+        <w:spacing w:after="0" w:line="259" w:lineRule="auto"/>
+        <w:ind w:left="0" w:right="0" w:firstLine="0"/>
+        <w:rPr>
+          <w:rStyle w:val="BookTitle"/>
+          <w:spacing w:val="0"/>
+          <w:sz w:val="32"/>
+          <w:szCs w:val="32"/>
+        </w:rPr>
+      </w:pPr>
+    </w:p>
+    <w:p>
+      <w:pPr>
+        <w:spacing w:after="0" w:line="259" w:lineRule="auto"/>
+        <w:ind w:left="0" w:right="0" w:firstLine="0"/>
+        <w:rPr>
+          <w:rStyle w:val="BookTitle"/>
+          <w:spacing w:val="0"/>
+          <w:sz w:val="32"/>
+          <w:szCs w:val="32"/>
+        </w:rPr>
+      </w:pPr>
+    </w:p>
+    <w:p>
+      <w:pPr>
+        <w:spacing w:after="0" w:line="259" w:lineRule="auto"/>
+        <w:ind w:left="0" w:right="0" w:firstLine="0"/>
+        <w:rPr>
+          <w:rStyle w:val="BookTitle"/>
+          <w:spacing w:val="0"/>
+          <w:sz w:val="32"/>
+          <w:szCs w:val="32"/>
+        </w:rPr>
+      </w:pPr>
+    </w:p>
+    <w:p>
+      <w:pPr>
+        <w:spacing w:after="0" w:line="259" w:lineRule="auto"/>
+        <w:ind w:left="0" w:right="0" w:firstLine="0"/>
+        <w:rPr>
+          <w:rStyle w:val="BookTitle"/>
+          <w:spacing w:val="0"/>
+          <w:sz w:val="32"/>
+          <w:szCs w:val="32"/>
+        </w:rPr>
+      </w:pPr>
+    </w:p>
+    <w:p>
+      <w:pPr>
+        <w:spacing w:after="0" w:line="259" w:lineRule="auto"/>
+        <w:ind w:left="0" w:right="0" w:firstLine="0"/>
+        <w:rPr>
+          <w:rStyle w:val="BookTitle"/>
+          <w:spacing w:val="0"/>
+          <w:sz w:val="32"/>
+          <w:szCs w:val="32"/>
+        </w:rPr>
+      </w:pPr>
+    </w:p>
+    <w:p>
+      <w:pPr>
+        <w:spacing w:after="0" w:line="259" w:lineRule="auto"/>
+        <w:ind w:left="0" w:right="0" w:firstLine="0"/>
+        <w:rPr>
+          <w:rStyle w:val="BookTitle"/>
+          <w:spacing w:val="0"/>
+          <w:sz w:val="32"/>
+          <w:szCs w:val="32"/>
+        </w:rPr>
+      </w:pPr>
+    </w:p>
+    <w:p>
+      <w:pPr>
+        <w:spacing w:after="0" w:line="259" w:lineRule="auto"/>
+        <w:ind w:left="0" w:right="0" w:firstLine="0"/>
+        <w:rPr>
+          <w:rStyle w:val="BookTitle"/>
+          <w:spacing w:val="0"/>
+          <w:sz w:val="32"/>
+          <w:szCs w:val="32"/>
+        </w:rPr>
+      </w:pPr>
+    </w:p>
+    <w:p>
+      <w:pPr>
+        <w:spacing w:after="0" w:line="259" w:lineRule="auto"/>
+        <w:ind w:left="0" w:right="0" w:firstLine="0"/>
+        <w:rPr>
+          <w:rStyle w:val="BookTitle"/>
+          <w:spacing w:val="0"/>
+          <w:sz w:val="32"/>
+          <w:szCs w:val="32"/>
+        </w:rPr>
+      </w:pPr>
+    </w:p>
+    <w:p>
+      <w:pPr>
+        <w:spacing w:after="0" w:line="259" w:lineRule="auto"/>
+        <w:ind w:left="0" w:right="0" w:firstLine="0"/>
+        <w:rPr>
+          <w:rStyle w:val="BookTitle"/>
+          <w:spacing w:val="0"/>
+          <w:sz w:val="32"/>
+          <w:szCs w:val="32"/>
+        </w:rPr>
+      </w:pPr>
+    </w:p>
+    <w:p>
+      <w:pPr>
+        <w:spacing w:after="0" w:line="259" w:lineRule="auto"/>
+        <w:ind w:left="0" w:right="0" w:firstLine="0"/>
+        <w:rPr>
+          <w:rStyle w:val="BookTitle"/>
+          <w:spacing w:val="0"/>
+          <w:sz w:val="32"/>
+          <w:szCs w:val="32"/>
+        </w:rPr>
+      </w:pPr>
+    </w:p>
+    <w:p>
+      <w:pPr>
+        <w:spacing w:after="0" w:line="259" w:lineRule="auto"/>
+        <w:ind w:left="0" w:right="0" w:firstLine="0"/>
+        <w:rPr>
+          <w:rStyle w:val="BookTitle"/>
+          <w:spacing w:val="0"/>
+          <w:sz w:val="32"/>
+          <w:szCs w:val="32"/>
+        </w:rPr>
+      </w:pPr>
+    </w:p>
+    <w:p>
+      <w:pPr>
+        <w:spacing w:after="0" w:line="259" w:lineRule="auto"/>
+        <w:ind w:left="0" w:right="0" w:firstLine="0"/>
+        <w:rPr>
+          <w:rStyle w:val="BookTitle"/>
+          <w:spacing w:val="0"/>
+          <w:sz w:val="32"/>
+          <w:szCs w:val="32"/>
+        </w:rPr>
+      </w:pPr>
+    </w:p>
+    <w:p>
+      <w:pPr>
+        <w:spacing w:after="0" w:line="259" w:lineRule="auto"/>
+        <w:ind w:left="0" w:right="0" w:firstLine="0"/>
+        <w:rPr>
+          <w:rStyle w:val="BookTitle"/>
+          <w:spacing w:val="0"/>
+          <w:sz w:val="32"/>
+          <w:szCs w:val="32"/>
+        </w:rPr>
+      </w:pPr>
+    </w:p>
+    <w:p>
+      <w:pPr>
+        <w:spacing w:after="0" w:line="259" w:lineRule="auto"/>
+        <w:ind w:left="0" w:right="0" w:firstLine="0"/>
+        <w:rPr>
+          <w:rStyle w:val="BookTitle"/>
+          <w:spacing w:val="0"/>
+          <w:sz w:val="32"/>
+          <w:szCs w:val="32"/>
+        </w:rPr>
+      </w:pPr>
+    </w:p>
+    <w:p>
+      <w:pPr>
+        <w:spacing w:after="0" w:line="259" w:lineRule="auto"/>
+        <w:ind w:left="0" w:right="0" w:firstLine="0"/>
+        <w:rPr>
+          <w:rStyle w:val="BookTitle"/>
+          <w:spacing w:val="0"/>
+          <w:sz w:val="32"/>
+          <w:szCs w:val="32"/>
+        </w:rPr>
+      </w:pPr>
+    </w:p>
+    <w:p>
+      <w:pPr>
+        <w:spacing w:after="0" w:line="259" w:lineRule="auto"/>
+        <w:ind w:left="0" w:right="0" w:firstLine="0"/>
+        <w:rPr>
+          <w:rStyle w:val="BookTitle"/>
+          <w:spacing w:val="0"/>
+          <w:sz w:val="32"/>
+          <w:szCs w:val="32"/>
+        </w:rPr>
+      </w:pPr>
+    </w:p>
+    <w:p>
+      <w:pPr>
+        <w:spacing w:after="0" w:line="259" w:lineRule="auto"/>
+        <w:ind w:left="0" w:right="0" w:firstLine="0"/>
+        <w:rPr>
+          <w:rStyle w:val="BookTitle"/>
+          <w:spacing w:val="0"/>
+          <w:sz w:val="32"/>
+          <w:szCs w:val="32"/>
+        </w:rPr>
+      </w:pPr>
+    </w:p>
+    <w:p>
+      <w:pPr>
+        <w:spacing w:after="0" w:line="259" w:lineRule="auto"/>
+        <w:ind w:left="0" w:right="0" w:firstLine="0"/>
+        <w:rPr>
+          <w:rStyle w:val="BookTitle"/>
+          <w:spacing w:val="0"/>
+          <w:sz w:val="32"/>
+          <w:szCs w:val="32"/>
+        </w:rPr>
+      </w:pPr>
+    </w:p>
+    <w:p>
+      <w:pPr>
+        <w:spacing w:after="0" w:line="259" w:lineRule="auto"/>
+        <w:ind w:left="0" w:right="0" w:firstLine="0"/>
+        <w:rPr>
+          <w:rStyle w:val="BookTitle"/>
+          <w:spacing w:val="0"/>
+          <w:sz w:val="32"/>
+          <w:szCs w:val="32"/>
+        </w:rPr>
+      </w:pPr>
+    </w:p>
+    <w:p>
+      <w:pPr>
+        <w:spacing w:after="0" w:line="259" w:lineRule="auto"/>
+        <w:ind w:left="0" w:right="0" w:firstLine="0"/>
+        <w:rPr>
+          <w:rStyle w:val="BookTitle"/>
+          <w:spacing w:val="0"/>
+          <w:sz w:val="32"/>
+          <w:szCs w:val="32"/>
+        </w:rPr>
+      </w:pPr>
+    </w:p>
+    <w:p>
+      <w:pPr>
+        <w:spacing w:after="0" w:line="259" w:lineRule="auto"/>
+        <w:ind w:left="0" w:right="0" w:firstLine="0"/>
+        <w:rPr>
+          <w:rStyle w:val="BookTitle"/>
+          <w:spacing w:val="0"/>
+          <w:sz w:val="32"/>
+          <w:szCs w:val="32"/>
+        </w:rPr>
+      </w:pPr>
+    </w:p>
+    <w:p>
+      <w:pPr>
+        <w:spacing w:after="0" w:line="259" w:lineRule="auto"/>
+        <w:ind w:left="0" w:right="0" w:firstLine="0"/>
+        <w:rPr>
+          <w:rStyle w:val="BookTitle"/>
+          <w:spacing w:val="0"/>
+          <w:sz w:val="32"/>
+          <w:szCs w:val="32"/>
+        </w:rPr>
+      </w:pPr>
+    </w:p>
+    <w:p>
+      <w:pPr>
+        <w:spacing w:after="0" w:line="259" w:lineRule="auto"/>
+        <w:ind w:left="0" w:right="0" w:firstLine="0"/>
+        <w:rPr>
+          <w:rStyle w:val="BookTitle"/>
+          <w:spacing w:val="0"/>
+          <w:sz w:val="32"/>
+          <w:szCs w:val="32"/>
+        </w:rPr>
+      </w:pPr>
+    </w:p>
+    <w:p>
+      <w:pPr>
+        <w:spacing w:after="0" w:line="259" w:lineRule="auto"/>
+        <w:ind w:left="0" w:right="0" w:firstLine="0"/>
+        <w:rPr>
+          <w:rStyle w:val="BookTitle"/>
+          <w:spacing w:val="0"/>
+          <w:sz w:val="28"/>
+          <w:szCs w:val="28"/>
+        </w:rPr>
+      </w:pPr>
+      <w:r>
+        <w:rPr>
+          <w:b/>
+          <w:bCs/>
+          <w:i/>
+          <w:iCs/>
+          <w:noProof/>
+          <w:sz w:val="28"/>
+          <w:szCs w:val="28"/>
+        </w:rPr>
+        <w:lastRenderedPageBreak/>
+        <w:drawing>
+          <wp:inline distT="0" distB="0" distL="0" distR="0" wp14:anchorId="70A6460D" wp14:editId="4806D5ED">
+            <wp:extent cx="6167120" cy="8536305"/>
+            <wp:effectExtent l="0" t="0" r="5080" b="0"/>
+            <wp:docPr id="413725043" name="Picture 11"/>
+            <wp:cNvGraphicFramePr>
+              <a:graphicFrameLocks xmlns:a="http://schemas.openxmlformats.org/drawingml/2006/main" noChangeAspect="1"/>
+            </wp:cNvGraphicFramePr>
+            <a:graphic xmlns:a="http://schemas.openxmlformats.org/drawingml/2006/main">
+              <a:graphicData uri="http://schemas.openxmlformats.org/drawingml/2006/picture">
+                <pic:pic xmlns:pic="http://schemas.openxmlformats.org/drawingml/2006/picture">
+                  <pic:nvPicPr>
+                    <pic:cNvPr id="413725043" name="Picture 413725043"/>
+                    <pic:cNvPicPr/>
+                  </pic:nvPicPr>
+                  <pic:blipFill>
+                    <a:blip r:embed="rId23">
+                      <a:extLst>
+                        <a:ext uri="{28A0092B-C50C-407E-A947-70E740481C1C}">
+                          <a14:useLocalDpi xmlns:a14="http://schemas.microsoft.com/office/drawing/2010/main" val="0"/>
+                        </a:ext>
+                      </a:extLst>
+                    </a:blip>
+                    <a:stretch>
+                      <a:fillRect/>
+                    </a:stretch>
+                  </pic:blipFill>
+                  <pic:spPr>
+                    <a:xfrm>
+                      <a:off x="0" y="0"/>
+                      <a:ext cx="6167120" cy="8536305"/>
+                    </a:xfrm>
+                    <a:prstGeom prst="rect">
+                      <a:avLst/>
+                    </a:prstGeom>
+                  </pic:spPr>
+                </pic:pic>
+              </a:graphicData>
+            </a:graphic>
+          </wp:inline>
+        </w:drawing>
+      </w:r>
+      <w:r>
+        <w:rPr>
+          <w:b/>
+          <w:bCs/>
+          <w:i/>
+          <w:iCs/>
+          <w:noProof/>
+          <w:sz w:val="28"/>
+          <w:szCs w:val="28"/>
+        </w:rPr>
+        <w:lastRenderedPageBreak/>
+        <w:drawing>
+          <wp:inline distT="0" distB="0" distL="0" distR="0" wp14:anchorId="4ACD06C6" wp14:editId="1D6C1231">
+            <wp:extent cx="6167120" cy="8343265"/>
+            <wp:effectExtent l="0" t="0" r="5080" b="635"/>
+            <wp:docPr id="652534627" name="Picture 12"/>
+            <wp:cNvGraphicFramePr>
+              <a:graphicFrameLocks xmlns:a="http://schemas.openxmlformats.org/drawingml/2006/main" noChangeAspect="1"/>
+            </wp:cNvGraphicFramePr>
+            <a:graphic xmlns:a="http://schemas.openxmlformats.org/drawingml/2006/main">
+              <a:graphicData uri="http://schemas.openxmlformats.org/drawingml/2006/picture">
+                <pic:pic xmlns:pic="http://schemas.openxmlformats.org/drawingml/2006/picture">
+                  <pic:nvPicPr>
+                    <pic:cNvPr id="652534627" name="Picture 652534627"/>
+                    <pic:cNvPicPr/>
+                  </pic:nvPicPr>
+                  <pic:blipFill>
+                    <a:blip r:embed="rId24">
+                      <a:extLst>
+                        <a:ext uri="{28A0092B-C50C-407E-A947-70E740481C1C}">
+                          <a14:useLocalDpi xmlns:a14="http://schemas.microsoft.com/office/drawing/2010/main" val="0"/>
+                        </a:ext>
+                      </a:extLst>
+                    </a:blip>
+                    <a:stretch>
+                      <a:fillRect/>
+                    </a:stretch>
+                  </pic:blipFill>
+                  <pic:spPr>
+                    <a:xfrm>
+                      <a:off x="0" y="0"/>
+                      <a:ext cx="6167120" cy="8343265"/>
+                    </a:xfrm>
+                    <a:prstGeom prst="rect">
+                      <a:avLst/>
+                    </a:prstGeom>
+                  </pic:spPr>
+                </pic:pic>
+              </a:graphicData>
+            </a:graphic>
+          </wp:inline>
+        </w:drawing>
+      </w:r>
+      <w:r>
+        <w:rPr>
+          <w:b/>
+          <w:bCs/>
+          <w:i/>
+          <w:iCs/>
+          <w:noProof/>
+          <w:sz w:val="28"/>
+          <w:szCs w:val="28"/>
+        </w:rPr>
+        <w:lastRenderedPageBreak/>
+        <w:drawing>
+          <wp:inline distT="0" distB="0" distL="0" distR="0" wp14:anchorId="29FAE33E" wp14:editId="4983B882">
+            <wp:extent cx="6167120" cy="8376285"/>
+            <wp:effectExtent l="0" t="0" r="5080" b="5715"/>
+            <wp:docPr id="1682044976" name="Picture 13"/>
+            <wp:cNvGraphicFramePr>
+              <a:graphicFrameLocks xmlns:a="http://schemas.openxmlformats.org/drawingml/2006/main" noChangeAspect="1"/>
+            </wp:cNvGraphicFramePr>
+            <a:graphic xmlns:a="http://schemas.openxmlformats.org/drawingml/2006/main">
+              <a:graphicData uri="http://schemas.openxmlformats.org/drawingml/2006/picture">
+                <pic:pic xmlns:pic="http://schemas.openxmlformats.org/drawingml/2006/picture">
+                  <pic:nvPicPr>
+                    <pic:cNvPr id="1682044976" name="Picture 1682044976"/>
+                    <pic:cNvPicPr/>
+                  </pic:nvPicPr>
+                  <pic:blipFill>
+                    <a:blip r:embed="rId25">
+                      <a:extLst>
+                        <a:ext uri="{28A0092B-C50C-407E-A947-70E740481C1C}">
+                          <a14:useLocalDpi xmlns:a14="http://schemas.microsoft.com/office/drawing/2010/main" val="0"/>
+                        </a:ext>
+                      </a:extLst>
+                    </a:blip>
+                    <a:stretch>
+                      <a:fillRect/>
+                    </a:stretch>
+                  </pic:blipFill>
+                  <pic:spPr>
+                    <a:xfrm>
+                      <a:off x="0" y="0"/>
+                      <a:ext cx="6167120" cy="8376285"/>
+                    </a:xfrm>
+                    <a:prstGeom prst="rect">
+                      <a:avLst/>
+                    </a:prstGeom>
+                  </pic:spPr>
+                </pic:pic>
+              </a:graphicData>
+            </a:graphic>
+          </wp:inline>
+        </w:drawing>
+      </w:r>
+    </w:p>
     <w:sectPr>
-      <w:footerReference w:type="even" r:id="rId13"/>
-      <w:footerReference w:type="default" r:id="rId14"/>
-      <w:footerReference w:type="first" r:id="rId15"/>
+      <w:footerReference w:type="even" r:id="rId26"/>
+      <w:footerReference w:type="default" r:id="rId27"/>
+      <w:footerReference w:type="first" r:id="rId28"/>
       <w:pgSz w:w="12240" w:h="15840"/>
       <w:pgMar w:top="721" w:right="1088" w:bottom="272" w:left="1440" w:header="720" w:footer="720" w:gutter="0"/>
       <w:pgNumType w:start="0"/>
@@ -9605,7 +12606,6 @@
   <w:style w:type="character" w:default="1" w:styleId="DefaultParagraphFont">
     <w:name w:val="Default Paragraph Font"/>
     <w:uiPriority w:val="1"/>
-    <w:semiHidden/>
     <w:unhideWhenUsed/>
   </w:style>
   <w:style w:type="table" w:default="1" w:styleId="TableNormal">

--- a/Documentation.docx
+++ b/Documentation.docx
@@ -762,7 +762,55 @@
           <w:rFonts w:ascii="Century Gothic" w:eastAsia="Century Gothic" w:hAnsi="Century Gothic" w:cs="Century Gothic"/>
           <w:sz w:val="22"/>
         </w:rPr>
-        <w:t xml:space="preserve">By checking the box below, I certify that this assignment is my own work and is free from plagiarism. I understand that the assignment may be checked for plagiarism by electronic or other means and may be transferred and stored in a database for the purposes of data-matching to help detect plagiarism. The assignment has not previously been submitted for assessment in any other unit or to any other institution. </w:t>
+        <w:t xml:space="preserve">By checking the box below, I certify that this assignment is my own work and is free from plagiarism. I understand that the assignment may </w:t>
+      </w:r>
+      <w:proofErr w:type="gramStart"/>
+      <w:r>
+        <w:rPr>
+          <w:rFonts w:ascii="Century Gothic" w:eastAsia="Century Gothic" w:hAnsi="Century Gothic" w:cs="Century Gothic"/>
+          <w:sz w:val="22"/>
+        </w:rPr>
+        <w:t>be checked</w:t>
+      </w:r>
+      <w:proofErr w:type="gramEnd"/>
+      <w:r>
+        <w:rPr>
+          <w:rFonts w:ascii="Century Gothic" w:eastAsia="Century Gothic" w:hAnsi="Century Gothic" w:cs="Century Gothic"/>
+          <w:sz w:val="22"/>
+        </w:rPr>
+        <w:t xml:space="preserve"> for plagiarism by electronic or other means and may </w:t>
+      </w:r>
+      <w:proofErr w:type="gramStart"/>
+      <w:r>
+        <w:rPr>
+          <w:rFonts w:ascii="Century Gothic" w:eastAsia="Century Gothic" w:hAnsi="Century Gothic" w:cs="Century Gothic"/>
+          <w:sz w:val="22"/>
+        </w:rPr>
+        <w:t>be transferred</w:t>
+      </w:r>
+      <w:proofErr w:type="gramEnd"/>
+      <w:r>
+        <w:rPr>
+          <w:rFonts w:ascii="Century Gothic" w:eastAsia="Century Gothic" w:hAnsi="Century Gothic" w:cs="Century Gothic"/>
+          <w:sz w:val="22"/>
+        </w:rPr>
+        <w:t xml:space="preserve"> and stored in a database for the purposes of data-matching to help detect plagiarism. The assignment has not previously </w:t>
+      </w:r>
+      <w:proofErr w:type="gramStart"/>
+      <w:r>
+        <w:rPr>
+          <w:rFonts w:ascii="Century Gothic" w:eastAsia="Century Gothic" w:hAnsi="Century Gothic" w:cs="Century Gothic"/>
+          <w:sz w:val="22"/>
+        </w:rPr>
+        <w:t>been submitted</w:t>
+      </w:r>
+      <w:proofErr w:type="gramEnd"/>
+      <w:r>
+        <w:rPr>
+          <w:rFonts w:ascii="Century Gothic" w:eastAsia="Century Gothic" w:hAnsi="Century Gothic" w:cs="Century Gothic"/>
+          <w:sz w:val="22"/>
+        </w:rPr>
+        <w:t xml:space="preserve"> for assessment in any other unit or to any other institution. </w:t>
       </w:r>
       <w:r>
         <w:rPr>
@@ -987,7 +1035,15 @@
         <w:t>Pula</w:t>
       </w:r>
       <w:r>
-        <w:t xml:space="preserve"> Bank provides essential financial services in Botswana, including registration for debit and credit accounts, applications for personal and business loans, and access to customer account statements. These services are currently handled through in-person processes, which can limit speed, convenience, and accessibility for customers.</w:t>
+        <w:t xml:space="preserve"> Bank provides essential financial services in Botswana, including registration for debit and credit accounts, applications for personal and business loans, and access to customer account statements. These services are currently </w:t>
+      </w:r>
+      <w:proofErr w:type="gramStart"/>
+      <w:r>
+        <w:t>handled</w:t>
+      </w:r>
+      <w:proofErr w:type="gramEnd"/>
+      <w:r>
+        <w:t xml:space="preserve"> through in-person processes, which can limit speed, convenience, and accessibility for customers.</w:t>
       </w:r>
     </w:p>
     <w:p>
@@ -1105,20 +1161,17 @@
       <w:pPr>
         <w:spacing w:after="0" w:line="259" w:lineRule="auto"/>
         <w:ind w:right="0"/>
-      </w:pPr>
-      <w:r>
         <w:rPr>
           <w:b/>
           <w:bCs/>
         </w:rPr>
-        <w:t>WEBSITE OBJECTIVE</w:t>
-      </w:r>
+      </w:pPr>
       <w:r>
         <w:rPr>
           <w:b/>
           <w:bCs/>
         </w:rPr>
-        <w:t>S</w:t>
+        <w:t>WEBSITE OBJECTIVE</w:t>
       </w:r>
       <w:r>
         <w:rPr>
@@ -1127,42 +1180,87 @@
         </w:rPr>
         <w:t xml:space="preserve">: </w:t>
       </w:r>
+    </w:p>
+    <w:p>
+      <w:pPr>
+        <w:spacing w:after="0" w:line="259" w:lineRule="auto"/>
+        <w:ind w:right="0"/>
+      </w:pPr>
     </w:p>
     <w:p>
       <w:pPr>
         <w:pStyle w:val="ListParagraph"/>
         <w:numPr>
           <w:ilvl w:val="0"/>
-          <w:numId w:val="23"/>
+          <w:numId w:val="35"/>
         </w:numPr>
         <w:spacing w:after="0" w:line="259" w:lineRule="auto"/>
         <w:ind w:right="0"/>
       </w:pPr>
       <w:r>
-        <w:t>R</w:t>
-      </w:r>
-      <w:r>
-        <w:t>egistr</w:t>
-      </w:r>
-      <w:r>
-        <w:t>ation</w:t>
-      </w:r>
-      <w:r>
-        <w:t>.</w:t>
-      </w:r>
+        <w:t>Digitize</w:t>
+      </w:r>
+      <w:r>
+        <w:t xml:space="preserve"> customer registration and service delivery to increase operational efficiency, expand accessibility, and reduce manual workload.</w:t>
+      </w:r>
+    </w:p>
+    <w:p>
+      <w:pPr>
+        <w:spacing w:after="0" w:line="259" w:lineRule="auto"/>
+        <w:ind w:right="0"/>
+      </w:pPr>
+    </w:p>
+    <w:p>
+      <w:pPr>
+        <w:spacing w:after="0" w:line="259" w:lineRule="auto"/>
+        <w:ind w:left="0" w:right="0" w:firstLine="0"/>
+      </w:pPr>
+    </w:p>
+    <w:p>
+      <w:pPr>
+        <w:spacing w:after="0" w:line="259" w:lineRule="auto"/>
+        <w:ind w:right="0"/>
+      </w:pPr>
+      <w:r>
+        <w:rPr>
+          <w:b/>
+          <w:bCs/>
+        </w:rPr>
+        <w:t xml:space="preserve">WEBSITE </w:t>
+      </w:r>
+      <w:r>
+        <w:rPr>
+          <w:b/>
+          <w:bCs/>
+        </w:rPr>
+        <w:t>GOALS</w:t>
+      </w:r>
+      <w:r>
+        <w:rPr>
+          <w:b/>
+          <w:bCs/>
+        </w:rPr>
+        <w:t xml:space="preserve">: </w:t>
+      </w:r>
+    </w:p>
+    <w:p>
+      <w:pPr>
+        <w:spacing w:after="0" w:line="259" w:lineRule="auto"/>
+        <w:ind w:right="0"/>
+      </w:pPr>
     </w:p>
     <w:p>
       <w:pPr>
         <w:pStyle w:val="ListParagraph"/>
         <w:numPr>
           <w:ilvl w:val="0"/>
-          <w:numId w:val="23"/>
+          <w:numId w:val="34"/>
         </w:numPr>
         <w:spacing w:after="0" w:line="259" w:lineRule="auto"/>
         <w:ind w:right="0"/>
       </w:pPr>
       <w:r>
-        <w:t>Reduce Manual Workload</w:t>
+        <w:t>24/7 Availability</w:t>
       </w:r>
     </w:p>
     <w:p>
@@ -1170,13 +1268,16 @@
         <w:pStyle w:val="ListParagraph"/>
         <w:numPr>
           <w:ilvl w:val="0"/>
-          <w:numId w:val="23"/>
+          <w:numId w:val="34"/>
         </w:numPr>
         <w:spacing w:after="0" w:line="259" w:lineRule="auto"/>
         <w:ind w:right="0"/>
       </w:pPr>
       <w:r>
-        <w:t>Enable the bank to handle a larger volume of customer requests simultaneously without increasing physical branch staff.</w:t>
+        <w:t>Allow users to create</w:t>
+      </w:r>
+      <w:r>
+        <w:t xml:space="preserve"> account registrations and loan applications to minimize human error.</w:t>
       </w:r>
     </w:p>
     <w:p>
@@ -1184,19 +1285,22 @@
         <w:pStyle w:val="ListParagraph"/>
         <w:numPr>
           <w:ilvl w:val="0"/>
-          <w:numId w:val="23"/>
+          <w:numId w:val="34"/>
         </w:numPr>
         <w:spacing w:after="0" w:line="259" w:lineRule="auto"/>
         <w:ind w:right="0"/>
       </w:pPr>
       <w:r>
-        <w:t xml:space="preserve">Transition from paper-based systems to </w:t>
-      </w:r>
-      <w:r>
-        <w:t>digital systems</w:t>
-      </w:r>
-      <w:r>
-        <w:t>, allowing staff to review and approve applications faster.</w:t>
+        <w:t>Reduce</w:t>
+      </w:r>
+      <w:r>
+        <w:t xml:space="preserve"> the need for customers to travel to physical branches for financial </w:t>
+      </w:r>
+      <w:r>
+        <w:t>services</w:t>
+      </w:r>
+      <w:r>
+        <w:t>.</w:t>
       </w:r>
     </w:p>
     <w:p>
@@ -1204,13 +1308,19 @@
         <w:pStyle w:val="ListParagraph"/>
         <w:numPr>
           <w:ilvl w:val="0"/>
-          <w:numId w:val="23"/>
+          <w:numId w:val="34"/>
         </w:numPr>
         <w:spacing w:after="0" w:line="259" w:lineRule="auto"/>
         <w:ind w:right="0"/>
       </w:pPr>
       <w:r>
-        <w:t>making services more accessible to those in remote areas</w:t>
+        <w:t xml:space="preserve">Fast </w:t>
+      </w:r>
+      <w:r>
+        <w:t>access to account statements and application statuses</w:t>
+      </w:r>
+      <w:r>
+        <w:t>.</w:t>
       </w:r>
     </w:p>
     <w:p>
@@ -1218,188 +1328,72 @@
         <w:pStyle w:val="ListParagraph"/>
         <w:numPr>
           <w:ilvl w:val="0"/>
-          <w:numId w:val="23"/>
+          <w:numId w:val="34"/>
         </w:numPr>
         <w:spacing w:after="0" w:line="259" w:lineRule="auto"/>
         <w:ind w:right="0"/>
       </w:pPr>
       <w:r>
-        <w:t xml:space="preserve">Allow users to give </w:t>
-      </w:r>
-      <w:r>
-        <w:t>feedback</w:t>
-      </w:r>
-      <w:r>
-        <w:t xml:space="preserve"> about </w:t>
-      </w:r>
-      <w:r>
-        <w:t>the website</w:t>
-      </w:r>
-    </w:p>
-    <w:p>
-      <w:pPr>
-        <w:spacing w:after="0" w:line="259" w:lineRule="auto"/>
-        <w:ind w:left="0" w:right="0" w:firstLine="0"/>
-      </w:pPr>
-    </w:p>
-    <w:p>
-      <w:pPr>
-        <w:spacing w:after="0" w:line="259" w:lineRule="auto"/>
-        <w:ind w:right="0"/>
-      </w:pPr>
-      <w:r>
-        <w:rPr>
-          <w:b/>
-          <w:bCs/>
-        </w:rPr>
-        <w:t xml:space="preserve">WEBSITE </w:t>
-      </w:r>
-      <w:r>
-        <w:rPr>
-          <w:b/>
-          <w:bCs/>
-        </w:rPr>
-        <w:t>GOALS</w:t>
-      </w:r>
-      <w:r>
-        <w:rPr>
-          <w:b/>
-          <w:bCs/>
-        </w:rPr>
-        <w:t xml:space="preserve">: </w:t>
-      </w:r>
-    </w:p>
-    <w:p>
-      <w:pPr>
-        <w:spacing w:after="0" w:line="259" w:lineRule="auto"/>
-        <w:ind w:right="0"/>
-      </w:pPr>
+        <w:t>Promote</w:t>
+      </w:r>
+      <w:r>
+        <w:t xml:space="preserve"> online identity for Pula Bank to compete effectively with large </w:t>
+      </w:r>
+      <w:r>
+        <w:t>banks.</w:t>
+      </w:r>
     </w:p>
     <w:p>
       <w:pPr>
         <w:pStyle w:val="ListParagraph"/>
         <w:numPr>
           <w:ilvl w:val="0"/>
-          <w:numId w:val="23"/>
+          <w:numId w:val="34"/>
         </w:numPr>
         <w:spacing w:after="0" w:line="259" w:lineRule="auto"/>
         <w:ind w:right="0"/>
       </w:pPr>
       <w:r>
-        <w:t>24/7 Availability</w:t>
-      </w:r>
-    </w:p>
-    <w:p>
-      <w:pPr>
-        <w:pStyle w:val="ListParagraph"/>
-        <w:numPr>
-          <w:ilvl w:val="0"/>
-          <w:numId w:val="29"/>
-        </w:numPr>
+        <w:t xml:space="preserve">Site feedback will allow me to be able to modify the site to </w:t>
+      </w:r>
+      <w:r>
+        <w:t>suit</w:t>
+      </w:r>
+      <w:r>
+        <w:t xml:space="preserve"> the </w:t>
+      </w:r>
+      <w:r>
+        <w:t>user’s</w:t>
+      </w:r>
+      <w:r>
+        <w:t xml:space="preserve"> needs and </w:t>
+      </w:r>
+      <w:r>
+        <w:t xml:space="preserve">simultaneously attract </w:t>
+      </w:r>
+      <w:proofErr w:type="gramStart"/>
+      <w:r>
+        <w:t xml:space="preserve">new </w:t>
+      </w:r>
+      <w:r>
+        <w:t>users</w:t>
+      </w:r>
+      <w:proofErr w:type="gramEnd"/>
+      <w:r>
+        <w:t>.</w:t>
+      </w:r>
+    </w:p>
+    <w:p>
+      <w:pPr>
         <w:spacing w:after="0" w:line="259" w:lineRule="auto"/>
         <w:ind w:right="0"/>
       </w:pPr>
-      <w:r>
-        <w:t>Allow users to create</w:t>
-      </w:r>
-      <w:r>
-        <w:t xml:space="preserve"> account registrations and loan applications to minimize human error.</w:t>
-      </w:r>
-    </w:p>
-    <w:p>
-      <w:pPr>
-        <w:pStyle w:val="ListParagraph"/>
-        <w:numPr>
-          <w:ilvl w:val="0"/>
-          <w:numId w:val="24"/>
-        </w:numPr>
+    </w:p>
+    <w:p>
+      <w:pPr>
         <w:spacing w:after="0" w:line="259" w:lineRule="auto"/>
         <w:ind w:right="0"/>
       </w:pPr>
-      <w:r>
-        <w:t>Reduce</w:t>
-      </w:r>
-      <w:r>
-        <w:t xml:space="preserve"> the need for customers to travel to physical branches for financial </w:t>
-      </w:r>
-      <w:r>
-        <w:t>services</w:t>
-      </w:r>
-      <w:r>
-        <w:t>.</w:t>
-      </w:r>
-    </w:p>
-    <w:p>
-      <w:pPr>
-        <w:pStyle w:val="ListParagraph"/>
-        <w:numPr>
-          <w:ilvl w:val="0"/>
-          <w:numId w:val="24"/>
-        </w:numPr>
-        <w:spacing w:after="0" w:line="259" w:lineRule="auto"/>
-        <w:ind w:right="0"/>
-      </w:pPr>
-      <w:r>
-        <w:t xml:space="preserve">Fast </w:t>
-      </w:r>
-      <w:r>
-        <w:t>access to account statements and application statuses</w:t>
-      </w:r>
-      <w:r>
-        <w:t>.</w:t>
-      </w:r>
-    </w:p>
-    <w:p>
-      <w:pPr>
-        <w:pStyle w:val="ListParagraph"/>
-        <w:numPr>
-          <w:ilvl w:val="0"/>
-          <w:numId w:val="24"/>
-        </w:numPr>
-        <w:spacing w:after="0" w:line="259" w:lineRule="auto"/>
-        <w:ind w:right="0"/>
-      </w:pPr>
-      <w:r>
-        <w:t>Promote</w:t>
-      </w:r>
-      <w:r>
-        <w:t xml:space="preserve"> online identity for Pula Bank to compete effectively with large </w:t>
-      </w:r>
-      <w:r>
-        <w:t>banks</w:t>
-      </w:r>
-    </w:p>
-    <w:p>
-      <w:pPr>
-        <w:pStyle w:val="ListParagraph"/>
-        <w:numPr>
-          <w:ilvl w:val="0"/>
-          <w:numId w:val="24"/>
-        </w:numPr>
-        <w:spacing w:after="0" w:line="259" w:lineRule="auto"/>
-        <w:ind w:right="0"/>
-      </w:pPr>
-      <w:r>
-        <w:t xml:space="preserve">Site feedback will allow me to be able to modify the site to </w:t>
-      </w:r>
-      <w:r>
-        <w:t>suit</w:t>
-      </w:r>
-      <w:r>
-        <w:t xml:space="preserve"> the </w:t>
-      </w:r>
-      <w:r>
-        <w:t>user’s</w:t>
-      </w:r>
-      <w:r>
-        <w:t xml:space="preserve"> needs and </w:t>
-      </w:r>
-      <w:r>
-        <w:t xml:space="preserve">simultaneously attract new </w:t>
-      </w:r>
-      <w:r>
-        <w:t>users</w:t>
-      </w:r>
     </w:p>
     <w:p>
       <w:pPr>
@@ -1577,29 +1571,18 @@
           <w:iCs w:val="0"/>
           <w:spacing w:val="0"/>
         </w:rPr>
-        <w:t>26: Mai</w:t>
-      </w:r>
-      <w:r>
-        <w:rPr>
-          <w:rStyle w:val="BookTitle"/>
-          <w:b w:val="0"/>
-          <w:bCs w:val="0"/>
-          <w:i w:val="0"/>
-          <w:iCs w:val="0"/>
-          <w:spacing w:val="0"/>
-        </w:rPr>
-        <w:t>n</w:t>
-      </w:r>
-      <w:r>
-        <w:rPr>
-          <w:rStyle w:val="BookTitle"/>
-          <w:b w:val="0"/>
-          <w:bCs w:val="0"/>
-          <w:i w:val="0"/>
-          <w:iCs w:val="0"/>
-          <w:spacing w:val="0"/>
-        </w:rPr>
-        <w:t>ly students</w:t>
+        <w:t xml:space="preserve">26: </w:t>
+      </w:r>
+      <w:r>
+        <w:rPr>
+          <w:rStyle w:val="BookTitle"/>
+          <w:b w:val="0"/>
+          <w:bCs w:val="0"/>
+          <w:i w:val="0"/>
+          <w:iCs w:val="0"/>
+          <w:spacing w:val="0"/>
+        </w:rPr>
+        <w:t>Students</w:t>
       </w:r>
     </w:p>
     <w:p>
@@ -2058,6 +2041,20 @@
     <w:p>
       <w:pPr>
         <w:spacing w:after="0" w:line="259" w:lineRule="auto"/>
+        <w:ind w:left="0" w:right="0" w:firstLine="0"/>
+        <w:rPr>
+          <w:rStyle w:val="BookTitle"/>
+          <w:b w:val="0"/>
+          <w:bCs w:val="0"/>
+          <w:i w:val="0"/>
+          <w:iCs w:val="0"/>
+          <w:spacing w:val="0"/>
+        </w:rPr>
+      </w:pPr>
+    </w:p>
+    <w:p>
+      <w:pPr>
+        <w:spacing w:after="0" w:line="259" w:lineRule="auto"/>
         <w:ind w:right="0"/>
         <w:rPr>
           <w:rStyle w:val="BookTitle"/>
@@ -2082,6 +2079,26 @@
           <w:spacing w:val="0"/>
         </w:rPr>
       </w:pPr>
+      <w:r>
+        <w:rPr>
+          <w:rStyle w:val="BookTitle"/>
+          <w:i w:val="0"/>
+          <w:iCs w:val="0"/>
+          <w:spacing w:val="0"/>
+        </w:rPr>
+        <w:t>Technical Aptitude:</w:t>
+      </w:r>
+      <w:r>
+        <w:rPr>
+          <w:rStyle w:val="BookTitle"/>
+          <w:b w:val="0"/>
+          <w:bCs w:val="0"/>
+          <w:i w:val="0"/>
+          <w:iCs w:val="0"/>
+          <w:spacing w:val="0"/>
+        </w:rPr>
+        <w:t xml:space="preserve"> Moderate to High.</w:t>
+      </w:r>
     </w:p>
     <w:p>
       <w:pPr>
@@ -2111,109 +2128,40 @@
         </w:rPr>
       </w:pPr>
       <w:r>
-        <w:rPr>
-          <w:rStyle w:val="BookTitle"/>
-          <w:i w:val="0"/>
-          <w:iCs w:val="0"/>
-          <w:spacing w:val="0"/>
-        </w:rPr>
-        <w:t>Technical Aptitude:</w:t>
-      </w:r>
-      <w:r>
-        <w:rPr>
-          <w:rStyle w:val="BookTitle"/>
-          <w:b w:val="0"/>
-          <w:bCs w:val="0"/>
-          <w:i w:val="0"/>
-          <w:iCs w:val="0"/>
-          <w:spacing w:val="0"/>
-        </w:rPr>
-        <w:t xml:space="preserve"> Moderate to High.</w:t>
-      </w:r>
-    </w:p>
-    <w:p>
-      <w:pPr>
-        <w:spacing w:after="0" w:line="259" w:lineRule="auto"/>
-        <w:ind w:right="0"/>
-        <w:rPr>
-          <w:rStyle w:val="BookTitle"/>
-          <w:b w:val="0"/>
-          <w:bCs w:val="0"/>
-          <w:i w:val="0"/>
-          <w:iCs w:val="0"/>
-          <w:spacing w:val="0"/>
-        </w:rPr>
-      </w:pPr>
-    </w:p>
-    <w:p>
-      <w:pPr>
-        <w:spacing w:after="0" w:line="259" w:lineRule="auto"/>
-        <w:ind w:left="0" w:right="0" w:firstLine="0"/>
-        <w:rPr>
-          <w:rStyle w:val="BookTitle"/>
-          <w:b w:val="0"/>
-          <w:bCs w:val="0"/>
-          <w:i w:val="0"/>
-          <w:iCs w:val="0"/>
-          <w:spacing w:val="0"/>
-        </w:rPr>
-      </w:pPr>
-    </w:p>
-    <w:p>
-      <w:pPr>
-        <w:spacing w:after="0" w:line="259" w:lineRule="auto"/>
-        <w:ind w:left="0" w:right="0" w:firstLine="0"/>
-        <w:rPr>
-          <w:rStyle w:val="BookTitle"/>
-          <w:b w:val="0"/>
-          <w:bCs w:val="0"/>
-          <w:i w:val="0"/>
-          <w:iCs w:val="0"/>
-          <w:spacing w:val="0"/>
-        </w:rPr>
-      </w:pPr>
-    </w:p>
-    <w:p>
-      <w:pPr>
-        <w:spacing w:after="0" w:line="259" w:lineRule="auto"/>
-        <w:ind w:left="0" w:right="0" w:firstLine="0"/>
-        <w:rPr>
-          <w:rStyle w:val="BookTitle"/>
-          <w:b w:val="0"/>
-          <w:bCs w:val="0"/>
-          <w:i w:val="0"/>
-          <w:iCs w:val="0"/>
-          <w:spacing w:val="0"/>
-        </w:rPr>
-      </w:pPr>
-    </w:p>
-    <w:p>
-      <w:pPr>
-        <w:spacing w:after="0" w:line="259" w:lineRule="auto"/>
-        <w:ind w:left="0" w:right="0" w:firstLine="0"/>
-        <w:rPr>
-          <w:rStyle w:val="BookTitle"/>
-          <w:b w:val="0"/>
-          <w:bCs w:val="0"/>
-          <w:i w:val="0"/>
-          <w:iCs w:val="0"/>
-          <w:spacing w:val="0"/>
-        </w:rPr>
-      </w:pPr>
-    </w:p>
-    <w:p>
-      <w:pPr>
-        <w:spacing w:after="0" w:line="259" w:lineRule="auto"/>
-        <w:ind w:left="0" w:right="0" w:firstLine="0"/>
-        <w:rPr>
-          <w:rStyle w:val="BookTitle"/>
-          <w:b w:val="0"/>
-          <w:bCs w:val="0"/>
-          <w:i w:val="0"/>
-          <w:iCs w:val="0"/>
-          <w:spacing w:val="0"/>
-        </w:rPr>
-      </w:pPr>
+        <w:t xml:space="preserve">The bank’s customers </w:t>
+      </w:r>
+      <w:proofErr w:type="gramStart"/>
+      <w:r>
+        <w:t>are expected</w:t>
+      </w:r>
+      <w:proofErr w:type="gramEnd"/>
+      <w:r>
+        <w:t xml:space="preserve"> to have a comfortable familiarity with digital tools, including smartphones, browsers, and online forms. They can navigate multi-step processes, upload documents, and manage account credentials without requiring step-by-step guidance. However, since the platform serves a broad </w:t>
+      </w:r>
+      <w:r>
+        <w:t>audience</w:t>
+      </w:r>
+      <w:r>
+        <w:t xml:space="preserve">, </w:t>
+      </w:r>
+      <w:r>
+        <w:t>including</w:t>
+      </w:r>
+      <w:r>
+        <w:t xml:space="preserve"> first-time digital banking users in remote areas</w:t>
+      </w:r>
+      <w:r>
+        <w:t>,</w:t>
+      </w:r>
+      <w:r>
+        <w:t xml:space="preserve"> the interface must remain intuitive enough to accommodate those on the lower end of the spectrum, </w:t>
+      </w:r>
+      <w:r>
+        <w:t>minimizing</w:t>
+      </w:r>
+      <w:r>
+        <w:t xml:space="preserve"> the learning curve without compromising functionality for more tech-savvy users.</w:t>
+      </w:r>
     </w:p>
     <w:p>
       <w:pPr>
@@ -2463,29 +2411,40 @@
           <w:iCs w:val="0"/>
           <w:spacing w:val="0"/>
         </w:rPr>
-        <w:t xml:space="preserve">navigation links and account </w:t>
-      </w:r>
-      <w:r>
-        <w:rPr>
-          <w:rStyle w:val="BookTitle"/>
-          <w:b w:val="0"/>
-          <w:bCs w:val="0"/>
-          <w:i w:val="0"/>
-          <w:iCs w:val="0"/>
-          <w:spacing w:val="0"/>
-        </w:rPr>
-        <w:t>i</w:t>
-      </w:r>
-      <w:r>
-        <w:rPr>
-          <w:rStyle w:val="BookTitle"/>
-          <w:b w:val="0"/>
-          <w:bCs w:val="0"/>
-          <w:i w:val="0"/>
-          <w:iCs w:val="0"/>
-          <w:spacing w:val="0"/>
-        </w:rPr>
-        <w:t>con</w:t>
+        <w:t xml:space="preserve">navigation </w:t>
+      </w:r>
+      <w:r>
+        <w:rPr>
+          <w:rStyle w:val="BookTitle"/>
+          <w:b w:val="0"/>
+          <w:bCs w:val="0"/>
+          <w:i w:val="0"/>
+          <w:iCs w:val="0"/>
+          <w:spacing w:val="0"/>
+        </w:rPr>
+        <w:t>links,</w:t>
+      </w:r>
+      <w:r>
+        <w:rPr>
+          <w:rStyle w:val="BookTitle"/>
+          <w:b w:val="0"/>
+          <w:bCs w:val="0"/>
+          <w:i w:val="0"/>
+          <w:iCs w:val="0"/>
+          <w:spacing w:val="0"/>
+        </w:rPr>
+        <w:t xml:space="preserve"> and account </w:t>
+      </w:r>
+      <w:r>
+        <w:rPr>
+          <w:rStyle w:val="BookTitle"/>
+          <w:b w:val="0"/>
+          <w:bCs w:val="0"/>
+          <w:i w:val="0"/>
+          <w:iCs w:val="0"/>
+          <w:spacing w:val="0"/>
+        </w:rPr>
+        <w:t>icon.</w:t>
       </w:r>
     </w:p>
     <w:p>
@@ -2591,8 +2550,31 @@
           <w:iCs w:val="0"/>
           <w:spacing w:val="0"/>
         </w:rPr>
-        <w:t xml:space="preserve">social media icons and a link to the </w:t>
-      </w:r>
+        <w:t xml:space="preserve">social media </w:t>
+      </w:r>
+      <w:r>
+        <w:rPr>
+          <w:rStyle w:val="BookTitle"/>
+          <w:b w:val="0"/>
+          <w:bCs w:val="0"/>
+          <w:i w:val="0"/>
+          <w:iCs w:val="0"/>
+          <w:spacing w:val="0"/>
+        </w:rPr>
+        <w:t>icons,</w:t>
+      </w:r>
+      <w:r>
+        <w:rPr>
+          <w:rStyle w:val="BookTitle"/>
+          <w:b w:val="0"/>
+          <w:bCs w:val="0"/>
+          <w:i w:val="0"/>
+          <w:iCs w:val="0"/>
+          <w:spacing w:val="0"/>
+        </w:rPr>
+        <w:t xml:space="preserve"> and a link to the </w:t>
+      </w:r>
+      <w:proofErr w:type="gramStart"/>
       <w:r>
         <w:rPr>
           <w:rStyle w:val="BookTitle"/>
@@ -2615,16 +2597,28 @@
         </w:rPr>
         <w:t xml:space="preserve"> pages</w:t>
       </w:r>
-      <w:r>
-        <w:rPr>
-          <w:rStyle w:val="BookTitle"/>
-          <w:b w:val="0"/>
-          <w:bCs w:val="0"/>
-          <w:i w:val="0"/>
-          <w:iCs w:val="0"/>
-          <w:spacing w:val="0"/>
-        </w:rPr>
-        <w:t xml:space="preserve"> about the business</w:t>
+      <w:proofErr w:type="gramEnd"/>
+      <w:r>
+        <w:rPr>
+          <w:rStyle w:val="BookTitle"/>
+          <w:b w:val="0"/>
+          <w:bCs w:val="0"/>
+          <w:i w:val="0"/>
+          <w:iCs w:val="0"/>
+          <w:spacing w:val="0"/>
+        </w:rPr>
+        <w:t xml:space="preserve"> about the </w:t>
+      </w:r>
+      <w:r>
+        <w:rPr>
+          <w:rStyle w:val="BookTitle"/>
+          <w:b w:val="0"/>
+          <w:bCs w:val="0"/>
+          <w:i w:val="0"/>
+          <w:iCs w:val="0"/>
+          <w:spacing w:val="0"/>
+        </w:rPr>
+        <w:t>business.</w:t>
       </w:r>
     </w:p>
     <w:p>
@@ -3429,6 +3423,24 @@
       <w:pPr>
         <w:spacing w:after="0" w:line="259" w:lineRule="auto"/>
         <w:ind w:left="0" w:right="0" w:firstLine="0"/>
+        <w:rPr>
+          <w:rStyle w:val="BookTitle"/>
+        </w:rPr>
+      </w:pPr>
+    </w:p>
+    <w:p>
+      <w:pPr>
+        <w:spacing w:after="0" w:line="259" w:lineRule="auto"/>
+        <w:ind w:right="0"/>
+        <w:rPr>
+          <w:rStyle w:val="BookTitle"/>
+        </w:rPr>
+      </w:pPr>
+    </w:p>
+    <w:p>
+      <w:pPr>
+        <w:spacing w:after="0" w:line="259" w:lineRule="auto"/>
+        <w:ind w:right="0"/>
         <w:rPr>
           <w:rStyle w:val="BookTitle"/>
         </w:rPr>
@@ -3441,12 +3453,22 @@
           <w:iCs/>
           <w:noProof/>
           <w:spacing w:val="5"/>
+          <w:sz w:val="32"/>
+          <w:szCs w:val="32"/>
         </w:rPr>
         <w:drawing>
-          <wp:inline distT="0" distB="0" distL="0" distR="0" wp14:anchorId="2A3BAF02" wp14:editId="0DB24E01">
-            <wp:extent cx="6167120" cy="7198360"/>
+          <wp:anchor distT="0" distB="0" distL="114300" distR="114300" simplePos="0" relativeHeight="251668480" behindDoc="0" locked="0" layoutInCell="1" allowOverlap="1" wp14:anchorId="7033B24A" wp14:editId="708DA65E">
+            <wp:simplePos x="0" y="0"/>
+            <wp:positionH relativeFrom="page">
+              <wp:align>center</wp:align>
+            </wp:positionH>
+            <wp:positionV relativeFrom="paragraph">
+              <wp:posOffset>300355</wp:posOffset>
+            </wp:positionV>
+            <wp:extent cx="6167120" cy="6403340"/>
             <wp:effectExtent l="0" t="0" r="0" b="0"/>
-            <wp:docPr id="632279496" name="Graphic 1"/>
+            <wp:wrapTopAndBottom/>
+            <wp:docPr id="1153499356" name="Graphic 17"/>
             <wp:cNvGraphicFramePr>
               <a:graphicFrameLocks xmlns:a="http://schemas.openxmlformats.org/drawingml/2006/main" noChangeAspect="1"/>
             </wp:cNvGraphicFramePr>
@@ -3454,7 +3476,7 @@
               <a:graphicData uri="http://schemas.openxmlformats.org/drawingml/2006/picture">
                 <pic:pic xmlns:pic="http://schemas.openxmlformats.org/drawingml/2006/picture">
                   <pic:nvPicPr>
-                    <pic:cNvPr id="632279496" name="Graphic 632279496"/>
+                    <pic:cNvPr id="1153499356" name="Graphic 1153499356"/>
                     <pic:cNvPicPr/>
                   </pic:nvPicPr>
                   <pic:blipFill>
@@ -3472,7 +3494,7 @@
                   <pic:spPr>
                     <a:xfrm>
                       <a:off x="0" y="0"/>
-                      <a:ext cx="6167120" cy="7198360"/>
+                      <a:ext cx="6167120" cy="6403340"/>
                     </a:xfrm>
                     <a:prstGeom prst="rect">
                       <a:avLst/>
@@ -3481,25 +3503,37 @@
                 </pic:pic>
               </a:graphicData>
             </a:graphic>
-          </wp:inline>
+          </wp:anchor>
         </w:drawing>
       </w:r>
     </w:p>
     <w:p>
       <w:pPr>
         <w:spacing w:after="0" w:line="259" w:lineRule="auto"/>
-        <w:ind w:right="0"/>
-        <w:rPr>
-          <w:rStyle w:val="BookTitle"/>
-        </w:rPr>
-      </w:pPr>
-    </w:p>
-    <w:p>
-      <w:pPr>
-        <w:spacing w:after="0" w:line="259" w:lineRule="auto"/>
-        <w:ind w:right="0"/>
-        <w:rPr>
-          <w:rStyle w:val="BookTitle"/>
+        <w:ind w:left="0" w:right="0" w:firstLine="0"/>
+        <w:rPr>
+          <w:b/>
+          <w:bCs/>
+        </w:rPr>
+      </w:pPr>
+    </w:p>
+    <w:p>
+      <w:pPr>
+        <w:spacing w:after="0" w:line="259" w:lineRule="auto"/>
+        <w:ind w:left="0" w:right="0" w:firstLine="0"/>
+        <w:rPr>
+          <w:b/>
+          <w:bCs/>
+        </w:rPr>
+      </w:pPr>
+    </w:p>
+    <w:p>
+      <w:pPr>
+        <w:spacing w:after="0" w:line="259" w:lineRule="auto"/>
+        <w:ind w:left="0" w:right="0" w:firstLine="0"/>
+        <w:rPr>
+          <w:b/>
+          <w:bCs/>
         </w:rPr>
       </w:pPr>
     </w:p>
@@ -3589,61 +3623,22 @@
     <w:p>
       <w:pPr>
         <w:pStyle w:val="ListParagraph"/>
-        <w:numPr>
-          <w:ilvl w:val="1"/>
-          <w:numId w:val="28"/>
-        </w:numPr>
-        <w:spacing w:after="0" w:line="259" w:lineRule="auto"/>
-        <w:ind w:right="0"/>
-        <w:rPr>
-          <w:rStyle w:val="BookTitle"/>
-          <w:b w:val="0"/>
-          <w:bCs w:val="0"/>
-          <w:i w:val="0"/>
-          <w:iCs w:val="0"/>
-          <w:spacing w:val="0"/>
-        </w:rPr>
-      </w:pPr>
-      <w:r>
-        <w:rPr>
-          <w:rStyle w:val="BookTitle"/>
-          <w:b w:val="0"/>
-          <w:bCs w:val="0"/>
-          <w:i w:val="0"/>
-          <w:iCs w:val="0"/>
-          <w:spacing w:val="0"/>
-        </w:rPr>
-        <w:t xml:space="preserve"> </w:t>
-      </w:r>
-      <w:r>
-        <w:rPr>
-          <w:rStyle w:val="BookTitle"/>
-          <w:b w:val="0"/>
-          <w:bCs w:val="0"/>
-          <w:i w:val="0"/>
-          <w:iCs w:val="0"/>
-          <w:spacing w:val="0"/>
-        </w:rPr>
-        <w:t>HTML</w:t>
-      </w:r>
-      <w:r>
-        <w:rPr>
-          <w:rStyle w:val="BookTitle"/>
-          <w:b w:val="0"/>
-          <w:bCs w:val="0"/>
-          <w:i w:val="0"/>
-          <w:iCs w:val="0"/>
-          <w:spacing w:val="0"/>
-        </w:rPr>
-        <w:t xml:space="preserve"> </w:t>
-      </w:r>
+        <w:spacing w:after="0" w:line="259" w:lineRule="auto"/>
+        <w:ind w:right="0" w:firstLine="0"/>
+        <w:rPr>
+          <w:rStyle w:val="BookTitle"/>
+          <w:i w:val="0"/>
+          <w:iCs w:val="0"/>
+          <w:spacing w:val="0"/>
+        </w:rPr>
+      </w:pPr>
     </w:p>
     <w:p>
       <w:pPr>
         <w:pStyle w:val="ListParagraph"/>
         <w:numPr>
-          <w:ilvl w:val="1"/>
-          <w:numId w:val="28"/>
+          <w:ilvl w:val="0"/>
+          <w:numId w:val="36"/>
         </w:numPr>
         <w:spacing w:after="0" w:line="259" w:lineRule="auto"/>
         <w:ind w:right="0"/>
@@ -3665,15 +3660,72 @@
           <w:iCs w:val="0"/>
           <w:spacing w:val="0"/>
         </w:rPr>
-        <w:t>CSS</w:t>
-      </w:r>
+        <w:t xml:space="preserve">The front-end will </w:t>
+      </w:r>
+      <w:proofErr w:type="gramStart"/>
+      <w:r>
+        <w:rPr>
+          <w:rStyle w:val="BookTitle"/>
+          <w:b w:val="0"/>
+          <w:bCs w:val="0"/>
+          <w:i w:val="0"/>
+          <w:iCs w:val="0"/>
+          <w:spacing w:val="0"/>
+        </w:rPr>
+        <w:t>be built</w:t>
+      </w:r>
+      <w:proofErr w:type="gramEnd"/>
+      <w:r>
+        <w:rPr>
+          <w:rStyle w:val="BookTitle"/>
+          <w:b w:val="0"/>
+          <w:bCs w:val="0"/>
+          <w:i w:val="0"/>
+          <w:iCs w:val="0"/>
+          <w:spacing w:val="0"/>
+        </w:rPr>
+        <w:t xml:space="preserve"> using </w:t>
+      </w:r>
+      <w:r>
+        <w:rPr>
+          <w:rStyle w:val="BookTitle"/>
+          <w:i w:val="0"/>
+          <w:iCs w:val="0"/>
+          <w:spacing w:val="0"/>
+        </w:rPr>
+        <w:t>HTML</w:t>
+      </w:r>
+      <w:r>
+        <w:rPr>
+          <w:rStyle w:val="BookTitle"/>
+          <w:b w:val="0"/>
+          <w:bCs w:val="0"/>
+          <w:i w:val="0"/>
+          <w:iCs w:val="0"/>
+          <w:spacing w:val="0"/>
+        </w:rPr>
+        <w:t xml:space="preserve"> for </w:t>
+      </w:r>
+      <w:proofErr w:type="gramStart"/>
+      <w:r>
+        <w:rPr>
+          <w:rStyle w:val="BookTitle"/>
+          <w:b w:val="0"/>
+          <w:bCs w:val="0"/>
+          <w:i w:val="0"/>
+          <w:iCs w:val="0"/>
+          <w:spacing w:val="0"/>
+        </w:rPr>
+        <w:t>structure</w:t>
+      </w:r>
+      <w:proofErr w:type="gramEnd"/>
     </w:p>
     <w:p>
       <w:pPr>
         <w:pStyle w:val="ListParagraph"/>
         <w:numPr>
-          <w:ilvl w:val="1"/>
-          <w:numId w:val="28"/>
+          <w:ilvl w:val="0"/>
+          <w:numId w:val="36"/>
         </w:numPr>
         <w:spacing w:after="0" w:line="259" w:lineRule="auto"/>
         <w:ind w:right="0"/>
@@ -3689,21 +3741,96 @@
       <w:r>
         <w:rPr>
           <w:rStyle w:val="BookTitle"/>
-          <w:b w:val="0"/>
-          <w:bCs w:val="0"/>
+          <w:i w:val="0"/>
+          <w:iCs w:val="0"/>
+          <w:spacing w:val="0"/>
+        </w:rPr>
+        <w:t>CSS</w:t>
+      </w:r>
+      <w:r>
+        <w:rPr>
+          <w:rStyle w:val="BookTitle"/>
+          <w:b w:val="0"/>
+          <w:bCs w:val="0"/>
+          <w:i w:val="0"/>
+          <w:iCs w:val="0"/>
+          <w:spacing w:val="0"/>
+        </w:rPr>
+        <w:t xml:space="preserve"> for styling</w:t>
+      </w:r>
+      <w:r>
+        <w:rPr>
+          <w:rStyle w:val="BookTitle"/>
+          <w:b w:val="0"/>
+          <w:bCs w:val="0"/>
+          <w:i w:val="0"/>
+          <w:iCs w:val="0"/>
+          <w:spacing w:val="0"/>
+        </w:rPr>
+        <w:t xml:space="preserve"> and </w:t>
+      </w:r>
+      <w:r>
+        <w:rPr>
+          <w:rStyle w:val="BookTitle"/>
           <w:i w:val="0"/>
           <w:iCs w:val="0"/>
           <w:spacing w:val="0"/>
         </w:rPr>
         <w:t>BOOTSTRAP</w:t>
+      </w:r>
+      <w:r>
+        <w:rPr>
+          <w:rStyle w:val="BookTitle"/>
+          <w:b w:val="0"/>
+          <w:bCs w:val="0"/>
+          <w:i w:val="0"/>
+          <w:iCs w:val="0"/>
+          <w:spacing w:val="0"/>
+        </w:rPr>
+        <w:t xml:space="preserve"> </w:t>
+      </w:r>
+      <w:r>
+        <w:rPr>
+          <w:rStyle w:val="BookTitle"/>
+          <w:b w:val="0"/>
+          <w:bCs w:val="0"/>
+          <w:i w:val="0"/>
+          <w:iCs w:val="0"/>
+          <w:spacing w:val="0"/>
+        </w:rPr>
+        <w:t xml:space="preserve">will </w:t>
+      </w:r>
+      <w:proofErr w:type="gramStart"/>
+      <w:r>
+        <w:rPr>
+          <w:rStyle w:val="BookTitle"/>
+          <w:b w:val="0"/>
+          <w:bCs w:val="0"/>
+          <w:i w:val="0"/>
+          <w:iCs w:val="0"/>
+          <w:spacing w:val="0"/>
+        </w:rPr>
+        <w:t>be incorporated</w:t>
+      </w:r>
+      <w:proofErr w:type="gramEnd"/>
+      <w:r>
+        <w:rPr>
+          <w:rStyle w:val="BookTitle"/>
+          <w:b w:val="0"/>
+          <w:bCs w:val="0"/>
+          <w:i w:val="0"/>
+          <w:iCs w:val="0"/>
+          <w:spacing w:val="0"/>
+        </w:rPr>
+        <w:t xml:space="preserve"> as the primary CSS framework to accelerate responsive layout development and maintain visual consistency across pages.</w:t>
       </w:r>
     </w:p>
     <w:p>
       <w:pPr>
         <w:pStyle w:val="ListParagraph"/>
         <w:numPr>
-          <w:ilvl w:val="1"/>
-          <w:numId w:val="28"/>
+          <w:ilvl w:val="0"/>
+          <w:numId w:val="36"/>
         </w:numPr>
         <w:spacing w:after="0" w:line="259" w:lineRule="auto"/>
         <w:ind w:right="0"/>
@@ -3719,20 +3846,71 @@
       <w:r>
         <w:rPr>
           <w:rStyle w:val="BookTitle"/>
-          <w:b w:val="0"/>
-          <w:bCs w:val="0"/>
+          <w:i w:val="0"/>
+          <w:iCs w:val="0"/>
+          <w:spacing w:val="0"/>
+        </w:rPr>
+        <w:t>JAVA</w:t>
+      </w:r>
+      <w:r>
+        <w:rPr>
+          <w:rStyle w:val="BookTitle"/>
+          <w:b w:val="0"/>
+          <w:bCs w:val="0"/>
+          <w:i w:val="0"/>
+          <w:iCs w:val="0"/>
+          <w:spacing w:val="0"/>
+        </w:rPr>
+        <w:t xml:space="preserve"> </w:t>
+      </w:r>
+      <w:r>
+        <w:rPr>
+          <w:rStyle w:val="BookTitle"/>
+          <w:b w:val="0"/>
+          <w:bCs w:val="0"/>
+          <w:i w:val="0"/>
+          <w:iCs w:val="0"/>
+          <w:spacing w:val="0"/>
+        </w:rPr>
+        <w:t xml:space="preserve">and </w:t>
+      </w:r>
+      <w:r>
+        <w:rPr>
+          <w:rStyle w:val="BookTitle"/>
           <w:i w:val="0"/>
           <w:iCs w:val="0"/>
           <w:spacing w:val="0"/>
         </w:rPr>
         <w:t>JAVASCRIPT</w:t>
       </w:r>
+      <w:r>
+        <w:rPr>
+          <w:rStyle w:val="BookTitle"/>
+          <w:b w:val="0"/>
+          <w:bCs w:val="0"/>
+          <w:i w:val="0"/>
+          <w:iCs w:val="0"/>
+          <w:spacing w:val="0"/>
+        </w:rPr>
+        <w:t xml:space="preserve"> </w:t>
+      </w:r>
+      <w:r>
+        <w:rPr>
+          <w:rStyle w:val="BookTitle"/>
+          <w:b w:val="0"/>
+          <w:bCs w:val="0"/>
+          <w:i w:val="0"/>
+          <w:iCs w:val="0"/>
+          <w:spacing w:val="0"/>
+        </w:rPr>
+        <w:t>for interactivity.</w:t>
+      </w:r>
     </w:p>
     <w:p>
       <w:pPr>
         <w:pStyle w:val="ListParagraph"/>
         <w:spacing w:after="0" w:line="259" w:lineRule="auto"/>
-        <w:ind w:left="1800" w:right="0" w:firstLine="0"/>
+        <w:ind w:left="1440" w:right="0" w:firstLine="0"/>
         <w:rPr>
           <w:rStyle w:val="BookTitle"/>
           <w:b w:val="0"/>
@@ -3768,22 +3946,13 @@
         </w:rPr>
         <w:t>IDE</w:t>
       </w:r>
-      <w:r>
-        <w:rPr>
-          <w:rStyle w:val="BookTitle"/>
-          <w:i w:val="0"/>
-          <w:iCs w:val="0"/>
-          <w:spacing w:val="0"/>
-        </w:rPr>
-        <w:t>’s</w:t>
-      </w:r>
     </w:p>
     <w:p>
       <w:pPr>
         <w:pStyle w:val="ListParagraph"/>
         <w:numPr>
-          <w:ilvl w:val="1"/>
-          <w:numId w:val="28"/>
+          <w:ilvl w:val="0"/>
+          <w:numId w:val="37"/>
         </w:numPr>
         <w:spacing w:after="0" w:line="259" w:lineRule="auto"/>
         <w:ind w:right="0"/>
@@ -3799,90 +3968,79 @@
       <w:r>
         <w:rPr>
           <w:rStyle w:val="BookTitle"/>
-          <w:b w:val="0"/>
-          <w:bCs w:val="0"/>
-          <w:i w:val="0"/>
-          <w:iCs w:val="0"/>
-          <w:spacing w:val="0"/>
-        </w:rPr>
-        <w:t>V</w:t>
-      </w:r>
-      <w:r>
-        <w:rPr>
-          <w:rStyle w:val="BookTitle"/>
-          <w:b w:val="0"/>
-          <w:bCs w:val="0"/>
-          <w:i w:val="0"/>
-          <w:iCs w:val="0"/>
-          <w:spacing w:val="0"/>
-        </w:rPr>
-        <w:t xml:space="preserve">isual </w:t>
-      </w:r>
-      <w:r>
-        <w:rPr>
-          <w:rStyle w:val="BookTitle"/>
-          <w:b w:val="0"/>
-          <w:bCs w:val="0"/>
-          <w:i w:val="0"/>
-          <w:iCs w:val="0"/>
-          <w:spacing w:val="0"/>
-        </w:rPr>
-        <w:t>S</w:t>
-      </w:r>
-      <w:r>
-        <w:rPr>
-          <w:rStyle w:val="BookTitle"/>
-          <w:b w:val="0"/>
-          <w:bCs w:val="0"/>
-          <w:i w:val="0"/>
-          <w:iCs w:val="0"/>
-          <w:spacing w:val="0"/>
-        </w:rPr>
-        <w:t>tu</w:t>
-      </w:r>
-      <w:r>
-        <w:rPr>
-          <w:rStyle w:val="BookTitle"/>
-          <w:b w:val="0"/>
-          <w:bCs w:val="0"/>
-          <w:i w:val="0"/>
-          <w:iCs w:val="0"/>
-          <w:spacing w:val="0"/>
-        </w:rPr>
-        <w:t>d</w:t>
-      </w:r>
-      <w:r>
-        <w:rPr>
-          <w:rStyle w:val="BookTitle"/>
-          <w:b w:val="0"/>
-          <w:bCs w:val="0"/>
-          <w:i w:val="0"/>
-          <w:iCs w:val="0"/>
-          <w:spacing w:val="0"/>
-        </w:rPr>
-        <w:t>io</w:t>
-      </w:r>
-      <w:r>
-        <w:rPr>
-          <w:rStyle w:val="BookTitle"/>
-          <w:b w:val="0"/>
-          <w:bCs w:val="0"/>
-          <w:i w:val="0"/>
-          <w:iCs w:val="0"/>
-          <w:spacing w:val="0"/>
-        </w:rPr>
-        <w:t xml:space="preserve"> C</w:t>
-      </w:r>
-      <w:r>
-        <w:rPr>
-          <w:rStyle w:val="BookTitle"/>
-          <w:b w:val="0"/>
-          <w:bCs w:val="0"/>
-          <w:i w:val="0"/>
-          <w:iCs w:val="0"/>
-          <w:spacing w:val="0"/>
-        </w:rPr>
-        <w:t>ode</w:t>
+          <w:i w:val="0"/>
+          <w:iCs w:val="0"/>
+          <w:spacing w:val="0"/>
+        </w:rPr>
+        <w:t>VISUAL STUDIO CODE</w:t>
+      </w:r>
+      <w:r>
+        <w:rPr>
+          <w:rStyle w:val="BookTitle"/>
+          <w:b w:val="0"/>
+          <w:bCs w:val="0"/>
+          <w:i w:val="0"/>
+          <w:iCs w:val="0"/>
+          <w:spacing w:val="0"/>
+        </w:rPr>
+        <w:t xml:space="preserve"> </w:t>
+      </w:r>
+      <w:r>
+        <w:rPr>
+          <w:rStyle w:val="BookTitle"/>
+          <w:b w:val="0"/>
+          <w:bCs w:val="0"/>
+          <w:i w:val="0"/>
+          <w:iCs w:val="0"/>
+          <w:spacing w:val="0"/>
+        </w:rPr>
+        <w:t xml:space="preserve">will serve as the development environment, </w:t>
+      </w:r>
+      <w:r>
+        <w:rPr>
+          <w:rStyle w:val="BookTitle"/>
+          <w:b w:val="0"/>
+          <w:bCs w:val="0"/>
+          <w:i w:val="0"/>
+          <w:iCs w:val="0"/>
+          <w:spacing w:val="0"/>
+        </w:rPr>
+        <w:t>it has an</w:t>
+      </w:r>
+      <w:r>
+        <w:rPr>
+          <w:rStyle w:val="BookTitle"/>
+          <w:b w:val="0"/>
+          <w:bCs w:val="0"/>
+          <w:i w:val="0"/>
+          <w:iCs w:val="0"/>
+          <w:spacing w:val="0"/>
+        </w:rPr>
+        <w:t xml:space="preserve"> extensive extension library, and </w:t>
+      </w:r>
+      <w:proofErr w:type="gramStart"/>
+      <w:r>
+        <w:rPr>
+          <w:rStyle w:val="BookTitle"/>
+          <w:b w:val="0"/>
+          <w:bCs w:val="0"/>
+          <w:i w:val="0"/>
+          <w:iCs w:val="0"/>
+          <w:spacing w:val="0"/>
+        </w:rPr>
+        <w:t>strong support</w:t>
+      </w:r>
+      <w:proofErr w:type="gramEnd"/>
+      <w:r>
+        <w:rPr>
+          <w:rStyle w:val="BookTitle"/>
+          <w:b w:val="0"/>
+          <w:bCs w:val="0"/>
+          <w:i w:val="0"/>
+          <w:iCs w:val="0"/>
+          <w:spacing w:val="0"/>
+        </w:rPr>
+        <w:t xml:space="preserve"> for the languages used in this project.</w:t>
       </w:r>
     </w:p>
     <w:p>
@@ -3938,39 +4096,22 @@
     <w:p>
       <w:pPr>
         <w:pStyle w:val="ListParagraph"/>
-        <w:numPr>
-          <w:ilvl w:val="1"/>
-          <w:numId w:val="28"/>
-        </w:numPr>
-        <w:spacing w:after="0" w:line="259" w:lineRule="auto"/>
-        <w:ind w:right="0"/>
-        <w:rPr>
-          <w:rStyle w:val="BookTitle"/>
-          <w:b w:val="0"/>
-          <w:bCs w:val="0"/>
-          <w:i w:val="0"/>
-          <w:iCs w:val="0"/>
-          <w:spacing w:val="0"/>
-        </w:rPr>
-      </w:pPr>
-      <w:r>
-        <w:rPr>
-          <w:rStyle w:val="BookTitle"/>
-          <w:b w:val="0"/>
-          <w:bCs w:val="0"/>
-          <w:i w:val="0"/>
-          <w:iCs w:val="0"/>
-          <w:spacing w:val="0"/>
-        </w:rPr>
-        <w:t>CLIP STUDIO PAINT</w:t>
-      </w:r>
+        <w:spacing w:after="0" w:line="259" w:lineRule="auto"/>
+        <w:ind w:right="0" w:firstLine="0"/>
+        <w:rPr>
+          <w:rStyle w:val="BookTitle"/>
+          <w:i w:val="0"/>
+          <w:iCs w:val="0"/>
+          <w:spacing w:val="0"/>
+        </w:rPr>
+      </w:pPr>
     </w:p>
     <w:p>
       <w:pPr>
         <w:pStyle w:val="ListParagraph"/>
         <w:numPr>
-          <w:ilvl w:val="1"/>
-          <w:numId w:val="28"/>
+          <w:ilvl w:val="0"/>
+          <w:numId w:val="38"/>
         </w:numPr>
         <w:spacing w:after="0" w:line="259" w:lineRule="auto"/>
         <w:ind w:right="0"/>
@@ -3986,13 +4127,131 @@
       <w:r>
         <w:rPr>
           <w:rStyle w:val="BookTitle"/>
-          <w:b w:val="0"/>
-          <w:bCs w:val="0"/>
+          <w:i w:val="0"/>
+          <w:iCs w:val="0"/>
+          <w:spacing w:val="0"/>
+        </w:rPr>
+        <w:t>CLIP STUDIO PAINT</w:t>
+      </w:r>
+      <w:r>
+        <w:rPr>
+          <w:rStyle w:val="BookTitle"/>
+          <w:b w:val="0"/>
+          <w:bCs w:val="0"/>
+          <w:i w:val="0"/>
+          <w:iCs w:val="0"/>
+          <w:spacing w:val="0"/>
+        </w:rPr>
+        <w:t xml:space="preserve"> </w:t>
+      </w:r>
+      <w:r>
+        <w:rPr>
+          <w:rStyle w:val="BookTitle"/>
+          <w:b w:val="0"/>
+          <w:bCs w:val="0"/>
+          <w:i w:val="0"/>
+          <w:iCs w:val="0"/>
+          <w:spacing w:val="0"/>
+        </w:rPr>
+        <w:t xml:space="preserve">will </w:t>
+      </w:r>
+      <w:proofErr w:type="gramStart"/>
+      <w:r>
+        <w:rPr>
+          <w:rStyle w:val="BookTitle"/>
+          <w:b w:val="0"/>
+          <w:bCs w:val="0"/>
+          <w:i w:val="0"/>
+          <w:iCs w:val="0"/>
+          <w:spacing w:val="0"/>
+        </w:rPr>
+        <w:t>be used</w:t>
+      </w:r>
+      <w:proofErr w:type="gramEnd"/>
+      <w:r>
+        <w:rPr>
+          <w:rStyle w:val="BookTitle"/>
+          <w:b w:val="0"/>
+          <w:bCs w:val="0"/>
+          <w:i w:val="0"/>
+          <w:iCs w:val="0"/>
+          <w:spacing w:val="0"/>
+        </w:rPr>
+        <w:t xml:space="preserve"> to create and edit any custom graphics or illustrations featured on the site.</w:t>
+      </w:r>
+    </w:p>
+    <w:p>
+      <w:pPr>
+        <w:pStyle w:val="ListParagraph"/>
+        <w:numPr>
+          <w:ilvl w:val="0"/>
+          <w:numId w:val="38"/>
+        </w:numPr>
+        <w:spacing w:after="0" w:line="259" w:lineRule="auto"/>
+        <w:ind w:right="0"/>
+        <w:rPr>
+          <w:rStyle w:val="BookTitle"/>
+          <w:b w:val="0"/>
+          <w:bCs w:val="0"/>
+          <w:i w:val="0"/>
+          <w:iCs w:val="0"/>
+          <w:spacing w:val="0"/>
+        </w:rPr>
+      </w:pPr>
+      <w:r>
+        <w:rPr>
+          <w:rStyle w:val="BookTitle"/>
           <w:i w:val="0"/>
           <w:iCs w:val="0"/>
           <w:spacing w:val="0"/>
         </w:rPr>
         <w:t>DaVinci RESOLVE</w:t>
+      </w:r>
+      <w:r>
+        <w:rPr>
+          <w:rStyle w:val="BookTitle"/>
+          <w:b w:val="0"/>
+          <w:bCs w:val="0"/>
+          <w:i w:val="0"/>
+          <w:iCs w:val="0"/>
+          <w:spacing w:val="0"/>
+        </w:rPr>
+        <w:t xml:space="preserve"> </w:t>
+      </w:r>
+      <w:r>
+        <w:rPr>
+          <w:rStyle w:val="BookTitle"/>
+          <w:b w:val="0"/>
+          <w:bCs w:val="0"/>
+          <w:i w:val="0"/>
+          <w:iCs w:val="0"/>
+          <w:spacing w:val="0"/>
+        </w:rPr>
+        <w:t xml:space="preserve">will </w:t>
+      </w:r>
+      <w:proofErr w:type="gramStart"/>
+      <w:r>
+        <w:rPr>
+          <w:rStyle w:val="BookTitle"/>
+          <w:b w:val="0"/>
+          <w:bCs w:val="0"/>
+          <w:i w:val="0"/>
+          <w:iCs w:val="0"/>
+          <w:spacing w:val="0"/>
+        </w:rPr>
+        <w:t>handle</w:t>
+      </w:r>
+      <w:proofErr w:type="gramEnd"/>
+      <w:r>
+        <w:rPr>
+          <w:rStyle w:val="BookTitle"/>
+          <w:b w:val="0"/>
+          <w:bCs w:val="0"/>
+          <w:i w:val="0"/>
+          <w:iCs w:val="0"/>
+          <w:spacing w:val="0"/>
+        </w:rPr>
+        <w:t xml:space="preserve"> video editing and production for any multimedia content embedded within the platform.</w:t>
       </w:r>
     </w:p>
     <w:p>
@@ -4039,61 +4298,22 @@
     <w:p>
       <w:pPr>
         <w:pStyle w:val="ListParagraph"/>
-        <w:numPr>
-          <w:ilvl w:val="1"/>
-          <w:numId w:val="28"/>
-        </w:numPr>
-        <w:spacing w:after="0" w:line="259" w:lineRule="auto"/>
-        <w:ind w:right="0"/>
-        <w:rPr>
-          <w:rStyle w:val="BookTitle"/>
-          <w:b w:val="0"/>
-          <w:bCs w:val="0"/>
-          <w:i w:val="0"/>
-          <w:iCs w:val="0"/>
-          <w:spacing w:val="0"/>
-        </w:rPr>
-      </w:pPr>
-      <w:r>
-        <w:rPr>
-          <w:rStyle w:val="BookTitle"/>
-          <w:b w:val="0"/>
-          <w:bCs w:val="0"/>
-          <w:i w:val="0"/>
-          <w:iCs w:val="0"/>
-          <w:spacing w:val="0"/>
-        </w:rPr>
-        <w:t>LUCID CHA</w:t>
-      </w:r>
-      <w:r>
-        <w:rPr>
-          <w:rStyle w:val="BookTitle"/>
-          <w:b w:val="0"/>
-          <w:bCs w:val="0"/>
-          <w:i w:val="0"/>
-          <w:iCs w:val="0"/>
-          <w:spacing w:val="0"/>
-        </w:rPr>
-        <w:t>R</w:t>
-      </w:r>
-      <w:r>
-        <w:rPr>
-          <w:rStyle w:val="BookTitle"/>
-          <w:b w:val="0"/>
-          <w:bCs w:val="0"/>
-          <w:i w:val="0"/>
-          <w:iCs w:val="0"/>
-          <w:spacing w:val="0"/>
-        </w:rPr>
-        <w:t>T</w:t>
-      </w:r>
+        <w:spacing w:after="0" w:line="259" w:lineRule="auto"/>
+        <w:ind w:right="0" w:firstLine="0"/>
+        <w:rPr>
+          <w:rStyle w:val="BookTitle"/>
+          <w:i w:val="0"/>
+          <w:iCs w:val="0"/>
+          <w:spacing w:val="0"/>
+        </w:rPr>
+      </w:pPr>
     </w:p>
     <w:p>
       <w:pPr>
         <w:pStyle w:val="ListParagraph"/>
         <w:numPr>
-          <w:ilvl w:val="1"/>
-          <w:numId w:val="28"/>
+          <w:ilvl w:val="0"/>
+          <w:numId w:val="39"/>
         </w:numPr>
         <w:spacing w:after="0" w:line="259" w:lineRule="auto"/>
         <w:ind w:right="0"/>
@@ -4109,13 +4329,147 @@
       <w:r>
         <w:rPr>
           <w:rStyle w:val="BookTitle"/>
-          <w:b w:val="0"/>
-          <w:bCs w:val="0"/>
+          <w:i w:val="0"/>
+          <w:iCs w:val="0"/>
+          <w:spacing w:val="0"/>
+        </w:rPr>
+        <w:t>LUCID CHA</w:t>
+      </w:r>
+      <w:r>
+        <w:rPr>
+          <w:rStyle w:val="BookTitle"/>
+          <w:i w:val="0"/>
+          <w:iCs w:val="0"/>
+          <w:spacing w:val="0"/>
+        </w:rPr>
+        <w:t>R</w:t>
+      </w:r>
+      <w:r>
+        <w:rPr>
+          <w:rStyle w:val="BookTitle"/>
+          <w:i w:val="0"/>
+          <w:iCs w:val="0"/>
+          <w:spacing w:val="0"/>
+        </w:rPr>
+        <w:t>T</w:t>
+      </w:r>
+      <w:r>
+        <w:rPr>
+          <w:rStyle w:val="BookTitle"/>
+          <w:b w:val="0"/>
+          <w:bCs w:val="0"/>
+          <w:i w:val="0"/>
+          <w:iCs w:val="0"/>
+          <w:spacing w:val="0"/>
+        </w:rPr>
+        <w:t xml:space="preserve"> will </w:t>
+      </w:r>
+      <w:proofErr w:type="gramStart"/>
+      <w:r>
+        <w:rPr>
+          <w:rStyle w:val="BookTitle"/>
+          <w:b w:val="0"/>
+          <w:bCs w:val="0"/>
+          <w:i w:val="0"/>
+          <w:iCs w:val="0"/>
+          <w:spacing w:val="0"/>
+        </w:rPr>
+        <w:t>be used</w:t>
+      </w:r>
+      <w:proofErr w:type="gramEnd"/>
+      <w:r>
+        <w:rPr>
+          <w:rStyle w:val="BookTitle"/>
+          <w:b w:val="0"/>
+          <w:bCs w:val="0"/>
+          <w:i w:val="0"/>
+          <w:iCs w:val="0"/>
+          <w:spacing w:val="0"/>
+        </w:rPr>
+        <w:t xml:space="preserve"> to produce structured diagrams such as </w:t>
+      </w:r>
+      <w:r>
+        <w:rPr>
+          <w:rStyle w:val="BookTitle"/>
+          <w:b w:val="0"/>
+          <w:bCs w:val="0"/>
+          <w:i w:val="0"/>
+          <w:iCs w:val="0"/>
+          <w:spacing w:val="0"/>
+        </w:rPr>
+        <w:t>flowcharts and</w:t>
+      </w:r>
+      <w:r>
+        <w:rPr>
+          <w:rStyle w:val="BookTitle"/>
+          <w:b w:val="0"/>
+          <w:bCs w:val="0"/>
+          <w:i w:val="0"/>
+          <w:iCs w:val="0"/>
+          <w:spacing w:val="0"/>
+        </w:rPr>
+        <w:t xml:space="preserve"> system maps.</w:t>
+      </w:r>
+    </w:p>
+    <w:p>
+      <w:pPr>
+        <w:pStyle w:val="ListParagraph"/>
+        <w:numPr>
+          <w:ilvl w:val="0"/>
+          <w:numId w:val="39"/>
+        </w:numPr>
+        <w:spacing w:after="0" w:line="259" w:lineRule="auto"/>
+        <w:ind w:right="0"/>
+        <w:rPr>
+          <w:rStyle w:val="BookTitle"/>
+          <w:b w:val="0"/>
+          <w:bCs w:val="0"/>
+          <w:i w:val="0"/>
+          <w:iCs w:val="0"/>
+          <w:spacing w:val="0"/>
+        </w:rPr>
+      </w:pPr>
+      <w:r>
+        <w:rPr>
+          <w:rStyle w:val="BookTitle"/>
           <w:i w:val="0"/>
           <w:iCs w:val="0"/>
           <w:spacing w:val="0"/>
         </w:rPr>
         <w:t>MIRO.COM</w:t>
+      </w:r>
+      <w:r>
+        <w:rPr>
+          <w:rStyle w:val="BookTitle"/>
+          <w:b w:val="0"/>
+          <w:bCs w:val="0"/>
+          <w:i w:val="0"/>
+          <w:iCs w:val="0"/>
+          <w:spacing w:val="0"/>
+        </w:rPr>
+        <w:t xml:space="preserve"> </w:t>
+      </w:r>
+      <w:r>
+        <w:rPr>
+          <w:rStyle w:val="BookTitle"/>
+          <w:b w:val="0"/>
+          <w:bCs w:val="0"/>
+          <w:i w:val="0"/>
+          <w:iCs w:val="0"/>
+          <w:spacing w:val="0"/>
+        </w:rPr>
+        <w:t>for</w:t>
+      </w:r>
+      <w:r>
+        <w:rPr>
+          <w:rStyle w:val="BookTitle"/>
+          <w:b w:val="0"/>
+          <w:bCs w:val="0"/>
+          <w:i w:val="0"/>
+          <w:iCs w:val="0"/>
+          <w:spacing w:val="0"/>
+        </w:rPr>
+        <w:t xml:space="preserve"> wireframing, and early-stage visual planning.</w:t>
       </w:r>
     </w:p>
     <w:p>
@@ -4171,39 +4525,22 @@
     <w:p>
       <w:pPr>
         <w:pStyle w:val="ListParagraph"/>
-        <w:numPr>
-          <w:ilvl w:val="1"/>
-          <w:numId w:val="28"/>
-        </w:numPr>
-        <w:spacing w:after="0" w:line="259" w:lineRule="auto"/>
-        <w:ind w:right="0"/>
-        <w:rPr>
-          <w:rStyle w:val="BookTitle"/>
-          <w:b w:val="0"/>
-          <w:bCs w:val="0"/>
-          <w:i w:val="0"/>
-          <w:iCs w:val="0"/>
-          <w:spacing w:val="0"/>
-        </w:rPr>
-      </w:pPr>
-      <w:r>
-        <w:rPr>
-          <w:rStyle w:val="BookTitle"/>
-          <w:b w:val="0"/>
-          <w:bCs w:val="0"/>
-          <w:i w:val="0"/>
-          <w:iCs w:val="0"/>
-          <w:spacing w:val="0"/>
-        </w:rPr>
-        <w:t>GIT</w:t>
-      </w:r>
+        <w:spacing w:after="0" w:line="259" w:lineRule="auto"/>
+        <w:ind w:right="0" w:firstLine="0"/>
+        <w:rPr>
+          <w:rStyle w:val="BookTitle"/>
+          <w:i w:val="0"/>
+          <w:iCs w:val="0"/>
+          <w:spacing w:val="0"/>
+        </w:rPr>
+      </w:pPr>
     </w:p>
     <w:p>
       <w:pPr>
         <w:pStyle w:val="ListParagraph"/>
         <w:numPr>
-          <w:ilvl w:val="1"/>
-          <w:numId w:val="28"/>
+          <w:ilvl w:val="0"/>
+          <w:numId w:val="40"/>
         </w:numPr>
         <w:spacing w:after="0" w:line="259" w:lineRule="auto"/>
         <w:ind w:right="0"/>
@@ -4219,21 +4556,30 @@
       <w:r>
         <w:rPr>
           <w:rStyle w:val="BookTitle"/>
-          <w:b w:val="0"/>
-          <w:bCs w:val="0"/>
-          <w:i w:val="0"/>
-          <w:iCs w:val="0"/>
-          <w:spacing w:val="0"/>
-        </w:rPr>
-        <w:t>GITHUB</w:t>
+          <w:i w:val="0"/>
+          <w:iCs w:val="0"/>
+          <w:spacing w:val="0"/>
+        </w:rPr>
+        <w:t>GIT</w:t>
+      </w:r>
+      <w:r>
+        <w:rPr>
+          <w:rStyle w:val="BookTitle"/>
+          <w:b w:val="0"/>
+          <w:bCs w:val="0"/>
+          <w:i w:val="0"/>
+          <w:iCs w:val="0"/>
+          <w:spacing w:val="0"/>
+        </w:rPr>
+        <w:t xml:space="preserve"> will manage local version control, tracking changes throughout development.</w:t>
       </w:r>
     </w:p>
     <w:p>
       <w:pPr>
         <w:pStyle w:val="ListParagraph"/>
         <w:numPr>
-          <w:ilvl w:val="1"/>
-          <w:numId w:val="28"/>
+          <w:ilvl w:val="0"/>
+          <w:numId w:val="40"/>
         </w:numPr>
         <w:spacing w:after="0" w:line="259" w:lineRule="auto"/>
         <w:ind w:right="0"/>
@@ -4249,13 +4595,96 @@
       <w:r>
         <w:rPr>
           <w:rStyle w:val="BookTitle"/>
-          <w:b w:val="0"/>
-          <w:bCs w:val="0"/>
+          <w:i w:val="0"/>
+          <w:iCs w:val="0"/>
+          <w:spacing w:val="0"/>
+        </w:rPr>
+        <w:t>GITHUB</w:t>
+      </w:r>
+      <w:r>
+        <w:rPr>
+          <w:rStyle w:val="BookTitle"/>
+          <w:b w:val="0"/>
+          <w:bCs w:val="0"/>
+          <w:i w:val="0"/>
+          <w:iCs w:val="0"/>
+          <w:spacing w:val="0"/>
+        </w:rPr>
+        <w:t xml:space="preserve"> will serve as the remote repository for code backup</w:t>
+      </w:r>
+      <w:r>
+        <w:rPr>
+          <w:rStyle w:val="BookTitle"/>
+          <w:b w:val="0"/>
+          <w:bCs w:val="0"/>
+          <w:i w:val="0"/>
+          <w:iCs w:val="0"/>
+          <w:spacing w:val="0"/>
+        </w:rPr>
+        <w:t>.</w:t>
+      </w:r>
+    </w:p>
+    <w:p>
+      <w:pPr>
+        <w:pStyle w:val="ListParagraph"/>
+        <w:numPr>
+          <w:ilvl w:val="0"/>
+          <w:numId w:val="40"/>
+        </w:numPr>
+        <w:spacing w:after="0" w:line="259" w:lineRule="auto"/>
+        <w:ind w:right="0"/>
+        <w:rPr>
+          <w:rStyle w:val="BookTitle"/>
+          <w:b w:val="0"/>
+          <w:bCs w:val="0"/>
+          <w:i w:val="0"/>
+          <w:iCs w:val="0"/>
+          <w:spacing w:val="0"/>
+        </w:rPr>
+      </w:pPr>
+      <w:r>
+        <w:rPr>
+          <w:rStyle w:val="BookTitle"/>
           <w:i w:val="0"/>
           <w:iCs w:val="0"/>
           <w:spacing w:val="0"/>
         </w:rPr>
         <w:t>GITHUB PAGES</w:t>
+      </w:r>
+      <w:r>
+        <w:rPr>
+          <w:rStyle w:val="BookTitle"/>
+          <w:b w:val="0"/>
+          <w:bCs w:val="0"/>
+          <w:i w:val="0"/>
+          <w:iCs w:val="0"/>
+          <w:spacing w:val="0"/>
+        </w:rPr>
+        <w:t xml:space="preserve"> will </w:t>
+      </w:r>
+      <w:proofErr w:type="gramStart"/>
+      <w:r>
+        <w:rPr>
+          <w:rStyle w:val="BookTitle"/>
+          <w:b w:val="0"/>
+          <w:bCs w:val="0"/>
+          <w:i w:val="0"/>
+          <w:iCs w:val="0"/>
+          <w:spacing w:val="0"/>
+        </w:rPr>
+        <w:t>be used</w:t>
+      </w:r>
+      <w:proofErr w:type="gramEnd"/>
+      <w:r>
+        <w:rPr>
+          <w:rStyle w:val="BookTitle"/>
+          <w:b w:val="0"/>
+          <w:bCs w:val="0"/>
+          <w:i w:val="0"/>
+          <w:iCs w:val="0"/>
+          <w:spacing w:val="0"/>
+        </w:rPr>
+        <w:t xml:space="preserve"> to host and deploy the live website.</w:t>
       </w:r>
     </w:p>
     <w:p>
@@ -4302,9 +4731,22 @@
     <w:p>
       <w:pPr>
         <w:pStyle w:val="ListParagraph"/>
+        <w:spacing w:after="0" w:line="259" w:lineRule="auto"/>
+        <w:ind w:right="0" w:firstLine="0"/>
+        <w:rPr>
+          <w:rStyle w:val="BookTitle"/>
+          <w:i w:val="0"/>
+          <w:iCs w:val="0"/>
+          <w:spacing w:val="0"/>
+        </w:rPr>
+      </w:pPr>
+    </w:p>
+    <w:p>
+      <w:pPr>
+        <w:pStyle w:val="ListParagraph"/>
         <w:numPr>
-          <w:ilvl w:val="1"/>
-          <w:numId w:val="28"/>
+          <w:ilvl w:val="0"/>
+          <w:numId w:val="41"/>
         </w:numPr>
         <w:spacing w:after="0" w:line="259" w:lineRule="auto"/>
         <w:ind w:right="0"/>
@@ -4320,13 +4762,42 @@
       <w:r>
         <w:rPr>
           <w:rStyle w:val="BookTitle"/>
-          <w:b w:val="0"/>
-          <w:bCs w:val="0"/>
           <w:i w:val="0"/>
           <w:iCs w:val="0"/>
           <w:spacing w:val="0"/>
         </w:rPr>
         <w:t>MS WORD</w:t>
+      </w:r>
+      <w:r>
+        <w:rPr>
+          <w:rStyle w:val="BookTitle"/>
+          <w:b w:val="0"/>
+          <w:bCs w:val="0"/>
+          <w:i w:val="0"/>
+          <w:iCs w:val="0"/>
+          <w:spacing w:val="0"/>
+        </w:rPr>
+        <w:t xml:space="preserve"> is where </w:t>
+      </w:r>
+      <w:r>
+        <w:t>a</w:t>
+      </w:r>
+      <w:r>
+        <w:t>ll project documentation</w:t>
+      </w:r>
+      <w:r>
+        <w:t xml:space="preserve"> </w:t>
+      </w:r>
+      <w:r>
+        <w:t xml:space="preserve">will </w:t>
+      </w:r>
+      <w:proofErr w:type="gramStart"/>
+      <w:r>
+        <w:t>be written</w:t>
+      </w:r>
+      <w:proofErr w:type="gramEnd"/>
+      <w:r>
+        <w:t>.</w:t>
       </w:r>
     </w:p>
     <w:p>
@@ -4373,105 +4844,22 @@
     <w:p>
       <w:pPr>
         <w:pStyle w:val="ListParagraph"/>
-        <w:numPr>
-          <w:ilvl w:val="1"/>
-          <w:numId w:val="28"/>
-        </w:numPr>
-        <w:spacing w:after="0" w:line="259" w:lineRule="auto"/>
-        <w:ind w:right="0"/>
-        <w:rPr>
-          <w:rStyle w:val="BookTitle"/>
-          <w:b w:val="0"/>
-          <w:bCs w:val="0"/>
-          <w:i w:val="0"/>
-          <w:iCs w:val="0"/>
-          <w:spacing w:val="0"/>
-        </w:rPr>
-      </w:pPr>
-      <w:r>
-        <w:rPr>
-          <w:rStyle w:val="BookTitle"/>
-          <w:b w:val="0"/>
-          <w:bCs w:val="0"/>
-          <w:i w:val="0"/>
-          <w:iCs w:val="0"/>
-          <w:spacing w:val="0"/>
-        </w:rPr>
-        <w:t xml:space="preserve">The site will run on most modern browsers e.g. Chrome, </w:t>
-      </w:r>
-      <w:r>
-        <w:rPr>
-          <w:rStyle w:val="BookTitle"/>
-          <w:b w:val="0"/>
-          <w:bCs w:val="0"/>
-          <w:i w:val="0"/>
-          <w:iCs w:val="0"/>
-          <w:spacing w:val="0"/>
-        </w:rPr>
-        <w:t xml:space="preserve">Safari, </w:t>
-      </w:r>
-      <w:r>
-        <w:rPr>
-          <w:rStyle w:val="BookTitle"/>
-          <w:b w:val="0"/>
-          <w:bCs w:val="0"/>
-          <w:i w:val="0"/>
-          <w:iCs w:val="0"/>
-          <w:spacing w:val="0"/>
-        </w:rPr>
-        <w:t>Fi</w:t>
-      </w:r>
-      <w:r>
-        <w:rPr>
-          <w:rStyle w:val="BookTitle"/>
-          <w:b w:val="0"/>
-          <w:bCs w:val="0"/>
-          <w:i w:val="0"/>
-          <w:iCs w:val="0"/>
-          <w:spacing w:val="0"/>
-        </w:rPr>
-        <w:t>refox</w:t>
-      </w:r>
-      <w:r>
-        <w:rPr>
-          <w:rStyle w:val="BookTitle"/>
-          <w:b w:val="0"/>
-          <w:bCs w:val="0"/>
-          <w:i w:val="0"/>
-          <w:iCs w:val="0"/>
-          <w:spacing w:val="0"/>
-        </w:rPr>
-        <w:t>, Opera</w:t>
-      </w:r>
-      <w:r>
-        <w:rPr>
-          <w:rStyle w:val="BookTitle"/>
-          <w:b w:val="0"/>
-          <w:bCs w:val="0"/>
-          <w:i w:val="0"/>
-          <w:iCs w:val="0"/>
-          <w:spacing w:val="0"/>
-        </w:rPr>
-        <w:t xml:space="preserve"> </w:t>
-      </w:r>
-      <w:r>
-        <w:rPr>
-          <w:rStyle w:val="BookTitle"/>
-          <w:b w:val="0"/>
-          <w:bCs w:val="0"/>
-          <w:i w:val="0"/>
-          <w:iCs w:val="0"/>
-          <w:spacing w:val="0"/>
-        </w:rPr>
-        <w:t>&amp; Edge.</w:t>
-      </w:r>
+        <w:spacing w:after="0" w:line="259" w:lineRule="auto"/>
+        <w:ind w:right="0" w:firstLine="0"/>
+        <w:rPr>
+          <w:rStyle w:val="BookTitle"/>
+          <w:i w:val="0"/>
+          <w:iCs w:val="0"/>
+          <w:spacing w:val="0"/>
+        </w:rPr>
+      </w:pPr>
     </w:p>
     <w:p>
       <w:pPr>
         <w:pStyle w:val="ListParagraph"/>
         <w:numPr>
-          <w:ilvl w:val="1"/>
-          <w:numId w:val="28"/>
+          <w:ilvl w:val="0"/>
+          <w:numId w:val="41"/>
         </w:numPr>
         <w:spacing w:after="0" w:line="259" w:lineRule="auto"/>
         <w:ind w:right="0"/>
@@ -4493,66 +4881,16 @@
           <w:iCs w:val="0"/>
           <w:spacing w:val="0"/>
         </w:rPr>
-        <w:t xml:space="preserve">The website </w:t>
-      </w:r>
-      <w:r>
-        <w:rPr>
-          <w:rStyle w:val="BookTitle"/>
-          <w:b w:val="0"/>
-          <w:bCs w:val="0"/>
-          <w:i w:val="0"/>
-          <w:iCs w:val="0"/>
-          <w:spacing w:val="0"/>
-        </w:rPr>
-        <w:t xml:space="preserve">will also </w:t>
-      </w:r>
-      <w:r>
-        <w:rPr>
-          <w:rStyle w:val="BookTitle"/>
-          <w:b w:val="0"/>
-          <w:bCs w:val="0"/>
-          <w:i w:val="0"/>
-          <w:iCs w:val="0"/>
-          <w:spacing w:val="0"/>
-        </w:rPr>
-        <w:t>be compa</w:t>
-      </w:r>
-      <w:r>
-        <w:rPr>
-          <w:rStyle w:val="BookTitle"/>
-          <w:b w:val="0"/>
-          <w:bCs w:val="0"/>
-          <w:i w:val="0"/>
-          <w:iCs w:val="0"/>
-          <w:spacing w:val="0"/>
-        </w:rPr>
-        <w:t>tible with</w:t>
-      </w:r>
-      <w:r>
-        <w:rPr>
-          <w:rStyle w:val="BookTitle"/>
-          <w:b w:val="0"/>
-          <w:bCs w:val="0"/>
-          <w:i w:val="0"/>
-          <w:iCs w:val="0"/>
-          <w:spacing w:val="0"/>
-        </w:rPr>
-        <w:t xml:space="preserve"> mobile </w:t>
-      </w:r>
-      <w:r>
-        <w:rPr>
-          <w:rStyle w:val="BookTitle"/>
-          <w:b w:val="0"/>
-          <w:bCs w:val="0"/>
-          <w:i w:val="0"/>
-          <w:iCs w:val="0"/>
-          <w:spacing w:val="0"/>
-        </w:rPr>
-        <w:t>devices.</w:t>
-      </w:r>
-    </w:p>
-    <w:p>
-      <w:pPr>
+        <w:t>The website will be compatible with all major modern browsers, including Chrome, Safari, Firefox, Opera, and Edge.</w:t>
+      </w:r>
+    </w:p>
+    <w:p>
+      <w:pPr>
+        <w:pStyle w:val="ListParagraph"/>
+        <w:numPr>
+          <w:ilvl w:val="0"/>
+          <w:numId w:val="41"/>
+        </w:numPr>
         <w:spacing w:after="0" w:line="259" w:lineRule="auto"/>
         <w:ind w:right="0"/>
         <w:rPr>
@@ -4564,174 +4902,17 @@
           <w:spacing w:val="0"/>
         </w:rPr>
       </w:pPr>
-    </w:p>
-    <w:p>
-      <w:pPr>
-        <w:spacing w:after="0" w:line="259" w:lineRule="auto"/>
-        <w:ind w:right="0"/>
-        <w:rPr>
-          <w:rStyle w:val="BookTitle"/>
-          <w:b w:val="0"/>
-          <w:bCs w:val="0"/>
-          <w:i w:val="0"/>
-          <w:iCs w:val="0"/>
-          <w:spacing w:val="0"/>
-        </w:rPr>
-      </w:pPr>
-    </w:p>
-    <w:p>
-      <w:pPr>
-        <w:spacing w:after="0" w:line="259" w:lineRule="auto"/>
-        <w:ind w:right="0"/>
-        <w:rPr>
-          <w:rStyle w:val="BookTitle"/>
-          <w:b w:val="0"/>
-          <w:bCs w:val="0"/>
-          <w:i w:val="0"/>
-          <w:iCs w:val="0"/>
-          <w:spacing w:val="0"/>
-        </w:rPr>
-      </w:pPr>
-    </w:p>
-    <w:p>
-      <w:pPr>
-        <w:spacing w:after="0" w:line="259" w:lineRule="auto"/>
-        <w:ind w:right="0"/>
-        <w:rPr>
-          <w:rStyle w:val="BookTitle"/>
-          <w:b w:val="0"/>
-          <w:bCs w:val="0"/>
-          <w:i w:val="0"/>
-          <w:iCs w:val="0"/>
-          <w:spacing w:val="0"/>
-        </w:rPr>
-      </w:pPr>
-    </w:p>
-    <w:p>
-      <w:pPr>
-        <w:spacing w:after="0" w:line="259" w:lineRule="auto"/>
-        <w:ind w:right="0"/>
-        <w:rPr>
-          <w:rStyle w:val="BookTitle"/>
-          <w:b w:val="0"/>
-          <w:bCs w:val="0"/>
-          <w:i w:val="0"/>
-          <w:iCs w:val="0"/>
-          <w:spacing w:val="0"/>
-        </w:rPr>
-      </w:pPr>
-    </w:p>
-    <w:p>
-      <w:pPr>
-        <w:spacing w:after="0" w:line="259" w:lineRule="auto"/>
-        <w:ind w:right="0"/>
-        <w:rPr>
-          <w:rStyle w:val="BookTitle"/>
-          <w:b w:val="0"/>
-          <w:bCs w:val="0"/>
-          <w:i w:val="0"/>
-          <w:iCs w:val="0"/>
-          <w:spacing w:val="0"/>
-        </w:rPr>
-      </w:pPr>
-    </w:p>
-    <w:p>
-      <w:pPr>
-        <w:spacing w:after="0" w:line="259" w:lineRule="auto"/>
-        <w:ind w:right="0"/>
-        <w:rPr>
-          <w:rStyle w:val="BookTitle"/>
-          <w:b w:val="0"/>
-          <w:bCs w:val="0"/>
-          <w:i w:val="0"/>
-          <w:iCs w:val="0"/>
-          <w:spacing w:val="0"/>
-        </w:rPr>
-      </w:pPr>
-    </w:p>
-    <w:p>
-      <w:pPr>
-        <w:spacing w:after="0" w:line="259" w:lineRule="auto"/>
-        <w:ind w:right="0"/>
-        <w:rPr>
-          <w:rStyle w:val="BookTitle"/>
-          <w:b w:val="0"/>
-          <w:bCs w:val="0"/>
-          <w:i w:val="0"/>
-          <w:iCs w:val="0"/>
-          <w:spacing w:val="0"/>
-        </w:rPr>
-      </w:pPr>
-    </w:p>
-    <w:p>
-      <w:pPr>
-        <w:spacing w:after="0" w:line="259" w:lineRule="auto"/>
-        <w:ind w:right="0"/>
-        <w:rPr>
-          <w:rStyle w:val="BookTitle"/>
-          <w:b w:val="0"/>
-          <w:bCs w:val="0"/>
-          <w:i w:val="0"/>
-          <w:iCs w:val="0"/>
-          <w:spacing w:val="0"/>
-        </w:rPr>
-      </w:pPr>
-    </w:p>
-    <w:p>
-      <w:pPr>
-        <w:spacing w:after="0" w:line="259" w:lineRule="auto"/>
-        <w:ind w:right="0"/>
-        <w:rPr>
-          <w:rStyle w:val="BookTitle"/>
-          <w:b w:val="0"/>
-          <w:bCs w:val="0"/>
-          <w:i w:val="0"/>
-          <w:iCs w:val="0"/>
-          <w:spacing w:val="0"/>
-        </w:rPr>
-      </w:pPr>
-    </w:p>
-    <w:p>
-      <w:pPr>
-        <w:spacing w:after="0" w:line="259" w:lineRule="auto"/>
-        <w:ind w:right="0"/>
-        <w:rPr>
-          <w:rStyle w:val="BookTitle"/>
-          <w:b w:val="0"/>
-          <w:bCs w:val="0"/>
-          <w:i w:val="0"/>
-          <w:iCs w:val="0"/>
-          <w:spacing w:val="0"/>
-        </w:rPr>
-      </w:pPr>
-    </w:p>
-    <w:p>
-      <w:pPr>
-        <w:spacing w:after="0" w:line="259" w:lineRule="auto"/>
-        <w:ind w:right="0"/>
-        <w:rPr>
-          <w:rStyle w:val="BookTitle"/>
-          <w:b w:val="0"/>
-          <w:bCs w:val="0"/>
-          <w:i w:val="0"/>
-          <w:iCs w:val="0"/>
-          <w:spacing w:val="0"/>
-        </w:rPr>
-      </w:pPr>
-    </w:p>
-    <w:p>
-      <w:pPr>
-        <w:spacing w:after="0" w:line="259" w:lineRule="auto"/>
-        <w:ind w:right="0"/>
-        <w:rPr>
-          <w:rStyle w:val="BookTitle"/>
-          <w:b w:val="0"/>
-          <w:bCs w:val="0"/>
-          <w:i w:val="0"/>
-          <w:iCs w:val="0"/>
-          <w:spacing w:val="0"/>
-        </w:rPr>
-      </w:pPr>
+      <w:r>
+        <w:rPr>
+          <w:rStyle w:val="BookTitle"/>
+          <w:b w:val="0"/>
+          <w:bCs w:val="0"/>
+          <w:i w:val="0"/>
+          <w:iCs w:val="0"/>
+          <w:spacing w:val="0"/>
+        </w:rPr>
+        <w:t>The site will also be fully responsive, ensuring a functional and visually coherent experience across mobile, tablet, and desktop devices.</w:t>
+      </w:r>
     </w:p>
     <w:p>
       <w:pPr>
@@ -4754,6 +4935,7 @@
           <w:sz w:val="40"/>
           <w:szCs w:val="40"/>
         </w:rPr>
+        <w:lastRenderedPageBreak/>
         <w:t>PAGE TEMPLATE DESIGN</w:t>
       </w:r>
       <w:r>
@@ -4765,7 +4947,29 @@
           <w:sz w:val="40"/>
           <w:szCs w:val="40"/>
         </w:rPr>
-        <w:t xml:space="preserve"> - </w:t>
+        <w:t xml:space="preserve"> </w:t>
+      </w:r>
+      <w:r>
+        <w:rPr>
+          <w:b/>
+          <w:bCs/>
+          <w:i w:val="0"/>
+          <w:iCs w:val="0"/>
+          <w:sz w:val="40"/>
+          <w:szCs w:val="40"/>
+        </w:rPr>
+        <w:t>–</w:t>
+      </w:r>
+      <w:r>
+        <w:rPr>
+          <w:b/>
+          <w:bCs/>
+          <w:i w:val="0"/>
+          <w:iCs w:val="0"/>
+          <w:sz w:val="40"/>
+          <w:szCs w:val="40"/>
+        </w:rPr>
+        <w:t xml:space="preserve"> </w:t>
       </w:r>
       <w:r>
         <w:rPr>
@@ -4774,7 +4978,7 @@
           <w:sz w:val="40"/>
           <w:szCs w:val="40"/>
         </w:rPr>
-        <w:t>W</w:t>
+        <w:t xml:space="preserve">LOW &amp; </w:t>
       </w:r>
       <w:r>
         <w:rPr>
@@ -4783,7 +4987,7 @@
           <w:sz w:val="40"/>
           <w:szCs w:val="40"/>
         </w:rPr>
-        <w:t>I</w:t>
+        <w:t xml:space="preserve">HIGH-FIDELITY </w:t>
       </w:r>
       <w:r>
         <w:rPr>
@@ -4792,79 +4996,56 @@
           <w:sz w:val="40"/>
           <w:szCs w:val="40"/>
         </w:rPr>
+        <w:t>W</w:t>
+      </w:r>
+      <w:r>
+        <w:rPr>
+          <w:b/>
+          <w:bCs/>
+          <w:sz w:val="40"/>
+          <w:szCs w:val="40"/>
+        </w:rPr>
+        <w:t>I</w:t>
+      </w:r>
+      <w:r>
+        <w:rPr>
+          <w:b/>
+          <w:bCs/>
+          <w:sz w:val="40"/>
+          <w:szCs w:val="40"/>
+        </w:rPr>
         <w:t>REFRAMES</w:t>
       </w:r>
     </w:p>
     <w:p>
       <w:pPr>
-        <w:spacing w:after="0" w:line="259" w:lineRule="auto"/>
-        <w:ind w:left="0" w:right="0" w:firstLine="0"/>
+        <w:pStyle w:val="Heading3"/>
         <w:rPr>
           <w:b/>
           <w:bCs/>
           <w:i/>
           <w:iCs/>
-          <w:sz w:val="28"/>
-          <w:szCs w:val="28"/>
-        </w:rPr>
-      </w:pPr>
-      <w:r>
-        <w:rPr>
-          <w:b/>
-          <w:bCs/>
-          <w:i/>
-          <w:iCs/>
-          <w:sz w:val="28"/>
-          <w:szCs w:val="28"/>
-        </w:rPr>
-        <w:t>HOMEPAGE</w:t>
-      </w:r>
-      <w:r>
-        <w:rPr>
-          <w:b/>
-          <w:bCs/>
-          <w:i/>
-          <w:iCs/>
-          <w:sz w:val="28"/>
-          <w:szCs w:val="28"/>
-        </w:rPr>
-        <w:t>:</w:t>
-      </w:r>
-    </w:p>
-    <w:p>
-      <w:pPr>
-        <w:spacing w:after="0" w:line="259" w:lineRule="auto"/>
-        <w:ind w:left="0" w:right="0" w:firstLine="0"/>
-        <w:rPr>
-          <w:rStyle w:val="BookTitle"/>
-          <w:b w:val="0"/>
-          <w:bCs w:val="0"/>
-          <w:i w:val="0"/>
-          <w:iCs w:val="0"/>
-          <w:spacing w:val="0"/>
-          <w:sz w:val="28"/>
-          <w:szCs w:val="28"/>
+          <w:sz w:val="32"/>
+          <w:szCs w:val="32"/>
         </w:rPr>
       </w:pPr>
       <w:r>
         <w:rPr>
           <w:noProof/>
-          <w:sz w:val="28"/>
-          <w:szCs w:val="28"/>
         </w:rPr>
         <w:drawing>
-          <wp:anchor distT="0" distB="0" distL="114300" distR="114300" simplePos="0" relativeHeight="251659264" behindDoc="1" locked="0" layoutInCell="1" allowOverlap="1" wp14:anchorId="14618692" wp14:editId="138624C0">
+          <wp:anchor distT="0" distB="0" distL="114300" distR="114300" simplePos="0" relativeHeight="251663360" behindDoc="0" locked="0" layoutInCell="1" allowOverlap="1" wp14:anchorId="51E2D4CF" wp14:editId="400E41EC">
             <wp:simplePos x="0" y="0"/>
             <wp:positionH relativeFrom="page">
               <wp:align>center</wp:align>
             </wp:positionH>
             <wp:positionV relativeFrom="paragraph">
-              <wp:posOffset>6985</wp:posOffset>
+              <wp:posOffset>309880</wp:posOffset>
             </wp:positionV>
-            <wp:extent cx="5645426" cy="7950598"/>
-            <wp:effectExtent l="0" t="0" r="0" b="0"/>
+            <wp:extent cx="6167120" cy="7578725"/>
+            <wp:effectExtent l="0" t="0" r="5080" b="3175"/>
             <wp:wrapNone/>
-            <wp:docPr id="465212322" name="Picture 2"/>
+            <wp:docPr id="446360950" name="Picture 3"/>
             <wp:cNvGraphicFramePr>
               <a:graphicFrameLocks xmlns:a="http://schemas.openxmlformats.org/drawingml/2006/main" noChangeAspect="1"/>
             </wp:cNvGraphicFramePr>
@@ -4872,7 +5053,7 @@
               <a:graphicData uri="http://schemas.openxmlformats.org/drawingml/2006/picture">
                 <pic:pic xmlns:pic="http://schemas.openxmlformats.org/drawingml/2006/picture">
                   <pic:nvPicPr>
-                    <pic:cNvPr id="465212322" name="Picture 465212322"/>
+                    <pic:cNvPr id="446360950" name="Picture 446360950"/>
                     <pic:cNvPicPr/>
                   </pic:nvPicPr>
                   <pic:blipFill>
@@ -4890,7 +5071,7 @@
                   <pic:spPr>
                     <a:xfrm>
                       <a:off x="0" y="0"/>
-                      <a:ext cx="5645426" cy="7950598"/>
+                      <a:ext cx="6167120" cy="7578725"/>
                     </a:xfrm>
                     <a:prstGeom prst="rect">
                       <a:avLst/>
@@ -4899,27 +5080,248 @@
                 </pic:pic>
               </a:graphicData>
             </a:graphic>
-            <wp14:sizeRelH relativeFrom="margin">
-              <wp14:pctWidth>0</wp14:pctWidth>
-            </wp14:sizeRelH>
-            <wp14:sizeRelV relativeFrom="margin">
-              <wp14:pctHeight>0</wp14:pctHeight>
-            </wp14:sizeRelV>
           </wp:anchor>
         </w:drawing>
       </w:r>
-    </w:p>
+      <w:r>
+        <w:rPr>
+          <w:b/>
+          <w:bCs/>
+          <w:i/>
+          <w:iCs/>
+          <w:sz w:val="32"/>
+          <w:szCs w:val="32"/>
+        </w:rPr>
+        <w:t>LOW FIDELITY WIREFRAMES:</w:t>
+      </w:r>
+    </w:p>
+    <w:p>
+      <w:pPr>
+        <w:rPr>
+          <w:noProof/>
+        </w:rPr>
+      </w:pPr>
+    </w:p>
+    <w:p>
+      <w:pPr>
+        <w:rPr>
+          <w:noProof/>
+        </w:rPr>
+      </w:pPr>
+    </w:p>
+    <w:p>
+      <w:pPr>
+        <w:rPr>
+          <w:noProof/>
+        </w:rPr>
+      </w:pPr>
+    </w:p>
+    <w:p>
+      <w:pPr>
+        <w:rPr>
+          <w:noProof/>
+        </w:rPr>
+      </w:pPr>
+    </w:p>
+    <w:p>
+      <w:pPr>
+        <w:rPr>
+          <w:noProof/>
+        </w:rPr>
+      </w:pPr>
+    </w:p>
+    <w:p>
+      <w:pPr>
+        <w:rPr>
+          <w:noProof/>
+        </w:rPr>
+      </w:pPr>
+    </w:p>
+    <w:p>
+      <w:pPr>
+        <w:rPr>
+          <w:noProof/>
+        </w:rPr>
+      </w:pPr>
+    </w:p>
+    <w:p>
+      <w:pPr>
+        <w:rPr>
+          <w:noProof/>
+        </w:rPr>
+      </w:pPr>
+    </w:p>
+    <w:p>
+      <w:pPr>
+        <w:rPr>
+          <w:noProof/>
+        </w:rPr>
+      </w:pPr>
+    </w:p>
+    <w:p>
+      <w:pPr>
+        <w:rPr>
+          <w:noProof/>
+        </w:rPr>
+      </w:pPr>
+    </w:p>
+    <w:p>
+      <w:pPr>
+        <w:rPr>
+          <w:noProof/>
+        </w:rPr>
+      </w:pPr>
+    </w:p>
+    <w:p>
+      <w:pPr>
+        <w:rPr>
+          <w:noProof/>
+        </w:rPr>
+      </w:pPr>
+    </w:p>
+    <w:p>
+      <w:pPr>
+        <w:rPr>
+          <w:noProof/>
+        </w:rPr>
+      </w:pPr>
+    </w:p>
+    <w:p>
+      <w:pPr>
+        <w:rPr>
+          <w:noProof/>
+        </w:rPr>
+      </w:pPr>
+    </w:p>
+    <w:p>
+      <w:pPr>
+        <w:rPr>
+          <w:noProof/>
+        </w:rPr>
+      </w:pPr>
+    </w:p>
+    <w:p>
+      <w:pPr>
+        <w:rPr>
+          <w:noProof/>
+        </w:rPr>
+      </w:pPr>
+    </w:p>
+    <w:p>
+      <w:pPr>
+        <w:rPr>
+          <w:noProof/>
+        </w:rPr>
+      </w:pPr>
+    </w:p>
+    <w:p>
+      <w:pPr>
+        <w:rPr>
+          <w:noProof/>
+        </w:rPr>
+      </w:pPr>
+    </w:p>
+    <w:p>
+      <w:pPr>
+        <w:rPr>
+          <w:noProof/>
+        </w:rPr>
+      </w:pPr>
+    </w:p>
+    <w:p>
+      <w:pPr>
+        <w:rPr>
+          <w:noProof/>
+        </w:rPr>
+      </w:pPr>
+    </w:p>
+    <w:p>
+      <w:pPr>
+        <w:rPr>
+          <w:noProof/>
+        </w:rPr>
+      </w:pPr>
+    </w:p>
+    <w:p>
+      <w:pPr>
+        <w:rPr>
+          <w:noProof/>
+        </w:rPr>
+      </w:pPr>
+    </w:p>
+    <w:p>
+      <w:pPr>
+        <w:rPr>
+          <w:noProof/>
+        </w:rPr>
+      </w:pPr>
+    </w:p>
+    <w:p>
+      <w:pPr>
+        <w:rPr>
+          <w:noProof/>
+        </w:rPr>
+      </w:pPr>
+    </w:p>
+    <w:p>
+      <w:pPr>
+        <w:rPr>
+          <w:noProof/>
+        </w:rPr>
+      </w:pPr>
+    </w:p>
+    <w:p>
+      <w:pPr>
+        <w:rPr>
+          <w:noProof/>
+        </w:rPr>
+      </w:pPr>
+    </w:p>
+    <w:p>
+      <w:pPr>
+        <w:rPr>
+          <w:noProof/>
+        </w:rPr>
+      </w:pPr>
+    </w:p>
+    <w:p>
+      <w:pPr>
+        <w:rPr>
+          <w:noProof/>
+        </w:rPr>
+      </w:pPr>
+    </w:p>
+    <w:p>
+      <w:pPr>
+        <w:rPr>
+          <w:noProof/>
+        </w:rPr>
+      </w:pPr>
+    </w:p>
+    <w:p>
+      <w:pPr>
+        <w:rPr>
+          <w:noProof/>
+        </w:rPr>
+      </w:pPr>
+    </w:p>
+    <w:p>
+      <w:pPr>
+        <w:rPr>
+          <w:noProof/>
+        </w:rPr>
+      </w:pPr>
+    </w:p>
+    <w:p/>
     <w:p>
       <w:pPr>
         <w:spacing w:after="0" w:line="259" w:lineRule="auto"/>
         <w:ind w:left="0" w:right="0" w:firstLine="0"/>
         <w:rPr>
-          <w:rStyle w:val="BookTitle"/>
-          <w:b w:val="0"/>
-          <w:bCs w:val="0"/>
-          <w:i w:val="0"/>
-          <w:iCs w:val="0"/>
-          <w:spacing w:val="0"/>
+          <w:b/>
+          <w:bCs/>
+          <w:i/>
+          <w:iCs/>
           <w:sz w:val="28"/>
           <w:szCs w:val="28"/>
         </w:rPr>
@@ -4930,12 +5332,10 @@
         <w:spacing w:after="0" w:line="259" w:lineRule="auto"/>
         <w:ind w:left="0" w:right="0" w:firstLine="0"/>
         <w:rPr>
-          <w:rStyle w:val="BookTitle"/>
-          <w:b w:val="0"/>
-          <w:bCs w:val="0"/>
-          <w:i w:val="0"/>
-          <w:iCs w:val="0"/>
-          <w:spacing w:val="0"/>
+          <w:b/>
+          <w:bCs/>
+          <w:i/>
+          <w:iCs/>
           <w:sz w:val="28"/>
           <w:szCs w:val="28"/>
         </w:rPr>
@@ -4946,501 +5346,14 @@
         <w:spacing w:after="0" w:line="259" w:lineRule="auto"/>
         <w:ind w:left="0" w:right="0" w:firstLine="0"/>
         <w:rPr>
-          <w:rStyle w:val="BookTitle"/>
-          <w:b w:val="0"/>
-          <w:bCs w:val="0"/>
-          <w:i w:val="0"/>
-          <w:iCs w:val="0"/>
-          <w:spacing w:val="0"/>
+          <w:b/>
+          <w:bCs/>
+          <w:i/>
+          <w:iCs/>
           <w:sz w:val="28"/>
           <w:szCs w:val="28"/>
         </w:rPr>
       </w:pPr>
-    </w:p>
-    <w:p>
-      <w:pPr>
-        <w:spacing w:after="0" w:line="259" w:lineRule="auto"/>
-        <w:ind w:left="0" w:right="0" w:firstLine="0"/>
-        <w:rPr>
-          <w:rStyle w:val="BookTitle"/>
-          <w:b w:val="0"/>
-          <w:bCs w:val="0"/>
-          <w:i w:val="0"/>
-          <w:iCs w:val="0"/>
-          <w:spacing w:val="0"/>
-          <w:sz w:val="28"/>
-          <w:szCs w:val="28"/>
-        </w:rPr>
-      </w:pPr>
-    </w:p>
-    <w:p>
-      <w:pPr>
-        <w:spacing w:after="0" w:line="259" w:lineRule="auto"/>
-        <w:ind w:left="0" w:right="0" w:firstLine="0"/>
-        <w:rPr>
-          <w:rStyle w:val="BookTitle"/>
-          <w:b w:val="0"/>
-          <w:bCs w:val="0"/>
-          <w:i w:val="0"/>
-          <w:iCs w:val="0"/>
-          <w:spacing w:val="0"/>
-          <w:sz w:val="28"/>
-          <w:szCs w:val="28"/>
-        </w:rPr>
-      </w:pPr>
-    </w:p>
-    <w:p>
-      <w:pPr>
-        <w:spacing w:after="0" w:line="259" w:lineRule="auto"/>
-        <w:ind w:left="0" w:right="0" w:firstLine="0"/>
-        <w:rPr>
-          <w:rStyle w:val="BookTitle"/>
-          <w:b w:val="0"/>
-          <w:bCs w:val="0"/>
-          <w:i w:val="0"/>
-          <w:iCs w:val="0"/>
-          <w:spacing w:val="0"/>
-          <w:sz w:val="28"/>
-          <w:szCs w:val="28"/>
-        </w:rPr>
-      </w:pPr>
-    </w:p>
-    <w:p>
-      <w:pPr>
-        <w:spacing w:after="0" w:line="259" w:lineRule="auto"/>
-        <w:ind w:left="0" w:right="0" w:firstLine="0"/>
-        <w:rPr>
-          <w:rStyle w:val="BookTitle"/>
-          <w:b w:val="0"/>
-          <w:bCs w:val="0"/>
-          <w:i w:val="0"/>
-          <w:iCs w:val="0"/>
-          <w:spacing w:val="0"/>
-          <w:sz w:val="28"/>
-          <w:szCs w:val="28"/>
-        </w:rPr>
-      </w:pPr>
-    </w:p>
-    <w:p>
-      <w:pPr>
-        <w:spacing w:after="0" w:line="259" w:lineRule="auto"/>
-        <w:ind w:left="0" w:right="0" w:firstLine="0"/>
-        <w:rPr>
-          <w:rStyle w:val="BookTitle"/>
-          <w:b w:val="0"/>
-          <w:bCs w:val="0"/>
-          <w:i w:val="0"/>
-          <w:iCs w:val="0"/>
-          <w:spacing w:val="0"/>
-          <w:sz w:val="28"/>
-          <w:szCs w:val="28"/>
-        </w:rPr>
-      </w:pPr>
-    </w:p>
-    <w:p>
-      <w:pPr>
-        <w:spacing w:after="0" w:line="259" w:lineRule="auto"/>
-        <w:ind w:left="0" w:right="0" w:firstLine="0"/>
-        <w:rPr>
-          <w:rStyle w:val="BookTitle"/>
-          <w:b w:val="0"/>
-          <w:bCs w:val="0"/>
-          <w:i w:val="0"/>
-          <w:iCs w:val="0"/>
-          <w:spacing w:val="0"/>
-          <w:sz w:val="28"/>
-          <w:szCs w:val="28"/>
-        </w:rPr>
-      </w:pPr>
-    </w:p>
-    <w:p>
-      <w:pPr>
-        <w:spacing w:after="0" w:line="259" w:lineRule="auto"/>
-        <w:ind w:left="0" w:right="0" w:firstLine="0"/>
-        <w:rPr>
-          <w:rStyle w:val="BookTitle"/>
-          <w:b w:val="0"/>
-          <w:bCs w:val="0"/>
-          <w:i w:val="0"/>
-          <w:iCs w:val="0"/>
-          <w:spacing w:val="0"/>
-          <w:sz w:val="28"/>
-          <w:szCs w:val="28"/>
-        </w:rPr>
-      </w:pPr>
-    </w:p>
-    <w:p>
-      <w:pPr>
-        <w:spacing w:after="0" w:line="259" w:lineRule="auto"/>
-        <w:ind w:left="0" w:right="0" w:firstLine="0"/>
-        <w:rPr>
-          <w:rStyle w:val="BookTitle"/>
-          <w:b w:val="0"/>
-          <w:bCs w:val="0"/>
-          <w:i w:val="0"/>
-          <w:iCs w:val="0"/>
-          <w:spacing w:val="0"/>
-          <w:sz w:val="28"/>
-          <w:szCs w:val="28"/>
-        </w:rPr>
-      </w:pPr>
-    </w:p>
-    <w:p>
-      <w:pPr>
-        <w:spacing w:after="0" w:line="259" w:lineRule="auto"/>
-        <w:ind w:left="0" w:right="0" w:firstLine="0"/>
-        <w:rPr>
-          <w:rStyle w:val="BookTitle"/>
-          <w:b w:val="0"/>
-          <w:bCs w:val="0"/>
-          <w:i w:val="0"/>
-          <w:iCs w:val="0"/>
-          <w:spacing w:val="0"/>
-          <w:sz w:val="28"/>
-          <w:szCs w:val="28"/>
-        </w:rPr>
-      </w:pPr>
-    </w:p>
-    <w:p>
-      <w:pPr>
-        <w:spacing w:after="0" w:line="259" w:lineRule="auto"/>
-        <w:ind w:left="0" w:right="0" w:firstLine="0"/>
-        <w:rPr>
-          <w:rStyle w:val="BookTitle"/>
-          <w:b w:val="0"/>
-          <w:bCs w:val="0"/>
-          <w:i w:val="0"/>
-          <w:iCs w:val="0"/>
-          <w:spacing w:val="0"/>
-          <w:sz w:val="28"/>
-          <w:szCs w:val="28"/>
-        </w:rPr>
-      </w:pPr>
-    </w:p>
-    <w:p>
-      <w:pPr>
-        <w:spacing w:after="0" w:line="259" w:lineRule="auto"/>
-        <w:ind w:left="0" w:right="0" w:firstLine="0"/>
-        <w:rPr>
-          <w:rStyle w:val="BookTitle"/>
-          <w:b w:val="0"/>
-          <w:bCs w:val="0"/>
-          <w:i w:val="0"/>
-          <w:iCs w:val="0"/>
-          <w:spacing w:val="0"/>
-          <w:sz w:val="28"/>
-          <w:szCs w:val="28"/>
-        </w:rPr>
-      </w:pPr>
-    </w:p>
-    <w:p>
-      <w:pPr>
-        <w:spacing w:after="0" w:line="259" w:lineRule="auto"/>
-        <w:ind w:left="0" w:right="0" w:firstLine="0"/>
-        <w:rPr>
-          <w:rStyle w:val="BookTitle"/>
-          <w:b w:val="0"/>
-          <w:bCs w:val="0"/>
-          <w:i w:val="0"/>
-          <w:iCs w:val="0"/>
-          <w:spacing w:val="0"/>
-          <w:sz w:val="28"/>
-          <w:szCs w:val="28"/>
-        </w:rPr>
-      </w:pPr>
-    </w:p>
-    <w:p>
-      <w:pPr>
-        <w:spacing w:after="0" w:line="259" w:lineRule="auto"/>
-        <w:ind w:left="0" w:right="0" w:firstLine="0"/>
-        <w:rPr>
-          <w:rStyle w:val="BookTitle"/>
-          <w:b w:val="0"/>
-          <w:bCs w:val="0"/>
-          <w:i w:val="0"/>
-          <w:iCs w:val="0"/>
-          <w:spacing w:val="0"/>
-          <w:sz w:val="28"/>
-          <w:szCs w:val="28"/>
-        </w:rPr>
-      </w:pPr>
-    </w:p>
-    <w:p>
-      <w:pPr>
-        <w:spacing w:after="0" w:line="259" w:lineRule="auto"/>
-        <w:ind w:left="0" w:right="0" w:firstLine="0"/>
-        <w:rPr>
-          <w:rStyle w:val="BookTitle"/>
-          <w:b w:val="0"/>
-          <w:bCs w:val="0"/>
-          <w:i w:val="0"/>
-          <w:iCs w:val="0"/>
-          <w:spacing w:val="0"/>
-          <w:sz w:val="28"/>
-          <w:szCs w:val="28"/>
-        </w:rPr>
-      </w:pPr>
-    </w:p>
-    <w:p>
-      <w:pPr>
-        <w:spacing w:after="0" w:line="259" w:lineRule="auto"/>
-        <w:ind w:left="0" w:right="0" w:firstLine="0"/>
-        <w:rPr>
-          <w:rStyle w:val="BookTitle"/>
-          <w:b w:val="0"/>
-          <w:bCs w:val="0"/>
-          <w:i w:val="0"/>
-          <w:iCs w:val="0"/>
-          <w:spacing w:val="0"/>
-          <w:sz w:val="28"/>
-          <w:szCs w:val="28"/>
-        </w:rPr>
-      </w:pPr>
-    </w:p>
-    <w:p>
-      <w:pPr>
-        <w:spacing w:after="0" w:line="259" w:lineRule="auto"/>
-        <w:ind w:left="0" w:right="0" w:firstLine="0"/>
-        <w:rPr>
-          <w:rStyle w:val="BookTitle"/>
-          <w:b w:val="0"/>
-          <w:bCs w:val="0"/>
-          <w:i w:val="0"/>
-          <w:iCs w:val="0"/>
-          <w:spacing w:val="0"/>
-          <w:sz w:val="28"/>
-          <w:szCs w:val="28"/>
-        </w:rPr>
-      </w:pPr>
-    </w:p>
-    <w:p>
-      <w:pPr>
-        <w:spacing w:after="0" w:line="259" w:lineRule="auto"/>
-        <w:ind w:left="0" w:right="0" w:firstLine="0"/>
-        <w:rPr>
-          <w:rStyle w:val="BookTitle"/>
-          <w:b w:val="0"/>
-          <w:bCs w:val="0"/>
-          <w:i w:val="0"/>
-          <w:iCs w:val="0"/>
-          <w:spacing w:val="0"/>
-          <w:sz w:val="28"/>
-          <w:szCs w:val="28"/>
-        </w:rPr>
-      </w:pPr>
-    </w:p>
-    <w:p>
-      <w:pPr>
-        <w:spacing w:after="0" w:line="259" w:lineRule="auto"/>
-        <w:ind w:left="0" w:right="0" w:firstLine="0"/>
-        <w:rPr>
-          <w:rStyle w:val="BookTitle"/>
-          <w:b w:val="0"/>
-          <w:bCs w:val="0"/>
-          <w:i w:val="0"/>
-          <w:iCs w:val="0"/>
-          <w:spacing w:val="0"/>
-          <w:sz w:val="28"/>
-          <w:szCs w:val="28"/>
-        </w:rPr>
-      </w:pPr>
-    </w:p>
-    <w:p>
-      <w:pPr>
-        <w:spacing w:after="0" w:line="259" w:lineRule="auto"/>
-        <w:ind w:left="0" w:right="0" w:firstLine="0"/>
-        <w:rPr>
-          <w:rStyle w:val="BookTitle"/>
-          <w:b w:val="0"/>
-          <w:bCs w:val="0"/>
-          <w:i w:val="0"/>
-          <w:iCs w:val="0"/>
-          <w:spacing w:val="0"/>
-          <w:sz w:val="28"/>
-          <w:szCs w:val="28"/>
-        </w:rPr>
-      </w:pPr>
-    </w:p>
-    <w:p>
-      <w:pPr>
-        <w:spacing w:after="0" w:line="259" w:lineRule="auto"/>
-        <w:ind w:left="0" w:right="0" w:firstLine="0"/>
-        <w:rPr>
-          <w:rStyle w:val="BookTitle"/>
-          <w:b w:val="0"/>
-          <w:bCs w:val="0"/>
-          <w:i w:val="0"/>
-          <w:iCs w:val="0"/>
-          <w:spacing w:val="0"/>
-          <w:sz w:val="28"/>
-          <w:szCs w:val="28"/>
-        </w:rPr>
-      </w:pPr>
-    </w:p>
-    <w:p>
-      <w:pPr>
-        <w:spacing w:after="0" w:line="259" w:lineRule="auto"/>
-        <w:ind w:left="0" w:right="0" w:firstLine="0"/>
-        <w:rPr>
-          <w:rStyle w:val="BookTitle"/>
-          <w:b w:val="0"/>
-          <w:bCs w:val="0"/>
-          <w:i w:val="0"/>
-          <w:iCs w:val="0"/>
-          <w:spacing w:val="0"/>
-          <w:sz w:val="28"/>
-          <w:szCs w:val="28"/>
-        </w:rPr>
-      </w:pPr>
-    </w:p>
-    <w:p>
-      <w:pPr>
-        <w:spacing w:after="0" w:line="259" w:lineRule="auto"/>
-        <w:ind w:left="0" w:right="0" w:firstLine="0"/>
-        <w:rPr>
-          <w:rStyle w:val="BookTitle"/>
-          <w:b w:val="0"/>
-          <w:bCs w:val="0"/>
-          <w:i w:val="0"/>
-          <w:iCs w:val="0"/>
-          <w:spacing w:val="0"/>
-          <w:sz w:val="28"/>
-          <w:szCs w:val="28"/>
-        </w:rPr>
-      </w:pPr>
-    </w:p>
-    <w:p>
-      <w:pPr>
-        <w:spacing w:after="0" w:line="259" w:lineRule="auto"/>
-        <w:ind w:left="0" w:right="0" w:firstLine="0"/>
-        <w:rPr>
-          <w:rStyle w:val="BookTitle"/>
-          <w:b w:val="0"/>
-          <w:bCs w:val="0"/>
-          <w:i w:val="0"/>
-          <w:iCs w:val="0"/>
-          <w:spacing w:val="0"/>
-          <w:sz w:val="28"/>
-          <w:szCs w:val="28"/>
-        </w:rPr>
-      </w:pPr>
-    </w:p>
-    <w:p>
-      <w:pPr>
-        <w:spacing w:after="0" w:line="259" w:lineRule="auto"/>
-        <w:ind w:left="0" w:right="0" w:firstLine="0"/>
-        <w:rPr>
-          <w:rStyle w:val="BookTitle"/>
-          <w:b w:val="0"/>
-          <w:bCs w:val="0"/>
-          <w:i w:val="0"/>
-          <w:iCs w:val="0"/>
-          <w:spacing w:val="0"/>
-          <w:sz w:val="28"/>
-          <w:szCs w:val="28"/>
-        </w:rPr>
-      </w:pPr>
-    </w:p>
-    <w:p>
-      <w:pPr>
-        <w:spacing w:after="0" w:line="259" w:lineRule="auto"/>
-        <w:ind w:left="0" w:right="0" w:firstLine="0"/>
-        <w:rPr>
-          <w:rStyle w:val="BookTitle"/>
-          <w:b w:val="0"/>
-          <w:bCs w:val="0"/>
-          <w:i w:val="0"/>
-          <w:iCs w:val="0"/>
-          <w:spacing w:val="0"/>
-          <w:sz w:val="28"/>
-          <w:szCs w:val="28"/>
-        </w:rPr>
-      </w:pPr>
-    </w:p>
-    <w:p>
-      <w:pPr>
-        <w:spacing w:after="0" w:line="259" w:lineRule="auto"/>
-        <w:ind w:left="0" w:right="0" w:firstLine="0"/>
-        <w:rPr>
-          <w:rStyle w:val="BookTitle"/>
-          <w:b w:val="0"/>
-          <w:bCs w:val="0"/>
-          <w:i w:val="0"/>
-          <w:iCs w:val="0"/>
-          <w:spacing w:val="0"/>
-          <w:sz w:val="28"/>
-          <w:szCs w:val="28"/>
-        </w:rPr>
-      </w:pPr>
-    </w:p>
-    <w:p>
-      <w:pPr>
-        <w:spacing w:after="0" w:line="259" w:lineRule="auto"/>
-        <w:ind w:left="0" w:right="0" w:firstLine="0"/>
-        <w:rPr>
-          <w:rStyle w:val="BookTitle"/>
-          <w:b w:val="0"/>
-          <w:bCs w:val="0"/>
-          <w:i w:val="0"/>
-          <w:iCs w:val="0"/>
-          <w:spacing w:val="0"/>
-          <w:sz w:val="28"/>
-          <w:szCs w:val="28"/>
-        </w:rPr>
-      </w:pPr>
-    </w:p>
-    <w:p>
-      <w:pPr>
-        <w:spacing w:after="0" w:line="259" w:lineRule="auto"/>
-        <w:ind w:left="0" w:right="0" w:firstLine="0"/>
-        <w:rPr>
-          <w:rStyle w:val="BookTitle"/>
-          <w:b w:val="0"/>
-          <w:bCs w:val="0"/>
-          <w:i w:val="0"/>
-          <w:iCs w:val="0"/>
-          <w:spacing w:val="0"/>
-          <w:sz w:val="28"/>
-          <w:szCs w:val="28"/>
-        </w:rPr>
-      </w:pPr>
-    </w:p>
-    <w:p>
-      <w:pPr>
-        <w:spacing w:after="0" w:line="259" w:lineRule="auto"/>
-        <w:ind w:left="0" w:right="0" w:firstLine="0"/>
-        <w:rPr>
-          <w:rStyle w:val="BookTitle"/>
-          <w:b w:val="0"/>
-          <w:bCs w:val="0"/>
-          <w:i w:val="0"/>
-          <w:iCs w:val="0"/>
-          <w:spacing w:val="0"/>
-          <w:sz w:val="28"/>
-          <w:szCs w:val="28"/>
-        </w:rPr>
-      </w:pPr>
-    </w:p>
-    <w:p>
-      <w:pPr>
-        <w:spacing w:after="0" w:line="259" w:lineRule="auto"/>
-        <w:ind w:left="0" w:right="0" w:firstLine="0"/>
-        <w:rPr>
-          <w:rStyle w:val="BookTitle"/>
-          <w:spacing w:val="0"/>
-          <w:sz w:val="32"/>
-          <w:szCs w:val="32"/>
-        </w:rPr>
-      </w:pPr>
-      <w:r>
-        <w:rPr>
-          <w:rStyle w:val="BookTitle"/>
-          <w:spacing w:val="0"/>
-          <w:sz w:val="32"/>
-          <w:szCs w:val="32"/>
-        </w:rPr>
-        <w:t>ABOUT:</w:t>
-      </w:r>
       <w:r>
         <w:rPr>
           <w:b/>
@@ -5451,11 +5364,12 @@
           <w:sz w:val="28"/>
           <w:szCs w:val="28"/>
         </w:rPr>
+        <w:lastRenderedPageBreak/>
         <w:drawing>
-          <wp:inline distT="0" distB="0" distL="0" distR="0" wp14:anchorId="76822B86" wp14:editId="779CC95D">
-            <wp:extent cx="6167120" cy="6696710"/>
-            <wp:effectExtent l="0" t="0" r="5080" b="8890"/>
-            <wp:docPr id="955387401" name="Picture 3"/>
+          <wp:inline distT="0" distB="0" distL="0" distR="0" wp14:anchorId="3FC7C10B" wp14:editId="675FBF51">
+            <wp:extent cx="6167120" cy="7346950"/>
+            <wp:effectExtent l="0" t="0" r="5080" b="6350"/>
+            <wp:docPr id="621199960" name="Picture 4"/>
             <wp:cNvGraphicFramePr>
               <a:graphicFrameLocks xmlns:a="http://schemas.openxmlformats.org/drawingml/2006/main" noChangeAspect="1"/>
             </wp:cNvGraphicFramePr>
@@ -5463,7 +5377,7 @@
               <a:graphicData uri="http://schemas.openxmlformats.org/drawingml/2006/picture">
                 <pic:pic xmlns:pic="http://schemas.openxmlformats.org/drawingml/2006/picture">
                   <pic:nvPicPr>
-                    <pic:cNvPr id="955387401" name="Picture 955387401"/>
+                    <pic:cNvPr id="621199960" name="Picture 621199960"/>
                     <pic:cNvPicPr/>
                   </pic:nvPicPr>
                   <pic:blipFill>
@@ -5481,7 +5395,7 @@
                   <pic:spPr>
                     <a:xfrm>
                       <a:off x="0" y="0"/>
-                      <a:ext cx="6167120" cy="6696710"/>
+                      <a:ext cx="6167120" cy="7346950"/>
                     </a:xfrm>
                     <a:prstGeom prst="rect">
                       <a:avLst/>
@@ -5499,10 +5413,12 @@
         <w:spacing w:after="0" w:line="259" w:lineRule="auto"/>
         <w:ind w:left="0" w:right="0" w:firstLine="0"/>
         <w:rPr>
-          <w:rStyle w:val="BookTitle"/>
-          <w:spacing w:val="0"/>
-          <w:sz w:val="32"/>
-          <w:szCs w:val="32"/>
+          <w:b/>
+          <w:bCs/>
+          <w:i/>
+          <w:iCs/>
+          <w:sz w:val="28"/>
+          <w:szCs w:val="28"/>
         </w:rPr>
       </w:pPr>
     </w:p>
@@ -5511,10 +5427,12 @@
         <w:spacing w:after="0" w:line="259" w:lineRule="auto"/>
         <w:ind w:left="0" w:right="0" w:firstLine="0"/>
         <w:rPr>
-          <w:rStyle w:val="BookTitle"/>
-          <w:spacing w:val="0"/>
-          <w:sz w:val="32"/>
-          <w:szCs w:val="32"/>
+          <w:b/>
+          <w:bCs/>
+          <w:i/>
+          <w:iCs/>
+          <w:sz w:val="28"/>
+          <w:szCs w:val="28"/>
         </w:rPr>
       </w:pPr>
     </w:p>
@@ -5523,10 +5441,12 @@
         <w:spacing w:after="0" w:line="259" w:lineRule="auto"/>
         <w:ind w:left="0" w:right="0" w:firstLine="0"/>
         <w:rPr>
-          <w:rStyle w:val="BookTitle"/>
-          <w:spacing w:val="0"/>
-          <w:sz w:val="32"/>
-          <w:szCs w:val="32"/>
+          <w:b/>
+          <w:bCs/>
+          <w:i/>
+          <w:iCs/>
+          <w:sz w:val="28"/>
+          <w:szCs w:val="28"/>
         </w:rPr>
       </w:pPr>
     </w:p>
@@ -5535,10 +5455,12 @@
         <w:spacing w:after="0" w:line="259" w:lineRule="auto"/>
         <w:ind w:left="0" w:right="0" w:firstLine="0"/>
         <w:rPr>
-          <w:rStyle w:val="BookTitle"/>
-          <w:spacing w:val="0"/>
-          <w:sz w:val="32"/>
-          <w:szCs w:val="32"/>
+          <w:b/>
+          <w:bCs/>
+          <w:i/>
+          <w:iCs/>
+          <w:sz w:val="28"/>
+          <w:szCs w:val="28"/>
         </w:rPr>
       </w:pPr>
     </w:p>
@@ -5547,10 +5469,12 @@
         <w:spacing w:after="0" w:line="259" w:lineRule="auto"/>
         <w:ind w:left="0" w:right="0" w:firstLine="0"/>
         <w:rPr>
-          <w:rStyle w:val="BookTitle"/>
-          <w:spacing w:val="0"/>
-          <w:sz w:val="32"/>
-          <w:szCs w:val="32"/>
+          <w:b/>
+          <w:bCs/>
+          <w:i/>
+          <w:iCs/>
+          <w:sz w:val="28"/>
+          <w:szCs w:val="28"/>
         </w:rPr>
       </w:pPr>
     </w:p>
@@ -5559,10 +5483,12 @@
         <w:spacing w:after="0" w:line="259" w:lineRule="auto"/>
         <w:ind w:left="0" w:right="0" w:firstLine="0"/>
         <w:rPr>
-          <w:rStyle w:val="BookTitle"/>
-          <w:spacing w:val="0"/>
-          <w:sz w:val="32"/>
-          <w:szCs w:val="32"/>
+          <w:b/>
+          <w:bCs/>
+          <w:i/>
+          <w:iCs/>
+          <w:sz w:val="28"/>
+          <w:szCs w:val="28"/>
         </w:rPr>
       </w:pPr>
     </w:p>
@@ -5571,51 +5497,14 @@
         <w:spacing w:after="0" w:line="259" w:lineRule="auto"/>
         <w:ind w:left="0" w:right="0" w:firstLine="0"/>
         <w:rPr>
-          <w:rStyle w:val="BookTitle"/>
-          <w:spacing w:val="0"/>
-          <w:sz w:val="32"/>
-          <w:szCs w:val="32"/>
-        </w:rPr>
-      </w:pPr>
-    </w:p>
-    <w:p>
-      <w:pPr>
-        <w:spacing w:after="0" w:line="259" w:lineRule="auto"/>
-        <w:ind w:left="0" w:right="0" w:firstLine="0"/>
-        <w:rPr>
-          <w:rStyle w:val="BookTitle"/>
-          <w:spacing w:val="0"/>
-          <w:sz w:val="32"/>
-          <w:szCs w:val="32"/>
-        </w:rPr>
-      </w:pPr>
-      <w:r>
-        <w:rPr>
-          <w:rStyle w:val="BookTitle"/>
-          <w:spacing w:val="0"/>
-          <w:sz w:val="32"/>
-          <w:szCs w:val="32"/>
-        </w:rPr>
-        <w:t>SERVICES PART</w:t>
-      </w:r>
-      <w:r>
-        <w:rPr>
-          <w:rStyle w:val="BookTitle"/>
-          <w:spacing w:val="0"/>
-          <w:sz w:val="32"/>
-          <w:szCs w:val="32"/>
-        </w:rPr>
-        <w:t>1</w:t>
-      </w:r>
-      <w:r>
-        <w:rPr>
-          <w:rStyle w:val="BookTitle"/>
-          <w:spacing w:val="0"/>
-          <w:sz w:val="32"/>
-          <w:szCs w:val="32"/>
-        </w:rPr>
-        <w:t>:</w:t>
-      </w:r>
+          <w:b/>
+          <w:bCs/>
+          <w:i/>
+          <w:iCs/>
+          <w:sz w:val="28"/>
+          <w:szCs w:val="28"/>
+        </w:rPr>
+      </w:pPr>
       <w:r>
         <w:rPr>
           <w:b/>
@@ -5626,27 +5515,12 @@
           <w:sz w:val="28"/>
           <w:szCs w:val="28"/>
         </w:rPr>
+        <w:lastRenderedPageBreak/>
         <w:drawing>
-          <wp:anchor distT="0" distB="0" distL="114300" distR="114300" simplePos="0" relativeHeight="251661312" behindDoc="0" locked="0" layoutInCell="1" allowOverlap="1" wp14:anchorId="61E8AADA" wp14:editId="258E66E9">
-            <wp:simplePos x="0" y="0"/>
-            <wp:positionH relativeFrom="column">
-              <wp:posOffset>0</wp:posOffset>
-            </wp:positionH>
-            <wp:positionV relativeFrom="paragraph">
-              <wp:posOffset>267970</wp:posOffset>
-            </wp:positionV>
-            <wp:extent cx="6167120" cy="5558155"/>
-            <wp:effectExtent l="0" t="0" r="5080" b="4445"/>
-            <wp:wrapThrough wrapText="bothSides">
-              <wp:wrapPolygon edited="0">
-                <wp:start x="0" y="0"/>
-                <wp:lineTo x="0" y="21543"/>
-                <wp:lineTo x="21551" y="21543"/>
-                <wp:lineTo x="21551" y="0"/>
-                <wp:lineTo x="0" y="0"/>
-              </wp:wrapPolygon>
-            </wp:wrapThrough>
-            <wp:docPr id="1241622146" name="Picture 4"/>
+          <wp:inline distT="0" distB="0" distL="0" distR="0" wp14:anchorId="62D07322" wp14:editId="39E8C887">
+            <wp:extent cx="6167120" cy="7179310"/>
+            <wp:effectExtent l="0" t="0" r="5080" b="2540"/>
+            <wp:docPr id="1176891336" name="Picture 5"/>
             <wp:cNvGraphicFramePr>
               <a:graphicFrameLocks xmlns:a="http://schemas.openxmlformats.org/drawingml/2006/main" noChangeAspect="1"/>
             </wp:cNvGraphicFramePr>
@@ -5654,7 +5528,7 @@
               <a:graphicData uri="http://schemas.openxmlformats.org/drawingml/2006/picture">
                 <pic:pic xmlns:pic="http://schemas.openxmlformats.org/drawingml/2006/picture">
                   <pic:nvPicPr>
-                    <pic:cNvPr id="1241622146" name="Picture 1241622146"/>
+                    <pic:cNvPr id="1176891336" name="Picture 1176891336"/>
                     <pic:cNvPicPr/>
                   </pic:nvPicPr>
                   <pic:blipFill>
@@ -5672,7 +5546,7 @@
                   <pic:spPr>
                     <a:xfrm>
                       <a:off x="0" y="0"/>
-                      <a:ext cx="6167120" cy="5558155"/>
+                      <a:ext cx="6167120" cy="7179310"/>
                     </a:xfrm>
                     <a:prstGeom prst="rect">
                       <a:avLst/>
@@ -5681,7 +5555,7 @@
                 </pic:pic>
               </a:graphicData>
             </a:graphic>
-          </wp:anchor>
+          </wp:inline>
         </w:drawing>
       </w:r>
     </w:p>
@@ -5690,10 +5564,12 @@
         <w:spacing w:after="0" w:line="259" w:lineRule="auto"/>
         <w:ind w:left="0" w:right="0" w:firstLine="0"/>
         <w:rPr>
-          <w:rStyle w:val="BookTitle"/>
-          <w:spacing w:val="0"/>
-          <w:sz w:val="32"/>
-          <w:szCs w:val="32"/>
+          <w:b/>
+          <w:bCs/>
+          <w:i/>
+          <w:iCs/>
+          <w:sz w:val="28"/>
+          <w:szCs w:val="28"/>
         </w:rPr>
       </w:pPr>
     </w:p>
@@ -5702,10 +5578,12 @@
         <w:spacing w:after="0" w:line="259" w:lineRule="auto"/>
         <w:ind w:left="0" w:right="0" w:firstLine="0"/>
         <w:rPr>
-          <w:rStyle w:val="BookTitle"/>
-          <w:spacing w:val="0"/>
-          <w:sz w:val="32"/>
-          <w:szCs w:val="32"/>
+          <w:b/>
+          <w:bCs/>
+          <w:i/>
+          <w:iCs/>
+          <w:sz w:val="28"/>
+          <w:szCs w:val="28"/>
         </w:rPr>
       </w:pPr>
     </w:p>
@@ -5714,10 +5592,12 @@
         <w:spacing w:after="0" w:line="259" w:lineRule="auto"/>
         <w:ind w:left="0" w:right="0" w:firstLine="0"/>
         <w:rPr>
-          <w:rStyle w:val="BookTitle"/>
-          <w:spacing w:val="0"/>
-          <w:sz w:val="32"/>
-          <w:szCs w:val="32"/>
+          <w:b/>
+          <w:bCs/>
+          <w:i/>
+          <w:iCs/>
+          <w:sz w:val="28"/>
+          <w:szCs w:val="28"/>
         </w:rPr>
       </w:pPr>
     </w:p>
@@ -5726,10 +5606,12 @@
         <w:spacing w:after="0" w:line="259" w:lineRule="auto"/>
         <w:ind w:left="0" w:right="0" w:firstLine="0"/>
         <w:rPr>
-          <w:rStyle w:val="BookTitle"/>
-          <w:spacing w:val="0"/>
-          <w:sz w:val="32"/>
-          <w:szCs w:val="32"/>
+          <w:b/>
+          <w:bCs/>
+          <w:i/>
+          <w:iCs/>
+          <w:sz w:val="28"/>
+          <w:szCs w:val="28"/>
         </w:rPr>
       </w:pPr>
     </w:p>
@@ -5738,10 +5620,12 @@
         <w:spacing w:after="0" w:line="259" w:lineRule="auto"/>
         <w:ind w:left="0" w:right="0" w:firstLine="0"/>
         <w:rPr>
-          <w:rStyle w:val="BookTitle"/>
-          <w:spacing w:val="0"/>
-          <w:sz w:val="32"/>
-          <w:szCs w:val="32"/>
+          <w:b/>
+          <w:bCs/>
+          <w:i/>
+          <w:iCs/>
+          <w:sz w:val="28"/>
+          <w:szCs w:val="28"/>
         </w:rPr>
       </w:pPr>
     </w:p>
@@ -5750,10 +5634,12 @@
         <w:spacing w:after="0" w:line="259" w:lineRule="auto"/>
         <w:ind w:left="0" w:right="0" w:firstLine="0"/>
         <w:rPr>
-          <w:rStyle w:val="BookTitle"/>
-          <w:spacing w:val="0"/>
-          <w:sz w:val="32"/>
-          <w:szCs w:val="32"/>
+          <w:b/>
+          <w:bCs/>
+          <w:i/>
+          <w:iCs/>
+          <w:sz w:val="28"/>
+          <w:szCs w:val="28"/>
         </w:rPr>
       </w:pPr>
     </w:p>
@@ -5762,10 +5648,12 @@
         <w:spacing w:after="0" w:line="259" w:lineRule="auto"/>
         <w:ind w:left="0" w:right="0" w:firstLine="0"/>
         <w:rPr>
-          <w:rStyle w:val="BookTitle"/>
-          <w:spacing w:val="0"/>
-          <w:sz w:val="32"/>
-          <w:szCs w:val="32"/>
+          <w:b/>
+          <w:bCs/>
+          <w:i/>
+          <w:iCs/>
+          <w:sz w:val="28"/>
+          <w:szCs w:val="28"/>
         </w:rPr>
       </w:pPr>
     </w:p>
@@ -5774,45 +5662,14 @@
         <w:spacing w:after="0" w:line="259" w:lineRule="auto"/>
         <w:ind w:left="0" w:right="0" w:firstLine="0"/>
         <w:rPr>
-          <w:rStyle w:val="BookTitle"/>
-          <w:spacing w:val="0"/>
-          <w:sz w:val="32"/>
-          <w:szCs w:val="32"/>
-        </w:rPr>
-      </w:pPr>
-    </w:p>
-    <w:p>
-      <w:pPr>
-        <w:spacing w:after="0" w:line="259" w:lineRule="auto"/>
-        <w:ind w:left="0" w:right="0" w:firstLine="0"/>
-        <w:rPr>
-          <w:rStyle w:val="BookTitle"/>
-          <w:spacing w:val="0"/>
-          <w:sz w:val="32"/>
-          <w:szCs w:val="32"/>
-        </w:rPr>
-      </w:pPr>
-    </w:p>
-    <w:p>
-      <w:pPr>
-        <w:spacing w:after="0" w:line="259" w:lineRule="auto"/>
-        <w:ind w:left="0" w:right="0" w:firstLine="0"/>
-        <w:rPr>
-          <w:rStyle w:val="BookTitle"/>
-          <w:spacing w:val="0"/>
-          <w:sz w:val="32"/>
-          <w:szCs w:val="32"/>
-        </w:rPr>
-      </w:pPr>
-      <w:r>
-        <w:rPr>
-          <w:rStyle w:val="BookTitle"/>
-          <w:spacing w:val="0"/>
-          <w:sz w:val="32"/>
-          <w:szCs w:val="32"/>
-        </w:rPr>
-        <w:t>PART2:</w:t>
-      </w:r>
+          <w:b/>
+          <w:bCs/>
+          <w:i/>
+          <w:iCs/>
+          <w:sz w:val="28"/>
+          <w:szCs w:val="28"/>
+        </w:rPr>
+      </w:pPr>
       <w:r>
         <w:rPr>
           <w:b/>
@@ -5820,14 +5677,15 @@
           <w:i/>
           <w:iCs/>
           <w:noProof/>
-          <w:sz w:val="32"/>
-          <w:szCs w:val="32"/>
-        </w:rPr>
+          <w:sz w:val="28"/>
+          <w:szCs w:val="28"/>
+        </w:rPr>
+        <w:lastRenderedPageBreak/>
         <w:drawing>
-          <wp:inline distT="0" distB="0" distL="0" distR="0" wp14:anchorId="7A73F6BC" wp14:editId="7D4DDF0C">
-            <wp:extent cx="6167120" cy="5491480"/>
+          <wp:inline distT="0" distB="0" distL="0" distR="0" wp14:anchorId="2B13A76D" wp14:editId="1494D25F">
+            <wp:extent cx="6167120" cy="7358380"/>
             <wp:effectExtent l="0" t="0" r="5080" b="0"/>
-            <wp:docPr id="1464270150" name="Picture 7"/>
+            <wp:docPr id="27438910" name="Picture 6"/>
             <wp:cNvGraphicFramePr>
               <a:graphicFrameLocks xmlns:a="http://schemas.openxmlformats.org/drawingml/2006/main" noChangeAspect="1"/>
             </wp:cNvGraphicFramePr>
@@ -5835,7 +5693,7 @@
               <a:graphicData uri="http://schemas.openxmlformats.org/drawingml/2006/picture">
                 <pic:pic xmlns:pic="http://schemas.openxmlformats.org/drawingml/2006/picture">
                   <pic:nvPicPr>
-                    <pic:cNvPr id="1464270150" name="Picture 1464270150"/>
+                    <pic:cNvPr id="27438910" name="Picture 27438910"/>
                     <pic:cNvPicPr/>
                   </pic:nvPicPr>
                   <pic:blipFill>
@@ -5853,7 +5711,7 @@
                   <pic:spPr>
                     <a:xfrm>
                       <a:off x="0" y="0"/>
-                      <a:ext cx="6167120" cy="5491480"/>
+                      <a:ext cx="6167120" cy="7358380"/>
                     </a:xfrm>
                     <a:prstGeom prst="rect">
                       <a:avLst/>
@@ -5871,10 +5729,12 @@
         <w:spacing w:after="0" w:line="259" w:lineRule="auto"/>
         <w:ind w:left="0" w:right="0" w:firstLine="0"/>
         <w:rPr>
-          <w:rStyle w:val="BookTitle"/>
-          <w:spacing w:val="0"/>
-          <w:sz w:val="32"/>
-          <w:szCs w:val="32"/>
+          <w:b/>
+          <w:bCs/>
+          <w:i/>
+          <w:iCs/>
+          <w:sz w:val="28"/>
+          <w:szCs w:val="28"/>
         </w:rPr>
       </w:pPr>
     </w:p>
@@ -5883,10 +5743,12 @@
         <w:spacing w:after="0" w:line="259" w:lineRule="auto"/>
         <w:ind w:left="0" w:right="0" w:firstLine="0"/>
         <w:rPr>
-          <w:rStyle w:val="BookTitle"/>
-          <w:spacing w:val="0"/>
-          <w:sz w:val="32"/>
-          <w:szCs w:val="32"/>
+          <w:b/>
+          <w:bCs/>
+          <w:i/>
+          <w:iCs/>
+          <w:sz w:val="28"/>
+          <w:szCs w:val="28"/>
         </w:rPr>
       </w:pPr>
     </w:p>
@@ -5895,10 +5757,12 @@
         <w:spacing w:after="0" w:line="259" w:lineRule="auto"/>
         <w:ind w:left="0" w:right="0" w:firstLine="0"/>
         <w:rPr>
-          <w:rStyle w:val="BookTitle"/>
-          <w:spacing w:val="0"/>
-          <w:sz w:val="32"/>
-          <w:szCs w:val="32"/>
+          <w:b/>
+          <w:bCs/>
+          <w:i/>
+          <w:iCs/>
+          <w:sz w:val="28"/>
+          <w:szCs w:val="28"/>
         </w:rPr>
       </w:pPr>
     </w:p>
@@ -5907,10 +5771,12 @@
         <w:spacing w:after="0" w:line="259" w:lineRule="auto"/>
         <w:ind w:left="0" w:right="0" w:firstLine="0"/>
         <w:rPr>
-          <w:rStyle w:val="BookTitle"/>
-          <w:spacing w:val="0"/>
-          <w:sz w:val="32"/>
-          <w:szCs w:val="32"/>
+          <w:b/>
+          <w:bCs/>
+          <w:i/>
+          <w:iCs/>
+          <w:sz w:val="28"/>
+          <w:szCs w:val="28"/>
         </w:rPr>
       </w:pPr>
     </w:p>
@@ -5919,10 +5785,12 @@
         <w:spacing w:after="0" w:line="259" w:lineRule="auto"/>
         <w:ind w:left="0" w:right="0" w:firstLine="0"/>
         <w:rPr>
-          <w:rStyle w:val="BookTitle"/>
-          <w:spacing w:val="0"/>
-          <w:sz w:val="32"/>
-          <w:szCs w:val="32"/>
+          <w:b/>
+          <w:bCs/>
+          <w:i/>
+          <w:iCs/>
+          <w:sz w:val="28"/>
+          <w:szCs w:val="28"/>
         </w:rPr>
       </w:pPr>
     </w:p>
@@ -5931,10 +5799,12 @@
         <w:spacing w:after="0" w:line="259" w:lineRule="auto"/>
         <w:ind w:left="0" w:right="0" w:firstLine="0"/>
         <w:rPr>
-          <w:rStyle w:val="BookTitle"/>
-          <w:spacing w:val="0"/>
-          <w:sz w:val="32"/>
-          <w:szCs w:val="32"/>
+          <w:b/>
+          <w:bCs/>
+          <w:i/>
+          <w:iCs/>
+          <w:sz w:val="28"/>
+          <w:szCs w:val="28"/>
         </w:rPr>
       </w:pPr>
     </w:p>
@@ -5943,10 +5813,12 @@
         <w:spacing w:after="0" w:line="259" w:lineRule="auto"/>
         <w:ind w:left="0" w:right="0" w:firstLine="0"/>
         <w:rPr>
-          <w:rStyle w:val="BookTitle"/>
-          <w:spacing w:val="0"/>
-          <w:sz w:val="32"/>
-          <w:szCs w:val="32"/>
+          <w:b/>
+          <w:bCs/>
+          <w:i/>
+          <w:iCs/>
+          <w:sz w:val="28"/>
+          <w:szCs w:val="28"/>
         </w:rPr>
       </w:pPr>
     </w:p>
@@ -5955,58 +5827,14 @@
         <w:spacing w:after="0" w:line="259" w:lineRule="auto"/>
         <w:ind w:left="0" w:right="0" w:firstLine="0"/>
         <w:rPr>
-          <w:rStyle w:val="BookTitle"/>
-          <w:spacing w:val="0"/>
-          <w:sz w:val="32"/>
-          <w:szCs w:val="32"/>
-        </w:rPr>
-      </w:pPr>
-    </w:p>
-    <w:p>
-      <w:pPr>
-        <w:spacing w:after="0" w:line="259" w:lineRule="auto"/>
-        <w:ind w:left="0" w:right="0" w:firstLine="0"/>
-        <w:rPr>
-          <w:rStyle w:val="BookTitle"/>
-          <w:spacing w:val="0"/>
-          <w:sz w:val="32"/>
-          <w:szCs w:val="32"/>
-        </w:rPr>
-      </w:pPr>
-    </w:p>
-    <w:p>
-      <w:pPr>
-        <w:spacing w:after="0" w:line="259" w:lineRule="auto"/>
-        <w:ind w:left="0" w:right="0" w:firstLine="0"/>
-        <w:rPr>
-          <w:rStyle w:val="BookTitle"/>
-          <w:spacing w:val="0"/>
-          <w:sz w:val="32"/>
-          <w:szCs w:val="32"/>
-        </w:rPr>
-      </w:pPr>
-    </w:p>
-    <w:p>
-      <w:pPr>
-        <w:spacing w:after="0" w:line="259" w:lineRule="auto"/>
-        <w:ind w:left="0" w:right="0" w:firstLine="0"/>
-        <w:rPr>
-          <w:rStyle w:val="BookTitle"/>
-          <w:spacing w:val="0"/>
-          <w:sz w:val="32"/>
-          <w:szCs w:val="32"/>
-        </w:rPr>
-      </w:pPr>
-      <w:r>
-        <w:rPr>
-          <w:rStyle w:val="BookTitle"/>
-          <w:spacing w:val="0"/>
-          <w:sz w:val="32"/>
-          <w:szCs w:val="32"/>
-        </w:rPr>
-        <w:lastRenderedPageBreak/>
-        <w:t>FEEDBACK:</w:t>
-      </w:r>
+          <w:b/>
+          <w:bCs/>
+          <w:i/>
+          <w:iCs/>
+          <w:sz w:val="28"/>
+          <w:szCs w:val="28"/>
+        </w:rPr>
+      </w:pPr>
       <w:r>
         <w:rPr>
           <w:b/>
@@ -6018,10 +5846,10 @@
           <w:szCs w:val="28"/>
         </w:rPr>
         <w:drawing>
-          <wp:inline distT="0" distB="0" distL="0" distR="0" wp14:anchorId="6D27D02A" wp14:editId="2B88FE5B">
-            <wp:extent cx="6167120" cy="6073775"/>
-            <wp:effectExtent l="0" t="0" r="5080" b="3175"/>
-            <wp:docPr id="428166413" name="Picture 5"/>
+          <wp:inline distT="0" distB="0" distL="0" distR="0" wp14:anchorId="4C01CA89" wp14:editId="47CE9DC2">
+            <wp:extent cx="6167120" cy="7370445"/>
+            <wp:effectExtent l="0" t="0" r="5080" b="1905"/>
+            <wp:docPr id="156056705" name="Picture 7"/>
             <wp:cNvGraphicFramePr>
               <a:graphicFrameLocks xmlns:a="http://schemas.openxmlformats.org/drawingml/2006/main" noChangeAspect="1"/>
             </wp:cNvGraphicFramePr>
@@ -6029,7 +5857,7 @@
               <a:graphicData uri="http://schemas.openxmlformats.org/drawingml/2006/picture">
                 <pic:pic xmlns:pic="http://schemas.openxmlformats.org/drawingml/2006/picture">
                   <pic:nvPicPr>
-                    <pic:cNvPr id="428166413" name="Picture 428166413"/>
+                    <pic:cNvPr id="156056705" name="Picture 156056705"/>
                     <pic:cNvPicPr/>
                   </pic:nvPicPr>
                   <pic:blipFill>
@@ -6047,7 +5875,7 @@
                   <pic:spPr>
                     <a:xfrm>
                       <a:off x="0" y="0"/>
-                      <a:ext cx="6167120" cy="6073775"/>
+                      <a:ext cx="6167120" cy="7370445"/>
                     </a:xfrm>
                     <a:prstGeom prst="rect">
                       <a:avLst/>
@@ -6065,152 +5893,178 @@
         <w:spacing w:after="0" w:line="259" w:lineRule="auto"/>
         <w:ind w:left="0" w:right="0" w:firstLine="0"/>
         <w:rPr>
-          <w:rStyle w:val="BookTitle"/>
-          <w:spacing w:val="0"/>
-          <w:sz w:val="32"/>
-          <w:szCs w:val="32"/>
-        </w:rPr>
-      </w:pPr>
-    </w:p>
-    <w:p>
-      <w:pPr>
-        <w:spacing w:after="0" w:line="259" w:lineRule="auto"/>
-        <w:ind w:left="0" w:right="0" w:firstLine="0"/>
-        <w:rPr>
-          <w:rStyle w:val="BookTitle"/>
-          <w:spacing w:val="0"/>
-          <w:sz w:val="32"/>
-          <w:szCs w:val="32"/>
-        </w:rPr>
-      </w:pPr>
-    </w:p>
-    <w:p>
-      <w:pPr>
-        <w:spacing w:after="0" w:line="259" w:lineRule="auto"/>
-        <w:ind w:left="0" w:right="0" w:firstLine="0"/>
-        <w:rPr>
-          <w:rStyle w:val="BookTitle"/>
-          <w:spacing w:val="0"/>
-          <w:sz w:val="32"/>
-          <w:szCs w:val="32"/>
-        </w:rPr>
-      </w:pPr>
-    </w:p>
-    <w:p>
-      <w:pPr>
-        <w:spacing w:after="0" w:line="259" w:lineRule="auto"/>
-        <w:ind w:left="0" w:right="0" w:firstLine="0"/>
-        <w:rPr>
-          <w:rStyle w:val="BookTitle"/>
-          <w:spacing w:val="0"/>
-          <w:sz w:val="32"/>
-          <w:szCs w:val="32"/>
-        </w:rPr>
-      </w:pPr>
-    </w:p>
-    <w:p>
-      <w:pPr>
-        <w:spacing w:after="0" w:line="259" w:lineRule="auto"/>
-        <w:ind w:left="0" w:right="0" w:firstLine="0"/>
-        <w:rPr>
-          <w:rStyle w:val="BookTitle"/>
-          <w:spacing w:val="0"/>
-          <w:sz w:val="32"/>
-          <w:szCs w:val="32"/>
-        </w:rPr>
-      </w:pPr>
-    </w:p>
-    <w:p>
-      <w:pPr>
-        <w:spacing w:after="0" w:line="259" w:lineRule="auto"/>
-        <w:ind w:left="0" w:right="0" w:firstLine="0"/>
-        <w:rPr>
-          <w:rStyle w:val="BookTitle"/>
-          <w:spacing w:val="0"/>
-          <w:sz w:val="32"/>
-          <w:szCs w:val="32"/>
-        </w:rPr>
-      </w:pPr>
-    </w:p>
-    <w:p>
-      <w:pPr>
-        <w:spacing w:after="0" w:line="259" w:lineRule="auto"/>
-        <w:ind w:left="0" w:right="0" w:firstLine="0"/>
-        <w:rPr>
-          <w:rStyle w:val="BookTitle"/>
-          <w:spacing w:val="0"/>
-          <w:sz w:val="32"/>
-          <w:szCs w:val="32"/>
-        </w:rPr>
-      </w:pPr>
-    </w:p>
-    <w:p>
-      <w:pPr>
-        <w:spacing w:after="0" w:line="259" w:lineRule="auto"/>
-        <w:ind w:left="0" w:right="0" w:firstLine="0"/>
-        <w:rPr>
-          <w:rStyle w:val="BookTitle"/>
-          <w:spacing w:val="0"/>
-          <w:sz w:val="32"/>
-          <w:szCs w:val="32"/>
-        </w:rPr>
-      </w:pPr>
-    </w:p>
-    <w:p>
-      <w:pPr>
-        <w:spacing w:after="0" w:line="259" w:lineRule="auto"/>
-        <w:ind w:left="0" w:right="0" w:firstLine="0"/>
-        <w:rPr>
-          <w:rStyle w:val="BookTitle"/>
-          <w:spacing w:val="0"/>
-          <w:sz w:val="32"/>
-          <w:szCs w:val="32"/>
-        </w:rPr>
-      </w:pPr>
-    </w:p>
-    <w:p>
-      <w:pPr>
-        <w:spacing w:after="0" w:line="259" w:lineRule="auto"/>
-        <w:ind w:left="0" w:right="0" w:firstLine="0"/>
-        <w:rPr>
-          <w:rStyle w:val="BookTitle"/>
-          <w:spacing w:val="0"/>
-          <w:sz w:val="32"/>
-          <w:szCs w:val="32"/>
-        </w:rPr>
-      </w:pPr>
-      <w:r>
-        <w:rPr>
           <w:b/>
           <w:bCs/>
           <w:i/>
           <w:iCs/>
+          <w:sz w:val="28"/>
+          <w:szCs w:val="28"/>
+        </w:rPr>
+      </w:pPr>
+    </w:p>
+    <w:p>
+      <w:pPr>
+        <w:spacing w:after="0" w:line="259" w:lineRule="auto"/>
+        <w:ind w:left="0" w:right="0" w:firstLine="0"/>
+        <w:rPr>
+          <w:b/>
+          <w:bCs/>
+          <w:i/>
+          <w:iCs/>
+          <w:sz w:val="28"/>
+          <w:szCs w:val="28"/>
+        </w:rPr>
+      </w:pPr>
+    </w:p>
+    <w:p>
+      <w:pPr>
+        <w:spacing w:after="0" w:line="259" w:lineRule="auto"/>
+        <w:ind w:left="0" w:right="0" w:firstLine="0"/>
+        <w:rPr>
+          <w:b/>
+          <w:bCs/>
+          <w:i/>
+          <w:iCs/>
+          <w:sz w:val="28"/>
+          <w:szCs w:val="28"/>
+        </w:rPr>
+      </w:pPr>
+    </w:p>
+    <w:p>
+      <w:pPr>
+        <w:spacing w:after="0" w:line="259" w:lineRule="auto"/>
+        <w:ind w:left="0" w:right="0" w:firstLine="0"/>
+        <w:rPr>
+          <w:b/>
+          <w:bCs/>
+          <w:i/>
+          <w:iCs/>
+          <w:sz w:val="28"/>
+          <w:szCs w:val="28"/>
+        </w:rPr>
+      </w:pPr>
+    </w:p>
+    <w:p>
+      <w:pPr>
+        <w:spacing w:after="0" w:line="259" w:lineRule="auto"/>
+        <w:ind w:left="0" w:right="0" w:firstLine="0"/>
+        <w:rPr>
+          <w:b/>
+          <w:bCs/>
+          <w:i/>
+          <w:iCs/>
+          <w:sz w:val="28"/>
+          <w:szCs w:val="28"/>
+        </w:rPr>
+      </w:pPr>
+    </w:p>
+    <w:p>
+      <w:pPr>
+        <w:pStyle w:val="Heading3"/>
+        <w:rPr>
+          <w:b/>
+          <w:bCs/>
+          <w:i/>
+          <w:iCs/>
+          <w:sz w:val="36"/>
+          <w:szCs w:val="36"/>
+        </w:rPr>
+      </w:pPr>
+      <w:r>
+        <w:rPr>
+          <w:b/>
+          <w:bCs/>
+          <w:i/>
+          <w:iCs/>
+          <w:sz w:val="32"/>
+          <w:szCs w:val="32"/>
+        </w:rPr>
+        <w:lastRenderedPageBreak/>
+        <w:t>HIGH</w:t>
+      </w:r>
+      <w:r>
+        <w:rPr>
+          <w:b/>
+          <w:bCs/>
+          <w:i/>
+          <w:iCs/>
+          <w:sz w:val="32"/>
+          <w:szCs w:val="32"/>
+        </w:rPr>
+        <w:t xml:space="preserve"> FIDELITY WIREFRAMES:</w:t>
+      </w:r>
+    </w:p>
+    <w:p>
+      <w:pPr>
+        <w:spacing w:after="0" w:line="259" w:lineRule="auto"/>
+        <w:ind w:left="0" w:right="0" w:firstLine="0"/>
+        <w:rPr>
+          <w:b/>
+          <w:bCs/>
+          <w:i/>
+          <w:iCs/>
+        </w:rPr>
+      </w:pPr>
+      <w:r>
+        <w:rPr>
+          <w:b/>
+          <w:bCs/>
+          <w:i/>
+          <w:iCs/>
+          <w:sz w:val="28"/>
+          <w:szCs w:val="28"/>
+        </w:rPr>
+        <w:t>HOMEPAGE</w:t>
+      </w:r>
+      <w:r>
+        <w:rPr>
+          <w:b/>
+          <w:bCs/>
+          <w:i/>
+          <w:iCs/>
+          <w:sz w:val="28"/>
+          <w:szCs w:val="28"/>
+        </w:rPr>
+        <w:t>:</w:t>
+      </w:r>
+      <w:r>
+        <w:rPr>
+          <w:b/>
+          <w:bCs/>
+          <w:i/>
+          <w:iCs/>
+          <w:sz w:val="28"/>
+          <w:szCs w:val="28"/>
+        </w:rPr>
+        <w:t xml:space="preserve"> </w:t>
+      </w:r>
+    </w:p>
+    <w:p>
+      <w:pPr>
+        <w:spacing w:after="0" w:line="259" w:lineRule="auto"/>
+        <w:ind w:left="0" w:right="0" w:firstLine="0"/>
+        <w:rPr>
+          <w:rStyle w:val="BookTitle"/>
+          <w:b w:val="0"/>
+          <w:bCs w:val="0"/>
+          <w:i w:val="0"/>
+          <w:iCs w:val="0"/>
+          <w:spacing w:val="0"/>
+          <w:sz w:val="28"/>
+          <w:szCs w:val="28"/>
+        </w:rPr>
+      </w:pPr>
+      <w:r>
+        <w:rPr>
           <w:noProof/>
           <w:sz w:val="28"/>
           <w:szCs w:val="28"/>
         </w:rPr>
-        <w:lastRenderedPageBreak/>
         <w:drawing>
-          <wp:anchor distT="0" distB="0" distL="114300" distR="114300" simplePos="0" relativeHeight="251660288" behindDoc="0" locked="0" layoutInCell="1" allowOverlap="1" wp14:anchorId="0EC95264" wp14:editId="6313EB91">
-            <wp:simplePos x="0" y="0"/>
-            <wp:positionH relativeFrom="margin">
-              <wp:align>center</wp:align>
-            </wp:positionH>
-            <wp:positionV relativeFrom="paragraph">
-              <wp:posOffset>694220</wp:posOffset>
-            </wp:positionV>
-            <wp:extent cx="6437630" cy="5263515"/>
-            <wp:effectExtent l="0" t="0" r="1270" b="0"/>
-            <wp:wrapThrough wrapText="bothSides">
-              <wp:wrapPolygon edited="0">
-                <wp:start x="0" y="0"/>
-                <wp:lineTo x="0" y="21498"/>
-                <wp:lineTo x="21540" y="21498"/>
-                <wp:lineTo x="21540" y="0"/>
-                <wp:lineTo x="0" y="0"/>
-              </wp:wrapPolygon>
-            </wp:wrapThrough>
-            <wp:docPr id="678389394" name="Picture 6"/>
+          <wp:inline distT="0" distB="0" distL="0" distR="0" wp14:anchorId="3106CBBB" wp14:editId="3327D677">
+            <wp:extent cx="6167120" cy="7548880"/>
+            <wp:effectExtent l="0" t="0" r="5080" b="0"/>
+            <wp:docPr id="1408947264" name="Picture 9"/>
             <wp:cNvGraphicFramePr>
               <a:graphicFrameLocks xmlns:a="http://schemas.openxmlformats.org/drawingml/2006/main" noChangeAspect="1"/>
             </wp:cNvGraphicFramePr>
@@ -6218,7 +6072,7 @@
               <a:graphicData uri="http://schemas.openxmlformats.org/drawingml/2006/picture">
                 <pic:pic xmlns:pic="http://schemas.openxmlformats.org/drawingml/2006/picture">
                   <pic:nvPicPr>
-                    <pic:cNvPr id="678389394" name="Picture 678389394"/>
+                    <pic:cNvPr id="1408947264" name="Picture 1408947264"/>
                     <pic:cNvPicPr/>
                   </pic:nvPicPr>
                   <pic:blipFill>
@@ -6236,7 +6090,7 @@
                   <pic:spPr>
                     <a:xfrm>
                       <a:off x="0" y="0"/>
-                      <a:ext cx="6437630" cy="5263515"/>
+                      <a:ext cx="6167120" cy="7548880"/>
                     </a:xfrm>
                     <a:prstGeom prst="rect">
                       <a:avLst/>
@@ -6245,24 +6099,69 @@
                 </pic:pic>
               </a:graphicData>
             </a:graphic>
-            <wp14:sizeRelH relativeFrom="margin">
-              <wp14:pctWidth>0</wp14:pctWidth>
-            </wp14:sizeRelH>
-            <wp14:sizeRelV relativeFrom="margin">
-              <wp14:pctHeight>0</wp14:pctHeight>
-            </wp14:sizeRelV>
-          </wp:anchor>
+          </wp:inline>
         </w:drawing>
       </w:r>
-      <w:r>
+    </w:p>
+    <w:p>
+      <w:pPr>
+        <w:spacing w:after="0" w:line="259" w:lineRule="auto"/>
+        <w:ind w:left="0" w:right="0" w:firstLine="0"/>
+        <w:rPr>
+          <w:rStyle w:val="BookTitle"/>
+          <w:b w:val="0"/>
+          <w:bCs w:val="0"/>
+          <w:i w:val="0"/>
+          <w:iCs w:val="0"/>
+          <w:spacing w:val="0"/>
+          <w:sz w:val="28"/>
+          <w:szCs w:val="28"/>
+        </w:rPr>
+      </w:pPr>
+    </w:p>
+    <w:p>
+      <w:pPr>
+        <w:spacing w:after="0" w:line="259" w:lineRule="auto"/>
+        <w:ind w:left="0" w:right="0" w:firstLine="0"/>
+        <w:rPr>
+          <w:rStyle w:val="BookTitle"/>
+          <w:b w:val="0"/>
+          <w:bCs w:val="0"/>
+          <w:i w:val="0"/>
+          <w:iCs w:val="0"/>
+          <w:spacing w:val="0"/>
+          <w:sz w:val="28"/>
+          <w:szCs w:val="28"/>
+        </w:rPr>
+      </w:pPr>
+    </w:p>
+    <w:p>
+      <w:pPr>
+        <w:spacing w:after="0" w:line="259" w:lineRule="auto"/>
+        <w:ind w:left="0" w:right="0" w:firstLine="0"/>
+        <w:rPr>
+          <w:rStyle w:val="BookTitle"/>
+          <w:b w:val="0"/>
+          <w:bCs w:val="0"/>
+          <w:i w:val="0"/>
+          <w:iCs w:val="0"/>
+          <w:spacing w:val="0"/>
+          <w:sz w:val="28"/>
+          <w:szCs w:val="28"/>
+        </w:rPr>
+      </w:pPr>
+    </w:p>
+    <w:p>
+      <w:pPr>
+        <w:spacing w:after="0" w:line="259" w:lineRule="auto"/>
+        <w:ind w:left="0" w:right="0" w:firstLine="0"/>
         <w:rPr>
           <w:rStyle w:val="BookTitle"/>
           <w:spacing w:val="0"/>
           <w:sz w:val="32"/>
           <w:szCs w:val="32"/>
         </w:rPr>
-        <w:t>ACCOUNT DASHBOARD</w:t>
-      </w:r>
+      </w:pPr>
       <w:r>
         <w:rPr>
           <w:rStyle w:val="BookTitle"/>
@@ -6270,170 +6169,8 @@
           <w:sz w:val="32"/>
           <w:szCs w:val="32"/>
         </w:rPr>
-        <w:t xml:space="preserve"> PART1</w:t>
-      </w:r>
-      <w:r>
-        <w:rPr>
-          <w:rStyle w:val="BookTitle"/>
-          <w:spacing w:val="0"/>
-          <w:sz w:val="32"/>
-          <w:szCs w:val="32"/>
-        </w:rPr>
-        <w:t>:</w:t>
-      </w:r>
-    </w:p>
-    <w:p>
-      <w:pPr>
-        <w:spacing w:after="0" w:line="259" w:lineRule="auto"/>
-        <w:ind w:left="0" w:right="0" w:firstLine="0"/>
-        <w:rPr>
-          <w:rStyle w:val="BookTitle"/>
-          <w:spacing w:val="0"/>
-          <w:sz w:val="32"/>
-          <w:szCs w:val="32"/>
-        </w:rPr>
-      </w:pPr>
-    </w:p>
-    <w:p>
-      <w:pPr>
-        <w:spacing w:after="0" w:line="259" w:lineRule="auto"/>
-        <w:ind w:left="0" w:right="0" w:firstLine="0"/>
-        <w:rPr>
-          <w:rStyle w:val="BookTitle"/>
-          <w:spacing w:val="0"/>
-          <w:sz w:val="32"/>
-          <w:szCs w:val="32"/>
-        </w:rPr>
-      </w:pPr>
-    </w:p>
-    <w:p>
-      <w:pPr>
-        <w:spacing w:after="0" w:line="259" w:lineRule="auto"/>
-        <w:ind w:left="0" w:right="0" w:firstLine="0"/>
-        <w:rPr>
-          <w:rStyle w:val="BookTitle"/>
-          <w:spacing w:val="0"/>
-          <w:sz w:val="32"/>
-          <w:szCs w:val="32"/>
-        </w:rPr>
-      </w:pPr>
-    </w:p>
-    <w:p>
-      <w:pPr>
-        <w:spacing w:after="0" w:line="259" w:lineRule="auto"/>
-        <w:ind w:left="0" w:right="0" w:firstLine="0"/>
-        <w:rPr>
-          <w:rStyle w:val="BookTitle"/>
-          <w:spacing w:val="0"/>
-          <w:sz w:val="32"/>
-          <w:szCs w:val="32"/>
-        </w:rPr>
-      </w:pPr>
-    </w:p>
-    <w:p>
-      <w:pPr>
-        <w:spacing w:after="0" w:line="259" w:lineRule="auto"/>
-        <w:ind w:left="0" w:right="0" w:firstLine="0"/>
-        <w:rPr>
-          <w:rStyle w:val="BookTitle"/>
-          <w:spacing w:val="0"/>
-          <w:sz w:val="32"/>
-          <w:szCs w:val="32"/>
-        </w:rPr>
-      </w:pPr>
-    </w:p>
-    <w:p>
-      <w:pPr>
-        <w:spacing w:after="0" w:line="259" w:lineRule="auto"/>
-        <w:ind w:left="0" w:right="0" w:firstLine="0"/>
-        <w:rPr>
-          <w:rStyle w:val="BookTitle"/>
-          <w:spacing w:val="0"/>
-          <w:sz w:val="32"/>
-          <w:szCs w:val="32"/>
-        </w:rPr>
-      </w:pPr>
-    </w:p>
-    <w:p>
-      <w:pPr>
-        <w:spacing w:after="0" w:line="259" w:lineRule="auto"/>
-        <w:ind w:left="0" w:right="0" w:firstLine="0"/>
-        <w:rPr>
-          <w:rStyle w:val="BookTitle"/>
-          <w:spacing w:val="0"/>
-          <w:sz w:val="32"/>
-          <w:szCs w:val="32"/>
-        </w:rPr>
-      </w:pPr>
-    </w:p>
-    <w:p>
-      <w:pPr>
-        <w:spacing w:after="0" w:line="259" w:lineRule="auto"/>
-        <w:ind w:left="0" w:right="0" w:firstLine="0"/>
-        <w:rPr>
-          <w:rStyle w:val="BookTitle"/>
-          <w:spacing w:val="0"/>
-          <w:sz w:val="32"/>
-          <w:szCs w:val="32"/>
-        </w:rPr>
-      </w:pPr>
-    </w:p>
-    <w:p>
-      <w:pPr>
-        <w:spacing w:after="0" w:line="259" w:lineRule="auto"/>
-        <w:ind w:left="0" w:right="0" w:firstLine="0"/>
-        <w:rPr>
-          <w:rStyle w:val="BookTitle"/>
-          <w:spacing w:val="0"/>
-          <w:sz w:val="32"/>
-          <w:szCs w:val="32"/>
-        </w:rPr>
-      </w:pPr>
-    </w:p>
-    <w:p>
-      <w:pPr>
-        <w:spacing w:after="0" w:line="259" w:lineRule="auto"/>
-        <w:ind w:left="0" w:right="0" w:firstLine="0"/>
-        <w:rPr>
-          <w:rStyle w:val="BookTitle"/>
-          <w:spacing w:val="0"/>
-          <w:sz w:val="32"/>
-          <w:szCs w:val="32"/>
-        </w:rPr>
-      </w:pPr>
-    </w:p>
-    <w:p>
-      <w:pPr>
-        <w:spacing w:after="0" w:line="259" w:lineRule="auto"/>
-        <w:ind w:left="0" w:right="0" w:firstLine="0"/>
-        <w:rPr>
-          <w:rStyle w:val="BookTitle"/>
-          <w:spacing w:val="0"/>
-          <w:sz w:val="32"/>
-          <w:szCs w:val="32"/>
-        </w:rPr>
-      </w:pPr>
-    </w:p>
-    <w:p>
-      <w:pPr>
-        <w:spacing w:after="0" w:line="259" w:lineRule="auto"/>
-        <w:ind w:left="0" w:right="0" w:firstLine="0"/>
-        <w:rPr>
-          <w:rStyle w:val="BookTitle"/>
-          <w:spacing w:val="0"/>
-          <w:sz w:val="32"/>
-          <w:szCs w:val="32"/>
-        </w:rPr>
-      </w:pPr>
-      <w:r>
-        <w:rPr>
-          <w:rStyle w:val="BookTitle"/>
-          <w:spacing w:val="0"/>
-          <w:sz w:val="32"/>
-          <w:szCs w:val="32"/>
-        </w:rPr>
         <w:lastRenderedPageBreak/>
-        <w:t>PART2:</w:t>
+        <w:t>ABOUT:</w:t>
       </w:r>
       <w:r>
         <w:rPr>
@@ -6442,14 +6179,22 @@
           <w:i/>
           <w:iCs/>
           <w:noProof/>
-          <w:sz w:val="28"/>
-          <w:szCs w:val="28"/>
+          <w:sz w:val="32"/>
+          <w:szCs w:val="32"/>
         </w:rPr>
         <w:drawing>
-          <wp:inline distT="0" distB="0" distL="0" distR="0" wp14:anchorId="0A0BFB2E" wp14:editId="3B5C37CC">
-            <wp:extent cx="6167120" cy="6718300"/>
-            <wp:effectExtent l="0" t="0" r="5080" b="6350"/>
-            <wp:docPr id="965794927" name="Picture 8"/>
+          <wp:anchor distT="0" distB="0" distL="114300" distR="114300" simplePos="0" relativeHeight="251664384" behindDoc="0" locked="0" layoutInCell="1" allowOverlap="1" wp14:anchorId="7FDDB371" wp14:editId="7AC0A7CE">
+            <wp:simplePos x="0" y="0"/>
+            <wp:positionH relativeFrom="column">
+              <wp:posOffset>0</wp:posOffset>
+            </wp:positionH>
+            <wp:positionV relativeFrom="paragraph">
+              <wp:posOffset>266065</wp:posOffset>
+            </wp:positionV>
+            <wp:extent cx="6167120" cy="6821170"/>
+            <wp:effectExtent l="0" t="0" r="5080" b="0"/>
+            <wp:wrapTopAndBottom/>
+            <wp:docPr id="1659728875" name="Picture 10"/>
             <wp:cNvGraphicFramePr>
               <a:graphicFrameLocks xmlns:a="http://schemas.openxmlformats.org/drawingml/2006/main" noChangeAspect="1"/>
             </wp:cNvGraphicFramePr>
@@ -6457,7 +6202,7 @@
               <a:graphicData uri="http://schemas.openxmlformats.org/drawingml/2006/picture">
                 <pic:pic xmlns:pic="http://schemas.openxmlformats.org/drawingml/2006/picture">
                   <pic:nvPicPr>
-                    <pic:cNvPr id="965794927" name="Picture 965794927"/>
+                    <pic:cNvPr id="1659728875" name="Picture 1659728875"/>
                     <pic:cNvPicPr/>
                   </pic:nvPicPr>
                   <pic:blipFill>
@@ -6475,7 +6220,7 @@
                   <pic:spPr>
                     <a:xfrm>
                       <a:off x="0" y="0"/>
-                      <a:ext cx="6167120" cy="6718300"/>
+                      <a:ext cx="6167120" cy="6821170"/>
                     </a:xfrm>
                     <a:prstGeom prst="rect">
                       <a:avLst/>
@@ -6484,7 +6229,7 @@
                 </pic:pic>
               </a:graphicData>
             </a:graphic>
-          </wp:inline>
+          </wp:anchor>
         </w:drawing>
       </w:r>
     </w:p>
@@ -6571,18 +6316,16 @@
           <w:szCs w:val="32"/>
         </w:rPr>
       </w:pPr>
-    </w:p>
-    <w:p>
-      <w:pPr>
-        <w:spacing w:after="0" w:line="259" w:lineRule="auto"/>
-        <w:ind w:left="0" w:right="0" w:firstLine="0"/>
+      <w:r>
         <w:rPr>
           <w:rStyle w:val="BookTitle"/>
           <w:spacing w:val="0"/>
           <w:sz w:val="32"/>
           <w:szCs w:val="32"/>
         </w:rPr>
-      </w:pPr>
+        <w:lastRenderedPageBreak/>
+        <w:t>SERVICES PART</w:t>
+      </w:r>
       <w:r>
         <w:rPr>
           <w:rStyle w:val="BookTitle"/>
@@ -6590,8 +6333,165 @@
           <w:sz w:val="32"/>
           <w:szCs w:val="32"/>
         </w:rPr>
-        <w:t>LOGIN:</w:t>
-      </w:r>
+        <w:t>1</w:t>
+      </w:r>
+      <w:r>
+        <w:rPr>
+          <w:rStyle w:val="BookTitle"/>
+          <w:spacing w:val="0"/>
+          <w:sz w:val="32"/>
+          <w:szCs w:val="32"/>
+        </w:rPr>
+        <w:t>:</w:t>
+      </w:r>
+    </w:p>
+    <w:p>
+      <w:pPr>
+        <w:spacing w:after="0" w:line="259" w:lineRule="auto"/>
+        <w:ind w:left="0" w:right="0" w:firstLine="720"/>
+        <w:rPr>
+          <w:rStyle w:val="BookTitle"/>
+          <w:b w:val="0"/>
+          <w:bCs w:val="0"/>
+          <w:i w:val="0"/>
+          <w:iCs w:val="0"/>
+          <w:spacing w:val="0"/>
+        </w:rPr>
+      </w:pPr>
+      <w:r>
+        <w:rPr>
+          <w:rStyle w:val="BookTitle"/>
+          <w:b w:val="0"/>
+          <w:bCs w:val="0"/>
+          <w:i w:val="0"/>
+          <w:iCs w:val="0"/>
+          <w:spacing w:val="0"/>
+        </w:rPr>
+        <w:t xml:space="preserve">This </w:t>
+      </w:r>
+      <w:r>
+        <w:rPr>
+          <w:rStyle w:val="BookTitle"/>
+          <w:b w:val="0"/>
+          <w:bCs w:val="0"/>
+          <w:i w:val="0"/>
+          <w:iCs w:val="0"/>
+          <w:spacing w:val="0"/>
+        </w:rPr>
+        <w:t xml:space="preserve">is the main services page. </w:t>
+      </w:r>
+      <w:r>
+        <w:rPr>
+          <w:rStyle w:val="BookTitle"/>
+          <w:b w:val="0"/>
+          <w:bCs w:val="0"/>
+          <w:i w:val="0"/>
+          <w:iCs w:val="0"/>
+          <w:spacing w:val="0"/>
+        </w:rPr>
+        <w:t xml:space="preserve">It will have an array of services offered </w:t>
+      </w:r>
+      <w:r>
+        <w:rPr>
+          <w:rStyle w:val="BookTitle"/>
+          <w:b w:val="0"/>
+          <w:bCs w:val="0"/>
+          <w:i w:val="0"/>
+          <w:iCs w:val="0"/>
+          <w:spacing w:val="0"/>
+        </w:rPr>
+        <w:t>on</w:t>
+      </w:r>
+      <w:r>
+        <w:rPr>
+          <w:rStyle w:val="BookTitle"/>
+          <w:b w:val="0"/>
+          <w:bCs w:val="0"/>
+          <w:i w:val="0"/>
+          <w:iCs w:val="0"/>
+          <w:spacing w:val="0"/>
+        </w:rPr>
+        <w:t xml:space="preserve"> display</w:t>
+      </w:r>
+      <w:r>
+        <w:rPr>
+          <w:rStyle w:val="BookTitle"/>
+          <w:b w:val="0"/>
+          <w:bCs w:val="0"/>
+          <w:i w:val="0"/>
+          <w:iCs w:val="0"/>
+          <w:spacing w:val="0"/>
+        </w:rPr>
+        <w:t>.</w:t>
+      </w:r>
+    </w:p>
+    <w:p>
+      <w:pPr>
+        <w:spacing w:after="0" w:line="259" w:lineRule="auto"/>
+        <w:ind w:left="0" w:right="0" w:firstLine="0"/>
+        <w:rPr>
+          <w:rStyle w:val="BookTitle"/>
+          <w:b w:val="0"/>
+          <w:bCs w:val="0"/>
+          <w:i w:val="0"/>
+          <w:iCs w:val="0"/>
+          <w:spacing w:val="0"/>
+        </w:rPr>
+      </w:pPr>
+      <w:r>
+        <w:rPr>
+          <w:rStyle w:val="BookTitle"/>
+          <w:spacing w:val="0"/>
+          <w:sz w:val="32"/>
+          <w:szCs w:val="32"/>
+        </w:rPr>
+        <w:tab/>
+      </w:r>
+      <w:r>
+        <w:rPr>
+          <w:rStyle w:val="BookTitle"/>
+          <w:b w:val="0"/>
+          <w:bCs w:val="0"/>
+          <w:i w:val="0"/>
+          <w:iCs w:val="0"/>
+          <w:spacing w:val="0"/>
+        </w:rPr>
+        <w:t xml:space="preserve">The cards will have hyperlinks to </w:t>
+      </w:r>
+      <w:r>
+        <w:rPr>
+          <w:rStyle w:val="BookTitle"/>
+          <w:b w:val="0"/>
+          <w:bCs w:val="0"/>
+          <w:i w:val="0"/>
+          <w:iCs w:val="0"/>
+          <w:spacing w:val="0"/>
+        </w:rPr>
+        <w:t>pages with the specified service</w:t>
+      </w:r>
+      <w:r>
+        <w:rPr>
+          <w:rStyle w:val="BookTitle"/>
+          <w:b w:val="0"/>
+          <w:bCs w:val="0"/>
+          <w:i w:val="0"/>
+          <w:iCs w:val="0"/>
+          <w:spacing w:val="0"/>
+        </w:rPr>
+        <w:t>.</w:t>
+      </w:r>
+    </w:p>
+    <w:p>
+      <w:pPr>
+        <w:spacing w:after="0" w:line="259" w:lineRule="auto"/>
+        <w:ind w:left="0" w:right="0" w:firstLine="0"/>
+        <w:rPr>
+          <w:rStyle w:val="BookTitle"/>
+          <w:spacing w:val="0"/>
+          <w:sz w:val="32"/>
+          <w:szCs w:val="32"/>
+        </w:rPr>
+      </w:pPr>
       <w:r>
         <w:rPr>
           <w:b/>
@@ -6599,14 +6499,14 @@
           <w:i/>
           <w:iCs/>
           <w:noProof/>
-          <w:sz w:val="28"/>
-          <w:szCs w:val="28"/>
+          <w:sz w:val="32"/>
+          <w:szCs w:val="32"/>
         </w:rPr>
         <w:drawing>
-          <wp:inline distT="0" distB="0" distL="0" distR="0" wp14:anchorId="5820F110" wp14:editId="43508FC9">
-            <wp:extent cx="6167120" cy="4044950"/>
+          <wp:inline distT="0" distB="0" distL="0" distR="0" wp14:anchorId="6E0D9F16" wp14:editId="11727CC1">
+            <wp:extent cx="6167120" cy="6744970"/>
             <wp:effectExtent l="0" t="0" r="5080" b="0"/>
-            <wp:docPr id="1689622924" name="Picture 9"/>
+            <wp:docPr id="1008528385" name="Picture 11"/>
             <wp:cNvGraphicFramePr>
               <a:graphicFrameLocks xmlns:a="http://schemas.openxmlformats.org/drawingml/2006/main" noChangeAspect="1"/>
             </wp:cNvGraphicFramePr>
@@ -6614,11 +6514,11 @@
               <a:graphicData uri="http://schemas.openxmlformats.org/drawingml/2006/picture">
                 <pic:pic xmlns:pic="http://schemas.openxmlformats.org/drawingml/2006/picture">
                   <pic:nvPicPr>
-                    <pic:cNvPr id="1689622924" name="Picture 1689622924"/>
+                    <pic:cNvPr id="1008528385" name="Picture 1008528385"/>
                     <pic:cNvPicPr/>
                   </pic:nvPicPr>
                   <pic:blipFill>
-                    <a:blip r:embed="rId21" cstate="print">
+                    <a:blip r:embed="rId21">
                       <a:extLst>
                         <a:ext uri="{28A0092B-C50C-407E-A947-70E740481C1C}">
                           <a14:useLocalDpi xmlns:a14="http://schemas.microsoft.com/office/drawing/2010/main" val="0"/>
@@ -6632,7 +6532,7 @@
                   <pic:spPr>
                     <a:xfrm>
                       <a:off x="0" y="0"/>
-                      <a:ext cx="6167120" cy="4044950"/>
+                      <a:ext cx="6167120" cy="6744970"/>
                     </a:xfrm>
                     <a:prstGeom prst="rect">
                       <a:avLst/>
@@ -6716,18 +6616,16 @@
           <w:szCs w:val="32"/>
         </w:rPr>
       </w:pPr>
-    </w:p>
-    <w:p>
-      <w:pPr>
-        <w:spacing w:after="0" w:line="259" w:lineRule="auto"/>
-        <w:ind w:left="0" w:right="0" w:firstLine="0"/>
+      <w:r>
         <w:rPr>
           <w:rStyle w:val="BookTitle"/>
           <w:spacing w:val="0"/>
           <w:sz w:val="32"/>
           <w:szCs w:val="32"/>
         </w:rPr>
-      </w:pPr>
+        <w:lastRenderedPageBreak/>
+        <w:t>PART2:</w:t>
+      </w:r>
     </w:p>
     <w:p>
       <w:pPr>
@@ -6736,104 +6634,6 @@
         <w:rPr>
           <w:rStyle w:val="BookTitle"/>
           <w:spacing w:val="0"/>
-          <w:sz w:val="32"/>
-          <w:szCs w:val="32"/>
-        </w:rPr>
-      </w:pPr>
-    </w:p>
-    <w:p>
-      <w:pPr>
-        <w:spacing w:after="0" w:line="259" w:lineRule="auto"/>
-        <w:ind w:left="0" w:right="0" w:firstLine="0"/>
-        <w:rPr>
-          <w:rStyle w:val="BookTitle"/>
-          <w:spacing w:val="0"/>
-          <w:sz w:val="32"/>
-          <w:szCs w:val="32"/>
-        </w:rPr>
-      </w:pPr>
-    </w:p>
-    <w:p>
-      <w:pPr>
-        <w:spacing w:after="0" w:line="259" w:lineRule="auto"/>
-        <w:ind w:left="0" w:right="0" w:firstLine="0"/>
-        <w:rPr>
-          <w:rStyle w:val="BookTitle"/>
-          <w:spacing w:val="0"/>
-          <w:sz w:val="32"/>
-          <w:szCs w:val="32"/>
-        </w:rPr>
-      </w:pPr>
-    </w:p>
-    <w:p>
-      <w:pPr>
-        <w:spacing w:after="0" w:line="259" w:lineRule="auto"/>
-        <w:ind w:left="0" w:right="0" w:firstLine="0"/>
-        <w:rPr>
-          <w:rStyle w:val="BookTitle"/>
-          <w:spacing w:val="0"/>
-          <w:sz w:val="32"/>
-          <w:szCs w:val="32"/>
-        </w:rPr>
-      </w:pPr>
-    </w:p>
-    <w:p>
-      <w:pPr>
-        <w:spacing w:after="0" w:line="259" w:lineRule="auto"/>
-        <w:ind w:left="0" w:right="0" w:firstLine="0"/>
-        <w:rPr>
-          <w:rStyle w:val="BookTitle"/>
-          <w:spacing w:val="0"/>
-          <w:sz w:val="32"/>
-          <w:szCs w:val="32"/>
-        </w:rPr>
-      </w:pPr>
-    </w:p>
-    <w:p>
-      <w:pPr>
-        <w:spacing w:after="0" w:line="259" w:lineRule="auto"/>
-        <w:ind w:left="0" w:right="0" w:firstLine="0"/>
-        <w:rPr>
-          <w:rStyle w:val="BookTitle"/>
-          <w:spacing w:val="0"/>
-          <w:sz w:val="32"/>
-          <w:szCs w:val="32"/>
-        </w:rPr>
-      </w:pPr>
-    </w:p>
-    <w:p>
-      <w:pPr>
-        <w:spacing w:after="0" w:line="259" w:lineRule="auto"/>
-        <w:ind w:left="0" w:right="0" w:firstLine="0"/>
-        <w:rPr>
-          <w:rStyle w:val="BookTitle"/>
-          <w:spacing w:val="0"/>
-          <w:sz w:val="32"/>
-          <w:szCs w:val="32"/>
-        </w:rPr>
-      </w:pPr>
-    </w:p>
-    <w:p>
-      <w:pPr>
-        <w:spacing w:after="0" w:line="259" w:lineRule="auto"/>
-        <w:ind w:left="0" w:right="0" w:firstLine="0"/>
-        <w:rPr>
-          <w:rStyle w:val="BookTitle"/>
-          <w:spacing w:val="0"/>
-          <w:sz w:val="32"/>
-          <w:szCs w:val="32"/>
-        </w:rPr>
-      </w:pPr>
-    </w:p>
-    <w:p>
-      <w:pPr>
-        <w:spacing w:after="0" w:line="259" w:lineRule="auto"/>
-        <w:ind w:left="0" w:right="0" w:firstLine="0"/>
-        <w:rPr>
-          <w:rStyle w:val="BookTitle"/>
-          <w:spacing w:val="0"/>
-          <w:sz w:val="32"/>
-          <w:szCs w:val="32"/>
         </w:rPr>
       </w:pPr>
       <w:r>
@@ -6843,23 +6643,22 @@
           <w:i/>
           <w:iCs/>
           <w:noProof/>
-          <w:sz w:val="28"/>
-          <w:szCs w:val="28"/>
-        </w:rPr>
-        <w:lastRenderedPageBreak/>
+          <w:sz w:val="32"/>
+          <w:szCs w:val="32"/>
+        </w:rPr>
         <w:drawing>
-          <wp:anchor distT="0" distB="0" distL="114300" distR="114300" simplePos="0" relativeHeight="251662336" behindDoc="1" locked="0" layoutInCell="1" allowOverlap="1" wp14:anchorId="0AC032D3" wp14:editId="3069940B">
+          <wp:anchor distT="0" distB="0" distL="114300" distR="114300" simplePos="0" relativeHeight="251665408" behindDoc="0" locked="0" layoutInCell="1" allowOverlap="1" wp14:anchorId="02F9A8AE" wp14:editId="1DD0962B">
             <wp:simplePos x="0" y="0"/>
             <wp:positionH relativeFrom="column">
-              <wp:posOffset>1677726</wp:posOffset>
+              <wp:posOffset>0</wp:posOffset>
             </wp:positionH>
             <wp:positionV relativeFrom="paragraph">
-              <wp:posOffset>11761</wp:posOffset>
+              <wp:posOffset>266065</wp:posOffset>
             </wp:positionV>
-            <wp:extent cx="4954270" cy="9427845"/>
-            <wp:effectExtent l="0" t="0" r="0" b="1905"/>
-            <wp:wrapNone/>
-            <wp:docPr id="711848985" name="Picture 10"/>
+            <wp:extent cx="6167120" cy="6006465"/>
+            <wp:effectExtent l="0" t="0" r="5080" b="0"/>
+            <wp:wrapTopAndBottom/>
+            <wp:docPr id="117925381" name="Picture 12"/>
             <wp:cNvGraphicFramePr>
               <a:graphicFrameLocks xmlns:a="http://schemas.openxmlformats.org/drawingml/2006/main" noChangeAspect="1"/>
             </wp:cNvGraphicFramePr>
@@ -6867,7 +6666,7 @@
               <a:graphicData uri="http://schemas.openxmlformats.org/drawingml/2006/picture">
                 <pic:pic xmlns:pic="http://schemas.openxmlformats.org/drawingml/2006/picture">
                   <pic:nvPicPr>
-                    <pic:cNvPr id="711848985" name="Picture 711848985"/>
+                    <pic:cNvPr id="117925381" name="Picture 117925381"/>
                     <pic:cNvPicPr/>
                   </pic:nvPicPr>
                   <pic:blipFill>
@@ -6885,7 +6684,7 @@
                   <pic:spPr>
                     <a:xfrm>
                       <a:off x="0" y="0"/>
-                      <a:ext cx="4954270" cy="9427845"/>
+                      <a:ext cx="6167120" cy="6006465"/>
                     </a:xfrm>
                     <a:prstGeom prst="rect">
                       <a:avLst/>
@@ -6897,27 +6696,110 @@
           </wp:anchor>
         </w:drawing>
       </w:r>
-    </w:p>
-    <w:p>
-      <w:pPr>
-        <w:spacing w:after="0" w:line="259" w:lineRule="auto"/>
-        <w:ind w:left="0" w:right="0" w:firstLine="0"/>
-        <w:rPr>
-          <w:rStyle w:val="BookTitle"/>
+      <w:r>
+        <w:rPr>
+          <w:rStyle w:val="BookTitle"/>
+          <w:b w:val="0"/>
+          <w:bCs w:val="0"/>
+          <w:i w:val="0"/>
+          <w:iCs w:val="0"/>
           <w:spacing w:val="0"/>
           <w:sz w:val="32"/>
           <w:szCs w:val="32"/>
         </w:rPr>
-      </w:pPr>
-      <w:r>
+        <w:tab/>
+      </w:r>
+      <w:r>
+        <w:rPr>
+          <w:rStyle w:val="BookTitle"/>
+          <w:b w:val="0"/>
+          <w:bCs w:val="0"/>
+          <w:i w:val="0"/>
+          <w:iCs w:val="0"/>
+          <w:spacing w:val="0"/>
+        </w:rPr>
+        <w:t>This is one of the services pages</w:t>
+      </w:r>
+      <w:r>
+        <w:rPr>
+          <w:rStyle w:val="BookTitle"/>
+          <w:b w:val="0"/>
+          <w:bCs w:val="0"/>
+          <w:i w:val="0"/>
+          <w:iCs w:val="0"/>
+          <w:spacing w:val="0"/>
+        </w:rPr>
+        <w:t xml:space="preserve"> which </w:t>
+      </w:r>
+      <w:r>
+        <w:rPr>
+          <w:rStyle w:val="BookTitle"/>
+          <w:b w:val="0"/>
+          <w:bCs w:val="0"/>
+          <w:i w:val="0"/>
+          <w:iCs w:val="0"/>
+          <w:spacing w:val="0"/>
+        </w:rPr>
+        <w:t>will</w:t>
+      </w:r>
+      <w:r>
+        <w:rPr>
+          <w:rStyle w:val="BookTitle"/>
+          <w:b w:val="0"/>
+          <w:bCs w:val="0"/>
+          <w:i w:val="0"/>
+          <w:iCs w:val="0"/>
+          <w:spacing w:val="0"/>
+        </w:rPr>
+        <w:t xml:space="preserve"> </w:t>
+      </w:r>
+      <w:proofErr w:type="gramStart"/>
+      <w:r>
+        <w:rPr>
+          <w:rStyle w:val="BookTitle"/>
+          <w:b w:val="0"/>
+          <w:bCs w:val="0"/>
+          <w:i w:val="0"/>
+          <w:iCs w:val="0"/>
+          <w:spacing w:val="0"/>
+        </w:rPr>
+        <w:t>be accessed</w:t>
+      </w:r>
+      <w:proofErr w:type="gramEnd"/>
+      <w:r>
+        <w:rPr>
+          <w:rStyle w:val="BookTitle"/>
+          <w:b w:val="0"/>
+          <w:bCs w:val="0"/>
+          <w:i w:val="0"/>
+          <w:iCs w:val="0"/>
+          <w:spacing w:val="0"/>
+        </w:rPr>
+        <w:t xml:space="preserve"> through the main services page</w:t>
+      </w:r>
+      <w:r>
+        <w:rPr>
+          <w:rStyle w:val="BookTitle"/>
+          <w:b w:val="0"/>
+          <w:bCs w:val="0"/>
+          <w:i w:val="0"/>
+          <w:iCs w:val="0"/>
+          <w:spacing w:val="0"/>
+        </w:rPr>
+        <w:t>.</w:t>
+      </w:r>
+    </w:p>
+    <w:p>
+      <w:pPr>
+        <w:spacing w:after="0" w:line="259" w:lineRule="auto"/>
+        <w:ind w:left="0" w:right="0" w:firstLine="0"/>
         <w:rPr>
           <w:rStyle w:val="BookTitle"/>
           <w:spacing w:val="0"/>
           <w:sz w:val="32"/>
           <w:szCs w:val="32"/>
         </w:rPr>
-        <w:t>MOBILE VERSIONS:</w:t>
-      </w:r>
+      </w:pPr>
     </w:p>
     <w:p>
       <w:pPr>
@@ -7014,292 +6896,44 @@
           <w:szCs w:val="32"/>
         </w:rPr>
       </w:pPr>
-    </w:p>
-    <w:p>
-      <w:pPr>
-        <w:spacing w:after="0" w:line="259" w:lineRule="auto"/>
-        <w:ind w:left="0" w:right="0" w:firstLine="0"/>
+      <w:r>
         <w:rPr>
           <w:rStyle w:val="BookTitle"/>
           <w:spacing w:val="0"/>
           <w:sz w:val="32"/>
           <w:szCs w:val="32"/>
         </w:rPr>
-      </w:pPr>
-    </w:p>
-    <w:p>
-      <w:pPr>
-        <w:spacing w:after="0" w:line="259" w:lineRule="auto"/>
-        <w:ind w:left="0" w:right="0" w:firstLine="0"/>
+        <w:lastRenderedPageBreak/>
+        <w:t>PART</w:t>
+      </w:r>
+      <w:r>
         <w:rPr>
           <w:rStyle w:val="BookTitle"/>
           <w:spacing w:val="0"/>
           <w:sz w:val="32"/>
           <w:szCs w:val="32"/>
         </w:rPr>
-      </w:pPr>
-    </w:p>
-    <w:p>
-      <w:pPr>
-        <w:spacing w:after="0" w:line="259" w:lineRule="auto"/>
-        <w:ind w:left="0" w:right="0" w:firstLine="0"/>
+        <w:t>3</w:t>
+      </w:r>
+      <w:r>
         <w:rPr>
           <w:rStyle w:val="BookTitle"/>
           <w:spacing w:val="0"/>
           <w:sz w:val="32"/>
           <w:szCs w:val="32"/>
         </w:rPr>
-      </w:pPr>
-    </w:p>
-    <w:p>
-      <w:pPr>
-        <w:spacing w:after="0" w:line="259" w:lineRule="auto"/>
-        <w:ind w:left="0" w:right="0" w:firstLine="0"/>
+        <w:t>:</w:t>
+      </w:r>
+    </w:p>
+    <w:p>
+      <w:pPr>
+        <w:spacing w:after="0" w:line="259" w:lineRule="auto"/>
+        <w:ind w:left="720" w:right="0" w:firstLine="0"/>
         <w:rPr>
           <w:rStyle w:val="BookTitle"/>
           <w:spacing w:val="0"/>
           <w:sz w:val="32"/>
           <w:szCs w:val="32"/>
-        </w:rPr>
-      </w:pPr>
-    </w:p>
-    <w:p>
-      <w:pPr>
-        <w:spacing w:after="0" w:line="259" w:lineRule="auto"/>
-        <w:ind w:left="0" w:right="0" w:firstLine="0"/>
-        <w:rPr>
-          <w:rStyle w:val="BookTitle"/>
-          <w:spacing w:val="0"/>
-          <w:sz w:val="32"/>
-          <w:szCs w:val="32"/>
-        </w:rPr>
-      </w:pPr>
-    </w:p>
-    <w:p>
-      <w:pPr>
-        <w:spacing w:after="0" w:line="259" w:lineRule="auto"/>
-        <w:ind w:left="0" w:right="0" w:firstLine="0"/>
-        <w:rPr>
-          <w:rStyle w:val="BookTitle"/>
-          <w:spacing w:val="0"/>
-          <w:sz w:val="32"/>
-          <w:szCs w:val="32"/>
-        </w:rPr>
-      </w:pPr>
-    </w:p>
-    <w:p>
-      <w:pPr>
-        <w:spacing w:after="0" w:line="259" w:lineRule="auto"/>
-        <w:ind w:left="0" w:right="0" w:firstLine="0"/>
-        <w:rPr>
-          <w:rStyle w:val="BookTitle"/>
-          <w:spacing w:val="0"/>
-          <w:sz w:val="32"/>
-          <w:szCs w:val="32"/>
-        </w:rPr>
-      </w:pPr>
-    </w:p>
-    <w:p>
-      <w:pPr>
-        <w:spacing w:after="0" w:line="259" w:lineRule="auto"/>
-        <w:ind w:left="0" w:right="0" w:firstLine="0"/>
-        <w:rPr>
-          <w:rStyle w:val="BookTitle"/>
-          <w:spacing w:val="0"/>
-          <w:sz w:val="32"/>
-          <w:szCs w:val="32"/>
-        </w:rPr>
-      </w:pPr>
-    </w:p>
-    <w:p>
-      <w:pPr>
-        <w:spacing w:after="0" w:line="259" w:lineRule="auto"/>
-        <w:ind w:left="0" w:right="0" w:firstLine="0"/>
-        <w:rPr>
-          <w:rStyle w:val="BookTitle"/>
-          <w:spacing w:val="0"/>
-          <w:sz w:val="32"/>
-          <w:szCs w:val="32"/>
-        </w:rPr>
-      </w:pPr>
-    </w:p>
-    <w:p>
-      <w:pPr>
-        <w:spacing w:after="0" w:line="259" w:lineRule="auto"/>
-        <w:ind w:left="0" w:right="0" w:firstLine="0"/>
-        <w:rPr>
-          <w:rStyle w:val="BookTitle"/>
-          <w:spacing w:val="0"/>
-          <w:sz w:val="32"/>
-          <w:szCs w:val="32"/>
-        </w:rPr>
-      </w:pPr>
-    </w:p>
-    <w:p>
-      <w:pPr>
-        <w:spacing w:after="0" w:line="259" w:lineRule="auto"/>
-        <w:ind w:left="0" w:right="0" w:firstLine="0"/>
-        <w:rPr>
-          <w:rStyle w:val="BookTitle"/>
-          <w:spacing w:val="0"/>
-          <w:sz w:val="32"/>
-          <w:szCs w:val="32"/>
-        </w:rPr>
-      </w:pPr>
-    </w:p>
-    <w:p>
-      <w:pPr>
-        <w:spacing w:after="0" w:line="259" w:lineRule="auto"/>
-        <w:ind w:left="0" w:right="0" w:firstLine="0"/>
-        <w:rPr>
-          <w:rStyle w:val="BookTitle"/>
-          <w:spacing w:val="0"/>
-          <w:sz w:val="32"/>
-          <w:szCs w:val="32"/>
-        </w:rPr>
-      </w:pPr>
-    </w:p>
-    <w:p>
-      <w:pPr>
-        <w:spacing w:after="0" w:line="259" w:lineRule="auto"/>
-        <w:ind w:left="0" w:right="0" w:firstLine="0"/>
-        <w:rPr>
-          <w:rStyle w:val="BookTitle"/>
-          <w:spacing w:val="0"/>
-          <w:sz w:val="32"/>
-          <w:szCs w:val="32"/>
-        </w:rPr>
-      </w:pPr>
-    </w:p>
-    <w:p>
-      <w:pPr>
-        <w:spacing w:after="0" w:line="259" w:lineRule="auto"/>
-        <w:ind w:left="0" w:right="0" w:firstLine="0"/>
-        <w:rPr>
-          <w:rStyle w:val="BookTitle"/>
-          <w:spacing w:val="0"/>
-          <w:sz w:val="32"/>
-          <w:szCs w:val="32"/>
-        </w:rPr>
-      </w:pPr>
-    </w:p>
-    <w:p>
-      <w:pPr>
-        <w:spacing w:after="0" w:line="259" w:lineRule="auto"/>
-        <w:ind w:left="0" w:right="0" w:firstLine="0"/>
-        <w:rPr>
-          <w:rStyle w:val="BookTitle"/>
-          <w:spacing w:val="0"/>
-          <w:sz w:val="32"/>
-          <w:szCs w:val="32"/>
-        </w:rPr>
-      </w:pPr>
-    </w:p>
-    <w:p>
-      <w:pPr>
-        <w:spacing w:after="0" w:line="259" w:lineRule="auto"/>
-        <w:ind w:left="0" w:right="0" w:firstLine="0"/>
-        <w:rPr>
-          <w:rStyle w:val="BookTitle"/>
-          <w:spacing w:val="0"/>
-          <w:sz w:val="32"/>
-          <w:szCs w:val="32"/>
-        </w:rPr>
-      </w:pPr>
-    </w:p>
-    <w:p>
-      <w:pPr>
-        <w:spacing w:after="0" w:line="259" w:lineRule="auto"/>
-        <w:ind w:left="0" w:right="0" w:firstLine="0"/>
-        <w:rPr>
-          <w:rStyle w:val="BookTitle"/>
-          <w:spacing w:val="0"/>
-          <w:sz w:val="32"/>
-          <w:szCs w:val="32"/>
-        </w:rPr>
-      </w:pPr>
-    </w:p>
-    <w:p>
-      <w:pPr>
-        <w:spacing w:after="0" w:line="259" w:lineRule="auto"/>
-        <w:ind w:left="0" w:right="0" w:firstLine="0"/>
-        <w:rPr>
-          <w:rStyle w:val="BookTitle"/>
-          <w:spacing w:val="0"/>
-          <w:sz w:val="32"/>
-          <w:szCs w:val="32"/>
-        </w:rPr>
-      </w:pPr>
-    </w:p>
-    <w:p>
-      <w:pPr>
-        <w:spacing w:after="0" w:line="259" w:lineRule="auto"/>
-        <w:ind w:left="0" w:right="0" w:firstLine="0"/>
-        <w:rPr>
-          <w:rStyle w:val="BookTitle"/>
-          <w:spacing w:val="0"/>
-          <w:sz w:val="32"/>
-          <w:szCs w:val="32"/>
-        </w:rPr>
-      </w:pPr>
-    </w:p>
-    <w:p>
-      <w:pPr>
-        <w:spacing w:after="0" w:line="259" w:lineRule="auto"/>
-        <w:ind w:left="0" w:right="0" w:firstLine="0"/>
-        <w:rPr>
-          <w:rStyle w:val="BookTitle"/>
-          <w:spacing w:val="0"/>
-          <w:sz w:val="32"/>
-          <w:szCs w:val="32"/>
-        </w:rPr>
-      </w:pPr>
-    </w:p>
-    <w:p>
-      <w:pPr>
-        <w:spacing w:after="0" w:line="259" w:lineRule="auto"/>
-        <w:ind w:left="0" w:right="0" w:firstLine="0"/>
-        <w:rPr>
-          <w:rStyle w:val="BookTitle"/>
-          <w:spacing w:val="0"/>
-          <w:sz w:val="32"/>
-          <w:szCs w:val="32"/>
-        </w:rPr>
-      </w:pPr>
-    </w:p>
-    <w:p>
-      <w:pPr>
-        <w:spacing w:after="0" w:line="259" w:lineRule="auto"/>
-        <w:ind w:left="0" w:right="0" w:firstLine="0"/>
-        <w:rPr>
-          <w:rStyle w:val="BookTitle"/>
-          <w:spacing w:val="0"/>
-          <w:sz w:val="32"/>
-          <w:szCs w:val="32"/>
-        </w:rPr>
-      </w:pPr>
-    </w:p>
-    <w:p>
-      <w:pPr>
-        <w:spacing w:after="0" w:line="259" w:lineRule="auto"/>
-        <w:ind w:left="0" w:right="0" w:firstLine="0"/>
-        <w:rPr>
-          <w:rStyle w:val="BookTitle"/>
-          <w:spacing w:val="0"/>
-          <w:sz w:val="32"/>
-          <w:szCs w:val="32"/>
-        </w:rPr>
-      </w:pPr>
-    </w:p>
-    <w:p>
-      <w:pPr>
-        <w:spacing w:after="0" w:line="259" w:lineRule="auto"/>
-        <w:ind w:left="0" w:right="0" w:firstLine="0"/>
-        <w:rPr>
-          <w:rStyle w:val="BookTitle"/>
-          <w:spacing w:val="0"/>
-          <w:sz w:val="28"/>
-          <w:szCs w:val="28"/>
         </w:rPr>
       </w:pPr>
       <w:r>
@@ -7309,15 +6943,22 @@
           <w:i/>
           <w:iCs/>
           <w:noProof/>
-          <w:sz w:val="28"/>
-          <w:szCs w:val="28"/>
-        </w:rPr>
-        <w:lastRenderedPageBreak/>
+          <w:sz w:val="32"/>
+          <w:szCs w:val="32"/>
+        </w:rPr>
         <w:drawing>
-          <wp:inline distT="0" distB="0" distL="0" distR="0" wp14:anchorId="70A6460D" wp14:editId="4806D5ED">
-            <wp:extent cx="6167120" cy="8536305"/>
-            <wp:effectExtent l="0" t="0" r="5080" b="0"/>
-            <wp:docPr id="413725043" name="Picture 11"/>
+          <wp:anchor distT="0" distB="0" distL="114300" distR="114300" simplePos="0" relativeHeight="251666432" behindDoc="0" locked="0" layoutInCell="1" allowOverlap="1" wp14:anchorId="71EAD2C4" wp14:editId="07580CD5">
+            <wp:simplePos x="0" y="0"/>
+            <wp:positionH relativeFrom="margin">
+              <wp:align>left</wp:align>
+            </wp:positionH>
+            <wp:positionV relativeFrom="paragraph">
+              <wp:posOffset>512445</wp:posOffset>
+            </wp:positionV>
+            <wp:extent cx="6167120" cy="5958205"/>
+            <wp:effectExtent l="0" t="0" r="5080" b="4445"/>
+            <wp:wrapTopAndBottom/>
+            <wp:docPr id="1024998055" name="Picture 13"/>
             <wp:cNvGraphicFramePr>
               <a:graphicFrameLocks xmlns:a="http://schemas.openxmlformats.org/drawingml/2006/main" noChangeAspect="1"/>
             </wp:cNvGraphicFramePr>
@@ -7325,7 +6966,7 @@
               <a:graphicData uri="http://schemas.openxmlformats.org/drawingml/2006/picture">
                 <pic:pic xmlns:pic="http://schemas.openxmlformats.org/drawingml/2006/picture">
                   <pic:nvPicPr>
-                    <pic:cNvPr id="413725043" name="Picture 413725043"/>
+                    <pic:cNvPr id="1024998055" name="Picture 1024998055"/>
                     <pic:cNvPicPr/>
                   </pic:nvPicPr>
                   <pic:blipFill>
@@ -7343,7 +6984,7 @@
                   <pic:spPr>
                     <a:xfrm>
                       <a:off x="0" y="0"/>
-                      <a:ext cx="6167120" cy="8536305"/>
+                      <a:ext cx="6167120" cy="5958205"/>
                     </a:xfrm>
                     <a:prstGeom prst="rect">
                       <a:avLst/>
@@ -7352,8 +6993,241 @@
                 </pic:pic>
               </a:graphicData>
             </a:graphic>
-          </wp:inline>
+          </wp:anchor>
         </w:drawing>
+      </w:r>
+      <w:r>
+        <w:rPr>
+          <w:rStyle w:val="BookTitle"/>
+          <w:b w:val="0"/>
+          <w:bCs w:val="0"/>
+          <w:i w:val="0"/>
+          <w:iCs w:val="0"/>
+          <w:spacing w:val="0"/>
+        </w:rPr>
+        <w:t xml:space="preserve">This is one </w:t>
+      </w:r>
+      <w:r>
+        <w:rPr>
+          <w:rStyle w:val="BookTitle"/>
+          <w:b w:val="0"/>
+          <w:bCs w:val="0"/>
+          <w:i w:val="0"/>
+          <w:iCs w:val="0"/>
+          <w:spacing w:val="0"/>
+        </w:rPr>
+        <w:t>other</w:t>
+      </w:r>
+      <w:r>
+        <w:rPr>
+          <w:rStyle w:val="BookTitle"/>
+          <w:b w:val="0"/>
+          <w:bCs w:val="0"/>
+          <w:i w:val="0"/>
+          <w:iCs w:val="0"/>
+          <w:spacing w:val="0"/>
+        </w:rPr>
+        <w:t xml:space="preserve"> services page which will </w:t>
+      </w:r>
+      <w:r>
+        <w:rPr>
+          <w:rStyle w:val="BookTitle"/>
+          <w:b w:val="0"/>
+          <w:bCs w:val="0"/>
+          <w:i w:val="0"/>
+          <w:iCs w:val="0"/>
+          <w:spacing w:val="0"/>
+        </w:rPr>
+        <w:t xml:space="preserve">again </w:t>
+      </w:r>
+      <w:proofErr w:type="gramStart"/>
+      <w:r>
+        <w:rPr>
+          <w:rStyle w:val="BookTitle"/>
+          <w:b w:val="0"/>
+          <w:bCs w:val="0"/>
+          <w:i w:val="0"/>
+          <w:iCs w:val="0"/>
+          <w:spacing w:val="0"/>
+        </w:rPr>
+        <w:t>be accessed</w:t>
+      </w:r>
+      <w:proofErr w:type="gramEnd"/>
+      <w:r>
+        <w:rPr>
+          <w:rStyle w:val="BookTitle"/>
+          <w:b w:val="0"/>
+          <w:bCs w:val="0"/>
+          <w:i w:val="0"/>
+          <w:iCs w:val="0"/>
+          <w:spacing w:val="0"/>
+        </w:rPr>
+        <w:t xml:space="preserve"> through the main services page.</w:t>
+      </w:r>
+      <w:r>
+        <w:rPr>
+          <w:rStyle w:val="BookTitle"/>
+          <w:b w:val="0"/>
+          <w:bCs w:val="0"/>
+          <w:i w:val="0"/>
+          <w:iCs w:val="0"/>
+          <w:spacing w:val="0"/>
+        </w:rPr>
+        <w:t xml:space="preserve"> This </w:t>
+      </w:r>
+      <w:proofErr w:type="gramStart"/>
+      <w:r>
+        <w:rPr>
+          <w:rStyle w:val="BookTitle"/>
+          <w:b w:val="0"/>
+          <w:bCs w:val="0"/>
+          <w:i w:val="0"/>
+          <w:iCs w:val="0"/>
+          <w:spacing w:val="0"/>
+        </w:rPr>
+        <w:t>is done</w:t>
+      </w:r>
+      <w:proofErr w:type="gramEnd"/>
+      <w:r>
+        <w:rPr>
+          <w:rStyle w:val="BookTitle"/>
+          <w:b w:val="0"/>
+          <w:bCs w:val="0"/>
+          <w:i w:val="0"/>
+          <w:iCs w:val="0"/>
+          <w:spacing w:val="0"/>
+        </w:rPr>
+        <w:t xml:space="preserve"> to maintain the </w:t>
+      </w:r>
+      <w:proofErr w:type="gramStart"/>
+      <w:r>
+        <w:rPr>
+          <w:rStyle w:val="BookTitle"/>
+          <w:b w:val="0"/>
+          <w:bCs w:val="0"/>
+          <w:i w:val="0"/>
+          <w:iCs w:val="0"/>
+          <w:spacing w:val="0"/>
+        </w:rPr>
+        <w:t>3</w:t>
+      </w:r>
+      <w:proofErr w:type="gramEnd"/>
+      <w:r>
+        <w:rPr>
+          <w:rStyle w:val="BookTitle"/>
+          <w:b w:val="0"/>
+          <w:bCs w:val="0"/>
+          <w:i w:val="0"/>
+          <w:iCs w:val="0"/>
+          <w:spacing w:val="0"/>
+        </w:rPr>
+        <w:t xml:space="preserve"> clicks rule.</w:t>
+      </w:r>
+    </w:p>
+    <w:p>
+      <w:pPr>
+        <w:spacing w:after="0" w:line="259" w:lineRule="auto"/>
+        <w:ind w:left="0" w:right="0" w:firstLine="0"/>
+        <w:rPr>
+          <w:rStyle w:val="BookTitle"/>
+          <w:spacing w:val="0"/>
+          <w:sz w:val="32"/>
+          <w:szCs w:val="32"/>
+        </w:rPr>
+      </w:pPr>
+    </w:p>
+    <w:p>
+      <w:pPr>
+        <w:spacing w:after="0" w:line="259" w:lineRule="auto"/>
+        <w:ind w:left="0" w:right="0" w:firstLine="0"/>
+        <w:rPr>
+          <w:rStyle w:val="BookTitle"/>
+          <w:spacing w:val="0"/>
+          <w:sz w:val="32"/>
+          <w:szCs w:val="32"/>
+        </w:rPr>
+      </w:pPr>
+    </w:p>
+    <w:p>
+      <w:pPr>
+        <w:spacing w:after="0" w:line="259" w:lineRule="auto"/>
+        <w:ind w:left="0" w:right="0" w:firstLine="0"/>
+        <w:rPr>
+          <w:rStyle w:val="BookTitle"/>
+          <w:spacing w:val="0"/>
+          <w:sz w:val="32"/>
+          <w:szCs w:val="32"/>
+        </w:rPr>
+      </w:pPr>
+    </w:p>
+    <w:p>
+      <w:pPr>
+        <w:spacing w:after="0" w:line="259" w:lineRule="auto"/>
+        <w:ind w:left="0" w:right="0" w:firstLine="0"/>
+        <w:rPr>
+          <w:rStyle w:val="BookTitle"/>
+          <w:spacing w:val="0"/>
+          <w:sz w:val="32"/>
+          <w:szCs w:val="32"/>
+        </w:rPr>
+      </w:pPr>
+    </w:p>
+    <w:p>
+      <w:pPr>
+        <w:spacing w:after="0" w:line="259" w:lineRule="auto"/>
+        <w:ind w:left="0" w:right="0" w:firstLine="0"/>
+        <w:rPr>
+          <w:rStyle w:val="BookTitle"/>
+          <w:spacing w:val="0"/>
+          <w:sz w:val="32"/>
+          <w:szCs w:val="32"/>
+        </w:rPr>
+      </w:pPr>
+    </w:p>
+    <w:p>
+      <w:pPr>
+        <w:spacing w:after="0" w:line="259" w:lineRule="auto"/>
+        <w:ind w:left="0" w:right="0" w:firstLine="0"/>
+        <w:rPr>
+          <w:rStyle w:val="BookTitle"/>
+          <w:spacing w:val="0"/>
+          <w:sz w:val="32"/>
+          <w:szCs w:val="32"/>
+        </w:rPr>
+      </w:pPr>
+    </w:p>
+    <w:p>
+      <w:pPr>
+        <w:spacing w:after="0" w:line="259" w:lineRule="auto"/>
+        <w:ind w:left="0" w:right="0" w:firstLine="0"/>
+        <w:rPr>
+          <w:rStyle w:val="BookTitle"/>
+          <w:spacing w:val="0"/>
+          <w:sz w:val="32"/>
+          <w:szCs w:val="32"/>
+        </w:rPr>
+      </w:pPr>
+    </w:p>
+    <w:p>
+      <w:pPr>
+        <w:spacing w:after="0" w:line="259" w:lineRule="auto"/>
+        <w:ind w:left="0" w:right="0" w:firstLine="0"/>
+        <w:rPr>
+          <w:rStyle w:val="BookTitle"/>
+          <w:spacing w:val="0"/>
+          <w:sz w:val="32"/>
+          <w:szCs w:val="32"/>
+        </w:rPr>
+      </w:pPr>
+      <w:r>
+        <w:rPr>
+          <w:rStyle w:val="BookTitle"/>
+          <w:spacing w:val="0"/>
+          <w:sz w:val="32"/>
+          <w:szCs w:val="32"/>
+        </w:rPr>
+        <w:lastRenderedPageBreak/>
+        <w:t>FEEDBACK:</w:t>
       </w:r>
       <w:r>
         <w:rPr>
@@ -7362,15 +7236,14 @@
           <w:i/>
           <w:iCs/>
           <w:noProof/>
-          <w:sz w:val="28"/>
-          <w:szCs w:val="28"/>
-        </w:rPr>
-        <w:lastRenderedPageBreak/>
+          <w:sz w:val="32"/>
+          <w:szCs w:val="32"/>
+        </w:rPr>
         <w:drawing>
-          <wp:inline distT="0" distB="0" distL="0" distR="0" wp14:anchorId="4ACD06C6" wp14:editId="1D6C1231">
-            <wp:extent cx="6167120" cy="8343265"/>
-            <wp:effectExtent l="0" t="0" r="5080" b="635"/>
-            <wp:docPr id="652534627" name="Picture 12"/>
+          <wp:inline distT="0" distB="0" distL="0" distR="0" wp14:anchorId="0EDDDCF0" wp14:editId="17E38021">
+            <wp:extent cx="6167120" cy="6064250"/>
+            <wp:effectExtent l="0" t="0" r="5080" b="0"/>
+            <wp:docPr id="2122151453" name="Picture 14"/>
             <wp:cNvGraphicFramePr>
               <a:graphicFrameLocks xmlns:a="http://schemas.openxmlformats.org/drawingml/2006/main" noChangeAspect="1"/>
             </wp:cNvGraphicFramePr>
@@ -7378,7 +7251,7 @@
               <a:graphicData uri="http://schemas.openxmlformats.org/drawingml/2006/picture">
                 <pic:pic xmlns:pic="http://schemas.openxmlformats.org/drawingml/2006/picture">
                   <pic:nvPicPr>
-                    <pic:cNvPr id="652534627" name="Picture 652534627"/>
+                    <pic:cNvPr id="2122151453" name="Picture 2122151453"/>
                     <pic:cNvPicPr/>
                   </pic:nvPicPr>
                   <pic:blipFill>
@@ -7396,7 +7269,7 @@
                   <pic:spPr>
                     <a:xfrm>
                       <a:off x="0" y="0"/>
-                      <a:ext cx="6167120" cy="8343265"/>
+                      <a:ext cx="6167120" cy="6064250"/>
                     </a:xfrm>
                     <a:prstGeom prst="rect">
                       <a:avLst/>
@@ -7408,6 +7281,178 @@
           </wp:inline>
         </w:drawing>
       </w:r>
+    </w:p>
+    <w:p>
+      <w:pPr>
+        <w:spacing w:after="0" w:line="259" w:lineRule="auto"/>
+        <w:ind w:left="0" w:right="0" w:firstLine="0"/>
+        <w:rPr>
+          <w:rStyle w:val="BookTitle"/>
+          <w:spacing w:val="0"/>
+          <w:sz w:val="32"/>
+          <w:szCs w:val="32"/>
+        </w:rPr>
+      </w:pPr>
+    </w:p>
+    <w:p>
+      <w:pPr>
+        <w:spacing w:after="0" w:line="259" w:lineRule="auto"/>
+        <w:ind w:left="0" w:right="0" w:firstLine="0"/>
+        <w:rPr>
+          <w:rStyle w:val="BookTitle"/>
+          <w:spacing w:val="0"/>
+          <w:sz w:val="32"/>
+          <w:szCs w:val="32"/>
+        </w:rPr>
+      </w:pPr>
+    </w:p>
+    <w:p>
+      <w:pPr>
+        <w:spacing w:after="0" w:line="259" w:lineRule="auto"/>
+        <w:ind w:left="0" w:right="0" w:firstLine="0"/>
+        <w:rPr>
+          <w:rStyle w:val="BookTitle"/>
+          <w:spacing w:val="0"/>
+          <w:sz w:val="32"/>
+          <w:szCs w:val="32"/>
+        </w:rPr>
+      </w:pPr>
+    </w:p>
+    <w:p>
+      <w:pPr>
+        <w:spacing w:after="0" w:line="259" w:lineRule="auto"/>
+        <w:ind w:left="0" w:right="0" w:firstLine="0"/>
+        <w:rPr>
+          <w:rStyle w:val="BookTitle"/>
+          <w:spacing w:val="0"/>
+          <w:sz w:val="32"/>
+          <w:szCs w:val="32"/>
+        </w:rPr>
+      </w:pPr>
+    </w:p>
+    <w:p>
+      <w:pPr>
+        <w:spacing w:after="0" w:line="259" w:lineRule="auto"/>
+        <w:ind w:left="0" w:right="0" w:firstLine="0"/>
+        <w:rPr>
+          <w:rStyle w:val="BookTitle"/>
+          <w:spacing w:val="0"/>
+          <w:sz w:val="32"/>
+          <w:szCs w:val="32"/>
+        </w:rPr>
+      </w:pPr>
+    </w:p>
+    <w:p>
+      <w:pPr>
+        <w:spacing w:after="0" w:line="259" w:lineRule="auto"/>
+        <w:ind w:left="0" w:right="0" w:firstLine="0"/>
+        <w:rPr>
+          <w:rStyle w:val="BookTitle"/>
+          <w:spacing w:val="0"/>
+          <w:sz w:val="32"/>
+          <w:szCs w:val="32"/>
+        </w:rPr>
+      </w:pPr>
+    </w:p>
+    <w:p>
+      <w:pPr>
+        <w:spacing w:after="0" w:line="259" w:lineRule="auto"/>
+        <w:ind w:left="0" w:right="0" w:firstLine="0"/>
+        <w:rPr>
+          <w:rStyle w:val="BookTitle"/>
+          <w:spacing w:val="0"/>
+          <w:sz w:val="32"/>
+          <w:szCs w:val="32"/>
+        </w:rPr>
+      </w:pPr>
+    </w:p>
+    <w:p>
+      <w:pPr>
+        <w:spacing w:after="0" w:line="259" w:lineRule="auto"/>
+        <w:ind w:left="0" w:right="0" w:firstLine="0"/>
+        <w:rPr>
+          <w:rStyle w:val="BookTitle"/>
+          <w:spacing w:val="0"/>
+          <w:sz w:val="32"/>
+          <w:szCs w:val="32"/>
+        </w:rPr>
+      </w:pPr>
+    </w:p>
+    <w:p>
+      <w:pPr>
+        <w:spacing w:after="0" w:line="259" w:lineRule="auto"/>
+        <w:ind w:left="0" w:right="0" w:firstLine="0"/>
+        <w:rPr>
+          <w:rStyle w:val="BookTitle"/>
+          <w:spacing w:val="0"/>
+          <w:sz w:val="32"/>
+          <w:szCs w:val="32"/>
+        </w:rPr>
+      </w:pPr>
+    </w:p>
+    <w:p>
+      <w:pPr>
+        <w:spacing w:after="0" w:line="259" w:lineRule="auto"/>
+        <w:ind w:left="0" w:right="0" w:firstLine="0"/>
+        <w:rPr>
+          <w:rStyle w:val="BookTitle"/>
+          <w:spacing w:val="0"/>
+          <w:sz w:val="32"/>
+          <w:szCs w:val="32"/>
+        </w:rPr>
+      </w:pPr>
+      <w:r>
+        <w:rPr>
+          <w:rStyle w:val="BookTitle"/>
+          <w:spacing w:val="0"/>
+          <w:sz w:val="32"/>
+          <w:szCs w:val="32"/>
+        </w:rPr>
+        <w:lastRenderedPageBreak/>
+        <w:t>ACCOUNT DASHBOARD</w:t>
+      </w:r>
+      <w:r>
+        <w:rPr>
+          <w:rStyle w:val="BookTitle"/>
+          <w:spacing w:val="0"/>
+          <w:sz w:val="32"/>
+          <w:szCs w:val="32"/>
+        </w:rPr>
+        <w:t xml:space="preserve"> PART1</w:t>
+      </w:r>
+      <w:r>
+        <w:rPr>
+          <w:rStyle w:val="BookTitle"/>
+          <w:spacing w:val="0"/>
+          <w:sz w:val="32"/>
+          <w:szCs w:val="32"/>
+        </w:rPr>
+        <w:t>:</w:t>
+      </w:r>
+    </w:p>
+    <w:p>
+      <w:pPr>
+        <w:spacing w:after="0" w:line="259" w:lineRule="auto"/>
+        <w:ind w:left="0" w:right="0" w:firstLine="0"/>
+        <w:rPr>
+          <w:rStyle w:val="BookTitle"/>
+          <w:spacing w:val="0"/>
+          <w:sz w:val="32"/>
+          <w:szCs w:val="32"/>
+        </w:rPr>
+      </w:pPr>
+    </w:p>
+    <w:p>
+      <w:pPr>
+        <w:spacing w:after="0" w:line="259" w:lineRule="auto"/>
+        <w:ind w:left="0" w:right="0" w:firstLine="0"/>
+        <w:rPr>
+          <w:rStyle w:val="BookTitle"/>
+          <w:spacing w:val="0"/>
+          <w:sz w:val="32"/>
+          <w:szCs w:val="32"/>
+        </w:rPr>
+      </w:pPr>
       <w:r>
         <w:rPr>
           <w:b/>
@@ -7415,15 +7460,30 @@
           <w:i/>
           <w:iCs/>
           <w:noProof/>
-          <w:sz w:val="28"/>
-          <w:szCs w:val="28"/>
-        </w:rPr>
-        <w:lastRenderedPageBreak/>
+          <w:sz w:val="32"/>
+          <w:szCs w:val="32"/>
+        </w:rPr>
         <w:drawing>
-          <wp:inline distT="0" distB="0" distL="0" distR="0" wp14:anchorId="29FAE33E" wp14:editId="4983B882">
-            <wp:extent cx="6167120" cy="8376285"/>
-            <wp:effectExtent l="0" t="0" r="5080" b="5715"/>
-            <wp:docPr id="1682044976" name="Picture 13"/>
+          <wp:anchor distT="0" distB="0" distL="114300" distR="114300" simplePos="0" relativeHeight="251667456" behindDoc="0" locked="0" layoutInCell="1" allowOverlap="1" wp14:anchorId="6A2448E9" wp14:editId="1CE13C7B">
+            <wp:simplePos x="0" y="0"/>
+            <wp:positionH relativeFrom="margin">
+              <wp:align>center</wp:align>
+            </wp:positionH>
+            <wp:positionV relativeFrom="paragraph">
+              <wp:posOffset>340360</wp:posOffset>
+            </wp:positionV>
+            <wp:extent cx="7047230" cy="5753100"/>
+            <wp:effectExtent l="0" t="0" r="1270" b="0"/>
+            <wp:wrapThrough wrapText="bothSides">
+              <wp:wrapPolygon edited="0">
+                <wp:start x="0" y="0"/>
+                <wp:lineTo x="0" y="21528"/>
+                <wp:lineTo x="21546" y="21528"/>
+                <wp:lineTo x="21546" y="0"/>
+                <wp:lineTo x="0" y="0"/>
+              </wp:wrapPolygon>
+            </wp:wrapThrough>
+            <wp:docPr id="482053057" name="Picture 15"/>
             <wp:cNvGraphicFramePr>
               <a:graphicFrameLocks xmlns:a="http://schemas.openxmlformats.org/drawingml/2006/main" noChangeAspect="1"/>
             </wp:cNvGraphicFramePr>
@@ -7431,7 +7491,7 @@
               <a:graphicData uri="http://schemas.openxmlformats.org/drawingml/2006/picture">
                 <pic:pic xmlns:pic="http://schemas.openxmlformats.org/drawingml/2006/picture">
                   <pic:nvPicPr>
-                    <pic:cNvPr id="1682044976" name="Picture 1682044976"/>
+                    <pic:cNvPr id="482053057" name="Picture 482053057"/>
                     <pic:cNvPicPr/>
                   </pic:nvPicPr>
                   <pic:blipFill>
@@ -7449,7 +7509,183 @@
                   <pic:spPr>
                     <a:xfrm>
                       <a:off x="0" y="0"/>
-                      <a:ext cx="6167120" cy="8376285"/>
+                      <a:ext cx="7047230" cy="5753100"/>
+                    </a:xfrm>
+                    <a:prstGeom prst="rect">
+                      <a:avLst/>
+                    </a:prstGeom>
+                  </pic:spPr>
+                </pic:pic>
+              </a:graphicData>
+            </a:graphic>
+            <wp14:sizeRelH relativeFrom="margin">
+              <wp14:pctWidth>0</wp14:pctWidth>
+            </wp14:sizeRelH>
+            <wp14:sizeRelV relativeFrom="margin">
+              <wp14:pctHeight>0</wp14:pctHeight>
+            </wp14:sizeRelV>
+          </wp:anchor>
+        </w:drawing>
+      </w:r>
+    </w:p>
+    <w:p>
+      <w:pPr>
+        <w:spacing w:after="0" w:line="259" w:lineRule="auto"/>
+        <w:ind w:left="0" w:right="0" w:firstLine="0"/>
+        <w:rPr>
+          <w:rStyle w:val="BookTitle"/>
+          <w:spacing w:val="0"/>
+          <w:sz w:val="32"/>
+          <w:szCs w:val="32"/>
+        </w:rPr>
+      </w:pPr>
+    </w:p>
+    <w:p>
+      <w:pPr>
+        <w:spacing w:after="0" w:line="259" w:lineRule="auto"/>
+        <w:ind w:left="0" w:right="0" w:firstLine="0"/>
+        <w:rPr>
+          <w:rStyle w:val="BookTitle"/>
+          <w:spacing w:val="0"/>
+          <w:sz w:val="32"/>
+          <w:szCs w:val="32"/>
+        </w:rPr>
+      </w:pPr>
+    </w:p>
+    <w:p>
+      <w:pPr>
+        <w:spacing w:after="0" w:line="259" w:lineRule="auto"/>
+        <w:ind w:left="0" w:right="0" w:firstLine="0"/>
+        <w:rPr>
+          <w:rStyle w:val="BookTitle"/>
+          <w:spacing w:val="0"/>
+          <w:sz w:val="32"/>
+          <w:szCs w:val="32"/>
+        </w:rPr>
+      </w:pPr>
+    </w:p>
+    <w:p>
+      <w:pPr>
+        <w:spacing w:after="0" w:line="259" w:lineRule="auto"/>
+        <w:ind w:left="0" w:right="0" w:firstLine="0"/>
+        <w:rPr>
+          <w:rStyle w:val="BookTitle"/>
+          <w:spacing w:val="0"/>
+          <w:sz w:val="32"/>
+          <w:szCs w:val="32"/>
+        </w:rPr>
+      </w:pPr>
+    </w:p>
+    <w:p>
+      <w:pPr>
+        <w:spacing w:after="0" w:line="259" w:lineRule="auto"/>
+        <w:ind w:left="0" w:right="0" w:firstLine="0"/>
+        <w:rPr>
+          <w:rStyle w:val="BookTitle"/>
+          <w:spacing w:val="0"/>
+          <w:sz w:val="32"/>
+          <w:szCs w:val="32"/>
+        </w:rPr>
+      </w:pPr>
+    </w:p>
+    <w:p>
+      <w:pPr>
+        <w:spacing w:after="0" w:line="259" w:lineRule="auto"/>
+        <w:ind w:left="0" w:right="0" w:firstLine="0"/>
+        <w:rPr>
+          <w:rStyle w:val="BookTitle"/>
+          <w:spacing w:val="0"/>
+          <w:sz w:val="32"/>
+          <w:szCs w:val="32"/>
+        </w:rPr>
+      </w:pPr>
+    </w:p>
+    <w:p>
+      <w:pPr>
+        <w:spacing w:after="0" w:line="259" w:lineRule="auto"/>
+        <w:ind w:left="0" w:right="0" w:firstLine="0"/>
+        <w:rPr>
+          <w:rStyle w:val="BookTitle"/>
+          <w:spacing w:val="0"/>
+          <w:sz w:val="32"/>
+          <w:szCs w:val="32"/>
+        </w:rPr>
+      </w:pPr>
+    </w:p>
+    <w:p>
+      <w:pPr>
+        <w:spacing w:after="0" w:line="259" w:lineRule="auto"/>
+        <w:ind w:left="0" w:right="0" w:firstLine="0"/>
+        <w:rPr>
+          <w:rStyle w:val="BookTitle"/>
+          <w:spacing w:val="0"/>
+          <w:sz w:val="32"/>
+          <w:szCs w:val="32"/>
+        </w:rPr>
+      </w:pPr>
+      <w:r>
+        <w:rPr>
+          <w:rStyle w:val="BookTitle"/>
+          <w:spacing w:val="0"/>
+          <w:sz w:val="32"/>
+          <w:szCs w:val="32"/>
+        </w:rPr>
+        <w:lastRenderedPageBreak/>
+        <w:t>PART2:</w:t>
+      </w:r>
+    </w:p>
+    <w:p>
+      <w:pPr>
+        <w:spacing w:after="0" w:line="259" w:lineRule="auto"/>
+        <w:ind w:left="0" w:right="0" w:firstLine="0"/>
+        <w:rPr>
+          <w:rStyle w:val="BookTitle"/>
+          <w:spacing w:val="0"/>
+          <w:sz w:val="32"/>
+          <w:szCs w:val="32"/>
+        </w:rPr>
+      </w:pPr>
+      <w:r>
+        <w:rPr>
+          <w:b/>
+          <w:bCs/>
+          <w:i/>
+          <w:iCs/>
+          <w:noProof/>
+          <w:sz w:val="32"/>
+          <w:szCs w:val="32"/>
+        </w:rPr>
+        <w:drawing>
+          <wp:inline distT="0" distB="0" distL="0" distR="0" wp14:anchorId="77872C9C" wp14:editId="22E9F77D">
+            <wp:extent cx="6167120" cy="6707505"/>
+            <wp:effectExtent l="0" t="0" r="5080" b="0"/>
+            <wp:docPr id="107859854" name="Picture 16"/>
+            <wp:cNvGraphicFramePr>
+              <a:graphicFrameLocks xmlns:a="http://schemas.openxmlformats.org/drawingml/2006/main" noChangeAspect="1"/>
+            </wp:cNvGraphicFramePr>
+            <a:graphic xmlns:a="http://schemas.openxmlformats.org/drawingml/2006/main">
+              <a:graphicData uri="http://schemas.openxmlformats.org/drawingml/2006/picture">
+                <pic:pic xmlns:pic="http://schemas.openxmlformats.org/drawingml/2006/picture">
+                  <pic:nvPicPr>
+                    <pic:cNvPr id="107859854" name="Picture 107859854"/>
+                    <pic:cNvPicPr/>
+                  </pic:nvPicPr>
+                  <pic:blipFill>
+                    <a:blip r:embed="rId26">
+                      <a:extLst>
+                        <a:ext uri="{28A0092B-C50C-407E-A947-70E740481C1C}">
+                          <a14:useLocalDpi xmlns:a14="http://schemas.microsoft.com/office/drawing/2010/main" val="0"/>
+                        </a:ext>
+                      </a:extLst>
+                    </a:blip>
+                    <a:stretch>
+                      <a:fillRect/>
+                    </a:stretch>
+                  </pic:blipFill>
+                  <pic:spPr>
+                    <a:xfrm>
+                      <a:off x="0" y="0"/>
+                      <a:ext cx="6167120" cy="6707505"/>
                     </a:xfrm>
                     <a:prstGeom prst="rect">
                       <a:avLst/>
@@ -7462,10 +7698,82 @@
         </w:drawing>
       </w:r>
     </w:p>
+    <w:p>
+      <w:pPr>
+        <w:spacing w:after="0" w:line="259" w:lineRule="auto"/>
+        <w:ind w:left="0" w:right="0" w:firstLine="0"/>
+        <w:rPr>
+          <w:rStyle w:val="BookTitle"/>
+          <w:spacing w:val="0"/>
+          <w:sz w:val="32"/>
+          <w:szCs w:val="32"/>
+        </w:rPr>
+      </w:pPr>
+    </w:p>
+    <w:p>
+      <w:pPr>
+        <w:spacing w:after="0" w:line="259" w:lineRule="auto"/>
+        <w:ind w:left="0" w:right="0" w:firstLine="0"/>
+        <w:rPr>
+          <w:rStyle w:val="BookTitle"/>
+          <w:spacing w:val="0"/>
+          <w:sz w:val="32"/>
+          <w:szCs w:val="32"/>
+        </w:rPr>
+      </w:pPr>
+    </w:p>
+    <w:p>
+      <w:pPr>
+        <w:spacing w:after="0" w:line="259" w:lineRule="auto"/>
+        <w:ind w:left="0" w:right="0" w:firstLine="0"/>
+        <w:rPr>
+          <w:rStyle w:val="BookTitle"/>
+          <w:spacing w:val="0"/>
+          <w:sz w:val="32"/>
+          <w:szCs w:val="32"/>
+        </w:rPr>
+      </w:pPr>
+    </w:p>
+    <w:p>
+      <w:pPr>
+        <w:spacing w:after="0" w:line="259" w:lineRule="auto"/>
+        <w:ind w:left="0" w:right="0" w:firstLine="0"/>
+        <w:rPr>
+          <w:rStyle w:val="BookTitle"/>
+          <w:spacing w:val="0"/>
+          <w:sz w:val="32"/>
+          <w:szCs w:val="32"/>
+        </w:rPr>
+      </w:pPr>
+    </w:p>
+    <w:p>
+      <w:pPr>
+        <w:spacing w:after="0" w:line="259" w:lineRule="auto"/>
+        <w:ind w:left="0" w:right="0" w:firstLine="0"/>
+        <w:rPr>
+          <w:rStyle w:val="BookTitle"/>
+          <w:spacing w:val="0"/>
+          <w:sz w:val="32"/>
+          <w:szCs w:val="32"/>
+        </w:rPr>
+      </w:pPr>
+    </w:p>
+    <w:p>
+      <w:pPr>
+        <w:spacing w:after="0" w:line="259" w:lineRule="auto"/>
+        <w:ind w:left="0" w:right="0" w:firstLine="0"/>
+        <w:rPr>
+          <w:rStyle w:val="BookTitle"/>
+          <w:spacing w:val="0"/>
+          <w:sz w:val="32"/>
+          <w:szCs w:val="32"/>
+        </w:rPr>
+      </w:pPr>
+    </w:p>
     <w:sectPr>
-      <w:footerReference w:type="even" r:id="rId26"/>
-      <w:footerReference w:type="default" r:id="rId27"/>
-      <w:footerReference w:type="first" r:id="rId28"/>
+      <w:footerReference w:type="even" r:id="rId27"/>
+      <w:footerReference w:type="default" r:id="rId28"/>
+      <w:footerReference w:type="first" r:id="rId29"/>
       <w:pgSz w:w="12240" w:h="15840"/>
       <w:pgMar w:top="721" w:right="1088" w:bottom="272" w:left="1440" w:header="720" w:footer="720" w:gutter="0"/>
       <w:pgNumType w:start="0"/>
@@ -7565,6 +7873,119 @@
 <file path=word/numbering.xml><?xml version="1.0" encoding="utf-8"?>
 <w:numbering xmlns:wpc="http://schemas.microsoft.com/office/word/2010/wordprocessingCanvas" xmlns:cx="http://schemas.microsoft.com/office/drawing/2014/chartex" xmlns:cx1="http://schemas.microsoft.com/office/drawing/2015/9/8/chartex" xmlns:cx2="http://schemas.microsoft.com/office/drawing/2015/10/21/chartex" xmlns:cx3="http://schemas.microsoft.com/office/drawing/2016/5/9/chartex" xmlns:cx4="http://schemas.microsoft.com/office/drawing/2016/5/10/chartex" xmlns:cx5="http://schemas.microsoft.com/office/drawing/2016/5/11/chartex" xmlns:cx6="http://schemas.microsoft.com/office/drawing/2016/5/12/chartex" xmlns:cx7="http://schemas.microsoft.com/office/drawing/2016/5/13/chartex" xmlns:cx8="http://schemas.microsoft.com/office/drawing/2016/5/14/chartex" xmlns:mc="http://schemas.openxmlformats.org/markup-compatibility/2006" xmlns:aink="http://schemas.microsoft.com/office/drawing/2016/ink" xmlns:am3d="http://schemas.microsoft.com/office/drawing/2017/model3d" xmlns:o="urn:schemas-microsoft-com:office:office" xmlns:oel="http://schemas.microsoft.com/office/2019/extlst" xmlns:r="http://schemas.openxmlformats.org/officeDocument/2006/relationships" xmlns:m="http://schemas.openxmlformats.org/officeDocument/2006/math" xmlns:v="urn:schemas-microsoft-com:vml" xmlns:wp14="http://schemas.microsoft.com/office/word/2010/wordprocessingDrawing" xmlns:wp="http://schemas.openxmlformats.org/drawingml/2006/wordprocessingDrawing" xmlns:w10="urn:schemas-microsoft-com:office:word" xmlns:w="http://schemas.openxmlformats.org/wordprocessingml/2006/main" xmlns:w14="http://schemas.microsoft.com/office/word/2010/wordml" xmlns:w15="http://schemas.microsoft.com/office/word/2012/wordml" xmlns:w16cex="http://schemas.microsoft.com/office/word/2018/wordml/cex" xmlns:w16cid="http://schemas.microsoft.com/office/word/2016/wordml/cid" xmlns:w16="http://schemas.microsoft.com/office/word/2018/wordml" xmlns:w16du="http://schemas.microsoft.com/office/word/2023/wordml/word16du" xmlns:w16sdtdh="http://schemas.microsoft.com/office/word/2020/wordml/sdtdatahash" xmlns:w16sdtfl="http://schemas.microsoft.com/office/word/2024/wordml/sdtformatlock" xmlns:w16se="http://schemas.microsoft.com/office/word/2015/wordml/symex" xmlns:wpg="http://schemas.microsoft.com/office/word/2010/wordprocessingGroup" xmlns:wpi="http://schemas.microsoft.com/office/word/2010/wordprocessingInk" xmlns:wne="http://schemas.microsoft.com/office/word/2006/wordml" xmlns:wps="http://schemas.microsoft.com/office/word/2010/wordprocessingShape" mc:Ignorable="w14 w15 w16se w16cid w16 w16cex w16sdtdh w16sdtfl w16du wp14">
   <w:abstractNum w:abstractNumId="0" w15:restartNumberingAfterBreak="0">
+    <w:nsid w:val="066D3141"/>
+    <w:multiLevelType w:val="hybridMultilevel"/>
+    <w:tmpl w:val="B308BBE6"/>
+    <w:lvl w:ilvl="0" w:tplc="0409000B">
+      <w:start w:val="1"/>
+      <w:numFmt w:val="bullet"/>
+      <w:lvlText w:val=""/>
+      <w:lvlJc w:val="left"/>
+      <w:pPr>
+        <w:ind w:left="1440" w:hanging="360"/>
+      </w:pPr>
+      <w:rPr>
+        <w:rFonts w:ascii="Wingdings" w:hAnsi="Wingdings" w:hint="default"/>
+      </w:rPr>
+    </w:lvl>
+    <w:lvl w:ilvl="1" w:tplc="04090003" w:tentative="1">
+      <w:start w:val="1"/>
+      <w:numFmt w:val="bullet"/>
+      <w:lvlText w:val="o"/>
+      <w:lvlJc w:val="left"/>
+      <w:pPr>
+        <w:ind w:left="2160" w:hanging="360"/>
+      </w:pPr>
+      <w:rPr>
+        <w:rFonts w:ascii="Courier New" w:hAnsi="Courier New" w:cs="Courier New" w:hint="default"/>
+      </w:rPr>
+    </w:lvl>
+    <w:lvl w:ilvl="2" w:tplc="04090005" w:tentative="1">
+      <w:start w:val="1"/>
+      <w:numFmt w:val="bullet"/>
+      <w:lvlText w:val=""/>
+      <w:lvlJc w:val="left"/>
+      <w:pPr>
+        <w:ind w:left="2880" w:hanging="360"/>
+      </w:pPr>
+      <w:rPr>
+        <w:rFonts w:ascii="Wingdings" w:hAnsi="Wingdings" w:hint="default"/>
+      </w:rPr>
+    </w:lvl>
+    <w:lvl w:ilvl="3" w:tplc="04090001" w:tentative="1">
+      <w:start w:val="1"/>
+      <w:numFmt w:val="bullet"/>
+      <w:lvlText w:val=""/>
+      <w:lvlJc w:val="left"/>
+      <w:pPr>
+        <w:ind w:left="3600" w:hanging="360"/>
+      </w:pPr>
+      <w:rPr>
+        <w:rFonts w:ascii="Symbol" w:hAnsi="Symbol" w:hint="default"/>
+      </w:rPr>
+    </w:lvl>
+    <w:lvl w:ilvl="4" w:tplc="04090003" w:tentative="1">
+      <w:start w:val="1"/>
+      <w:numFmt w:val="bullet"/>
+      <w:lvlText w:val="o"/>
+      <w:lvlJc w:val="left"/>
+      <w:pPr>
+        <w:ind w:left="4320" w:hanging="360"/>
+      </w:pPr>
+      <w:rPr>
+        <w:rFonts w:ascii="Courier New" w:hAnsi="Courier New" w:cs="Courier New" w:hint="default"/>
+      </w:rPr>
+    </w:lvl>
+    <w:lvl w:ilvl="5" w:tplc="04090005" w:tentative="1">
+      <w:start w:val="1"/>
+      <w:numFmt w:val="bullet"/>
+      <w:lvlText w:val=""/>
+      <w:lvlJc w:val="left"/>
+      <w:pPr>
+        <w:ind w:left="5040" w:hanging="360"/>
+      </w:pPr>
+      <w:rPr>
+        <w:rFonts w:ascii="Wingdings" w:hAnsi="Wingdings" w:hint="default"/>
+      </w:rPr>
+    </w:lvl>
+    <w:lvl w:ilvl="6" w:tplc="04090001" w:tentative="1">
+      <w:start w:val="1"/>
+      <w:numFmt w:val="bullet"/>
+      <w:lvlText w:val=""/>
+      <w:lvlJc w:val="left"/>
+      <w:pPr>
+        <w:ind w:left="5760" w:hanging="360"/>
+      </w:pPr>
+      <w:rPr>
+        <w:rFonts w:ascii="Symbol" w:hAnsi="Symbol" w:hint="default"/>
+      </w:rPr>
+    </w:lvl>
+    <w:lvl w:ilvl="7" w:tplc="04090003" w:tentative="1">
+      <w:start w:val="1"/>
+      <w:numFmt w:val="bullet"/>
+      <w:lvlText w:val="o"/>
+      <w:lvlJc w:val="left"/>
+      <w:pPr>
+        <w:ind w:left="6480" w:hanging="360"/>
+      </w:pPr>
+      <w:rPr>
+        <w:rFonts w:ascii="Courier New" w:hAnsi="Courier New" w:cs="Courier New" w:hint="default"/>
+      </w:rPr>
+    </w:lvl>
+    <w:lvl w:ilvl="8" w:tplc="04090005" w:tentative="1">
+      <w:start w:val="1"/>
+      <w:numFmt w:val="bullet"/>
+      <w:lvlText w:val=""/>
+      <w:lvlJc w:val="left"/>
+      <w:pPr>
+        <w:ind w:left="7200" w:hanging="360"/>
+      </w:pPr>
+      <w:rPr>
+        <w:rFonts w:ascii="Wingdings" w:hAnsi="Wingdings" w:hint="default"/>
+      </w:rPr>
+    </w:lvl>
+  </w:abstractNum>
+  <w:abstractNum w:abstractNumId="1" w15:restartNumberingAfterBreak="0">
     <w:nsid w:val="06825647"/>
     <w:multiLevelType w:val="hybridMultilevel"/>
     <w:tmpl w:val="624A15DC"/>
@@ -7677,7 +8098,120 @@
       </w:rPr>
     </w:lvl>
   </w:abstractNum>
-  <w:abstractNum w:abstractNumId="1" w15:restartNumberingAfterBreak="0">
+  <w:abstractNum w:abstractNumId="2" w15:restartNumberingAfterBreak="0">
+    <w:nsid w:val="08FF5BE0"/>
+    <w:multiLevelType w:val="hybridMultilevel"/>
+    <w:tmpl w:val="C706BF5E"/>
+    <w:lvl w:ilvl="0" w:tplc="0409000B">
+      <w:start w:val="1"/>
+      <w:numFmt w:val="bullet"/>
+      <w:lvlText w:val=""/>
+      <w:lvlJc w:val="left"/>
+      <w:pPr>
+        <w:ind w:left="1440" w:hanging="360"/>
+      </w:pPr>
+      <w:rPr>
+        <w:rFonts w:ascii="Wingdings" w:hAnsi="Wingdings" w:hint="default"/>
+      </w:rPr>
+    </w:lvl>
+    <w:lvl w:ilvl="1" w:tplc="04090003" w:tentative="1">
+      <w:start w:val="1"/>
+      <w:numFmt w:val="bullet"/>
+      <w:lvlText w:val="o"/>
+      <w:lvlJc w:val="left"/>
+      <w:pPr>
+        <w:ind w:left="2160" w:hanging="360"/>
+      </w:pPr>
+      <w:rPr>
+        <w:rFonts w:ascii="Courier New" w:hAnsi="Courier New" w:cs="Courier New" w:hint="default"/>
+      </w:rPr>
+    </w:lvl>
+    <w:lvl w:ilvl="2" w:tplc="04090005" w:tentative="1">
+      <w:start w:val="1"/>
+      <w:numFmt w:val="bullet"/>
+      <w:lvlText w:val=""/>
+      <w:lvlJc w:val="left"/>
+      <w:pPr>
+        <w:ind w:left="2880" w:hanging="360"/>
+      </w:pPr>
+      <w:rPr>
+        <w:rFonts w:ascii="Wingdings" w:hAnsi="Wingdings" w:hint="default"/>
+      </w:rPr>
+    </w:lvl>
+    <w:lvl w:ilvl="3" w:tplc="04090001" w:tentative="1">
+      <w:start w:val="1"/>
+      <w:numFmt w:val="bullet"/>
+      <w:lvlText w:val=""/>
+      <w:lvlJc w:val="left"/>
+      <w:pPr>
+        <w:ind w:left="3600" w:hanging="360"/>
+      </w:pPr>
+      <w:rPr>
+        <w:rFonts w:ascii="Symbol" w:hAnsi="Symbol" w:hint="default"/>
+      </w:rPr>
+    </w:lvl>
+    <w:lvl w:ilvl="4" w:tplc="04090003" w:tentative="1">
+      <w:start w:val="1"/>
+      <w:numFmt w:val="bullet"/>
+      <w:lvlText w:val="o"/>
+      <w:lvlJc w:val="left"/>
+      <w:pPr>
+        <w:ind w:left="4320" w:hanging="360"/>
+      </w:pPr>
+      <w:rPr>
+        <w:rFonts w:ascii="Courier New" w:hAnsi="Courier New" w:cs="Courier New" w:hint="default"/>
+      </w:rPr>
+    </w:lvl>
+    <w:lvl w:ilvl="5" w:tplc="04090005" w:tentative="1">
+      <w:start w:val="1"/>
+      <w:numFmt w:val="bullet"/>
+      <w:lvlText w:val=""/>
+      <w:lvlJc w:val="left"/>
+      <w:pPr>
+        <w:ind w:left="5040" w:hanging="360"/>
+      </w:pPr>
+      <w:rPr>
+        <w:rFonts w:ascii="Wingdings" w:hAnsi="Wingdings" w:hint="default"/>
+      </w:rPr>
+    </w:lvl>
+    <w:lvl w:ilvl="6" w:tplc="04090001" w:tentative="1">
+      <w:start w:val="1"/>
+      <w:numFmt w:val="bullet"/>
+      <w:lvlText w:val=""/>
+      <w:lvlJc w:val="left"/>
+      <w:pPr>
+        <w:ind w:left="5760" w:hanging="360"/>
+      </w:pPr>
+      <w:rPr>
+        <w:rFonts w:ascii="Symbol" w:hAnsi="Symbol" w:hint="default"/>
+      </w:rPr>
+    </w:lvl>
+    <w:lvl w:ilvl="7" w:tplc="04090003" w:tentative="1">
+      <w:start w:val="1"/>
+      <w:numFmt w:val="bullet"/>
+      <w:lvlText w:val="o"/>
+      <w:lvlJc w:val="left"/>
+      <w:pPr>
+        <w:ind w:left="6480" w:hanging="360"/>
+      </w:pPr>
+      <w:rPr>
+        <w:rFonts w:ascii="Courier New" w:hAnsi="Courier New" w:cs="Courier New" w:hint="default"/>
+      </w:rPr>
+    </w:lvl>
+    <w:lvl w:ilvl="8" w:tplc="04090005" w:tentative="1">
+      <w:start w:val="1"/>
+      <w:numFmt w:val="bullet"/>
+      <w:lvlText w:val=""/>
+      <w:lvlJc w:val="left"/>
+      <w:pPr>
+        <w:ind w:left="7200" w:hanging="360"/>
+      </w:pPr>
+      <w:rPr>
+        <w:rFonts w:ascii="Wingdings" w:hAnsi="Wingdings" w:hint="default"/>
+      </w:rPr>
+    </w:lvl>
+  </w:abstractNum>
+  <w:abstractNum w:abstractNumId="3" w15:restartNumberingAfterBreak="0">
     <w:nsid w:val="0D174FB5"/>
     <w:multiLevelType w:val="hybridMultilevel"/>
     <w:tmpl w:val="255C95A6"/>
@@ -7763,7 +8297,7 @@
       </w:pPr>
     </w:lvl>
   </w:abstractNum>
-  <w:abstractNum w:abstractNumId="2" w15:restartNumberingAfterBreak="0">
+  <w:abstractNum w:abstractNumId="4" w15:restartNumberingAfterBreak="0">
     <w:nsid w:val="0F02707F"/>
     <w:multiLevelType w:val="hybridMultilevel"/>
     <w:tmpl w:val="B2D67270"/>
@@ -7876,7 +8410,7 @@
       </w:rPr>
     </w:lvl>
   </w:abstractNum>
-  <w:abstractNum w:abstractNumId="3" w15:restartNumberingAfterBreak="0">
+  <w:abstractNum w:abstractNumId="5" w15:restartNumberingAfterBreak="0">
     <w:nsid w:val="12016E8A"/>
     <w:multiLevelType w:val="hybridMultilevel"/>
     <w:tmpl w:val="F506A6E2"/>
@@ -8089,7 +8623,120 @@
       </w:rPr>
     </w:lvl>
   </w:abstractNum>
-  <w:abstractNum w:abstractNumId="4" w15:restartNumberingAfterBreak="0">
+  <w:abstractNum w:abstractNumId="6" w15:restartNumberingAfterBreak="0">
+    <w:nsid w:val="13FB2CA4"/>
+    <w:multiLevelType w:val="hybridMultilevel"/>
+    <w:tmpl w:val="84BA774C"/>
+    <w:lvl w:ilvl="0" w:tplc="0409000B">
+      <w:start w:val="1"/>
+      <w:numFmt w:val="bullet"/>
+      <w:lvlText w:val=""/>
+      <w:lvlJc w:val="left"/>
+      <w:pPr>
+        <w:ind w:left="1440" w:hanging="360"/>
+      </w:pPr>
+      <w:rPr>
+        <w:rFonts w:ascii="Wingdings" w:hAnsi="Wingdings" w:hint="default"/>
+      </w:rPr>
+    </w:lvl>
+    <w:lvl w:ilvl="1" w:tplc="04090003" w:tentative="1">
+      <w:start w:val="1"/>
+      <w:numFmt w:val="bullet"/>
+      <w:lvlText w:val="o"/>
+      <w:lvlJc w:val="left"/>
+      <w:pPr>
+        <w:ind w:left="2160" w:hanging="360"/>
+      </w:pPr>
+      <w:rPr>
+        <w:rFonts w:ascii="Courier New" w:hAnsi="Courier New" w:cs="Courier New" w:hint="default"/>
+      </w:rPr>
+    </w:lvl>
+    <w:lvl w:ilvl="2" w:tplc="04090005" w:tentative="1">
+      <w:start w:val="1"/>
+      <w:numFmt w:val="bullet"/>
+      <w:lvlText w:val=""/>
+      <w:lvlJc w:val="left"/>
+      <w:pPr>
+        <w:ind w:left="2880" w:hanging="360"/>
+      </w:pPr>
+      <w:rPr>
+        <w:rFonts w:ascii="Wingdings" w:hAnsi="Wingdings" w:hint="default"/>
+      </w:rPr>
+    </w:lvl>
+    <w:lvl w:ilvl="3" w:tplc="04090001" w:tentative="1">
+      <w:start w:val="1"/>
+      <w:numFmt w:val="bullet"/>
+      <w:lvlText w:val=""/>
+      <w:lvlJc w:val="left"/>
+      <w:pPr>
+        <w:ind w:left="3600" w:hanging="360"/>
+      </w:pPr>
+      <w:rPr>
+        <w:rFonts w:ascii="Symbol" w:hAnsi="Symbol" w:hint="default"/>
+      </w:rPr>
+    </w:lvl>
+    <w:lvl w:ilvl="4" w:tplc="04090003" w:tentative="1">
+      <w:start w:val="1"/>
+      <w:numFmt w:val="bullet"/>
+      <w:lvlText w:val="o"/>
+      <w:lvlJc w:val="left"/>
+      <w:pPr>
+        <w:ind w:left="4320" w:hanging="360"/>
+      </w:pPr>
+      <w:rPr>
+        <w:rFonts w:ascii="Courier New" w:hAnsi="Courier New" w:cs="Courier New" w:hint="default"/>
+      </w:rPr>
+    </w:lvl>
+    <w:lvl w:ilvl="5" w:tplc="04090005" w:tentative="1">
+      <w:start w:val="1"/>
+      <w:numFmt w:val="bullet"/>
+      <w:lvlText w:val=""/>
+      <w:lvlJc w:val="left"/>
+      <w:pPr>
+        <w:ind w:left="5040" w:hanging="360"/>
+      </w:pPr>
+      <w:rPr>
+        <w:rFonts w:ascii="Wingdings" w:hAnsi="Wingdings" w:hint="default"/>
+      </w:rPr>
+    </w:lvl>
+    <w:lvl w:ilvl="6" w:tplc="04090001" w:tentative="1">
+      <w:start w:val="1"/>
+      <w:numFmt w:val="bullet"/>
+      <w:lvlText w:val=""/>
+      <w:lvlJc w:val="left"/>
+      <w:pPr>
+        <w:ind w:left="5760" w:hanging="360"/>
+      </w:pPr>
+      <w:rPr>
+        <w:rFonts w:ascii="Symbol" w:hAnsi="Symbol" w:hint="default"/>
+      </w:rPr>
+    </w:lvl>
+    <w:lvl w:ilvl="7" w:tplc="04090003" w:tentative="1">
+      <w:start w:val="1"/>
+      <w:numFmt w:val="bullet"/>
+      <w:lvlText w:val="o"/>
+      <w:lvlJc w:val="left"/>
+      <w:pPr>
+        <w:ind w:left="6480" w:hanging="360"/>
+      </w:pPr>
+      <w:rPr>
+        <w:rFonts w:ascii="Courier New" w:hAnsi="Courier New" w:cs="Courier New" w:hint="default"/>
+      </w:rPr>
+    </w:lvl>
+    <w:lvl w:ilvl="8" w:tplc="04090005" w:tentative="1">
+      <w:start w:val="1"/>
+      <w:numFmt w:val="bullet"/>
+      <w:lvlText w:val=""/>
+      <w:lvlJc w:val="left"/>
+      <w:pPr>
+        <w:ind w:left="7200" w:hanging="360"/>
+      </w:pPr>
+      <w:rPr>
+        <w:rFonts w:ascii="Wingdings" w:hAnsi="Wingdings" w:hint="default"/>
+      </w:rPr>
+    </w:lvl>
+  </w:abstractNum>
+  <w:abstractNum w:abstractNumId="7" w15:restartNumberingAfterBreak="0">
     <w:nsid w:val="15D71143"/>
     <w:multiLevelType w:val="hybridMultilevel"/>
     <w:tmpl w:val="F85EC190"/>
@@ -8202,7 +8849,7 @@
       </w:rPr>
     </w:lvl>
   </w:abstractNum>
-  <w:abstractNum w:abstractNumId="5" w15:restartNumberingAfterBreak="0">
+  <w:abstractNum w:abstractNumId="8" w15:restartNumberingAfterBreak="0">
     <w:nsid w:val="1CC01D19"/>
     <w:multiLevelType w:val="hybridMultilevel"/>
     <w:tmpl w:val="00C49AA0"/>
@@ -8414,7 +9061,7 @@
       </w:rPr>
     </w:lvl>
   </w:abstractNum>
-  <w:abstractNum w:abstractNumId="6" w15:restartNumberingAfterBreak="0">
+  <w:abstractNum w:abstractNumId="9" w15:restartNumberingAfterBreak="0">
     <w:nsid w:val="1F6E02F5"/>
     <w:multiLevelType w:val="hybridMultilevel"/>
     <w:tmpl w:val="471A23C0"/>
@@ -8626,7 +9273,7 @@
       </w:rPr>
     </w:lvl>
   </w:abstractNum>
-  <w:abstractNum w:abstractNumId="7" w15:restartNumberingAfterBreak="0">
+  <w:abstractNum w:abstractNumId="10" w15:restartNumberingAfterBreak="0">
     <w:nsid w:val="26DF761B"/>
     <w:multiLevelType w:val="hybridMultilevel"/>
     <w:tmpl w:val="8E667B1A"/>
@@ -8838,7 +9485,7 @@
       </w:rPr>
     </w:lvl>
   </w:abstractNum>
-  <w:abstractNum w:abstractNumId="8" w15:restartNumberingAfterBreak="0">
+  <w:abstractNum w:abstractNumId="11" w15:restartNumberingAfterBreak="0">
     <w:nsid w:val="29C35E67"/>
     <w:multiLevelType w:val="hybridMultilevel"/>
     <w:tmpl w:val="BDB67538"/>
@@ -8951,7 +9598,120 @@
       </w:rPr>
     </w:lvl>
   </w:abstractNum>
-  <w:abstractNum w:abstractNumId="9" w15:restartNumberingAfterBreak="0">
+  <w:abstractNum w:abstractNumId="12" w15:restartNumberingAfterBreak="0">
+    <w:nsid w:val="2A3272B7"/>
+    <w:multiLevelType w:val="hybridMultilevel"/>
+    <w:tmpl w:val="9112C890"/>
+    <w:lvl w:ilvl="0" w:tplc="0409000B">
+      <w:start w:val="1"/>
+      <w:numFmt w:val="bullet"/>
+      <w:lvlText w:val=""/>
+      <w:lvlJc w:val="left"/>
+      <w:pPr>
+        <w:ind w:left="1440" w:hanging="360"/>
+      </w:pPr>
+      <w:rPr>
+        <w:rFonts w:ascii="Wingdings" w:hAnsi="Wingdings" w:hint="default"/>
+      </w:rPr>
+    </w:lvl>
+    <w:lvl w:ilvl="1" w:tplc="04090003" w:tentative="1">
+      <w:start w:val="1"/>
+      <w:numFmt w:val="bullet"/>
+      <w:lvlText w:val="o"/>
+      <w:lvlJc w:val="left"/>
+      <w:pPr>
+        <w:ind w:left="2160" w:hanging="360"/>
+      </w:pPr>
+      <w:rPr>
+        <w:rFonts w:ascii="Courier New" w:hAnsi="Courier New" w:cs="Courier New" w:hint="default"/>
+      </w:rPr>
+    </w:lvl>
+    <w:lvl w:ilvl="2" w:tplc="04090005" w:tentative="1">
+      <w:start w:val="1"/>
+      <w:numFmt w:val="bullet"/>
+      <w:lvlText w:val=""/>
+      <w:lvlJc w:val="left"/>
+      <w:pPr>
+        <w:ind w:left="2880" w:hanging="360"/>
+      </w:pPr>
+      <w:rPr>
+        <w:rFonts w:ascii="Wingdings" w:hAnsi="Wingdings" w:hint="default"/>
+      </w:rPr>
+    </w:lvl>
+    <w:lvl w:ilvl="3" w:tplc="04090001" w:tentative="1">
+      <w:start w:val="1"/>
+      <w:numFmt w:val="bullet"/>
+      <w:lvlText w:val=""/>
+      <w:lvlJc w:val="left"/>
+      <w:pPr>
+        <w:ind w:left="3600" w:hanging="360"/>
+      </w:pPr>
+      <w:rPr>
+        <w:rFonts w:ascii="Symbol" w:hAnsi="Symbol" w:hint="default"/>
+      </w:rPr>
+    </w:lvl>
+    <w:lvl w:ilvl="4" w:tplc="04090003" w:tentative="1">
+      <w:start w:val="1"/>
+      <w:numFmt w:val="bullet"/>
+      <w:lvlText w:val="o"/>
+      <w:lvlJc w:val="left"/>
+      <w:pPr>
+        <w:ind w:left="4320" w:hanging="360"/>
+      </w:pPr>
+      <w:rPr>
+        <w:rFonts w:ascii="Courier New" w:hAnsi="Courier New" w:cs="Courier New" w:hint="default"/>
+      </w:rPr>
+    </w:lvl>
+    <w:lvl w:ilvl="5" w:tplc="04090005" w:tentative="1">
+      <w:start w:val="1"/>
+      <w:numFmt w:val="bullet"/>
+      <w:lvlText w:val=""/>
+      <w:lvlJc w:val="left"/>
+      <w:pPr>
+        <w:ind w:left="5040" w:hanging="360"/>
+      </w:pPr>
+      <w:rPr>
+        <w:rFonts w:ascii="Wingdings" w:hAnsi="Wingdings" w:hint="default"/>
+      </w:rPr>
+    </w:lvl>
+    <w:lvl w:ilvl="6" w:tplc="04090001" w:tentative="1">
+      <w:start w:val="1"/>
+      <w:numFmt w:val="bullet"/>
+      <w:lvlText w:val=""/>
+      <w:lvlJc w:val="left"/>
+      <w:pPr>
+        <w:ind w:left="5760" w:hanging="360"/>
+      </w:pPr>
+      <w:rPr>
+        <w:rFonts w:ascii="Symbol" w:hAnsi="Symbol" w:hint="default"/>
+      </w:rPr>
+    </w:lvl>
+    <w:lvl w:ilvl="7" w:tplc="04090003" w:tentative="1">
+      <w:start w:val="1"/>
+      <w:numFmt w:val="bullet"/>
+      <w:lvlText w:val="o"/>
+      <w:lvlJc w:val="left"/>
+      <w:pPr>
+        <w:ind w:left="6480" w:hanging="360"/>
+      </w:pPr>
+      <w:rPr>
+        <w:rFonts w:ascii="Courier New" w:hAnsi="Courier New" w:cs="Courier New" w:hint="default"/>
+      </w:rPr>
+    </w:lvl>
+    <w:lvl w:ilvl="8" w:tplc="04090005" w:tentative="1">
+      <w:start w:val="1"/>
+      <w:numFmt w:val="bullet"/>
+      <w:lvlText w:val=""/>
+      <w:lvlJc w:val="left"/>
+      <w:pPr>
+        <w:ind w:left="7200" w:hanging="360"/>
+      </w:pPr>
+      <w:rPr>
+        <w:rFonts w:ascii="Wingdings" w:hAnsi="Wingdings" w:hint="default"/>
+      </w:rPr>
+    </w:lvl>
+  </w:abstractNum>
+  <w:abstractNum w:abstractNumId="13" w15:restartNumberingAfterBreak="0">
     <w:nsid w:val="2CDA55A9"/>
     <w:multiLevelType w:val="hybridMultilevel"/>
     <w:tmpl w:val="F03E03F2"/>
@@ -9064,7 +9824,206 @@
       </w:rPr>
     </w:lvl>
   </w:abstractNum>
-  <w:abstractNum w:abstractNumId="10" w15:restartNumberingAfterBreak="0">
+  <w:abstractNum w:abstractNumId="14" w15:restartNumberingAfterBreak="0">
+    <w:nsid w:val="2D2F1D07"/>
+    <w:multiLevelType w:val="hybridMultilevel"/>
+    <w:tmpl w:val="7ED2DA30"/>
+    <w:lvl w:ilvl="0" w:tplc="0409000F">
+      <w:start w:val="1"/>
+      <w:numFmt w:val="decimal"/>
+      <w:lvlText w:val="%1."/>
+      <w:lvlJc w:val="left"/>
+      <w:pPr>
+        <w:ind w:left="1080" w:hanging="360"/>
+      </w:pPr>
+    </w:lvl>
+    <w:lvl w:ilvl="1" w:tplc="04090019" w:tentative="1">
+      <w:start w:val="1"/>
+      <w:numFmt w:val="lowerLetter"/>
+      <w:lvlText w:val="%2."/>
+      <w:lvlJc w:val="left"/>
+      <w:pPr>
+        <w:ind w:left="1800" w:hanging="360"/>
+      </w:pPr>
+    </w:lvl>
+    <w:lvl w:ilvl="2" w:tplc="0409001B" w:tentative="1">
+      <w:start w:val="1"/>
+      <w:numFmt w:val="lowerRoman"/>
+      <w:lvlText w:val="%3."/>
+      <w:lvlJc w:val="right"/>
+      <w:pPr>
+        <w:ind w:left="2520" w:hanging="180"/>
+      </w:pPr>
+    </w:lvl>
+    <w:lvl w:ilvl="3" w:tplc="0409000F" w:tentative="1">
+      <w:start w:val="1"/>
+      <w:numFmt w:val="decimal"/>
+      <w:lvlText w:val="%4."/>
+      <w:lvlJc w:val="left"/>
+      <w:pPr>
+        <w:ind w:left="3240" w:hanging="360"/>
+      </w:pPr>
+    </w:lvl>
+    <w:lvl w:ilvl="4" w:tplc="04090019" w:tentative="1">
+      <w:start w:val="1"/>
+      <w:numFmt w:val="lowerLetter"/>
+      <w:lvlText w:val="%5."/>
+      <w:lvlJc w:val="left"/>
+      <w:pPr>
+        <w:ind w:left="3960" w:hanging="360"/>
+      </w:pPr>
+    </w:lvl>
+    <w:lvl w:ilvl="5" w:tplc="0409001B" w:tentative="1">
+      <w:start w:val="1"/>
+      <w:numFmt w:val="lowerRoman"/>
+      <w:lvlText w:val="%6."/>
+      <w:lvlJc w:val="right"/>
+      <w:pPr>
+        <w:ind w:left="4680" w:hanging="180"/>
+      </w:pPr>
+    </w:lvl>
+    <w:lvl w:ilvl="6" w:tplc="0409000F" w:tentative="1">
+      <w:start w:val="1"/>
+      <w:numFmt w:val="decimal"/>
+      <w:lvlText w:val="%7."/>
+      <w:lvlJc w:val="left"/>
+      <w:pPr>
+        <w:ind w:left="5400" w:hanging="360"/>
+      </w:pPr>
+    </w:lvl>
+    <w:lvl w:ilvl="7" w:tplc="04090019" w:tentative="1">
+      <w:start w:val="1"/>
+      <w:numFmt w:val="lowerLetter"/>
+      <w:lvlText w:val="%8."/>
+      <w:lvlJc w:val="left"/>
+      <w:pPr>
+        <w:ind w:left="6120" w:hanging="360"/>
+      </w:pPr>
+    </w:lvl>
+    <w:lvl w:ilvl="8" w:tplc="0409001B" w:tentative="1">
+      <w:start w:val="1"/>
+      <w:numFmt w:val="lowerRoman"/>
+      <w:lvlText w:val="%9."/>
+      <w:lvlJc w:val="right"/>
+      <w:pPr>
+        <w:ind w:left="6840" w:hanging="180"/>
+      </w:pPr>
+    </w:lvl>
+  </w:abstractNum>
+  <w:abstractNum w:abstractNumId="15" w15:restartNumberingAfterBreak="0">
+    <w:nsid w:val="32A40C1C"/>
+    <w:multiLevelType w:val="hybridMultilevel"/>
+    <w:tmpl w:val="89786872"/>
+    <w:lvl w:ilvl="0" w:tplc="0409000B">
+      <w:start w:val="1"/>
+      <w:numFmt w:val="bullet"/>
+      <w:lvlText w:val=""/>
+      <w:lvlJc w:val="left"/>
+      <w:pPr>
+        <w:ind w:left="1440" w:hanging="360"/>
+      </w:pPr>
+      <w:rPr>
+        <w:rFonts w:ascii="Wingdings" w:hAnsi="Wingdings" w:hint="default"/>
+      </w:rPr>
+    </w:lvl>
+    <w:lvl w:ilvl="1" w:tplc="04090003" w:tentative="1">
+      <w:start w:val="1"/>
+      <w:numFmt w:val="bullet"/>
+      <w:lvlText w:val="o"/>
+      <w:lvlJc w:val="left"/>
+      <w:pPr>
+        <w:ind w:left="2160" w:hanging="360"/>
+      </w:pPr>
+      <w:rPr>
+        <w:rFonts w:ascii="Courier New" w:hAnsi="Courier New" w:cs="Courier New" w:hint="default"/>
+      </w:rPr>
+    </w:lvl>
+    <w:lvl w:ilvl="2" w:tplc="04090005" w:tentative="1">
+      <w:start w:val="1"/>
+      <w:numFmt w:val="bullet"/>
+      <w:lvlText w:val=""/>
+      <w:lvlJc w:val="left"/>
+      <w:pPr>
+        <w:ind w:left="2880" w:hanging="360"/>
+      </w:pPr>
+      <w:rPr>
+        <w:rFonts w:ascii="Wingdings" w:hAnsi="Wingdings" w:hint="default"/>
+      </w:rPr>
+    </w:lvl>
+    <w:lvl w:ilvl="3" w:tplc="04090001" w:tentative="1">
+      <w:start w:val="1"/>
+      <w:numFmt w:val="bullet"/>
+      <w:lvlText w:val=""/>
+      <w:lvlJc w:val="left"/>
+      <w:pPr>
+        <w:ind w:left="3600" w:hanging="360"/>
+      </w:pPr>
+      <w:rPr>
+        <w:rFonts w:ascii="Symbol" w:hAnsi="Symbol" w:hint="default"/>
+      </w:rPr>
+    </w:lvl>
+    <w:lvl w:ilvl="4" w:tplc="04090003" w:tentative="1">
+      <w:start w:val="1"/>
+      <w:numFmt w:val="bullet"/>
+      <w:lvlText w:val="o"/>
+      <w:lvlJc w:val="left"/>
+      <w:pPr>
+        <w:ind w:left="4320" w:hanging="360"/>
+      </w:pPr>
+      <w:rPr>
+        <w:rFonts w:ascii="Courier New" w:hAnsi="Courier New" w:cs="Courier New" w:hint="default"/>
+      </w:rPr>
+    </w:lvl>
+    <w:lvl w:ilvl="5" w:tplc="04090005" w:tentative="1">
+      <w:start w:val="1"/>
+      <w:numFmt w:val="bullet"/>
+      <w:lvlText w:val=""/>
+      <w:lvlJc w:val="left"/>
+      <w:pPr>
+        <w:ind w:left="5040" w:hanging="360"/>
+      </w:pPr>
+      <w:rPr>
+        <w:rFonts w:ascii="Wingdings" w:hAnsi="Wingdings" w:hint="default"/>
+      </w:rPr>
+    </w:lvl>
+    <w:lvl w:ilvl="6" w:tplc="04090001" w:tentative="1">
+      <w:start w:val="1"/>
+      <w:numFmt w:val="bullet"/>
+      <w:lvlText w:val=""/>
+      <w:lvlJc w:val="left"/>
+      <w:pPr>
+        <w:ind w:left="5760" w:hanging="360"/>
+      </w:pPr>
+      <w:rPr>
+        <w:rFonts w:ascii="Symbol" w:hAnsi="Symbol" w:hint="default"/>
+      </w:rPr>
+    </w:lvl>
+    <w:lvl w:ilvl="7" w:tplc="04090003" w:tentative="1">
+      <w:start w:val="1"/>
+      <w:numFmt w:val="bullet"/>
+      <w:lvlText w:val="o"/>
+      <w:lvlJc w:val="left"/>
+      <w:pPr>
+        <w:ind w:left="6480" w:hanging="360"/>
+      </w:pPr>
+      <w:rPr>
+        <w:rFonts w:ascii="Courier New" w:hAnsi="Courier New" w:cs="Courier New" w:hint="default"/>
+      </w:rPr>
+    </w:lvl>
+    <w:lvl w:ilvl="8" w:tplc="04090005" w:tentative="1">
+      <w:start w:val="1"/>
+      <w:numFmt w:val="bullet"/>
+      <w:lvlText w:val=""/>
+      <w:lvlJc w:val="left"/>
+      <w:pPr>
+        <w:ind w:left="7200" w:hanging="360"/>
+      </w:pPr>
+      <w:rPr>
+        <w:rFonts w:ascii="Wingdings" w:hAnsi="Wingdings" w:hint="default"/>
+      </w:rPr>
+    </w:lvl>
+  </w:abstractNum>
+  <w:abstractNum w:abstractNumId="16" w15:restartNumberingAfterBreak="0">
     <w:nsid w:val="33417A19"/>
     <w:multiLevelType w:val="hybridMultilevel"/>
     <w:tmpl w:val="E4EE0BE2"/>
@@ -9276,7 +10235,7 @@
       </w:rPr>
     </w:lvl>
   </w:abstractNum>
-  <w:abstractNum w:abstractNumId="11" w15:restartNumberingAfterBreak="0">
+  <w:abstractNum w:abstractNumId="17" w15:restartNumberingAfterBreak="0">
     <w:nsid w:val="399C477C"/>
     <w:multiLevelType w:val="hybridMultilevel"/>
     <w:tmpl w:val="3CF4AD5A"/>
@@ -9362,7 +10321,7 @@
       </w:pPr>
     </w:lvl>
   </w:abstractNum>
-  <w:abstractNum w:abstractNumId="12" w15:restartNumberingAfterBreak="0">
+  <w:abstractNum w:abstractNumId="18" w15:restartNumberingAfterBreak="0">
     <w:nsid w:val="3DFE0B89"/>
     <w:multiLevelType w:val="hybridMultilevel"/>
     <w:tmpl w:val="5CF45EE6"/>
@@ -9475,7 +10434,7 @@
       </w:rPr>
     </w:lvl>
   </w:abstractNum>
-  <w:abstractNum w:abstractNumId="13" w15:restartNumberingAfterBreak="0">
+  <w:abstractNum w:abstractNumId="19" w15:restartNumberingAfterBreak="0">
     <w:nsid w:val="3F167FA1"/>
     <w:multiLevelType w:val="hybridMultilevel"/>
     <w:tmpl w:val="49CA4320"/>
@@ -9687,7 +10646,7 @@
       </w:rPr>
     </w:lvl>
   </w:abstractNum>
-  <w:abstractNum w:abstractNumId="14" w15:restartNumberingAfterBreak="0">
+  <w:abstractNum w:abstractNumId="20" w15:restartNumberingAfterBreak="0">
     <w:nsid w:val="440E141C"/>
     <w:multiLevelType w:val="hybridMultilevel"/>
     <w:tmpl w:val="BF0A5342"/>
@@ -9779,7 +10738,120 @@
       </w:pPr>
     </w:lvl>
   </w:abstractNum>
-  <w:abstractNum w:abstractNumId="15" w15:restartNumberingAfterBreak="0">
+  <w:abstractNum w:abstractNumId="21" w15:restartNumberingAfterBreak="0">
+    <w:nsid w:val="457A1E5D"/>
+    <w:multiLevelType w:val="hybridMultilevel"/>
+    <w:tmpl w:val="0914A2C6"/>
+    <w:lvl w:ilvl="0" w:tplc="0409000B">
+      <w:start w:val="1"/>
+      <w:numFmt w:val="bullet"/>
+      <w:lvlText w:val=""/>
+      <w:lvlJc w:val="left"/>
+      <w:pPr>
+        <w:ind w:left="1440" w:hanging="360"/>
+      </w:pPr>
+      <w:rPr>
+        <w:rFonts w:ascii="Wingdings" w:hAnsi="Wingdings" w:hint="default"/>
+      </w:rPr>
+    </w:lvl>
+    <w:lvl w:ilvl="1" w:tplc="04090003" w:tentative="1">
+      <w:start w:val="1"/>
+      <w:numFmt w:val="bullet"/>
+      <w:lvlText w:val="o"/>
+      <w:lvlJc w:val="left"/>
+      <w:pPr>
+        <w:ind w:left="2160" w:hanging="360"/>
+      </w:pPr>
+      <w:rPr>
+        <w:rFonts w:ascii="Courier New" w:hAnsi="Courier New" w:cs="Courier New" w:hint="default"/>
+      </w:rPr>
+    </w:lvl>
+    <w:lvl w:ilvl="2" w:tplc="04090005" w:tentative="1">
+      <w:start w:val="1"/>
+      <w:numFmt w:val="bullet"/>
+      <w:lvlText w:val=""/>
+      <w:lvlJc w:val="left"/>
+      <w:pPr>
+        <w:ind w:left="2880" w:hanging="360"/>
+      </w:pPr>
+      <w:rPr>
+        <w:rFonts w:ascii="Wingdings" w:hAnsi="Wingdings" w:hint="default"/>
+      </w:rPr>
+    </w:lvl>
+    <w:lvl w:ilvl="3" w:tplc="04090001" w:tentative="1">
+      <w:start w:val="1"/>
+      <w:numFmt w:val="bullet"/>
+      <w:lvlText w:val=""/>
+      <w:lvlJc w:val="left"/>
+      <w:pPr>
+        <w:ind w:left="3600" w:hanging="360"/>
+      </w:pPr>
+      <w:rPr>
+        <w:rFonts w:ascii="Symbol" w:hAnsi="Symbol" w:hint="default"/>
+      </w:rPr>
+    </w:lvl>
+    <w:lvl w:ilvl="4" w:tplc="04090003" w:tentative="1">
+      <w:start w:val="1"/>
+      <w:numFmt w:val="bullet"/>
+      <w:lvlText w:val="o"/>
+      <w:lvlJc w:val="left"/>
+      <w:pPr>
+        <w:ind w:left="4320" w:hanging="360"/>
+      </w:pPr>
+      <w:rPr>
+        <w:rFonts w:ascii="Courier New" w:hAnsi="Courier New" w:cs="Courier New" w:hint="default"/>
+      </w:rPr>
+    </w:lvl>
+    <w:lvl w:ilvl="5" w:tplc="04090005" w:tentative="1">
+      <w:start w:val="1"/>
+      <w:numFmt w:val="bullet"/>
+      <w:lvlText w:val=""/>
+      <w:lvlJc w:val="left"/>
+      <w:pPr>
+        <w:ind w:left="5040" w:hanging="360"/>
+      </w:pPr>
+      <w:rPr>
+        <w:rFonts w:ascii="Wingdings" w:hAnsi="Wingdings" w:hint="default"/>
+      </w:rPr>
+    </w:lvl>
+    <w:lvl w:ilvl="6" w:tplc="04090001" w:tentative="1">
+      <w:start w:val="1"/>
+      <w:numFmt w:val="bullet"/>
+      <w:lvlText w:val=""/>
+      <w:lvlJc w:val="left"/>
+      <w:pPr>
+        <w:ind w:left="5760" w:hanging="360"/>
+      </w:pPr>
+      <w:rPr>
+        <w:rFonts w:ascii="Symbol" w:hAnsi="Symbol" w:hint="default"/>
+      </w:rPr>
+    </w:lvl>
+    <w:lvl w:ilvl="7" w:tplc="04090003" w:tentative="1">
+      <w:start w:val="1"/>
+      <w:numFmt w:val="bullet"/>
+      <w:lvlText w:val="o"/>
+      <w:lvlJc w:val="left"/>
+      <w:pPr>
+        <w:ind w:left="6480" w:hanging="360"/>
+      </w:pPr>
+      <w:rPr>
+        <w:rFonts w:ascii="Courier New" w:hAnsi="Courier New" w:cs="Courier New" w:hint="default"/>
+      </w:rPr>
+    </w:lvl>
+    <w:lvl w:ilvl="8" w:tplc="04090005" w:tentative="1">
+      <w:start w:val="1"/>
+      <w:numFmt w:val="bullet"/>
+      <w:lvlText w:val=""/>
+      <w:lvlJc w:val="left"/>
+      <w:pPr>
+        <w:ind w:left="7200" w:hanging="360"/>
+      </w:pPr>
+      <w:rPr>
+        <w:rFonts w:ascii="Wingdings" w:hAnsi="Wingdings" w:hint="default"/>
+      </w:rPr>
+    </w:lvl>
+  </w:abstractNum>
+  <w:abstractNum w:abstractNumId="22" w15:restartNumberingAfterBreak="0">
     <w:nsid w:val="4636382D"/>
     <w:multiLevelType w:val="hybridMultilevel"/>
     <w:tmpl w:val="E0500B62"/>
@@ -9868,7 +10940,7 @@
       </w:pPr>
     </w:lvl>
   </w:abstractNum>
-  <w:abstractNum w:abstractNumId="16" w15:restartNumberingAfterBreak="0">
+  <w:abstractNum w:abstractNumId="23" w15:restartNumberingAfterBreak="0">
     <w:nsid w:val="540D471F"/>
     <w:multiLevelType w:val="hybridMultilevel"/>
     <w:tmpl w:val="E266ED72"/>
@@ -9981,7 +11053,7 @@
       </w:rPr>
     </w:lvl>
   </w:abstractNum>
-  <w:abstractNum w:abstractNumId="17" w15:restartNumberingAfterBreak="0">
+  <w:abstractNum w:abstractNumId="24" w15:restartNumberingAfterBreak="0">
     <w:nsid w:val="5501403A"/>
     <w:multiLevelType w:val="hybridMultilevel"/>
     <w:tmpl w:val="47EEEE34"/>
@@ -10094,7 +11166,7 @@
       </w:rPr>
     </w:lvl>
   </w:abstractNum>
-  <w:abstractNum w:abstractNumId="18" w15:restartNumberingAfterBreak="0">
+  <w:abstractNum w:abstractNumId="25" w15:restartNumberingAfterBreak="0">
     <w:nsid w:val="592104B6"/>
     <w:multiLevelType w:val="hybridMultilevel"/>
     <w:tmpl w:val="D55A83DA"/>
@@ -10315,7 +11387,120 @@
       </w:rPr>
     </w:lvl>
   </w:abstractNum>
-  <w:abstractNum w:abstractNumId="19" w15:restartNumberingAfterBreak="0">
+  <w:abstractNum w:abstractNumId="26" w15:restartNumberingAfterBreak="0">
+    <w:nsid w:val="5A484DF6"/>
+    <w:multiLevelType w:val="hybridMultilevel"/>
+    <w:tmpl w:val="75BE96FA"/>
+    <w:lvl w:ilvl="0" w:tplc="04090003">
+      <w:start w:val="1"/>
+      <w:numFmt w:val="bullet"/>
+      <w:lvlText w:val="o"/>
+      <w:lvlJc w:val="left"/>
+      <w:pPr>
+        <w:ind w:left="730" w:hanging="360"/>
+      </w:pPr>
+      <w:rPr>
+        <w:rFonts w:ascii="Courier New" w:hAnsi="Courier New" w:cs="Courier New" w:hint="default"/>
+      </w:rPr>
+    </w:lvl>
+    <w:lvl w:ilvl="1" w:tplc="04090003" w:tentative="1">
+      <w:start w:val="1"/>
+      <w:numFmt w:val="bullet"/>
+      <w:lvlText w:val="o"/>
+      <w:lvlJc w:val="left"/>
+      <w:pPr>
+        <w:ind w:left="1450" w:hanging="360"/>
+      </w:pPr>
+      <w:rPr>
+        <w:rFonts w:ascii="Courier New" w:hAnsi="Courier New" w:cs="Courier New" w:hint="default"/>
+      </w:rPr>
+    </w:lvl>
+    <w:lvl w:ilvl="2" w:tplc="04090005" w:tentative="1">
+      <w:start w:val="1"/>
+      <w:numFmt w:val="bullet"/>
+      <w:lvlText w:val=""/>
+      <w:lvlJc w:val="left"/>
+      <w:pPr>
+        <w:ind w:left="2170" w:hanging="360"/>
+      </w:pPr>
+      <w:rPr>
+        <w:rFonts w:ascii="Wingdings" w:hAnsi="Wingdings" w:hint="default"/>
+      </w:rPr>
+    </w:lvl>
+    <w:lvl w:ilvl="3" w:tplc="04090001" w:tentative="1">
+      <w:start w:val="1"/>
+      <w:numFmt w:val="bullet"/>
+      <w:lvlText w:val=""/>
+      <w:lvlJc w:val="left"/>
+      <w:pPr>
+        <w:ind w:left="2890" w:hanging="360"/>
+      </w:pPr>
+      <w:rPr>
+        <w:rFonts w:ascii="Symbol" w:hAnsi="Symbol" w:hint="default"/>
+      </w:rPr>
+    </w:lvl>
+    <w:lvl w:ilvl="4" w:tplc="04090003" w:tentative="1">
+      <w:start w:val="1"/>
+      <w:numFmt w:val="bullet"/>
+      <w:lvlText w:val="o"/>
+      <w:lvlJc w:val="left"/>
+      <w:pPr>
+        <w:ind w:left="3610" w:hanging="360"/>
+      </w:pPr>
+      <w:rPr>
+        <w:rFonts w:ascii="Courier New" w:hAnsi="Courier New" w:cs="Courier New" w:hint="default"/>
+      </w:rPr>
+    </w:lvl>
+    <w:lvl w:ilvl="5" w:tplc="04090005" w:tentative="1">
+      <w:start w:val="1"/>
+      <w:numFmt w:val="bullet"/>
+      <w:lvlText w:val=""/>
+      <w:lvlJc w:val="left"/>
+      <w:pPr>
+        <w:ind w:left="4330" w:hanging="360"/>
+      </w:pPr>
+      <w:rPr>
+        <w:rFonts w:ascii="Wingdings" w:hAnsi="Wingdings" w:hint="default"/>
+      </w:rPr>
+    </w:lvl>
+    <w:lvl w:ilvl="6" w:tplc="04090001" w:tentative="1">
+      <w:start w:val="1"/>
+      <w:numFmt w:val="bullet"/>
+      <w:lvlText w:val=""/>
+      <w:lvlJc w:val="left"/>
+      <w:pPr>
+        <w:ind w:left="5050" w:hanging="360"/>
+      </w:pPr>
+      <w:rPr>
+        <w:rFonts w:ascii="Symbol" w:hAnsi="Symbol" w:hint="default"/>
+      </w:rPr>
+    </w:lvl>
+    <w:lvl w:ilvl="7" w:tplc="04090003" w:tentative="1">
+      <w:start w:val="1"/>
+      <w:numFmt w:val="bullet"/>
+      <w:lvlText w:val="o"/>
+      <w:lvlJc w:val="left"/>
+      <w:pPr>
+        <w:ind w:left="5770" w:hanging="360"/>
+      </w:pPr>
+      <w:rPr>
+        <w:rFonts w:ascii="Courier New" w:hAnsi="Courier New" w:cs="Courier New" w:hint="default"/>
+      </w:rPr>
+    </w:lvl>
+    <w:lvl w:ilvl="8" w:tplc="04090005" w:tentative="1">
+      <w:start w:val="1"/>
+      <w:numFmt w:val="bullet"/>
+      <w:lvlText w:val=""/>
+      <w:lvlJc w:val="left"/>
+      <w:pPr>
+        <w:ind w:left="6490" w:hanging="360"/>
+      </w:pPr>
+      <w:rPr>
+        <w:rFonts w:ascii="Wingdings" w:hAnsi="Wingdings" w:hint="default"/>
+      </w:rPr>
+    </w:lvl>
+  </w:abstractNum>
+  <w:abstractNum w:abstractNumId="27" w15:restartNumberingAfterBreak="0">
     <w:nsid w:val="5BB31C09"/>
     <w:multiLevelType w:val="hybridMultilevel"/>
     <w:tmpl w:val="76CCF36E"/>
@@ -10428,7 +11613,7 @@
       </w:rPr>
     </w:lvl>
   </w:abstractNum>
-  <w:abstractNum w:abstractNumId="20" w15:restartNumberingAfterBreak="0">
+  <w:abstractNum w:abstractNumId="28" w15:restartNumberingAfterBreak="0">
     <w:nsid w:val="5C2C5D2D"/>
     <w:multiLevelType w:val="hybridMultilevel"/>
     <w:tmpl w:val="065A2C7A"/>
@@ -10518,7 +11703,7 @@
       </w:pPr>
     </w:lvl>
   </w:abstractNum>
-  <w:abstractNum w:abstractNumId="21" w15:restartNumberingAfterBreak="0">
+  <w:abstractNum w:abstractNumId="29" w15:restartNumberingAfterBreak="0">
     <w:nsid w:val="5E094E2E"/>
     <w:multiLevelType w:val="hybridMultilevel"/>
     <w:tmpl w:val="15584D88"/>
@@ -10631,7 +11816,7 @@
       </w:rPr>
     </w:lvl>
   </w:abstractNum>
-  <w:abstractNum w:abstractNumId="22" w15:restartNumberingAfterBreak="0">
+  <w:abstractNum w:abstractNumId="30" w15:restartNumberingAfterBreak="0">
     <w:nsid w:val="5F0F1126"/>
     <w:multiLevelType w:val="hybridMultilevel"/>
     <w:tmpl w:val="2B0CB398"/>
@@ -10744,7 +11929,7 @@
       </w:rPr>
     </w:lvl>
   </w:abstractNum>
-  <w:abstractNum w:abstractNumId="23" w15:restartNumberingAfterBreak="0">
+  <w:abstractNum w:abstractNumId="31" w15:restartNumberingAfterBreak="0">
     <w:nsid w:val="60FA1B1A"/>
     <w:multiLevelType w:val="hybridMultilevel"/>
     <w:tmpl w:val="C19C2348"/>
@@ -10956,7 +12141,7 @@
       </w:rPr>
     </w:lvl>
   </w:abstractNum>
-  <w:abstractNum w:abstractNumId="24" w15:restartNumberingAfterBreak="0">
+  <w:abstractNum w:abstractNumId="32" w15:restartNumberingAfterBreak="0">
     <w:nsid w:val="630A34A1"/>
     <w:multiLevelType w:val="hybridMultilevel"/>
     <w:tmpl w:val="672EE4D6"/>
@@ -11069,7 +12254,7 @@
       </w:rPr>
     </w:lvl>
   </w:abstractNum>
-  <w:abstractNum w:abstractNumId="25" w15:restartNumberingAfterBreak="0">
+  <w:abstractNum w:abstractNumId="33" w15:restartNumberingAfterBreak="0">
     <w:nsid w:val="636A1CBE"/>
     <w:multiLevelType w:val="hybridMultilevel"/>
     <w:tmpl w:val="D66A4868"/>
@@ -11182,7 +12367,7 @@
       </w:rPr>
     </w:lvl>
   </w:abstractNum>
-  <w:abstractNum w:abstractNumId="26" w15:restartNumberingAfterBreak="0">
+  <w:abstractNum w:abstractNumId="34" w15:restartNumberingAfterBreak="0">
     <w:nsid w:val="650256D1"/>
     <w:multiLevelType w:val="hybridMultilevel"/>
     <w:tmpl w:val="D3F29F48"/>
@@ -11295,7 +12480,7 @@
       </w:rPr>
     </w:lvl>
   </w:abstractNum>
-  <w:abstractNum w:abstractNumId="27" w15:restartNumberingAfterBreak="0">
+  <w:abstractNum w:abstractNumId="35" w15:restartNumberingAfterBreak="0">
     <w:nsid w:val="651A5DB6"/>
     <w:multiLevelType w:val="hybridMultilevel"/>
     <w:tmpl w:val="CCE86B80"/>
@@ -11408,7 +12593,7 @@
       </w:rPr>
     </w:lvl>
   </w:abstractNum>
-  <w:abstractNum w:abstractNumId="28" w15:restartNumberingAfterBreak="0">
+  <w:abstractNum w:abstractNumId="36" w15:restartNumberingAfterBreak="0">
     <w:nsid w:val="6C7B0029"/>
     <w:multiLevelType w:val="hybridMultilevel"/>
     <w:tmpl w:val="742C3E4C"/>
@@ -11620,7 +12805,7 @@
       </w:rPr>
     </w:lvl>
   </w:abstractNum>
-  <w:abstractNum w:abstractNumId="29" w15:restartNumberingAfterBreak="0">
+  <w:abstractNum w:abstractNumId="37" w15:restartNumberingAfterBreak="0">
     <w:nsid w:val="6FCE729F"/>
     <w:multiLevelType w:val="hybridMultilevel"/>
     <w:tmpl w:val="6FB886B8"/>
@@ -11733,7 +12918,7 @@
       </w:rPr>
     </w:lvl>
   </w:abstractNum>
-  <w:abstractNum w:abstractNumId="30" w15:restartNumberingAfterBreak="0">
+  <w:abstractNum w:abstractNumId="38" w15:restartNumberingAfterBreak="0">
     <w:nsid w:val="715E7FFD"/>
     <w:multiLevelType w:val="hybridMultilevel"/>
     <w:tmpl w:val="E9F2A408"/>
@@ -11822,7 +13007,7 @@
       </w:pPr>
     </w:lvl>
   </w:abstractNum>
-  <w:abstractNum w:abstractNumId="31" w15:restartNumberingAfterBreak="0">
+  <w:abstractNum w:abstractNumId="39" w15:restartNumberingAfterBreak="0">
     <w:nsid w:val="71BF7465"/>
     <w:multiLevelType w:val="hybridMultilevel"/>
     <w:tmpl w:val="4840308E"/>
@@ -11935,7 +13120,7 @@
       </w:rPr>
     </w:lvl>
   </w:abstractNum>
-  <w:abstractNum w:abstractNumId="32" w15:restartNumberingAfterBreak="0">
+  <w:abstractNum w:abstractNumId="40" w15:restartNumberingAfterBreak="0">
     <w:nsid w:val="7B7C0F1B"/>
     <w:multiLevelType w:val="hybridMultilevel"/>
     <w:tmpl w:val="42681674"/>
@@ -12049,103 +13234,127 @@
     </w:lvl>
   </w:abstractNum>
   <w:num w:numId="1" w16cid:durableId="1524170994">
+    <w:abstractNumId w:val="36"/>
+  </w:num>
+  <w:num w:numId="2" w16cid:durableId="1641687282">
+    <w:abstractNumId w:val="16"/>
+  </w:num>
+  <w:num w:numId="3" w16cid:durableId="1690714408">
+    <w:abstractNumId w:val="19"/>
+  </w:num>
+  <w:num w:numId="4" w16cid:durableId="514154542">
+    <w:abstractNumId w:val="8"/>
+  </w:num>
+  <w:num w:numId="5" w16cid:durableId="1951007288">
+    <w:abstractNumId w:val="31"/>
+  </w:num>
+  <w:num w:numId="6" w16cid:durableId="552889685">
+    <w:abstractNumId w:val="25"/>
+  </w:num>
+  <w:num w:numId="7" w16cid:durableId="710571272">
+    <w:abstractNumId w:val="5"/>
+  </w:num>
+  <w:num w:numId="8" w16cid:durableId="251360895">
+    <w:abstractNumId w:val="9"/>
+  </w:num>
+  <w:num w:numId="9" w16cid:durableId="1782071802">
+    <w:abstractNumId w:val="10"/>
+  </w:num>
+  <w:num w:numId="10" w16cid:durableId="345057088">
+    <w:abstractNumId w:val="39"/>
+  </w:num>
+  <w:num w:numId="11" w16cid:durableId="30962164">
+    <w:abstractNumId w:val="30"/>
+  </w:num>
+  <w:num w:numId="12" w16cid:durableId="1429810451">
+    <w:abstractNumId w:val="34"/>
+  </w:num>
+  <w:num w:numId="13" w16cid:durableId="1525560815">
+    <w:abstractNumId w:val="24"/>
+  </w:num>
+  <w:num w:numId="14" w16cid:durableId="1090927890">
+    <w:abstractNumId w:val="3"/>
+  </w:num>
+  <w:num w:numId="15" w16cid:durableId="306663509">
+    <w:abstractNumId w:val="17"/>
+  </w:num>
+  <w:num w:numId="16" w16cid:durableId="1295135679">
+    <w:abstractNumId w:val="22"/>
+  </w:num>
+  <w:num w:numId="17" w16cid:durableId="1280919589">
+    <w:abstractNumId w:val="38"/>
+  </w:num>
+  <w:num w:numId="18" w16cid:durableId="1640459423">
+    <w:abstractNumId w:val="35"/>
+  </w:num>
+  <w:num w:numId="19" w16cid:durableId="2063089807">
+    <w:abstractNumId w:val="33"/>
+  </w:num>
+  <w:num w:numId="20" w16cid:durableId="47851138">
+    <w:abstractNumId w:val="7"/>
+  </w:num>
+  <w:num w:numId="21" w16cid:durableId="677728845">
+    <w:abstractNumId w:val="13"/>
+  </w:num>
+  <w:num w:numId="22" w16cid:durableId="1676767068">
+    <w:abstractNumId w:val="29"/>
+  </w:num>
+  <w:num w:numId="23" w16cid:durableId="1977447592">
+    <w:abstractNumId w:val="11"/>
+  </w:num>
+  <w:num w:numId="24" w16cid:durableId="414784226">
+    <w:abstractNumId w:val="40"/>
+  </w:num>
+  <w:num w:numId="25" w16cid:durableId="2140417707">
+    <w:abstractNumId w:val="1"/>
+  </w:num>
+  <w:num w:numId="26" w16cid:durableId="89281080">
+    <w:abstractNumId w:val="20"/>
+  </w:num>
+  <w:num w:numId="27" w16cid:durableId="1971205732">
+    <w:abstractNumId w:val="27"/>
+  </w:num>
+  <w:num w:numId="28" w16cid:durableId="1319267377">
+    <w:abstractNumId w:val="23"/>
+  </w:num>
+  <w:num w:numId="29" w16cid:durableId="1232540639">
+    <w:abstractNumId w:val="4"/>
+  </w:num>
+  <w:num w:numId="30" w16cid:durableId="636451650">
     <w:abstractNumId w:val="28"/>
   </w:num>
-  <w:num w:numId="2" w16cid:durableId="1641687282">
-    <w:abstractNumId w:val="10"/>
+  <w:num w:numId="31" w16cid:durableId="939333285">
+    <w:abstractNumId w:val="32"/>
   </w:num>
-  <w:num w:numId="3" w16cid:durableId="1690714408">
-    <w:abstractNumId w:val="13"/>
-  </w:num>
-  <w:num w:numId="4" w16cid:durableId="514154542">
-    <w:abstractNumId w:val="5"/>
-  </w:num>
-  <w:num w:numId="5" w16cid:durableId="1951007288">
-    <w:abstractNumId w:val="23"/>
-  </w:num>
-  <w:num w:numId="6" w16cid:durableId="552889685">
+  <w:num w:numId="32" w16cid:durableId="286351554">
     <w:abstractNumId w:val="18"/>
   </w:num>
-  <w:num w:numId="7" w16cid:durableId="710571272">
-    <w:abstractNumId w:val="3"/>
+  <w:num w:numId="33" w16cid:durableId="1714429119">
+    <w:abstractNumId w:val="37"/>
   </w:num>
-  <w:num w:numId="8" w16cid:durableId="251360895">
+  <w:num w:numId="34" w16cid:durableId="2018462855">
+    <w:abstractNumId w:val="14"/>
+  </w:num>
+  <w:num w:numId="35" w16cid:durableId="1724645377">
+    <w:abstractNumId w:val="26"/>
+  </w:num>
+  <w:num w:numId="36" w16cid:durableId="432674480">
+    <w:abstractNumId w:val="0"/>
+  </w:num>
+  <w:num w:numId="37" w16cid:durableId="1553349293">
+    <w:abstractNumId w:val="15"/>
+  </w:num>
+  <w:num w:numId="38" w16cid:durableId="1386486375">
     <w:abstractNumId w:val="6"/>
   </w:num>
-  <w:num w:numId="9" w16cid:durableId="1782071802">
-    <w:abstractNumId w:val="7"/>
+  <w:num w:numId="39" w16cid:durableId="996690078">
+    <w:abstractNumId w:val="2"/>
   </w:num>
-  <w:num w:numId="10" w16cid:durableId="345057088">
-    <w:abstractNumId w:val="31"/>
-  </w:num>
-  <w:num w:numId="11" w16cid:durableId="30962164">
-    <w:abstractNumId w:val="22"/>
-  </w:num>
-  <w:num w:numId="12" w16cid:durableId="1429810451">
-    <w:abstractNumId w:val="26"/>
-  </w:num>
-  <w:num w:numId="13" w16cid:durableId="1525560815">
-    <w:abstractNumId w:val="17"/>
-  </w:num>
-  <w:num w:numId="14" w16cid:durableId="1090927890">
-    <w:abstractNumId w:val="1"/>
-  </w:num>
-  <w:num w:numId="15" w16cid:durableId="306663509">
-    <w:abstractNumId w:val="11"/>
-  </w:num>
-  <w:num w:numId="16" w16cid:durableId="1295135679">
-    <w:abstractNumId w:val="15"/>
-  </w:num>
-  <w:num w:numId="17" w16cid:durableId="1280919589">
-    <w:abstractNumId w:val="30"/>
-  </w:num>
-  <w:num w:numId="18" w16cid:durableId="1640459423">
-    <w:abstractNumId w:val="27"/>
-  </w:num>
-  <w:num w:numId="19" w16cid:durableId="2063089807">
-    <w:abstractNumId w:val="25"/>
-  </w:num>
-  <w:num w:numId="20" w16cid:durableId="47851138">
-    <w:abstractNumId w:val="4"/>
-  </w:num>
-  <w:num w:numId="21" w16cid:durableId="677728845">
-    <w:abstractNumId w:val="9"/>
-  </w:num>
-  <w:num w:numId="22" w16cid:durableId="1676767068">
+  <w:num w:numId="40" w16cid:durableId="913011274">
     <w:abstractNumId w:val="21"/>
   </w:num>
-  <w:num w:numId="23" w16cid:durableId="1977447592">
-    <w:abstractNumId w:val="8"/>
-  </w:num>
-  <w:num w:numId="24" w16cid:durableId="414784226">
-    <w:abstractNumId w:val="32"/>
-  </w:num>
-  <w:num w:numId="25" w16cid:durableId="2140417707">
-    <w:abstractNumId w:val="0"/>
-  </w:num>
-  <w:num w:numId="26" w16cid:durableId="89281080">
-    <w:abstractNumId w:val="14"/>
-  </w:num>
-  <w:num w:numId="27" w16cid:durableId="1971205732">
-    <w:abstractNumId w:val="19"/>
-  </w:num>
-  <w:num w:numId="28" w16cid:durableId="1319267377">
-    <w:abstractNumId w:val="16"/>
-  </w:num>
-  <w:num w:numId="29" w16cid:durableId="1232540639">
-    <w:abstractNumId w:val="2"/>
-  </w:num>
-  <w:num w:numId="30" w16cid:durableId="636451650">
-    <w:abstractNumId w:val="20"/>
-  </w:num>
-  <w:num w:numId="31" w16cid:durableId="939333285">
-    <w:abstractNumId w:val="24"/>
-  </w:num>
-  <w:num w:numId="32" w16cid:durableId="286351554">
+  <w:num w:numId="41" w16cid:durableId="635186503">
     <w:abstractNumId w:val="12"/>
-  </w:num>
-  <w:num w:numId="33" w16cid:durableId="1714429119">
-    <w:abstractNumId w:val="29"/>
   </w:num>
 </w:numbering>
 </file>
@@ -12603,6 +13812,26 @@
       <w:color w:val="000000"/>
     </w:rPr>
   </w:style>
+  <w:style w:type="paragraph" w:styleId="Heading3">
+    <w:name w:val="heading 3"/>
+    <w:basedOn w:val="Normal"/>
+    <w:next w:val="Normal"/>
+    <w:link w:val="Heading3Char"/>
+    <w:uiPriority w:val="9"/>
+    <w:unhideWhenUsed/>
+    <w:qFormat/>
+    <w:rsid w:val="009705AC"/>
+    <w:pPr>
+      <w:keepNext/>
+      <w:keepLines/>
+      <w:spacing w:before="40" w:after="0"/>
+      <w:outlineLvl w:val="2"/>
+    </w:pPr>
+    <w:rPr>
+      <w:rFonts w:asciiTheme="majorHAnsi" w:eastAsiaTheme="majorEastAsia" w:hAnsiTheme="majorHAnsi" w:cstheme="majorBidi"/>
+      <w:color w:val="0A2F40" w:themeColor="accent1" w:themeShade="7F"/>
+    </w:rPr>
+  </w:style>
   <w:style w:type="character" w:default="1" w:styleId="DefaultParagraphFont">
     <w:name w:val="Default Paragraph Font"/>
     <w:uiPriority w:val="1"/>
@@ -12745,6 +13974,17 @@
       <w:i/>
       <w:iCs/>
       <w:color w:val="156082" w:themeColor="accent1"/>
+    </w:rPr>
+  </w:style>
+  <w:style w:type="character" w:customStyle="1" w:styleId="Heading3Char">
+    <w:name w:val="Heading 3 Char"/>
+    <w:basedOn w:val="DefaultParagraphFont"/>
+    <w:link w:val="Heading3"/>
+    <w:uiPriority w:val="9"/>
+    <w:rsid w:val="009705AC"/>
+    <w:rPr>
+      <w:rFonts w:asciiTheme="majorHAnsi" w:eastAsiaTheme="majorEastAsia" w:hAnsiTheme="majorHAnsi" w:cstheme="majorBidi"/>
+      <w:color w:val="0A2F40" w:themeColor="accent1" w:themeShade="7F"/>
     </w:rPr>
   </w:style>
 </w:styles>

--- a/Documentation.docx
+++ b/Documentation.docx
@@ -514,12 +514,24 @@
               <w:spacing w:after="0" w:line="259" w:lineRule="auto"/>
               <w:ind w:left="0" w:right="0" w:firstLine="0"/>
               <w:jc w:val="left"/>
+              <w:rPr>
+                <w:b/>
+                <w:bCs/>
+              </w:rPr>
             </w:pPr>
             <w:r>
               <w:rPr>
                 <w:sz w:val="22"/>
               </w:rPr>
               <w:t xml:space="preserve"> </w:t>
+            </w:r>
+            <w:r>
+              <w:rPr>
+                <w:b/>
+                <w:bCs/>
+                <w:sz w:val="22"/>
+              </w:rPr>
+              <w:t>May 22, 2026</w:t>
             </w:r>
           </w:p>
         </w:tc>
@@ -762,55 +774,7 @@
           <w:rFonts w:ascii="Century Gothic" w:eastAsia="Century Gothic" w:hAnsi="Century Gothic" w:cs="Century Gothic"/>
           <w:sz w:val="22"/>
         </w:rPr>
-        <w:t xml:space="preserve">By checking the box below, I certify that this assignment is my own work and is free from plagiarism. I understand that the assignment may </w:t>
-      </w:r>
-      <w:proofErr w:type="gramStart"/>
-      <w:r>
-        <w:rPr>
-          <w:rFonts w:ascii="Century Gothic" w:eastAsia="Century Gothic" w:hAnsi="Century Gothic" w:cs="Century Gothic"/>
-          <w:sz w:val="22"/>
-        </w:rPr>
-        <w:t>be checked</w:t>
-      </w:r>
-      <w:proofErr w:type="gramEnd"/>
-      <w:r>
-        <w:rPr>
-          <w:rFonts w:ascii="Century Gothic" w:eastAsia="Century Gothic" w:hAnsi="Century Gothic" w:cs="Century Gothic"/>
-          <w:sz w:val="22"/>
-        </w:rPr>
-        <w:t xml:space="preserve"> for plagiarism by electronic or other means and may </w:t>
-      </w:r>
-      <w:proofErr w:type="gramStart"/>
-      <w:r>
-        <w:rPr>
-          <w:rFonts w:ascii="Century Gothic" w:eastAsia="Century Gothic" w:hAnsi="Century Gothic" w:cs="Century Gothic"/>
-          <w:sz w:val="22"/>
-        </w:rPr>
-        <w:t>be transferred</w:t>
-      </w:r>
-      <w:proofErr w:type="gramEnd"/>
-      <w:r>
-        <w:rPr>
-          <w:rFonts w:ascii="Century Gothic" w:eastAsia="Century Gothic" w:hAnsi="Century Gothic" w:cs="Century Gothic"/>
-          <w:sz w:val="22"/>
-        </w:rPr>
-        <w:t xml:space="preserve"> and stored in a database for the purposes of data-matching to help detect plagiarism. The assignment has not previously </w:t>
-      </w:r>
-      <w:proofErr w:type="gramStart"/>
-      <w:r>
-        <w:rPr>
-          <w:rFonts w:ascii="Century Gothic" w:eastAsia="Century Gothic" w:hAnsi="Century Gothic" w:cs="Century Gothic"/>
-          <w:sz w:val="22"/>
-        </w:rPr>
-        <w:t>been submitted</w:t>
-      </w:r>
-      <w:proofErr w:type="gramEnd"/>
-      <w:r>
-        <w:rPr>
-          <w:rFonts w:ascii="Century Gothic" w:eastAsia="Century Gothic" w:hAnsi="Century Gothic" w:cs="Century Gothic"/>
-          <w:sz w:val="22"/>
-        </w:rPr>
-        <w:t xml:space="preserve"> for assessment in any other unit or to any other institution. </w:t>
+        <w:t xml:space="preserve">By checking the box below, I certify that this assignment is my own work and is free from plagiarism. I understand that the assignment may be checked for plagiarism by electronic or other means and may be transferred and stored in a database for the purposes of data-matching to help detect plagiarism. The assignment has not previously been submitted for assessment in any other unit or to any other institution. </w:t>
       </w:r>
       <w:r>
         <w:rPr>
@@ -956,7 +920,37 @@
           <w:rFonts w:ascii="Century Gothic" w:eastAsia="Century Gothic" w:hAnsi="Century Gothic" w:cs="Century Gothic"/>
           <w:sz w:val="22"/>
         </w:rPr>
-        <w:t xml:space="preserve">…………………………………………. </w:t>
+        <w:t>……………</w:t>
+      </w:r>
+      <w:r>
+        <w:rPr>
+          <w:b/>
+          <w:bCs/>
+          <w:sz w:val="22"/>
+        </w:rPr>
+        <w:t xml:space="preserve"> </w:t>
+      </w:r>
+      <w:r>
+        <w:rPr>
+          <w:b/>
+          <w:bCs/>
+          <w:sz w:val="22"/>
+        </w:rPr>
+        <w:t>May 22, 2026</w:t>
+      </w:r>
+      <w:r>
+        <w:rPr>
+          <w:rFonts w:ascii="Century Gothic" w:eastAsia="Century Gothic" w:hAnsi="Century Gothic" w:cs="Century Gothic"/>
+          <w:sz w:val="22"/>
+        </w:rPr>
+        <w:t>…………….</w:t>
+      </w:r>
+      <w:r>
+        <w:rPr>
+          <w:rFonts w:ascii="Century Gothic" w:eastAsia="Century Gothic" w:hAnsi="Century Gothic" w:cs="Century Gothic"/>
+          <w:sz w:val="22"/>
+        </w:rPr>
+        <w:t>..</w:t>
       </w:r>
     </w:p>
     <w:p>
@@ -984,20 +978,768 @@
         <w:br w:type="page"/>
       </w:r>
     </w:p>
-    <w:p>
-      <w:pPr>
-        <w:pStyle w:val="IntenseQuote"/>
+    <w:sdt>
+      <w:sdtPr>
+        <w:id w:val="1607304822"/>
+        <w:docPartObj>
+          <w:docPartGallery w:val="Table of Contents"/>
+          <w:docPartUnique/>
+        </w:docPartObj>
+      </w:sdtPr>
+      <w:sdtEndPr>
+        <w:rPr>
+          <w:rFonts w:ascii="Calibri" w:eastAsia="Calibri" w:hAnsi="Calibri" w:cs="Calibri"/>
+          <w:b/>
+          <w:bCs/>
+          <w:noProof/>
+          <w:color w:val="000000"/>
+          <w:kern w:val="2"/>
+          <w:sz w:val="24"/>
+          <w:szCs w:val="24"/>
+          <w14:ligatures w14:val="standardContextual"/>
+        </w:rPr>
+      </w:sdtEndPr>
+      <w:sdtContent>
+        <w:p>
+          <w:pPr>
+            <w:pStyle w:val="TOCHeading"/>
+          </w:pPr>
+          <w:r>
+            <w:t>Contents</w:t>
+          </w:r>
+        </w:p>
+        <w:p/>
+        <w:p>
+          <w:pPr>
+            <w:pStyle w:val="TOC3"/>
+            <w:tabs>
+              <w:tab w:val="right" w:leader="dot" w:pos="9702"/>
+            </w:tabs>
+            <w:rPr>
+              <w:rFonts w:asciiTheme="minorHAnsi" w:eastAsiaTheme="minorEastAsia" w:hAnsiTheme="minorHAnsi" w:cstheme="minorBidi"/>
+              <w:noProof/>
+              <w:color w:val="auto"/>
+            </w:rPr>
+          </w:pPr>
+          <w:r>
+            <w:fldChar w:fldCharType="begin"/>
+          </w:r>
+          <w:r>
+            <w:instrText xml:space="preserve"> TOC \o "1-3" \h \z \u </w:instrText>
+          </w:r>
+          <w:r>
+            <w:fldChar w:fldCharType="separate"/>
+          </w:r>
+          <w:hyperlink w:anchor="_Toc230356211" w:history="1">
+            <w:r>
+              <w:rPr>
+                <w:rStyle w:val="Hyperlink"/>
+                <w:b/>
+                <w:bCs/>
+                <w:i/>
+                <w:iCs/>
+                <w:noProof/>
+                <w:spacing w:val="5"/>
+              </w:rPr>
+              <w:t>INTRODUCTION</w:t>
+            </w:r>
+            <w:r>
+              <w:rPr>
+                <w:noProof/>
+                <w:webHidden/>
+              </w:rPr>
+              <w:tab/>
+            </w:r>
+            <w:r>
+              <w:rPr>
+                <w:noProof/>
+                <w:webHidden/>
+              </w:rPr>
+              <w:fldChar w:fldCharType="begin"/>
+            </w:r>
+            <w:r>
+              <w:rPr>
+                <w:noProof/>
+                <w:webHidden/>
+              </w:rPr>
+              <w:instrText xml:space="preserve"> PAGEREF _Toc230356211 \h </w:instrText>
+            </w:r>
+            <w:r>
+              <w:rPr>
+                <w:noProof/>
+                <w:webHidden/>
+              </w:rPr>
+            </w:r>
+            <w:r>
+              <w:rPr>
+                <w:noProof/>
+                <w:webHidden/>
+              </w:rPr>
+              <w:fldChar w:fldCharType="separate"/>
+            </w:r>
+            <w:r>
+              <w:rPr>
+                <w:noProof/>
+                <w:webHidden/>
+              </w:rPr>
+              <w:t>2</w:t>
+            </w:r>
+            <w:r>
+              <w:rPr>
+                <w:noProof/>
+                <w:webHidden/>
+              </w:rPr>
+              <w:fldChar w:fldCharType="end"/>
+            </w:r>
+          </w:hyperlink>
+        </w:p>
+        <w:p>
+          <w:pPr>
+            <w:pStyle w:val="TOC3"/>
+            <w:tabs>
+              <w:tab w:val="right" w:leader="dot" w:pos="9702"/>
+            </w:tabs>
+            <w:rPr>
+              <w:rFonts w:asciiTheme="minorHAnsi" w:eastAsiaTheme="minorEastAsia" w:hAnsiTheme="minorHAnsi" w:cstheme="minorBidi"/>
+              <w:noProof/>
+              <w:color w:val="auto"/>
+            </w:rPr>
+          </w:pPr>
+          <w:hyperlink w:anchor="_Toc230356212" w:history="1">
+            <w:r>
+              <w:rPr>
+                <w:rStyle w:val="Hyperlink"/>
+                <w:b/>
+                <w:bCs/>
+                <w:i/>
+                <w:iCs/>
+                <w:noProof/>
+                <w:spacing w:val="5"/>
+              </w:rPr>
+              <w:t>WEBSITE SPECIFICATIONS</w:t>
+            </w:r>
+            <w:r>
+              <w:rPr>
+                <w:noProof/>
+                <w:webHidden/>
+              </w:rPr>
+              <w:tab/>
+            </w:r>
+            <w:r>
+              <w:rPr>
+                <w:noProof/>
+                <w:webHidden/>
+              </w:rPr>
+              <w:fldChar w:fldCharType="begin"/>
+            </w:r>
+            <w:r>
+              <w:rPr>
+                <w:noProof/>
+                <w:webHidden/>
+              </w:rPr>
+              <w:instrText xml:space="preserve"> PAGEREF _Toc230356212 \h </w:instrText>
+            </w:r>
+            <w:r>
+              <w:rPr>
+                <w:noProof/>
+                <w:webHidden/>
+              </w:rPr>
+            </w:r>
+            <w:r>
+              <w:rPr>
+                <w:noProof/>
+                <w:webHidden/>
+              </w:rPr>
+              <w:fldChar w:fldCharType="separate"/>
+            </w:r>
+            <w:r>
+              <w:rPr>
+                <w:noProof/>
+                <w:webHidden/>
+              </w:rPr>
+              <w:t>2</w:t>
+            </w:r>
+            <w:r>
+              <w:rPr>
+                <w:noProof/>
+                <w:webHidden/>
+              </w:rPr>
+              <w:fldChar w:fldCharType="end"/>
+            </w:r>
+          </w:hyperlink>
+        </w:p>
+        <w:p>
+          <w:pPr>
+            <w:pStyle w:val="TOC3"/>
+            <w:tabs>
+              <w:tab w:val="right" w:leader="dot" w:pos="9702"/>
+            </w:tabs>
+            <w:rPr>
+              <w:rFonts w:asciiTheme="minorHAnsi" w:eastAsiaTheme="minorEastAsia" w:hAnsiTheme="minorHAnsi" w:cstheme="minorBidi"/>
+              <w:noProof/>
+              <w:color w:val="auto"/>
+            </w:rPr>
+          </w:pPr>
+          <w:hyperlink w:anchor="_Toc230356213" w:history="1">
+            <w:r>
+              <w:rPr>
+                <w:rStyle w:val="Hyperlink"/>
+                <w:b/>
+                <w:bCs/>
+                <w:i/>
+                <w:iCs/>
+                <w:noProof/>
+                <w:spacing w:val="5"/>
+              </w:rPr>
+              <w:t>TARGET AUDIENCE</w:t>
+            </w:r>
+            <w:r>
+              <w:rPr>
+                <w:noProof/>
+                <w:webHidden/>
+              </w:rPr>
+              <w:tab/>
+            </w:r>
+            <w:r>
+              <w:rPr>
+                <w:noProof/>
+                <w:webHidden/>
+              </w:rPr>
+              <w:fldChar w:fldCharType="begin"/>
+            </w:r>
+            <w:r>
+              <w:rPr>
+                <w:noProof/>
+                <w:webHidden/>
+              </w:rPr>
+              <w:instrText xml:space="preserve"> PAGEREF _Toc230356213 \h </w:instrText>
+            </w:r>
+            <w:r>
+              <w:rPr>
+                <w:noProof/>
+                <w:webHidden/>
+              </w:rPr>
+            </w:r>
+            <w:r>
+              <w:rPr>
+                <w:noProof/>
+                <w:webHidden/>
+              </w:rPr>
+              <w:fldChar w:fldCharType="separate"/>
+            </w:r>
+            <w:r>
+              <w:rPr>
+                <w:noProof/>
+                <w:webHidden/>
+              </w:rPr>
+              <w:t>3</w:t>
+            </w:r>
+            <w:r>
+              <w:rPr>
+                <w:noProof/>
+                <w:webHidden/>
+              </w:rPr>
+              <w:fldChar w:fldCharType="end"/>
+            </w:r>
+          </w:hyperlink>
+        </w:p>
+        <w:p>
+          <w:pPr>
+            <w:pStyle w:val="TOC3"/>
+            <w:tabs>
+              <w:tab w:val="right" w:leader="dot" w:pos="9702"/>
+            </w:tabs>
+            <w:rPr>
+              <w:rFonts w:asciiTheme="minorHAnsi" w:eastAsiaTheme="minorEastAsia" w:hAnsiTheme="minorHAnsi" w:cstheme="minorBidi"/>
+              <w:noProof/>
+              <w:color w:val="auto"/>
+            </w:rPr>
+          </w:pPr>
+          <w:hyperlink w:anchor="_Toc230356214" w:history="1">
+            <w:r>
+              <w:rPr>
+                <w:rStyle w:val="Hyperlink"/>
+                <w:b/>
+                <w:bCs/>
+                <w:i/>
+                <w:iCs/>
+                <w:noProof/>
+                <w:spacing w:val="5"/>
+              </w:rPr>
+              <w:t>INFORMATION DESIGN &amp; TAXONOMY (SITE MAP)</w:t>
+            </w:r>
+            <w:r>
+              <w:rPr>
+                <w:noProof/>
+                <w:webHidden/>
+              </w:rPr>
+              <w:tab/>
+            </w:r>
+            <w:r>
+              <w:rPr>
+                <w:noProof/>
+                <w:webHidden/>
+              </w:rPr>
+              <w:fldChar w:fldCharType="begin"/>
+            </w:r>
+            <w:r>
+              <w:rPr>
+                <w:noProof/>
+                <w:webHidden/>
+              </w:rPr>
+              <w:instrText xml:space="preserve"> PAGEREF _Toc230356214 \h </w:instrText>
+            </w:r>
+            <w:r>
+              <w:rPr>
+                <w:noProof/>
+                <w:webHidden/>
+              </w:rPr>
+            </w:r>
+            <w:r>
+              <w:rPr>
+                <w:noProof/>
+                <w:webHidden/>
+              </w:rPr>
+              <w:fldChar w:fldCharType="separate"/>
+            </w:r>
+            <w:r>
+              <w:rPr>
+                <w:noProof/>
+                <w:webHidden/>
+              </w:rPr>
+              <w:t>4</w:t>
+            </w:r>
+            <w:r>
+              <w:rPr>
+                <w:noProof/>
+                <w:webHidden/>
+              </w:rPr>
+              <w:fldChar w:fldCharType="end"/>
+            </w:r>
+          </w:hyperlink>
+        </w:p>
+        <w:p>
+          <w:pPr>
+            <w:pStyle w:val="TOC3"/>
+            <w:tabs>
+              <w:tab w:val="right" w:leader="dot" w:pos="9702"/>
+            </w:tabs>
+            <w:rPr>
+              <w:rFonts w:asciiTheme="minorHAnsi" w:eastAsiaTheme="minorEastAsia" w:hAnsiTheme="minorHAnsi" w:cstheme="minorBidi"/>
+              <w:noProof/>
+              <w:color w:val="auto"/>
+            </w:rPr>
+          </w:pPr>
+          <w:hyperlink w:anchor="_Toc230356215" w:history="1">
+            <w:r>
+              <w:rPr>
+                <w:rStyle w:val="Hyperlink"/>
+                <w:b/>
+                <w:bCs/>
+                <w:i/>
+                <w:iCs/>
+                <w:noProof/>
+              </w:rPr>
+              <w:t>PAGE TEMPLATE DESIGN, LOW &amp; HIGH-FIDELITY WIREFRAMES</w:t>
+            </w:r>
+            <w:r>
+              <w:rPr>
+                <w:noProof/>
+                <w:webHidden/>
+              </w:rPr>
+              <w:tab/>
+            </w:r>
+            <w:r>
+              <w:rPr>
+                <w:noProof/>
+                <w:webHidden/>
+              </w:rPr>
+              <w:fldChar w:fldCharType="begin"/>
+            </w:r>
+            <w:r>
+              <w:rPr>
+                <w:noProof/>
+                <w:webHidden/>
+              </w:rPr>
+              <w:instrText xml:space="preserve"> PAGEREF _Toc230356215 \h </w:instrText>
+            </w:r>
+            <w:r>
+              <w:rPr>
+                <w:noProof/>
+                <w:webHidden/>
+              </w:rPr>
+            </w:r>
+            <w:r>
+              <w:rPr>
+                <w:noProof/>
+                <w:webHidden/>
+              </w:rPr>
+              <w:fldChar w:fldCharType="separate"/>
+            </w:r>
+            <w:r>
+              <w:rPr>
+                <w:noProof/>
+                <w:webHidden/>
+              </w:rPr>
+              <w:t>7</w:t>
+            </w:r>
+            <w:r>
+              <w:rPr>
+                <w:noProof/>
+                <w:webHidden/>
+              </w:rPr>
+              <w:fldChar w:fldCharType="end"/>
+            </w:r>
+          </w:hyperlink>
+        </w:p>
+        <w:p>
+          <w:pPr>
+            <w:pStyle w:val="TOC3"/>
+            <w:tabs>
+              <w:tab w:val="right" w:leader="dot" w:pos="9702"/>
+            </w:tabs>
+            <w:rPr>
+              <w:rFonts w:asciiTheme="minorHAnsi" w:eastAsiaTheme="minorEastAsia" w:hAnsiTheme="minorHAnsi" w:cstheme="minorBidi"/>
+              <w:noProof/>
+              <w:color w:val="auto"/>
+            </w:rPr>
+          </w:pPr>
+          <w:hyperlink w:anchor="_Toc230356216" w:history="1">
+            <w:r>
+              <w:rPr>
+                <w:rStyle w:val="Hyperlink"/>
+                <w:b/>
+                <w:bCs/>
+                <w:i/>
+                <w:iCs/>
+                <w:noProof/>
+              </w:rPr>
+              <w:t>LOW FIDELITY WIREFRAMES:</w:t>
+            </w:r>
+            <w:r>
+              <w:rPr>
+                <w:noProof/>
+                <w:webHidden/>
+              </w:rPr>
+              <w:tab/>
+            </w:r>
+            <w:r>
+              <w:rPr>
+                <w:noProof/>
+                <w:webHidden/>
+              </w:rPr>
+              <w:fldChar w:fldCharType="begin"/>
+            </w:r>
+            <w:r>
+              <w:rPr>
+                <w:noProof/>
+                <w:webHidden/>
+              </w:rPr>
+              <w:instrText xml:space="preserve"> PAGEREF _Toc230356216 \h </w:instrText>
+            </w:r>
+            <w:r>
+              <w:rPr>
+                <w:noProof/>
+                <w:webHidden/>
+              </w:rPr>
+            </w:r>
+            <w:r>
+              <w:rPr>
+                <w:noProof/>
+                <w:webHidden/>
+              </w:rPr>
+              <w:fldChar w:fldCharType="separate"/>
+            </w:r>
+            <w:r>
+              <w:rPr>
+                <w:noProof/>
+                <w:webHidden/>
+              </w:rPr>
+              <w:t>7</w:t>
+            </w:r>
+            <w:r>
+              <w:rPr>
+                <w:noProof/>
+                <w:webHidden/>
+              </w:rPr>
+              <w:fldChar w:fldCharType="end"/>
+            </w:r>
+          </w:hyperlink>
+        </w:p>
+        <w:p>
+          <w:pPr>
+            <w:pStyle w:val="TOC3"/>
+            <w:tabs>
+              <w:tab w:val="right" w:leader="dot" w:pos="9702"/>
+            </w:tabs>
+            <w:rPr>
+              <w:rFonts w:asciiTheme="minorHAnsi" w:eastAsiaTheme="minorEastAsia" w:hAnsiTheme="minorHAnsi" w:cstheme="minorBidi"/>
+              <w:noProof/>
+              <w:color w:val="auto"/>
+            </w:rPr>
+          </w:pPr>
+          <w:hyperlink w:anchor="_Toc230356217" w:history="1">
+            <w:r>
+              <w:rPr>
+                <w:rStyle w:val="Hyperlink"/>
+                <w:b/>
+                <w:bCs/>
+                <w:i/>
+                <w:iCs/>
+                <w:noProof/>
+              </w:rPr>
+              <w:t>HIGH FIDELITY WIREFRAMES:</w:t>
+            </w:r>
+            <w:r>
+              <w:rPr>
+                <w:noProof/>
+                <w:webHidden/>
+              </w:rPr>
+              <w:tab/>
+            </w:r>
+            <w:r>
+              <w:rPr>
+                <w:noProof/>
+                <w:webHidden/>
+              </w:rPr>
+              <w:fldChar w:fldCharType="begin"/>
+            </w:r>
+            <w:r>
+              <w:rPr>
+                <w:noProof/>
+                <w:webHidden/>
+              </w:rPr>
+              <w:instrText xml:space="preserve"> PAGEREF _Toc230356217 \h </w:instrText>
+            </w:r>
+            <w:r>
+              <w:rPr>
+                <w:noProof/>
+                <w:webHidden/>
+              </w:rPr>
+            </w:r>
+            <w:r>
+              <w:rPr>
+                <w:noProof/>
+                <w:webHidden/>
+              </w:rPr>
+              <w:fldChar w:fldCharType="separate"/>
+            </w:r>
+            <w:r>
+              <w:rPr>
+                <w:noProof/>
+                <w:webHidden/>
+              </w:rPr>
+              <w:t>12</w:t>
+            </w:r>
+            <w:r>
+              <w:rPr>
+                <w:noProof/>
+                <w:webHidden/>
+              </w:rPr>
+              <w:fldChar w:fldCharType="end"/>
+            </w:r>
+          </w:hyperlink>
+        </w:p>
+        <w:p>
+          <w:pPr>
+            <w:pStyle w:val="TOC3"/>
+            <w:tabs>
+              <w:tab w:val="right" w:leader="dot" w:pos="9702"/>
+            </w:tabs>
+            <w:rPr>
+              <w:rFonts w:asciiTheme="minorHAnsi" w:eastAsiaTheme="minorEastAsia" w:hAnsiTheme="minorHAnsi" w:cstheme="minorBidi"/>
+              <w:noProof/>
+              <w:color w:val="auto"/>
+            </w:rPr>
+          </w:pPr>
+          <w:hyperlink w:anchor="_Toc230356218" w:history="1">
+            <w:r>
+              <w:rPr>
+                <w:rStyle w:val="Hyperlink"/>
+                <w:b/>
+                <w:bCs/>
+                <w:i/>
+                <w:iCs/>
+                <w:noProof/>
+              </w:rPr>
+              <w:t>QUALITY ASSURANCE</w:t>
+            </w:r>
+            <w:r>
+              <w:rPr>
+                <w:noProof/>
+                <w:webHidden/>
+              </w:rPr>
+              <w:tab/>
+            </w:r>
+            <w:r>
+              <w:rPr>
+                <w:noProof/>
+                <w:webHidden/>
+              </w:rPr>
+              <w:fldChar w:fldCharType="begin"/>
+            </w:r>
+            <w:r>
+              <w:rPr>
+                <w:noProof/>
+                <w:webHidden/>
+              </w:rPr>
+              <w:instrText xml:space="preserve"> PAGEREF _Toc230356218 \h </w:instrText>
+            </w:r>
+            <w:r>
+              <w:rPr>
+                <w:noProof/>
+                <w:webHidden/>
+              </w:rPr>
+            </w:r>
+            <w:r>
+              <w:rPr>
+                <w:noProof/>
+                <w:webHidden/>
+              </w:rPr>
+              <w:fldChar w:fldCharType="separate"/>
+            </w:r>
+            <w:r>
+              <w:rPr>
+                <w:noProof/>
+                <w:webHidden/>
+              </w:rPr>
+              <w:t>20</w:t>
+            </w:r>
+            <w:r>
+              <w:rPr>
+                <w:noProof/>
+                <w:webHidden/>
+              </w:rPr>
+              <w:fldChar w:fldCharType="end"/>
+            </w:r>
+          </w:hyperlink>
+        </w:p>
+        <w:p>
+          <w:pPr>
+            <w:pStyle w:val="TOC3"/>
+            <w:tabs>
+              <w:tab w:val="right" w:leader="dot" w:pos="9702"/>
+            </w:tabs>
+            <w:rPr>
+              <w:rFonts w:asciiTheme="minorHAnsi" w:eastAsiaTheme="minorEastAsia" w:hAnsiTheme="minorHAnsi" w:cstheme="minorBidi"/>
+              <w:noProof/>
+              <w:color w:val="auto"/>
+            </w:rPr>
+          </w:pPr>
+          <w:hyperlink w:anchor="_Toc230356219" w:history="1">
+            <w:r>
+              <w:rPr>
+                <w:rStyle w:val="Hyperlink"/>
+                <w:b/>
+                <w:bCs/>
+                <w:i/>
+                <w:iCs/>
+                <w:noProof/>
+              </w:rPr>
+              <w:t>Future Developments/Recommendations</w:t>
+            </w:r>
+            <w:r>
+              <w:rPr>
+                <w:noProof/>
+                <w:webHidden/>
+              </w:rPr>
+              <w:tab/>
+            </w:r>
+            <w:r>
+              <w:rPr>
+                <w:noProof/>
+                <w:webHidden/>
+              </w:rPr>
+              <w:fldChar w:fldCharType="begin"/>
+            </w:r>
+            <w:r>
+              <w:rPr>
+                <w:noProof/>
+                <w:webHidden/>
+              </w:rPr>
+              <w:instrText xml:space="preserve"> PAGEREF _Toc230356219 \h </w:instrText>
+            </w:r>
+            <w:r>
+              <w:rPr>
+                <w:noProof/>
+                <w:webHidden/>
+              </w:rPr>
+            </w:r>
+            <w:r>
+              <w:rPr>
+                <w:noProof/>
+                <w:webHidden/>
+              </w:rPr>
+              <w:fldChar w:fldCharType="separate"/>
+            </w:r>
+            <w:r>
+              <w:rPr>
+                <w:noProof/>
+                <w:webHidden/>
+              </w:rPr>
+              <w:t>26</w:t>
+            </w:r>
+            <w:r>
+              <w:rPr>
+                <w:noProof/>
+                <w:webHidden/>
+              </w:rPr>
+              <w:fldChar w:fldCharType="end"/>
+            </w:r>
+          </w:hyperlink>
+        </w:p>
+        <w:p>
+          <w:r>
+            <w:rPr>
+              <w:b/>
+              <w:bCs/>
+              <w:noProof/>
+            </w:rPr>
+            <w:fldChar w:fldCharType="end"/>
+          </w:r>
+        </w:p>
+      </w:sdtContent>
+    </w:sdt>
+    <w:p>
+      <w:pPr>
+        <w:spacing w:after="160" w:line="278" w:lineRule="auto"/>
+        <w:ind w:left="0" w:right="0" w:firstLine="0"/>
+        <w:jc w:val="left"/>
+        <w:rPr>
+          <w:rStyle w:val="BookTitle"/>
+          <w:b w:val="0"/>
+          <w:bCs w:val="0"/>
+          <w:i w:val="0"/>
+          <w:iCs w:val="0"/>
+          <w:color w:val="156082" w:themeColor="accent1"/>
+        </w:rPr>
+      </w:pPr>
+      <w:r>
         <w:rPr>
           <w:rStyle w:val="BookTitle"/>
           <w:sz w:val="32"/>
           <w:szCs w:val="32"/>
         </w:rPr>
-      </w:pPr>
-      <w:r>
-        <w:rPr>
-          <w:rStyle w:val="BookTitle"/>
-          <w:sz w:val="32"/>
-          <w:szCs w:val="32"/>
+        <w:br w:type="page"/>
+      </w:r>
+    </w:p>
+    <w:p>
+      <w:pPr>
+        <w:pStyle w:val="Heading3"/>
+        <w:ind w:right="0"/>
+        <w:jc w:val="center"/>
+        <w:rPr>
+          <w:rStyle w:val="BookTitle"/>
+          <w:sz w:val="48"/>
+          <w:szCs w:val="48"/>
+        </w:rPr>
+      </w:pPr>
+      <w:bookmarkStart w:id="0" w:name="_Toc230356211"/>
+      <w:r>
+        <w:rPr>
+          <w:rStyle w:val="BookTitle"/>
+          <w:sz w:val="48"/>
+          <w:szCs w:val="48"/>
         </w:rPr>
         <w:lastRenderedPageBreak/>
         <w:t>IN</w:t>
@@ -1005,19 +1747,12 @@
       <w:r>
         <w:rPr>
           <w:rStyle w:val="BookTitle"/>
-          <w:sz w:val="32"/>
-          <w:szCs w:val="32"/>
+          <w:sz w:val="48"/>
+          <w:szCs w:val="48"/>
         </w:rPr>
         <w:t>TRODUCTION</w:t>
       </w:r>
-      <w:r>
-        <w:rPr>
-          <w:rStyle w:val="BookTitle"/>
-          <w:sz w:val="32"/>
-          <w:szCs w:val="32"/>
-        </w:rPr>
-        <w:t>:</w:t>
-      </w:r>
+      <w:bookmarkEnd w:id="0"/>
     </w:p>
     <w:p>
       <w:pPr>
@@ -1035,15 +1770,7 @@
         <w:t>Pula</w:t>
       </w:r>
       <w:r>
-        <w:t xml:space="preserve"> Bank provides essential financial services in Botswana, including registration for debit and credit accounts, applications for personal and business loans, and access to customer account statements. These services are currently </w:t>
-      </w:r>
-      <w:proofErr w:type="gramStart"/>
-      <w:r>
-        <w:t>handled</w:t>
-      </w:r>
-      <w:proofErr w:type="gramEnd"/>
-      <w:r>
-        <w:t xml:space="preserve"> through in-person processes, which can limit speed, convenience, and accessibility for customers.</w:t>
+        <w:t xml:space="preserve"> Bank provides essential financial services in Botswana, including registration for debit and credit accounts, applications for personal and business loans, and access to customer account statements. These services are currently handled through in-person processes, which can limit speed, convenience, and accessibility for customers.</w:t>
       </w:r>
     </w:p>
     <w:p>
@@ -1085,21 +1812,25 @@
     </w:p>
     <w:p>
       <w:pPr>
-        <w:pStyle w:val="IntenseQuote"/>
-        <w:rPr>
-          <w:rStyle w:val="BookTitle"/>
-          <w:sz w:val="40"/>
-          <w:szCs w:val="40"/>
-        </w:rPr>
-      </w:pPr>
-      <w:r>
-        <w:rPr>
-          <w:rStyle w:val="BookTitle"/>
-          <w:sz w:val="40"/>
-          <w:szCs w:val="40"/>
-        </w:rPr>
-        <w:t>WEBSITE SPECIFICATIONS:</w:t>
-      </w:r>
+        <w:pStyle w:val="Heading3"/>
+        <w:ind w:right="0"/>
+        <w:jc w:val="center"/>
+        <w:rPr>
+          <w:rStyle w:val="BookTitle"/>
+          <w:sz w:val="48"/>
+          <w:szCs w:val="48"/>
+        </w:rPr>
+      </w:pPr>
+      <w:bookmarkStart w:id="1" w:name="_Toc230356212"/>
+      <w:r>
+        <w:rPr>
+          <w:rStyle w:val="BookTitle"/>
+          <w:sz w:val="48"/>
+          <w:szCs w:val="48"/>
+        </w:rPr>
+        <w:t>WEBSITE SPECIFICATIONS</w:t>
+      </w:r>
+      <w:bookmarkEnd w:id="1"/>
     </w:p>
     <w:p>
       <w:pPr>
@@ -1369,18 +2100,10 @@
         <w:t xml:space="preserve"> needs and </w:t>
       </w:r>
       <w:r>
-        <w:t xml:space="preserve">simultaneously attract </w:t>
-      </w:r>
-      <w:proofErr w:type="gramStart"/>
-      <w:r>
-        <w:t xml:space="preserve">new </w:t>
-      </w:r>
-      <w:r>
-        <w:t>users</w:t>
-      </w:r>
-      <w:proofErr w:type="gramEnd"/>
-      <w:r>
-        <w:t>.</w:t>
+        <w:t xml:space="preserve">simultaneously attract new </w:t>
+      </w:r>
+      <w:r>
+        <w:t>users.</w:t>
       </w:r>
     </w:p>
     <w:p>
@@ -1397,33 +2120,53 @@
     </w:p>
     <w:p>
       <w:pPr>
-        <w:pStyle w:val="IntenseQuote"/>
+        <w:spacing w:after="160" w:line="278" w:lineRule="auto"/>
+        <w:ind w:left="0" w:right="0" w:firstLine="0"/>
+        <w:jc w:val="left"/>
+        <w:rPr>
+          <w:rStyle w:val="BookTitle"/>
+          <w:rFonts w:asciiTheme="majorHAnsi" w:eastAsiaTheme="majorEastAsia" w:hAnsiTheme="majorHAnsi" w:cstheme="majorBidi"/>
+          <w:color w:val="0A2F40" w:themeColor="accent1" w:themeShade="7F"/>
+          <w:sz w:val="48"/>
+          <w:szCs w:val="48"/>
+        </w:rPr>
+      </w:pPr>
+      <w:r>
+        <w:rPr>
+          <w:rStyle w:val="BookTitle"/>
+          <w:sz w:val="48"/>
+          <w:szCs w:val="48"/>
+        </w:rPr>
+        <w:br w:type="page"/>
+      </w:r>
+    </w:p>
+    <w:p>
+      <w:pPr>
+        <w:pStyle w:val="Heading3"/>
+        <w:ind w:right="0"/>
+        <w:jc w:val="center"/>
         <w:rPr>
           <w:rStyle w:val="BookTitle"/>
           <w:b w:val="0"/>
           <w:bCs w:val="0"/>
-          <w:i/>
-          <w:iCs/>
-          <w:spacing w:val="0"/>
-        </w:rPr>
-      </w:pPr>
-      <w:r>
-        <w:rPr>
-          <w:rStyle w:val="BookTitle"/>
-          <w:sz w:val="32"/>
-          <w:szCs w:val="32"/>
+          <w:i w:val="0"/>
+          <w:iCs w:val="0"/>
+          <w:spacing w:val="0"/>
+          <w:sz w:val="40"/>
+          <w:szCs w:val="40"/>
+        </w:rPr>
+      </w:pPr>
+      <w:bookmarkStart w:id="2" w:name="_Toc230356213"/>
+      <w:r>
+        <w:rPr>
+          <w:rStyle w:val="BookTitle"/>
+          <w:sz w:val="48"/>
+          <w:szCs w:val="48"/>
         </w:rPr>
         <w:lastRenderedPageBreak/>
         <w:t>TARGET AUDIENCE</w:t>
       </w:r>
-      <w:r>
-        <w:rPr>
-          <w:rStyle w:val="BookTitle"/>
-          <w:sz w:val="32"/>
-          <w:szCs w:val="32"/>
-        </w:rPr>
-        <w:t>:</w:t>
-      </w:r>
+      <w:bookmarkEnd w:id="2"/>
     </w:p>
     <w:p>
       <w:pPr>
@@ -2130,13 +2873,8 @@
       <w:r>
         <w:t xml:space="preserve">The bank’s customers </w:t>
       </w:r>
-      <w:proofErr w:type="gramStart"/>
-      <w:r>
-        <w:t>are expected</w:t>
-      </w:r>
-      <w:proofErr w:type="gramEnd"/>
-      <w:r>
-        <w:t xml:space="preserve"> to have a comfortable familiarity with digital tools, including smartphones, browsers, and online forms. They can navigate multi-step processes, upload documents, and manage account credentials without requiring step-by-step guidance. However, since the platform serves a broad </w:t>
+      <w:r>
+        <w:t xml:space="preserve">are expected to have a comfortable familiarity with digital tools, including smartphones, browsers, and online forms. They can navigate multi-step processes, upload documents, and manage account credentials without requiring step-by-step guidance. However, since the platform serves a broad </w:t>
       </w:r>
       <w:r>
         <w:t>audience</w:t>
@@ -2165,18 +2903,21 @@
     </w:p>
     <w:p>
       <w:pPr>
-        <w:pStyle w:val="IntenseQuote"/>
-        <w:rPr>
-          <w:rStyle w:val="BookTitle"/>
-          <w:sz w:val="40"/>
-          <w:szCs w:val="40"/>
-        </w:rPr>
-      </w:pPr>
-      <w:r>
-        <w:rPr>
-          <w:rStyle w:val="BookTitle"/>
-          <w:sz w:val="40"/>
-          <w:szCs w:val="40"/>
+        <w:pStyle w:val="Heading3"/>
+        <w:ind w:right="0"/>
+        <w:jc w:val="center"/>
+        <w:rPr>
+          <w:rStyle w:val="BookTitle"/>
+          <w:sz w:val="48"/>
+          <w:szCs w:val="48"/>
+        </w:rPr>
+      </w:pPr>
+      <w:bookmarkStart w:id="3" w:name="_Toc230356214"/>
+      <w:r>
+        <w:rPr>
+          <w:rStyle w:val="BookTitle"/>
+          <w:sz w:val="48"/>
+          <w:szCs w:val="48"/>
         </w:rPr>
         <w:lastRenderedPageBreak/>
         <w:t>INFORMATION DESIGN &amp; TAXONOMY</w:t>
@@ -2184,11 +2925,12 @@
       <w:r>
         <w:rPr>
           <w:rStyle w:val="BookTitle"/>
-          <w:sz w:val="40"/>
-          <w:szCs w:val="40"/>
+          <w:sz w:val="48"/>
+          <w:szCs w:val="48"/>
         </w:rPr>
         <w:t xml:space="preserve"> (SITE MAP)</w:t>
       </w:r>
+      <w:bookmarkEnd w:id="3"/>
     </w:p>
     <w:p>
       <w:pPr>
@@ -2574,7 +3316,6 @@
         </w:rPr>
         <w:t xml:space="preserve"> and a link to the </w:t>
       </w:r>
-      <w:proofErr w:type="gramStart"/>
       <w:r>
         <w:rPr>
           <w:rStyle w:val="BookTitle"/>
@@ -2597,7 +3338,6 @@
         </w:rPr>
         <w:t xml:space="preserve"> pages</w:t>
       </w:r>
-      <w:proofErr w:type="gramEnd"/>
       <w:r>
         <w:rPr>
           <w:rStyle w:val="BookTitle"/>
@@ -3369,11 +4109,11 @@
     </w:p>
     <w:p>
       <w:pPr>
-        <w:pStyle w:val="ListParagraph"/>
-        <w:spacing w:after="0" w:line="259" w:lineRule="auto"/>
-        <w:ind w:right="0" w:firstLine="0"/>
-        <w:rPr>
-          <w:rStyle w:val="BookTitle"/>
+        <w:pStyle w:val="Heading4"/>
+        <w:rPr>
+          <w:rStyle w:val="BookTitle"/>
+          <w:b w:val="0"/>
+          <w:bCs w:val="0"/>
           <w:sz w:val="32"/>
           <w:szCs w:val="32"/>
         </w:rPr>
@@ -3381,76 +4121,20 @@
       <w:r>
         <w:rPr>
           <w:rStyle w:val="BookTitle"/>
+          <w:b w:val="0"/>
+          <w:bCs w:val="0"/>
           <w:sz w:val="32"/>
           <w:szCs w:val="32"/>
         </w:rPr>
         <w:lastRenderedPageBreak/>
         <w:t>SITE MAP</w:t>
       </w:r>
-    </w:p>
-    <w:p>
-      <w:pPr>
-        <w:pStyle w:val="ListParagraph"/>
-        <w:spacing w:after="0" w:line="259" w:lineRule="auto"/>
-        <w:ind w:right="0" w:firstLine="0"/>
-        <w:jc w:val="center"/>
-        <w:rPr>
-          <w:rStyle w:val="BookTitle"/>
-          <w:b w:val="0"/>
-          <w:bCs w:val="0"/>
-          <w:i w:val="0"/>
-          <w:iCs w:val="0"/>
-          <w:spacing w:val="0"/>
-        </w:rPr>
-      </w:pPr>
-    </w:p>
-    <w:p>
-      <w:pPr>
-        <w:pStyle w:val="ListParagraph"/>
-        <w:spacing w:after="0" w:line="259" w:lineRule="auto"/>
-        <w:ind w:right="0" w:firstLine="0"/>
-        <w:rPr>
-          <w:rStyle w:val="BookTitle"/>
-          <w:b w:val="0"/>
-          <w:bCs w:val="0"/>
-          <w:i w:val="0"/>
-          <w:iCs w:val="0"/>
-          <w:spacing w:val="0"/>
-        </w:rPr>
-      </w:pPr>
-    </w:p>
-    <w:p>
-      <w:pPr>
-        <w:spacing w:after="0" w:line="259" w:lineRule="auto"/>
-        <w:ind w:left="0" w:right="0" w:firstLine="0"/>
-        <w:rPr>
-          <w:rStyle w:val="BookTitle"/>
-        </w:rPr>
-      </w:pPr>
-    </w:p>
-    <w:p>
-      <w:pPr>
-        <w:spacing w:after="0" w:line="259" w:lineRule="auto"/>
-        <w:ind w:right="0"/>
-        <w:rPr>
-          <w:rStyle w:val="BookTitle"/>
-        </w:rPr>
-      </w:pPr>
-    </w:p>
-    <w:p>
-      <w:pPr>
-        <w:spacing w:after="0" w:line="259" w:lineRule="auto"/>
-        <w:ind w:right="0"/>
-        <w:rPr>
-          <w:rStyle w:val="BookTitle"/>
-        </w:rPr>
-      </w:pPr>
       <w:r>
         <w:rPr>
           <w:b/>
           <w:bCs/>
-          <w:i/>
-          <w:iCs/>
+          <w:i w:val="0"/>
+          <w:iCs w:val="0"/>
           <w:noProof/>
           <w:spacing w:val="5"/>
           <w:sz w:val="32"/>
@@ -3559,6 +4243,26 @@
     </w:p>
     <w:p>
       <w:pPr>
+        <w:spacing w:after="160" w:line="278" w:lineRule="auto"/>
+        <w:ind w:left="0" w:right="0" w:firstLine="0"/>
+        <w:jc w:val="left"/>
+        <w:rPr>
+          <w:rStyle w:val="BookTitle"/>
+          <w:sz w:val="32"/>
+          <w:szCs w:val="32"/>
+        </w:rPr>
+      </w:pPr>
+      <w:r>
+        <w:rPr>
+          <w:rStyle w:val="BookTitle"/>
+          <w:sz w:val="32"/>
+          <w:szCs w:val="32"/>
+        </w:rPr>
+        <w:br w:type="page"/>
+      </w:r>
+    </w:p>
+    <w:p>
+      <w:pPr>
         <w:spacing w:after="0" w:line="259" w:lineRule="auto"/>
         <w:ind w:left="0" w:right="0" w:firstLine="0"/>
         <w:rPr>
@@ -3660,9 +4364,17 @@
           <w:iCs w:val="0"/>
           <w:spacing w:val="0"/>
         </w:rPr>
-        <w:t xml:space="preserve">The front-end will </w:t>
-      </w:r>
-      <w:proofErr w:type="gramStart"/>
+        <w:t xml:space="preserve">The front-end will be built using </w:t>
+      </w:r>
+      <w:r>
+        <w:rPr>
+          <w:rStyle w:val="BookTitle"/>
+          <w:i w:val="0"/>
+          <w:iCs w:val="0"/>
+          <w:spacing w:val="0"/>
+        </w:rPr>
+        <w:t>HTML</w:t>
+      </w:r>
       <w:r>
         <w:rPr>
           <w:rStyle w:val="BookTitle"/>
@@ -3672,53 +4384,8 @@
           <w:iCs w:val="0"/>
           <w:spacing w:val="0"/>
         </w:rPr>
-        <w:t>be built</w:t>
-      </w:r>
-      <w:proofErr w:type="gramEnd"/>
-      <w:r>
-        <w:rPr>
-          <w:rStyle w:val="BookTitle"/>
-          <w:b w:val="0"/>
-          <w:bCs w:val="0"/>
-          <w:i w:val="0"/>
-          <w:iCs w:val="0"/>
-          <w:spacing w:val="0"/>
-        </w:rPr>
-        <w:t xml:space="preserve"> using </w:t>
-      </w:r>
-      <w:r>
-        <w:rPr>
-          <w:rStyle w:val="BookTitle"/>
-          <w:i w:val="0"/>
-          <w:iCs w:val="0"/>
-          <w:spacing w:val="0"/>
-        </w:rPr>
-        <w:t>HTML</w:t>
-      </w:r>
-      <w:r>
-        <w:rPr>
-          <w:rStyle w:val="BookTitle"/>
-          <w:b w:val="0"/>
-          <w:bCs w:val="0"/>
-          <w:i w:val="0"/>
-          <w:iCs w:val="0"/>
-          <w:spacing w:val="0"/>
-        </w:rPr>
-        <w:t xml:space="preserve"> for </w:t>
-      </w:r>
-      <w:proofErr w:type="gramStart"/>
-      <w:r>
-        <w:rPr>
-          <w:rStyle w:val="BookTitle"/>
-          <w:b w:val="0"/>
-          <w:bCs w:val="0"/>
-          <w:i w:val="0"/>
-          <w:iCs w:val="0"/>
-          <w:spacing w:val="0"/>
-        </w:rPr>
-        <w:t>structure</w:t>
-      </w:r>
-      <w:proofErr w:type="gramEnd"/>
+        <w:t xml:space="preserve"> for structure</w:t>
+      </w:r>
     </w:p>
     <w:p>
       <w:pPr>
@@ -3798,31 +4465,7 @@
           <w:iCs w:val="0"/>
           <w:spacing w:val="0"/>
         </w:rPr>
-        <w:t xml:space="preserve">will </w:t>
-      </w:r>
-      <w:proofErr w:type="gramStart"/>
-      <w:r>
-        <w:rPr>
-          <w:rStyle w:val="BookTitle"/>
-          <w:b w:val="0"/>
-          <w:bCs w:val="0"/>
-          <w:i w:val="0"/>
-          <w:iCs w:val="0"/>
-          <w:spacing w:val="0"/>
-        </w:rPr>
-        <w:t>be incorporated</w:t>
-      </w:r>
-      <w:proofErr w:type="gramEnd"/>
-      <w:r>
-        <w:rPr>
-          <w:rStyle w:val="BookTitle"/>
-          <w:b w:val="0"/>
-          <w:bCs w:val="0"/>
-          <w:i w:val="0"/>
-          <w:iCs w:val="0"/>
-          <w:spacing w:val="0"/>
-        </w:rPr>
-        <w:t xml:space="preserve"> as the primary CSS framework to accelerate responsive layout development and maintain visual consistency across pages.</w:t>
+        <w:t>will be incorporated as the primary CSS framework to accelerate responsive layout development and maintain visual consistency across pages.</w:t>
       </w:r>
     </w:p>
     <w:p>
@@ -4016,31 +4659,7 @@
           <w:iCs w:val="0"/>
           <w:spacing w:val="0"/>
         </w:rPr>
-        <w:t xml:space="preserve"> extensive extension library, and </w:t>
-      </w:r>
-      <w:proofErr w:type="gramStart"/>
-      <w:r>
-        <w:rPr>
-          <w:rStyle w:val="BookTitle"/>
-          <w:b w:val="0"/>
-          <w:bCs w:val="0"/>
-          <w:i w:val="0"/>
-          <w:iCs w:val="0"/>
-          <w:spacing w:val="0"/>
-        </w:rPr>
-        <w:t>strong support</w:t>
-      </w:r>
-      <w:proofErr w:type="gramEnd"/>
-      <w:r>
-        <w:rPr>
-          <w:rStyle w:val="BookTitle"/>
-          <w:b w:val="0"/>
-          <w:bCs w:val="0"/>
-          <w:i w:val="0"/>
-          <w:iCs w:val="0"/>
-          <w:spacing w:val="0"/>
-        </w:rPr>
-        <w:t xml:space="preserve"> for the languages used in this project.</w:t>
+        <w:t xml:space="preserve"> extensive extension library, and strong support for the languages used in this project.</w:t>
       </w:r>
     </w:p>
     <w:p>
@@ -4096,15 +4715,41 @@
     <w:p>
       <w:pPr>
         <w:pStyle w:val="ListParagraph"/>
-        <w:spacing w:after="0" w:line="259" w:lineRule="auto"/>
-        <w:ind w:right="0" w:firstLine="0"/>
-        <w:rPr>
-          <w:rStyle w:val="BookTitle"/>
-          <w:i w:val="0"/>
-          <w:iCs w:val="0"/>
-          <w:spacing w:val="0"/>
-        </w:rPr>
-      </w:pPr>
+        <w:numPr>
+          <w:ilvl w:val="0"/>
+          <w:numId w:val="38"/>
+        </w:numPr>
+        <w:spacing w:after="0" w:line="259" w:lineRule="auto"/>
+        <w:ind w:right="0"/>
+        <w:rPr>
+          <w:rStyle w:val="BookTitle"/>
+          <w:b w:val="0"/>
+          <w:bCs w:val="0"/>
+          <w:i w:val="0"/>
+          <w:iCs w:val="0"/>
+          <w:spacing w:val="0"/>
+        </w:rPr>
+      </w:pPr>
+      <w:r>
+        <w:rPr>
+          <w:rStyle w:val="BookTitle"/>
+          <w:i w:val="0"/>
+          <w:iCs w:val="0"/>
+          <w:spacing w:val="0"/>
+        </w:rPr>
+        <w:t>CLIP STUDIO PAINT</w:t>
+      </w:r>
+      <w:r>
+        <w:rPr>
+          <w:rStyle w:val="BookTitle"/>
+          <w:b w:val="0"/>
+          <w:bCs w:val="0"/>
+          <w:i w:val="0"/>
+          <w:iCs w:val="0"/>
+          <w:spacing w:val="0"/>
+        </w:rPr>
+        <w:t xml:space="preserve"> will be used to create and edit any custom graphics or illustrations featured on the site.</w:t>
+      </w:r>
     </w:p>
     <w:p>
       <w:pPr>
@@ -4131,7 +4776,7 @@
           <w:iCs w:val="0"/>
           <w:spacing w:val="0"/>
         </w:rPr>
-        <w:t>CLIP STUDIO PAINT</w:t>
+        <w:t>DaVinci RESOLVE</w:t>
       </w:r>
       <w:r>
         <w:rPr>
@@ -4142,116 +4787,7 @@
           <w:iCs w:val="0"/>
           <w:spacing w:val="0"/>
         </w:rPr>
-        <w:t xml:space="preserve"> </w:t>
-      </w:r>
-      <w:r>
-        <w:rPr>
-          <w:rStyle w:val="BookTitle"/>
-          <w:b w:val="0"/>
-          <w:bCs w:val="0"/>
-          <w:i w:val="0"/>
-          <w:iCs w:val="0"/>
-          <w:spacing w:val="0"/>
-        </w:rPr>
-        <w:t xml:space="preserve">will </w:t>
-      </w:r>
-      <w:proofErr w:type="gramStart"/>
-      <w:r>
-        <w:rPr>
-          <w:rStyle w:val="BookTitle"/>
-          <w:b w:val="0"/>
-          <w:bCs w:val="0"/>
-          <w:i w:val="0"/>
-          <w:iCs w:val="0"/>
-          <w:spacing w:val="0"/>
-        </w:rPr>
-        <w:t>be used</w:t>
-      </w:r>
-      <w:proofErr w:type="gramEnd"/>
-      <w:r>
-        <w:rPr>
-          <w:rStyle w:val="BookTitle"/>
-          <w:b w:val="0"/>
-          <w:bCs w:val="0"/>
-          <w:i w:val="0"/>
-          <w:iCs w:val="0"/>
-          <w:spacing w:val="0"/>
-        </w:rPr>
-        <w:t xml:space="preserve"> to create and edit any custom graphics or illustrations featured on the site.</w:t>
-      </w:r>
-    </w:p>
-    <w:p>
-      <w:pPr>
-        <w:pStyle w:val="ListParagraph"/>
-        <w:numPr>
-          <w:ilvl w:val="0"/>
-          <w:numId w:val="38"/>
-        </w:numPr>
-        <w:spacing w:after="0" w:line="259" w:lineRule="auto"/>
-        <w:ind w:right="0"/>
-        <w:rPr>
-          <w:rStyle w:val="BookTitle"/>
-          <w:b w:val="0"/>
-          <w:bCs w:val="0"/>
-          <w:i w:val="0"/>
-          <w:iCs w:val="0"/>
-          <w:spacing w:val="0"/>
-        </w:rPr>
-      </w:pPr>
-      <w:r>
-        <w:rPr>
-          <w:rStyle w:val="BookTitle"/>
-          <w:i w:val="0"/>
-          <w:iCs w:val="0"/>
-          <w:spacing w:val="0"/>
-        </w:rPr>
-        <w:t>DaVinci RESOLVE</w:t>
-      </w:r>
-      <w:r>
-        <w:rPr>
-          <w:rStyle w:val="BookTitle"/>
-          <w:b w:val="0"/>
-          <w:bCs w:val="0"/>
-          <w:i w:val="0"/>
-          <w:iCs w:val="0"/>
-          <w:spacing w:val="0"/>
-        </w:rPr>
-        <w:t xml:space="preserve"> </w:t>
-      </w:r>
-      <w:r>
-        <w:rPr>
-          <w:rStyle w:val="BookTitle"/>
-          <w:b w:val="0"/>
-          <w:bCs w:val="0"/>
-          <w:i w:val="0"/>
-          <w:iCs w:val="0"/>
-          <w:spacing w:val="0"/>
-        </w:rPr>
-        <w:t xml:space="preserve">will </w:t>
-      </w:r>
-      <w:proofErr w:type="gramStart"/>
-      <w:r>
-        <w:rPr>
-          <w:rStyle w:val="BookTitle"/>
-          <w:b w:val="0"/>
-          <w:bCs w:val="0"/>
-          <w:i w:val="0"/>
-          <w:iCs w:val="0"/>
-          <w:spacing w:val="0"/>
-        </w:rPr>
-        <w:t>handle</w:t>
-      </w:r>
-      <w:proofErr w:type="gramEnd"/>
-      <w:r>
-        <w:rPr>
-          <w:rStyle w:val="BookTitle"/>
-          <w:b w:val="0"/>
-          <w:bCs w:val="0"/>
-          <w:i w:val="0"/>
-          <w:iCs w:val="0"/>
-          <w:spacing w:val="0"/>
-        </w:rPr>
-        <w:t xml:space="preserve"> video editing and production for any multimedia content embedded within the platform.</w:t>
+        <w:t xml:space="preserve"> will handle video editing and production for any multimedia content embedded within the platform.</w:t>
       </w:r>
     </w:p>
     <w:p>
@@ -4362,31 +4898,7 @@
           <w:iCs w:val="0"/>
           <w:spacing w:val="0"/>
         </w:rPr>
-        <w:t xml:space="preserve"> will </w:t>
-      </w:r>
-      <w:proofErr w:type="gramStart"/>
-      <w:r>
-        <w:rPr>
-          <w:rStyle w:val="BookTitle"/>
-          <w:b w:val="0"/>
-          <w:bCs w:val="0"/>
-          <w:i w:val="0"/>
-          <w:iCs w:val="0"/>
-          <w:spacing w:val="0"/>
-        </w:rPr>
-        <w:t>be used</w:t>
-      </w:r>
-      <w:proofErr w:type="gramEnd"/>
-      <w:r>
-        <w:rPr>
-          <w:rStyle w:val="BookTitle"/>
-          <w:b w:val="0"/>
-          <w:bCs w:val="0"/>
-          <w:i w:val="0"/>
-          <w:iCs w:val="0"/>
-          <w:spacing w:val="0"/>
-        </w:rPr>
-        <w:t xml:space="preserve"> to produce structured diagrams such as </w:t>
+        <w:t xml:space="preserve"> will be used to produce structured diagrams such as </w:t>
       </w:r>
       <w:r>
         <w:rPr>
@@ -4447,29 +4959,7 @@
           <w:iCs w:val="0"/>
           <w:spacing w:val="0"/>
         </w:rPr>
-        <w:t xml:space="preserve"> </w:t>
-      </w:r>
-      <w:r>
-        <w:rPr>
-          <w:rStyle w:val="BookTitle"/>
-          <w:b w:val="0"/>
-          <w:bCs w:val="0"/>
-          <w:i w:val="0"/>
-          <w:iCs w:val="0"/>
-          <w:spacing w:val="0"/>
-        </w:rPr>
-        <w:t>for</w:t>
-      </w:r>
-      <w:r>
-        <w:rPr>
-          <w:rStyle w:val="BookTitle"/>
-          <w:b w:val="0"/>
-          <w:bCs w:val="0"/>
-          <w:i w:val="0"/>
-          <w:iCs w:val="0"/>
-          <w:spacing w:val="0"/>
-        </w:rPr>
-        <w:t xml:space="preserve"> wireframing, and early-stage visual planning.</w:t>
+        <w:t xml:space="preserve"> for wireframing, and early-stage visual planning.</w:t>
       </w:r>
     </w:p>
     <w:p>
@@ -4610,18 +5100,7 @@
           <w:iCs w:val="0"/>
           <w:spacing w:val="0"/>
         </w:rPr>
-        <w:t xml:space="preserve"> will serve as the remote repository for code backup</w:t>
-      </w:r>
-      <w:r>
-        <w:rPr>
-          <w:rStyle w:val="BookTitle"/>
-          <w:b w:val="0"/>
-          <w:bCs w:val="0"/>
-          <w:i w:val="0"/>
-          <w:iCs w:val="0"/>
-          <w:spacing w:val="0"/>
-        </w:rPr>
-        <w:t>.</w:t>
+        <w:t xml:space="preserve"> will serve as the remote repository for code backup.</w:t>
       </w:r>
     </w:p>
     <w:p>
@@ -4660,31 +5139,7 @@
           <w:iCs w:val="0"/>
           <w:spacing w:val="0"/>
         </w:rPr>
-        <w:t xml:space="preserve"> will </w:t>
-      </w:r>
-      <w:proofErr w:type="gramStart"/>
-      <w:r>
-        <w:rPr>
-          <w:rStyle w:val="BookTitle"/>
-          <w:b w:val="0"/>
-          <w:bCs w:val="0"/>
-          <w:i w:val="0"/>
-          <w:iCs w:val="0"/>
-          <w:spacing w:val="0"/>
-        </w:rPr>
-        <w:t>be used</w:t>
-      </w:r>
-      <w:proofErr w:type="gramEnd"/>
-      <w:r>
-        <w:rPr>
-          <w:rStyle w:val="BookTitle"/>
-          <w:b w:val="0"/>
-          <w:bCs w:val="0"/>
-          <w:i w:val="0"/>
-          <w:iCs w:val="0"/>
-          <w:spacing w:val="0"/>
-        </w:rPr>
-        <w:t xml:space="preserve"> to host and deploy the live website.</w:t>
+        <w:t xml:space="preserve"> will be used to host and deploy the live website.</w:t>
       </w:r>
     </w:p>
     <w:p>
@@ -4789,15 +5244,7 @@
         <w:t xml:space="preserve"> </w:t>
       </w:r>
       <w:r>
-        <w:t xml:space="preserve">will </w:t>
-      </w:r>
-      <w:proofErr w:type="gramStart"/>
-      <w:r>
-        <w:t>be written</w:t>
-      </w:r>
-      <w:proofErr w:type="gramEnd"/>
-      <w:r>
-        <w:t>.</w:t>
+        <w:t>will be written.</w:t>
       </w:r>
     </w:p>
     <w:p>
@@ -4916,76 +5363,83 @@
     </w:p>
     <w:p>
       <w:pPr>
-        <w:pStyle w:val="IntenseQuote"/>
+        <w:pStyle w:val="Heading3"/>
+        <w:ind w:right="0"/>
+        <w:jc w:val="center"/>
         <w:rPr>
           <w:b/>
           <w:bCs/>
-          <w:i w:val="0"/>
-          <w:iCs w:val="0"/>
-          <w:sz w:val="40"/>
-          <w:szCs w:val="40"/>
-        </w:rPr>
-      </w:pPr>
+          <w:i/>
+          <w:iCs/>
+          <w:sz w:val="48"/>
+          <w:szCs w:val="48"/>
+        </w:rPr>
+      </w:pPr>
+      <w:bookmarkStart w:id="4" w:name="_Toc230356215"/>
       <w:r>
         <w:rPr>
           <w:b/>
           <w:bCs/>
-          <w:i w:val="0"/>
-          <w:iCs w:val="0"/>
-          <w:sz w:val="40"/>
-          <w:szCs w:val="40"/>
+          <w:i/>
+          <w:iCs/>
+          <w:sz w:val="48"/>
+          <w:szCs w:val="48"/>
         </w:rPr>
         <w:lastRenderedPageBreak/>
-        <w:t>PAGE TEMPLATE DESIGN</w:t>
+        <w:t xml:space="preserve">PAGE TEMPLATE </w:t>
       </w:r>
       <w:r>
         <w:rPr>
           <w:b/>
           <w:bCs/>
-          <w:i w:val="0"/>
-          <w:iCs w:val="0"/>
-          <w:sz w:val="40"/>
-          <w:szCs w:val="40"/>
-        </w:rPr>
-        <w:t xml:space="preserve"> </w:t>
+          <w:i/>
+          <w:iCs/>
+          <w:sz w:val="48"/>
+          <w:szCs w:val="48"/>
+        </w:rPr>
+        <w:t>DESIGN</w:t>
       </w:r>
       <w:r>
         <w:rPr>
           <w:b/>
           <w:bCs/>
-          <w:i w:val="0"/>
-          <w:iCs w:val="0"/>
-          <w:sz w:val="40"/>
-          <w:szCs w:val="40"/>
-        </w:rPr>
-        <w:t>–</w:t>
+          <w:i/>
+          <w:iCs/>
+          <w:sz w:val="48"/>
+          <w:szCs w:val="48"/>
+        </w:rPr>
+        <w:t>,</w:t>
       </w:r>
       <w:r>
         <w:rPr>
           <w:b/>
           <w:bCs/>
-          <w:i w:val="0"/>
-          <w:iCs w:val="0"/>
-          <w:sz w:val="40"/>
-          <w:szCs w:val="40"/>
-        </w:rPr>
-        <w:t xml:space="preserve"> </w:t>
+          <w:i/>
+          <w:iCs/>
+          <w:sz w:val="48"/>
+          <w:szCs w:val="48"/>
+        </w:rPr>
+        <w:t xml:space="preserve"> LOW</w:t>
       </w:r>
       <w:r>
         <w:rPr>
           <w:b/>
           <w:bCs/>
-          <w:sz w:val="40"/>
-          <w:szCs w:val="40"/>
-        </w:rPr>
-        <w:t xml:space="preserve">LOW &amp; </w:t>
+          <w:i/>
+          <w:iCs/>
+          <w:sz w:val="48"/>
+          <w:szCs w:val="48"/>
+        </w:rPr>
+        <w:t xml:space="preserve"> &amp; </w:t>
       </w:r>
       <w:r>
         <w:rPr>
           <w:b/>
           <w:bCs/>
-          <w:sz w:val="40"/>
-          <w:szCs w:val="40"/>
+          <w:i/>
+          <w:iCs/>
+          <w:sz w:val="48"/>
+          <w:szCs w:val="48"/>
         </w:rPr>
         <w:t xml:space="preserve">HIGH-FIDELITY </w:t>
       </w:r>
@@ -4993,8 +5447,10 @@
         <w:rPr>
           <w:b/>
           <w:bCs/>
-          <w:sz w:val="40"/>
-          <w:szCs w:val="40"/>
+          <w:i/>
+          <w:iCs/>
+          <w:sz w:val="48"/>
+          <w:szCs w:val="48"/>
         </w:rPr>
         <w:t>W</w:t>
       </w:r>
@@ -5002,8 +5458,10 @@
         <w:rPr>
           <w:b/>
           <w:bCs/>
-          <w:sz w:val="40"/>
-          <w:szCs w:val="40"/>
+          <w:i/>
+          <w:iCs/>
+          <w:sz w:val="48"/>
+          <w:szCs w:val="48"/>
         </w:rPr>
         <w:t>I</w:t>
       </w:r>
@@ -5011,11 +5469,14 @@
         <w:rPr>
           <w:b/>
           <w:bCs/>
-          <w:sz w:val="40"/>
-          <w:szCs w:val="40"/>
+          <w:i/>
+          <w:iCs/>
+          <w:sz w:val="48"/>
+          <w:szCs w:val="48"/>
         </w:rPr>
         <w:t>REFRAMES</w:t>
       </w:r>
+      <w:bookmarkEnd w:id="4"/>
     </w:p>
     <w:p>
       <w:pPr>
@@ -5029,6 +5490,7 @@
           <w:szCs w:val="32"/>
         </w:rPr>
       </w:pPr>
+      <w:bookmarkStart w:id="5" w:name="_Toc230356216"/>
       <w:r>
         <w:rPr>
           <w:noProof/>
@@ -5094,6 +5556,7 @@
         </w:rPr>
         <w:t>LOW FIDELITY WIREFRAMES:</w:t>
       </w:r>
+      <w:bookmarkEnd w:id="5"/>
     </w:p>
     <w:p>
       <w:pPr>
@@ -5515,7 +5978,6 @@
           <w:sz w:val="28"/>
           <w:szCs w:val="28"/>
         </w:rPr>
-        <w:lastRenderedPageBreak/>
         <w:drawing>
           <wp:inline distT="0" distB="0" distL="0" distR="0" wp14:anchorId="62D07322" wp14:editId="39E8C887">
             <wp:extent cx="6167120" cy="7179310"/>
@@ -5680,7 +6142,6 @@
           <w:sz w:val="28"/>
           <w:szCs w:val="28"/>
         </w:rPr>
-        <w:lastRenderedPageBreak/>
         <w:drawing>
           <wp:inline distT="0" distB="0" distL="0" distR="0" wp14:anchorId="2B13A76D" wp14:editId="1494D25F">
             <wp:extent cx="6167120" cy="7358380"/>
@@ -5890,77 +6351,8 @@
     </w:p>
     <w:p>
       <w:pPr>
-        <w:spacing w:after="0" w:line="259" w:lineRule="auto"/>
-        <w:ind w:left="0" w:right="0" w:firstLine="0"/>
-        <w:rPr>
-          <w:b/>
-          <w:bCs/>
-          <w:i/>
-          <w:iCs/>
-          <w:sz w:val="28"/>
-          <w:szCs w:val="28"/>
-        </w:rPr>
-      </w:pPr>
-    </w:p>
-    <w:p>
-      <w:pPr>
-        <w:spacing w:after="0" w:line="259" w:lineRule="auto"/>
-        <w:ind w:left="0" w:right="0" w:firstLine="0"/>
-        <w:rPr>
-          <w:b/>
-          <w:bCs/>
-          <w:i/>
-          <w:iCs/>
-          <w:sz w:val="28"/>
-          <w:szCs w:val="28"/>
-        </w:rPr>
-      </w:pPr>
-    </w:p>
-    <w:p>
-      <w:pPr>
-        <w:spacing w:after="0" w:line="259" w:lineRule="auto"/>
-        <w:ind w:left="0" w:right="0" w:firstLine="0"/>
-        <w:rPr>
-          <w:b/>
-          <w:bCs/>
-          <w:i/>
-          <w:iCs/>
-          <w:sz w:val="28"/>
-          <w:szCs w:val="28"/>
-        </w:rPr>
-      </w:pPr>
-    </w:p>
-    <w:p>
-      <w:pPr>
-        <w:spacing w:after="0" w:line="259" w:lineRule="auto"/>
-        <w:ind w:left="0" w:right="0" w:firstLine="0"/>
-        <w:rPr>
-          <w:b/>
-          <w:bCs/>
-          <w:i/>
-          <w:iCs/>
-          <w:sz w:val="28"/>
-          <w:szCs w:val="28"/>
-        </w:rPr>
-      </w:pPr>
-    </w:p>
-    <w:p>
-      <w:pPr>
-        <w:spacing w:after="0" w:line="259" w:lineRule="auto"/>
-        <w:ind w:left="0" w:right="0" w:firstLine="0"/>
-        <w:rPr>
-          <w:b/>
-          <w:bCs/>
-          <w:i/>
-          <w:iCs/>
-          <w:sz w:val="28"/>
-          <w:szCs w:val="28"/>
-        </w:rPr>
-      </w:pPr>
-    </w:p>
-    <w:p>
-      <w:pPr>
         <w:pStyle w:val="Heading3"/>
+        <w:ind w:left="0" w:firstLine="0"/>
         <w:rPr>
           <w:b/>
           <w:bCs/>
@@ -5970,6 +6362,7 @@
           <w:szCs w:val="36"/>
         </w:rPr>
       </w:pPr>
+      <w:bookmarkStart w:id="6" w:name="_Toc230356217"/>
       <w:r>
         <w:rPr>
           <w:b/>
@@ -5980,19 +6373,9 @@
           <w:szCs w:val="32"/>
         </w:rPr>
         <w:lastRenderedPageBreak/>
-        <w:t>HIGH</w:t>
-      </w:r>
-      <w:r>
-        <w:rPr>
-          <w:b/>
-          <w:bCs/>
-          <w:i/>
-          <w:iCs/>
-          <w:sz w:val="32"/>
-          <w:szCs w:val="32"/>
-        </w:rPr>
-        <w:t xml:space="preserve"> FIDELITY WIREFRAMES:</w:t>
-      </w:r>
+        <w:t>HIGH FIDELITY WIREFRAMES:</w:t>
+      </w:r>
+      <w:bookmarkEnd w:id="6"/>
     </w:p>
     <w:p>
       <w:pPr>
@@ -6102,22 +6485,6 @@
           </wp:inline>
         </w:drawing>
       </w:r>
-    </w:p>
-    <w:p>
-      <w:pPr>
-        <w:spacing w:after="0" w:line="259" w:lineRule="auto"/>
-        <w:ind w:left="0" w:right="0" w:firstLine="0"/>
-        <w:rPr>
-          <w:rStyle w:val="BookTitle"/>
-          <w:b w:val="0"/>
-          <w:bCs w:val="0"/>
-          <w:i w:val="0"/>
-          <w:iCs w:val="0"/>
-          <w:spacing w:val="0"/>
-          <w:sz w:val="28"/>
-          <w:szCs w:val="28"/>
-        </w:rPr>
-      </w:pPr>
     </w:p>
     <w:p>
       <w:pPr>
@@ -6304,18 +6671,6 @@
           <w:szCs w:val="32"/>
         </w:rPr>
       </w:pPr>
-    </w:p>
-    <w:p>
-      <w:pPr>
-        <w:spacing w:after="0" w:line="259" w:lineRule="auto"/>
-        <w:ind w:left="0" w:right="0" w:firstLine="0"/>
-        <w:rPr>
-          <w:rStyle w:val="BookTitle"/>
-          <w:spacing w:val="0"/>
-          <w:sz w:val="32"/>
-          <w:szCs w:val="32"/>
-        </w:rPr>
-      </w:pPr>
       <w:r>
         <w:rPr>
           <w:rStyle w:val="BookTitle"/>
@@ -6544,18 +6899,6 @@
           </wp:inline>
         </w:drawing>
       </w:r>
-    </w:p>
-    <w:p>
-      <w:pPr>
-        <w:spacing w:after="0" w:line="259" w:lineRule="auto"/>
-        <w:ind w:left="0" w:right="0" w:firstLine="0"/>
-        <w:rPr>
-          <w:rStyle w:val="BookTitle"/>
-          <w:spacing w:val="0"/>
-          <w:sz w:val="32"/>
-          <w:szCs w:val="32"/>
-        </w:rPr>
-      </w:pPr>
     </w:p>
     <w:p>
       <w:pPr>
@@ -6751,9 +7094,8 @@
           <w:iCs w:val="0"/>
           <w:spacing w:val="0"/>
         </w:rPr>
-        <w:t xml:space="preserve"> </w:t>
-      </w:r>
-      <w:proofErr w:type="gramStart"/>
+        <w:t xml:space="preserve"> be accessed through the main services page</w:t>
+      </w:r>
       <w:r>
         <w:rPr>
           <w:rStyle w:val="BookTitle"/>
@@ -6763,29 +7105,6 @@
           <w:iCs w:val="0"/>
           <w:spacing w:val="0"/>
         </w:rPr>
-        <w:t>be accessed</w:t>
-      </w:r>
-      <w:proofErr w:type="gramEnd"/>
-      <w:r>
-        <w:rPr>
-          <w:rStyle w:val="BookTitle"/>
-          <w:b w:val="0"/>
-          <w:bCs w:val="0"/>
-          <w:i w:val="0"/>
-          <w:iCs w:val="0"/>
-          <w:spacing w:val="0"/>
-        </w:rPr>
-        <w:t xml:space="preserve"> through the main services page</w:t>
-      </w:r>
-      <w:r>
-        <w:rPr>
-          <w:rStyle w:val="BookTitle"/>
-          <w:b w:val="0"/>
-          <w:bCs w:val="0"/>
-          <w:i w:val="0"/>
-          <w:iCs w:val="0"/>
-          <w:spacing w:val="0"/>
-        </w:rPr>
         <w:t>.</w:t>
       </w:r>
     </w:p>
@@ -6904,25 +7223,7 @@
           <w:szCs w:val="32"/>
         </w:rPr>
         <w:lastRenderedPageBreak/>
-        <w:t>PART</w:t>
-      </w:r>
-      <w:r>
-        <w:rPr>
-          <w:rStyle w:val="BookTitle"/>
-          <w:spacing w:val="0"/>
-          <w:sz w:val="32"/>
-          <w:szCs w:val="32"/>
-        </w:rPr>
-        <w:t>3</w:t>
-      </w:r>
-      <w:r>
-        <w:rPr>
-          <w:rStyle w:val="BookTitle"/>
-          <w:spacing w:val="0"/>
-          <w:sz w:val="32"/>
-          <w:szCs w:val="32"/>
-        </w:rPr>
-        <w:t>:</w:t>
+        <w:t>PART3:</w:t>
       </w:r>
     </w:p>
     <w:p>
@@ -7040,7 +7341,6 @@
         </w:rPr>
         <w:t xml:space="preserve">again </w:t>
       </w:r>
-      <w:proofErr w:type="gramStart"/>
       <w:r>
         <w:rPr>
           <w:rStyle w:val="BookTitle"/>
@@ -7050,9 +7350,8 @@
           <w:iCs w:val="0"/>
           <w:spacing w:val="0"/>
         </w:rPr>
-        <w:t>be accessed</w:t>
-      </w:r>
-      <w:proofErr w:type="gramEnd"/>
+        <w:t>be accessed through the main services page.</w:t>
+      </w:r>
       <w:r>
         <w:rPr>
           <w:rStyle w:val="BookTitle"/>
@@ -7062,7 +7361,7 @@
           <w:iCs w:val="0"/>
           <w:spacing w:val="0"/>
         </w:rPr>
-        <w:t xml:space="preserve"> through the main services page.</w:t>
+        <w:t xml:space="preserve"> This </w:t>
       </w:r>
       <w:r>
         <w:rPr>
@@ -7073,55 +7372,7 @@
           <w:iCs w:val="0"/>
           <w:spacing w:val="0"/>
         </w:rPr>
-        <w:t xml:space="preserve"> This </w:t>
-      </w:r>
-      <w:proofErr w:type="gramStart"/>
-      <w:r>
-        <w:rPr>
-          <w:rStyle w:val="BookTitle"/>
-          <w:b w:val="0"/>
-          <w:bCs w:val="0"/>
-          <w:i w:val="0"/>
-          <w:iCs w:val="0"/>
-          <w:spacing w:val="0"/>
-        </w:rPr>
-        <w:t>is done</w:t>
-      </w:r>
-      <w:proofErr w:type="gramEnd"/>
-      <w:r>
-        <w:rPr>
-          <w:rStyle w:val="BookTitle"/>
-          <w:b w:val="0"/>
-          <w:bCs w:val="0"/>
-          <w:i w:val="0"/>
-          <w:iCs w:val="0"/>
-          <w:spacing w:val="0"/>
-        </w:rPr>
-        <w:t xml:space="preserve"> to maintain the </w:t>
-      </w:r>
-      <w:proofErr w:type="gramStart"/>
-      <w:r>
-        <w:rPr>
-          <w:rStyle w:val="BookTitle"/>
-          <w:b w:val="0"/>
-          <w:bCs w:val="0"/>
-          <w:i w:val="0"/>
-          <w:iCs w:val="0"/>
-          <w:spacing w:val="0"/>
-        </w:rPr>
-        <w:t>3</w:t>
-      </w:r>
-      <w:proofErr w:type="gramEnd"/>
-      <w:r>
-        <w:rPr>
-          <w:rStyle w:val="BookTitle"/>
-          <w:b w:val="0"/>
-          <w:bCs w:val="0"/>
-          <w:i w:val="0"/>
-          <w:iCs w:val="0"/>
-          <w:spacing w:val="0"/>
-        </w:rPr>
-        <w:t xml:space="preserve"> clicks rule.</w:t>
+        <w:t>is done to maintain the 3 clicks rule.</w:t>
       </w:r>
     </w:p>
     <w:p>
@@ -7281,18 +7532,6 @@
           </wp:inline>
         </w:drawing>
       </w:r>
-    </w:p>
-    <w:p>
-      <w:pPr>
-        <w:spacing w:after="0" w:line="259" w:lineRule="auto"/>
-        <w:ind w:left="0" w:right="0" w:firstLine="0"/>
-        <w:rPr>
-          <w:rStyle w:val="BookTitle"/>
-          <w:spacing w:val="0"/>
-          <w:sz w:val="32"/>
-          <w:szCs w:val="32"/>
-        </w:rPr>
-      </w:pPr>
     </w:p>
     <w:p>
       <w:pPr>
@@ -7770,10 +8009,1052 @@
         </w:rPr>
       </w:pPr>
     </w:p>
+    <w:p>
+      <w:pPr>
+        <w:pStyle w:val="Heading3"/>
+        <w:ind w:right="0"/>
+        <w:jc w:val="center"/>
+        <w:rPr>
+          <w:b/>
+          <w:bCs/>
+          <w:i/>
+          <w:iCs/>
+          <w:sz w:val="48"/>
+          <w:szCs w:val="48"/>
+        </w:rPr>
+      </w:pPr>
+      <w:bookmarkStart w:id="7" w:name="_Toc230356218"/>
+      <w:r>
+        <w:rPr>
+          <w:b/>
+          <w:bCs/>
+          <w:i/>
+          <w:iCs/>
+          <w:sz w:val="48"/>
+          <w:szCs w:val="48"/>
+        </w:rPr>
+        <w:lastRenderedPageBreak/>
+        <w:t>QUALITY ASSURANCE</w:t>
+      </w:r>
+      <w:bookmarkEnd w:id="7"/>
+    </w:p>
+    <w:p/>
+    <w:p>
+      <w:pPr>
+        <w:rPr>
+          <w:b/>
+          <w:bCs/>
+          <w:i/>
+          <w:iCs/>
+          <w:sz w:val="32"/>
+          <w:szCs w:val="32"/>
+        </w:rPr>
+      </w:pPr>
+      <w:r>
+        <w:rPr>
+          <w:b/>
+          <w:bCs/>
+          <w:i/>
+          <w:iCs/>
+          <w:sz w:val="32"/>
+          <w:szCs w:val="32"/>
+        </w:rPr>
+        <w:t>BROWSER COMPATIBILITY</w:t>
+      </w:r>
+    </w:p>
+    <w:p>
+      <w:pPr>
+        <w:rPr>
+          <w:b/>
+          <w:bCs/>
+          <w:i/>
+          <w:iCs/>
+          <w:sz w:val="32"/>
+          <w:szCs w:val="32"/>
+        </w:rPr>
+      </w:pPr>
+    </w:p>
+    <w:p>
+      <w:pPr>
+        <w:rPr>
+          <w:sz w:val="32"/>
+          <w:szCs w:val="32"/>
+        </w:rPr>
+      </w:pPr>
+      <w:r>
+        <w:rPr>
+          <w:sz w:val="32"/>
+          <w:szCs w:val="32"/>
+        </w:rPr>
+        <w:t>1.</w:t>
+      </w:r>
+      <w:r>
+        <w:rPr>
+          <w:sz w:val="32"/>
+          <w:szCs w:val="32"/>
+        </w:rPr>
+        <w:t xml:space="preserve"> </w:t>
+      </w:r>
+      <w:r>
+        <w:rPr>
+          <w:sz w:val="32"/>
+          <w:szCs w:val="32"/>
+        </w:rPr>
+        <w:t>Chrome</w:t>
+      </w:r>
+    </w:p>
+    <w:p>
+      <w:pPr>
+        <w:rPr>
+          <w:sz w:val="32"/>
+          <w:szCs w:val="32"/>
+        </w:rPr>
+      </w:pPr>
+      <w:r>
+        <w:rPr>
+          <w:noProof/>
+          <w:sz w:val="32"/>
+          <w:szCs w:val="32"/>
+        </w:rPr>
+        <w:drawing>
+          <wp:inline distT="0" distB="0" distL="0" distR="0" wp14:anchorId="294BB8A4" wp14:editId="112355A4">
+            <wp:extent cx="6167120" cy="3275965"/>
+            <wp:effectExtent l="0" t="0" r="5080" b="635"/>
+            <wp:docPr id="731321986" name="Picture 2"/>
+            <wp:cNvGraphicFramePr>
+              <a:graphicFrameLocks xmlns:a="http://schemas.openxmlformats.org/drawingml/2006/main" noChangeAspect="1"/>
+            </wp:cNvGraphicFramePr>
+            <a:graphic xmlns:a="http://schemas.openxmlformats.org/drawingml/2006/main">
+              <a:graphicData uri="http://schemas.openxmlformats.org/drawingml/2006/picture">
+                <pic:pic xmlns:pic="http://schemas.openxmlformats.org/drawingml/2006/picture">
+                  <pic:nvPicPr>
+                    <pic:cNvPr id="731321986" name="Picture 731321986"/>
+                    <pic:cNvPicPr/>
+                  </pic:nvPicPr>
+                  <pic:blipFill>
+                    <a:blip r:embed="rId27" cstate="print">
+                      <a:extLst>
+                        <a:ext uri="{28A0092B-C50C-407E-A947-70E740481C1C}">
+                          <a14:useLocalDpi xmlns:a14="http://schemas.microsoft.com/office/drawing/2010/main" val="0"/>
+                        </a:ext>
+                      </a:extLst>
+                    </a:blip>
+                    <a:stretch>
+                      <a:fillRect/>
+                    </a:stretch>
+                  </pic:blipFill>
+                  <pic:spPr>
+                    <a:xfrm>
+                      <a:off x="0" y="0"/>
+                      <a:ext cx="6167120" cy="3275965"/>
+                    </a:xfrm>
+                    <a:prstGeom prst="rect">
+                      <a:avLst/>
+                    </a:prstGeom>
+                  </pic:spPr>
+                </pic:pic>
+              </a:graphicData>
+            </a:graphic>
+          </wp:inline>
+        </w:drawing>
+      </w:r>
+    </w:p>
+    <w:p>
+      <w:pPr>
+        <w:rPr>
+          <w:sz w:val="32"/>
+          <w:szCs w:val="32"/>
+        </w:rPr>
+      </w:pPr>
+      <w:r>
+        <w:rPr>
+          <w:sz w:val="32"/>
+          <w:szCs w:val="32"/>
+        </w:rPr>
+        <w:t>2</w:t>
+      </w:r>
+      <w:r>
+        <w:rPr>
+          <w:sz w:val="32"/>
+          <w:szCs w:val="32"/>
+        </w:rPr>
+        <w:t>.</w:t>
+      </w:r>
+      <w:r>
+        <w:rPr>
+          <w:sz w:val="32"/>
+          <w:szCs w:val="32"/>
+        </w:rPr>
+        <w:t xml:space="preserve"> EDGE</w:t>
+      </w:r>
+    </w:p>
+    <w:p>
+      <w:pPr>
+        <w:rPr>
+          <w:sz w:val="32"/>
+          <w:szCs w:val="32"/>
+        </w:rPr>
+      </w:pPr>
+      <w:r>
+        <w:rPr>
+          <w:noProof/>
+          <w:sz w:val="32"/>
+          <w:szCs w:val="32"/>
+        </w:rPr>
+        <w:drawing>
+          <wp:inline distT="0" distB="0" distL="0" distR="0" wp14:anchorId="31ACBC48" wp14:editId="5207D280">
+            <wp:extent cx="6167120" cy="3275965"/>
+            <wp:effectExtent l="0" t="0" r="5080" b="635"/>
+            <wp:docPr id="268396008" name="Picture 3"/>
+            <wp:cNvGraphicFramePr>
+              <a:graphicFrameLocks xmlns:a="http://schemas.openxmlformats.org/drawingml/2006/main" noChangeAspect="1"/>
+            </wp:cNvGraphicFramePr>
+            <a:graphic xmlns:a="http://schemas.openxmlformats.org/drawingml/2006/main">
+              <a:graphicData uri="http://schemas.openxmlformats.org/drawingml/2006/picture">
+                <pic:pic xmlns:pic="http://schemas.openxmlformats.org/drawingml/2006/picture">
+                  <pic:nvPicPr>
+                    <pic:cNvPr id="268396008" name="Picture 268396008"/>
+                    <pic:cNvPicPr/>
+                  </pic:nvPicPr>
+                  <pic:blipFill>
+                    <a:blip r:embed="rId28" cstate="print">
+                      <a:extLst>
+                        <a:ext uri="{28A0092B-C50C-407E-A947-70E740481C1C}">
+                          <a14:useLocalDpi xmlns:a14="http://schemas.microsoft.com/office/drawing/2010/main" val="0"/>
+                        </a:ext>
+                      </a:extLst>
+                    </a:blip>
+                    <a:stretch>
+                      <a:fillRect/>
+                    </a:stretch>
+                  </pic:blipFill>
+                  <pic:spPr>
+                    <a:xfrm>
+                      <a:off x="0" y="0"/>
+                      <a:ext cx="6167120" cy="3275965"/>
+                    </a:xfrm>
+                    <a:prstGeom prst="rect">
+                      <a:avLst/>
+                    </a:prstGeom>
+                  </pic:spPr>
+                </pic:pic>
+              </a:graphicData>
+            </a:graphic>
+          </wp:inline>
+        </w:drawing>
+      </w:r>
+    </w:p>
+    <w:p>
+      <w:pPr>
+        <w:rPr>
+          <w:sz w:val="32"/>
+          <w:szCs w:val="32"/>
+        </w:rPr>
+      </w:pPr>
+      <w:r>
+        <w:rPr>
+          <w:sz w:val="32"/>
+          <w:szCs w:val="32"/>
+        </w:rPr>
+        <w:lastRenderedPageBreak/>
+        <w:br/>
+      </w:r>
+      <w:r>
+        <w:rPr>
+          <w:sz w:val="32"/>
+          <w:szCs w:val="32"/>
+        </w:rPr>
+        <w:t>3</w:t>
+      </w:r>
+      <w:r>
+        <w:rPr>
+          <w:sz w:val="32"/>
+          <w:szCs w:val="32"/>
+        </w:rPr>
+        <w:t>.</w:t>
+      </w:r>
+      <w:r>
+        <w:rPr>
+          <w:sz w:val="32"/>
+          <w:szCs w:val="32"/>
+        </w:rPr>
+        <w:t xml:space="preserve"> FIRE</w:t>
+      </w:r>
+      <w:r>
+        <w:rPr>
+          <w:sz w:val="32"/>
+          <w:szCs w:val="32"/>
+        </w:rPr>
+        <w:t>FOX</w:t>
+      </w:r>
+    </w:p>
+    <w:p>
+      <w:pPr>
+        <w:rPr>
+          <w:sz w:val="32"/>
+          <w:szCs w:val="32"/>
+        </w:rPr>
+      </w:pPr>
+      <w:r>
+        <w:rPr>
+          <w:noProof/>
+          <w:sz w:val="32"/>
+          <w:szCs w:val="32"/>
+        </w:rPr>
+        <w:drawing>
+          <wp:inline distT="0" distB="0" distL="0" distR="0" wp14:anchorId="5006DF21" wp14:editId="2DFA28FF">
+            <wp:extent cx="6167120" cy="3275965"/>
+            <wp:effectExtent l="0" t="0" r="5080" b="635"/>
+            <wp:docPr id="699819085" name="Picture 4"/>
+            <wp:cNvGraphicFramePr>
+              <a:graphicFrameLocks xmlns:a="http://schemas.openxmlformats.org/drawingml/2006/main" noChangeAspect="1"/>
+            </wp:cNvGraphicFramePr>
+            <a:graphic xmlns:a="http://schemas.openxmlformats.org/drawingml/2006/main">
+              <a:graphicData uri="http://schemas.openxmlformats.org/drawingml/2006/picture">
+                <pic:pic xmlns:pic="http://schemas.openxmlformats.org/drawingml/2006/picture">
+                  <pic:nvPicPr>
+                    <pic:cNvPr id="699819085" name="Picture 699819085"/>
+                    <pic:cNvPicPr/>
+                  </pic:nvPicPr>
+                  <pic:blipFill>
+                    <a:blip r:embed="rId29" cstate="print">
+                      <a:extLst>
+                        <a:ext uri="{28A0092B-C50C-407E-A947-70E740481C1C}">
+                          <a14:useLocalDpi xmlns:a14="http://schemas.microsoft.com/office/drawing/2010/main" val="0"/>
+                        </a:ext>
+                      </a:extLst>
+                    </a:blip>
+                    <a:stretch>
+                      <a:fillRect/>
+                    </a:stretch>
+                  </pic:blipFill>
+                  <pic:spPr>
+                    <a:xfrm>
+                      <a:off x="0" y="0"/>
+                      <a:ext cx="6167120" cy="3275965"/>
+                    </a:xfrm>
+                    <a:prstGeom prst="rect">
+                      <a:avLst/>
+                    </a:prstGeom>
+                  </pic:spPr>
+                </pic:pic>
+              </a:graphicData>
+            </a:graphic>
+          </wp:inline>
+        </w:drawing>
+      </w:r>
+    </w:p>
+    <w:p>
+      <w:pPr>
+        <w:rPr>
+          <w:i/>
+          <w:iCs/>
+          <w:sz w:val="32"/>
+          <w:szCs w:val="32"/>
+        </w:rPr>
+      </w:pPr>
+    </w:p>
+    <w:p>
+      <w:pPr>
+        <w:spacing w:after="160" w:line="278" w:lineRule="auto"/>
+        <w:ind w:left="0" w:right="0" w:firstLine="0"/>
+        <w:jc w:val="left"/>
+        <w:rPr>
+          <w:b/>
+          <w:bCs/>
+          <w:i/>
+          <w:iCs/>
+          <w:sz w:val="32"/>
+          <w:szCs w:val="32"/>
+        </w:rPr>
+      </w:pPr>
+      <w:r>
+        <w:rPr>
+          <w:b/>
+          <w:bCs/>
+          <w:i/>
+          <w:iCs/>
+          <w:sz w:val="32"/>
+          <w:szCs w:val="32"/>
+        </w:rPr>
+        <w:br w:type="page"/>
+      </w:r>
+    </w:p>
+    <w:p>
+      <w:pPr>
+        <w:rPr>
+          <w:b/>
+          <w:bCs/>
+          <w:i/>
+          <w:iCs/>
+          <w:sz w:val="32"/>
+          <w:szCs w:val="32"/>
+        </w:rPr>
+      </w:pPr>
+      <w:r>
+        <w:rPr>
+          <w:b/>
+          <w:bCs/>
+          <w:i/>
+          <w:iCs/>
+          <w:sz w:val="32"/>
+          <w:szCs w:val="32"/>
+        </w:rPr>
+        <w:lastRenderedPageBreak/>
+        <w:t>MOBILE</w:t>
+      </w:r>
+      <w:r>
+        <w:rPr>
+          <w:b/>
+          <w:bCs/>
+          <w:i/>
+          <w:iCs/>
+          <w:sz w:val="32"/>
+          <w:szCs w:val="32"/>
+        </w:rPr>
+        <w:t xml:space="preserve"> COMPATIBILITY</w:t>
+      </w:r>
+    </w:p>
+    <w:p>
+      <w:pPr>
+        <w:ind w:right="0"/>
+      </w:pPr>
+      <w:r>
+        <w:t>Mobile compatibility was evaluated using a dual-testing methodology comprising a layout responsiveness test and an operating system (OS) rendering test. The layout test utilized Chrome DevTools to emulate various screen resolutions, ensuring fluid layout adaptation. OS test involved native device testing to verify that the website’s structural and presentation layers rendered accurately and consistently on physical mobile hardware.</w:t>
+      </w:r>
+    </w:p>
+    <w:p>
+      <w:pPr>
+        <w:ind w:right="0"/>
+      </w:pPr>
+    </w:p>
+    <w:p>
+      <w:pPr>
+        <w:ind w:right="0"/>
+        <w:jc w:val="center"/>
+        <w:rPr>
+          <w:b/>
+          <w:bCs/>
+          <w:sz w:val="32"/>
+          <w:szCs w:val="32"/>
+        </w:rPr>
+      </w:pPr>
+      <w:r>
+        <w:rPr>
+          <w:b/>
+          <w:bCs/>
+          <w:noProof/>
+          <w:sz w:val="32"/>
+          <w:szCs w:val="32"/>
+        </w:rPr>
+        <w:drawing>
+          <wp:anchor distT="0" distB="0" distL="114300" distR="114300" simplePos="0" relativeHeight="251672576" behindDoc="0" locked="0" layoutInCell="1" allowOverlap="1" wp14:anchorId="3EC2854D" wp14:editId="7C19AA88">
+            <wp:simplePos x="0" y="0"/>
+            <wp:positionH relativeFrom="margin">
+              <wp:posOffset>2751455</wp:posOffset>
+            </wp:positionH>
+            <wp:positionV relativeFrom="paragraph">
+              <wp:posOffset>455295</wp:posOffset>
+            </wp:positionV>
+            <wp:extent cx="3675380" cy="5423535"/>
+            <wp:effectExtent l="0" t="0" r="1270" b="5715"/>
+            <wp:wrapSquare wrapText="bothSides"/>
+            <wp:docPr id="1751297327" name="Picture 3"/>
+            <wp:cNvGraphicFramePr>
+              <a:graphicFrameLocks xmlns:a="http://schemas.openxmlformats.org/drawingml/2006/main" noChangeAspect="1"/>
+            </wp:cNvGraphicFramePr>
+            <a:graphic xmlns:a="http://schemas.openxmlformats.org/drawingml/2006/main">
+              <a:graphicData uri="http://schemas.openxmlformats.org/drawingml/2006/picture">
+                <pic:pic xmlns:pic="http://schemas.openxmlformats.org/drawingml/2006/picture">
+                  <pic:nvPicPr>
+                    <pic:cNvPr id="1751297327" name="Picture 1751297327"/>
+                    <pic:cNvPicPr/>
+                  </pic:nvPicPr>
+                  <pic:blipFill>
+                    <a:blip r:embed="rId30">
+                      <a:extLst>
+                        <a:ext uri="{28A0092B-C50C-407E-A947-70E740481C1C}">
+                          <a14:useLocalDpi xmlns:a14="http://schemas.microsoft.com/office/drawing/2010/main" val="0"/>
+                        </a:ext>
+                      </a:extLst>
+                    </a:blip>
+                    <a:stretch>
+                      <a:fillRect/>
+                    </a:stretch>
+                  </pic:blipFill>
+                  <pic:spPr>
+                    <a:xfrm>
+                      <a:off x="0" y="0"/>
+                      <a:ext cx="3675380" cy="5423535"/>
+                    </a:xfrm>
+                    <a:prstGeom prst="rect">
+                      <a:avLst/>
+                    </a:prstGeom>
+                  </pic:spPr>
+                </pic:pic>
+              </a:graphicData>
+            </a:graphic>
+            <wp14:sizeRelH relativeFrom="margin">
+              <wp14:pctWidth>0</wp14:pctWidth>
+            </wp14:sizeRelH>
+            <wp14:sizeRelV relativeFrom="margin">
+              <wp14:pctHeight>0</wp14:pctHeight>
+            </wp14:sizeRelV>
+          </wp:anchor>
+        </w:drawing>
+      </w:r>
+      <w:r>
+        <w:rPr>
+          <w:b/>
+          <w:bCs/>
+          <w:noProof/>
+          <w:sz w:val="32"/>
+          <w:szCs w:val="32"/>
+        </w:rPr>
+        <w:drawing>
+          <wp:anchor distT="0" distB="0" distL="114300" distR="114300" simplePos="0" relativeHeight="251671552" behindDoc="0" locked="0" layoutInCell="1" allowOverlap="1" wp14:anchorId="403F2FED" wp14:editId="3D351685">
+            <wp:simplePos x="0" y="0"/>
+            <wp:positionH relativeFrom="margin">
+              <wp:posOffset>-235585</wp:posOffset>
+            </wp:positionH>
+            <wp:positionV relativeFrom="paragraph">
+              <wp:posOffset>476250</wp:posOffset>
+            </wp:positionV>
+            <wp:extent cx="2791460" cy="5422265"/>
+            <wp:effectExtent l="0" t="0" r="8890" b="6985"/>
+            <wp:wrapSquare wrapText="bothSides"/>
+            <wp:docPr id="364176835" name="Picture 2"/>
+            <wp:cNvGraphicFramePr>
+              <a:graphicFrameLocks xmlns:a="http://schemas.openxmlformats.org/drawingml/2006/main" noChangeAspect="1"/>
+            </wp:cNvGraphicFramePr>
+            <a:graphic xmlns:a="http://schemas.openxmlformats.org/drawingml/2006/main">
+              <a:graphicData uri="http://schemas.openxmlformats.org/drawingml/2006/picture">
+                <pic:pic xmlns:pic="http://schemas.openxmlformats.org/drawingml/2006/picture">
+                  <pic:nvPicPr>
+                    <pic:cNvPr id="364176835" name="Picture 364176835"/>
+                    <pic:cNvPicPr/>
+                  </pic:nvPicPr>
+                  <pic:blipFill>
+                    <a:blip r:embed="rId31">
+                      <a:extLst>
+                        <a:ext uri="{28A0092B-C50C-407E-A947-70E740481C1C}">
+                          <a14:useLocalDpi xmlns:a14="http://schemas.microsoft.com/office/drawing/2010/main" val="0"/>
+                        </a:ext>
+                      </a:extLst>
+                    </a:blip>
+                    <a:stretch>
+                      <a:fillRect/>
+                    </a:stretch>
+                  </pic:blipFill>
+                  <pic:spPr>
+                    <a:xfrm>
+                      <a:off x="0" y="0"/>
+                      <a:ext cx="2791460" cy="5422265"/>
+                    </a:xfrm>
+                    <a:prstGeom prst="rect">
+                      <a:avLst/>
+                    </a:prstGeom>
+                  </pic:spPr>
+                </pic:pic>
+              </a:graphicData>
+            </a:graphic>
+            <wp14:sizeRelH relativeFrom="margin">
+              <wp14:pctWidth>0</wp14:pctWidth>
+            </wp14:sizeRelH>
+            <wp14:sizeRelV relativeFrom="margin">
+              <wp14:pctHeight>0</wp14:pctHeight>
+            </wp14:sizeRelV>
+          </wp:anchor>
+        </w:drawing>
+      </w:r>
+      <w:r>
+        <w:rPr>
+          <w:b/>
+          <w:bCs/>
+          <w:sz w:val="32"/>
+          <w:szCs w:val="32"/>
+        </w:rPr>
+        <w:t>LAYOUT TEST</w:t>
+      </w:r>
+      <w:r>
+        <w:rPr>
+          <w:b/>
+          <w:bCs/>
+          <w:sz w:val="32"/>
+          <w:szCs w:val="32"/>
+        </w:rPr>
+        <w:t xml:space="preserve"> </w:t>
+      </w:r>
+      <w:r>
+        <w:rPr>
+          <w:sz w:val="32"/>
+          <w:szCs w:val="32"/>
+        </w:rPr>
+        <w:t>(SMALL, LARGE AND TABLE SCREENS)</w:t>
+      </w:r>
+    </w:p>
+    <w:p>
+      <w:pPr>
+        <w:ind w:right="0"/>
+        <w:jc w:val="center"/>
+        <w:rPr>
+          <w:b/>
+          <w:bCs/>
+          <w:sz w:val="32"/>
+          <w:szCs w:val="32"/>
+        </w:rPr>
+      </w:pPr>
+      <w:r>
+        <w:rPr>
+          <w:b/>
+          <w:bCs/>
+          <w:noProof/>
+          <w:sz w:val="32"/>
+          <w:szCs w:val="32"/>
+        </w:rPr>
+        <w:lastRenderedPageBreak/>
+        <w:drawing>
+          <wp:inline distT="0" distB="0" distL="0" distR="0" wp14:anchorId="7857DB24" wp14:editId="22600D2A">
+            <wp:extent cx="6167120" cy="5246370"/>
+            <wp:effectExtent l="0" t="0" r="5080" b="0"/>
+            <wp:docPr id="499033502" name="Picture 4"/>
+            <wp:cNvGraphicFramePr>
+              <a:graphicFrameLocks xmlns:a="http://schemas.openxmlformats.org/drawingml/2006/main" noChangeAspect="1"/>
+            </wp:cNvGraphicFramePr>
+            <a:graphic xmlns:a="http://schemas.openxmlformats.org/drawingml/2006/main">
+              <a:graphicData uri="http://schemas.openxmlformats.org/drawingml/2006/picture">
+                <pic:pic xmlns:pic="http://schemas.openxmlformats.org/drawingml/2006/picture">
+                  <pic:nvPicPr>
+                    <pic:cNvPr id="499033502" name="Picture 499033502"/>
+                    <pic:cNvPicPr/>
+                  </pic:nvPicPr>
+                  <pic:blipFill>
+                    <a:blip r:embed="rId32">
+                      <a:extLst>
+                        <a:ext uri="{28A0092B-C50C-407E-A947-70E740481C1C}">
+                          <a14:useLocalDpi xmlns:a14="http://schemas.microsoft.com/office/drawing/2010/main" val="0"/>
+                        </a:ext>
+                      </a:extLst>
+                    </a:blip>
+                    <a:stretch>
+                      <a:fillRect/>
+                    </a:stretch>
+                  </pic:blipFill>
+                  <pic:spPr>
+                    <a:xfrm>
+                      <a:off x="0" y="0"/>
+                      <a:ext cx="6167120" cy="5246370"/>
+                    </a:xfrm>
+                    <a:prstGeom prst="rect">
+                      <a:avLst/>
+                    </a:prstGeom>
+                  </pic:spPr>
+                </pic:pic>
+              </a:graphicData>
+            </a:graphic>
+          </wp:inline>
+        </w:drawing>
+      </w:r>
+    </w:p>
+    <w:p>
+      <w:pPr>
+        <w:spacing w:after="160" w:line="278" w:lineRule="auto"/>
+        <w:ind w:left="0" w:right="0" w:firstLine="0"/>
+        <w:jc w:val="left"/>
+        <w:rPr>
+          <w:sz w:val="32"/>
+          <w:szCs w:val="32"/>
+        </w:rPr>
+      </w:pPr>
+      <w:r>
+        <w:rPr>
+          <w:sz w:val="32"/>
+          <w:szCs w:val="32"/>
+        </w:rPr>
+        <w:br w:type="page"/>
+      </w:r>
+    </w:p>
+    <w:p>
+      <w:pPr>
+        <w:ind w:right="0"/>
+        <w:jc w:val="center"/>
+        <w:rPr>
+          <w:sz w:val="32"/>
+          <w:szCs w:val="32"/>
+        </w:rPr>
+      </w:pPr>
+      <w:r>
+        <w:rPr>
+          <w:b/>
+          <w:bCs/>
+          <w:sz w:val="32"/>
+          <w:szCs w:val="32"/>
+        </w:rPr>
+        <w:lastRenderedPageBreak/>
+        <w:t>OS/ HARDWARE</w:t>
+      </w:r>
+      <w:r>
+        <w:rPr>
+          <w:b/>
+          <w:bCs/>
+          <w:sz w:val="32"/>
+          <w:szCs w:val="32"/>
+        </w:rPr>
+        <w:t xml:space="preserve"> TEST</w:t>
+      </w:r>
+    </w:p>
+    <w:p>
+      <w:pPr>
+        <w:rPr>
+          <w:sz w:val="32"/>
+          <w:szCs w:val="32"/>
+        </w:rPr>
+      </w:pPr>
+    </w:p>
+    <w:p>
+      <w:pPr>
+        <w:rPr>
+          <w:sz w:val="32"/>
+          <w:szCs w:val="32"/>
+        </w:rPr>
+      </w:pPr>
+      <w:r>
+        <w:rPr>
+          <w:sz w:val="32"/>
+          <w:szCs w:val="32"/>
+        </w:rPr>
+        <w:t>1.</w:t>
+      </w:r>
+      <w:r>
+        <w:rPr>
+          <w:sz w:val="32"/>
+          <w:szCs w:val="32"/>
+        </w:rPr>
+        <w:t xml:space="preserve"> </w:t>
+      </w:r>
+      <w:r>
+        <w:rPr>
+          <w:sz w:val="32"/>
+          <w:szCs w:val="32"/>
+        </w:rPr>
+        <w:t>ANDROID</w:t>
+      </w:r>
+      <w:r>
+        <w:rPr>
+          <w:sz w:val="32"/>
+          <w:szCs w:val="32"/>
+        </w:rPr>
+        <w:t xml:space="preserve"> OS</w:t>
+      </w:r>
+      <w:r>
+        <w:rPr>
+          <w:noProof/>
+          <w:sz w:val="32"/>
+          <w:szCs w:val="32"/>
+        </w:rPr>
+        <w:drawing>
+          <wp:anchor distT="0" distB="0" distL="114300" distR="114300" simplePos="0" relativeHeight="251670528" behindDoc="1" locked="0" layoutInCell="1" allowOverlap="1" wp14:anchorId="4F95D417" wp14:editId="6F370075">
+            <wp:simplePos x="0" y="0"/>
+            <wp:positionH relativeFrom="page">
+              <wp:posOffset>2209165</wp:posOffset>
+            </wp:positionH>
+            <wp:positionV relativeFrom="paragraph">
+              <wp:posOffset>535074</wp:posOffset>
+            </wp:positionV>
+            <wp:extent cx="3206115" cy="6947535"/>
+            <wp:effectExtent l="0" t="0" r="0" b="5715"/>
+            <wp:wrapTopAndBottom/>
+            <wp:docPr id="351492567" name="Picture 1"/>
+            <wp:cNvGraphicFramePr>
+              <a:graphicFrameLocks xmlns:a="http://schemas.openxmlformats.org/drawingml/2006/main" noChangeAspect="1"/>
+            </wp:cNvGraphicFramePr>
+            <a:graphic xmlns:a="http://schemas.openxmlformats.org/drawingml/2006/main">
+              <a:graphicData uri="http://schemas.openxmlformats.org/drawingml/2006/picture">
+                <pic:pic xmlns:pic="http://schemas.openxmlformats.org/drawingml/2006/picture">
+                  <pic:nvPicPr>
+                    <pic:cNvPr id="351492567" name="Picture 351492567"/>
+                    <pic:cNvPicPr/>
+                  </pic:nvPicPr>
+                  <pic:blipFill>
+                    <a:blip r:embed="rId33" cstate="print">
+                      <a:extLst>
+                        <a:ext uri="{28A0092B-C50C-407E-A947-70E740481C1C}">
+                          <a14:useLocalDpi xmlns:a14="http://schemas.microsoft.com/office/drawing/2010/main" val="0"/>
+                        </a:ext>
+                      </a:extLst>
+                    </a:blip>
+                    <a:stretch>
+                      <a:fillRect/>
+                    </a:stretch>
+                  </pic:blipFill>
+                  <pic:spPr>
+                    <a:xfrm>
+                      <a:off x="0" y="0"/>
+                      <a:ext cx="3206115" cy="6947535"/>
+                    </a:xfrm>
+                    <a:prstGeom prst="rect">
+                      <a:avLst/>
+                    </a:prstGeom>
+                  </pic:spPr>
+                </pic:pic>
+              </a:graphicData>
+            </a:graphic>
+            <wp14:sizeRelH relativeFrom="margin">
+              <wp14:pctWidth>0</wp14:pctWidth>
+            </wp14:sizeRelH>
+            <wp14:sizeRelV relativeFrom="margin">
+              <wp14:pctHeight>0</wp14:pctHeight>
+            </wp14:sizeRelV>
+          </wp:anchor>
+        </w:drawing>
+      </w:r>
+    </w:p>
+    <w:p>
+      <w:pPr>
+        <w:spacing w:after="160" w:line="278" w:lineRule="auto"/>
+        <w:ind w:left="0" w:right="0" w:firstLine="0"/>
+        <w:jc w:val="left"/>
+        <w:rPr>
+          <w:sz w:val="32"/>
+          <w:szCs w:val="32"/>
+        </w:rPr>
+      </w:pPr>
+      <w:r>
+        <w:rPr>
+          <w:sz w:val="32"/>
+          <w:szCs w:val="32"/>
+        </w:rPr>
+        <w:br w:type="page"/>
+      </w:r>
+    </w:p>
+    <w:p>
+      <w:pPr>
+        <w:rPr>
+          <w:sz w:val="32"/>
+          <w:szCs w:val="32"/>
+        </w:rPr>
+      </w:pPr>
+      <w:r>
+        <w:rPr>
+          <w:noProof/>
+          <w:sz w:val="32"/>
+          <w:szCs w:val="32"/>
+        </w:rPr>
+        <w:lastRenderedPageBreak/>
+        <w:drawing>
+          <wp:anchor distT="0" distB="0" distL="114300" distR="114300" simplePos="0" relativeHeight="251669504" behindDoc="1" locked="0" layoutInCell="1" allowOverlap="1" wp14:anchorId="3329CA91" wp14:editId="2B851039">
+            <wp:simplePos x="0" y="0"/>
+            <wp:positionH relativeFrom="page">
+              <wp:align>center</wp:align>
+            </wp:positionH>
+            <wp:positionV relativeFrom="paragraph">
+              <wp:posOffset>352483</wp:posOffset>
+            </wp:positionV>
+            <wp:extent cx="3314700" cy="7173595"/>
+            <wp:effectExtent l="0" t="0" r="0" b="8255"/>
+            <wp:wrapTopAndBottom/>
+            <wp:docPr id="588461661" name="Picture 5"/>
+            <wp:cNvGraphicFramePr>
+              <a:graphicFrameLocks xmlns:a="http://schemas.openxmlformats.org/drawingml/2006/main" noChangeAspect="1"/>
+            </wp:cNvGraphicFramePr>
+            <a:graphic xmlns:a="http://schemas.openxmlformats.org/drawingml/2006/main">
+              <a:graphicData uri="http://schemas.openxmlformats.org/drawingml/2006/picture">
+                <pic:pic xmlns:pic="http://schemas.openxmlformats.org/drawingml/2006/picture">
+                  <pic:nvPicPr>
+                    <pic:cNvPr id="588461661" name="Picture 588461661"/>
+                    <pic:cNvPicPr/>
+                  </pic:nvPicPr>
+                  <pic:blipFill>
+                    <a:blip r:embed="rId34">
+                      <a:extLst>
+                        <a:ext uri="{28A0092B-C50C-407E-A947-70E740481C1C}">
+                          <a14:useLocalDpi xmlns:a14="http://schemas.microsoft.com/office/drawing/2010/main" val="0"/>
+                        </a:ext>
+                      </a:extLst>
+                    </a:blip>
+                    <a:stretch>
+                      <a:fillRect/>
+                    </a:stretch>
+                  </pic:blipFill>
+                  <pic:spPr>
+                    <a:xfrm>
+                      <a:off x="0" y="0"/>
+                      <a:ext cx="3314700" cy="7173595"/>
+                    </a:xfrm>
+                    <a:prstGeom prst="rect">
+                      <a:avLst/>
+                    </a:prstGeom>
+                  </pic:spPr>
+                </pic:pic>
+              </a:graphicData>
+            </a:graphic>
+          </wp:anchor>
+        </w:drawing>
+      </w:r>
+      <w:r>
+        <w:rPr>
+          <w:sz w:val="32"/>
+          <w:szCs w:val="32"/>
+        </w:rPr>
+        <w:t>2</w:t>
+      </w:r>
+      <w:r>
+        <w:rPr>
+          <w:sz w:val="32"/>
+          <w:szCs w:val="32"/>
+        </w:rPr>
+        <w:t>.</w:t>
+      </w:r>
+      <w:r>
+        <w:rPr>
+          <w:sz w:val="32"/>
+          <w:szCs w:val="32"/>
+        </w:rPr>
+        <w:t xml:space="preserve"> </w:t>
+      </w:r>
+      <w:r>
+        <w:rPr>
+          <w:sz w:val="32"/>
+          <w:szCs w:val="32"/>
+        </w:rPr>
+        <w:t>IPHONE(</w:t>
+      </w:r>
+      <w:r>
+        <w:rPr>
+          <w:sz w:val="32"/>
+          <w:szCs w:val="32"/>
+        </w:rPr>
+        <w:t>SAFARI</w:t>
+      </w:r>
+      <w:r>
+        <w:rPr>
+          <w:sz w:val="32"/>
+          <w:szCs w:val="32"/>
+        </w:rPr>
+        <w:t>)</w:t>
+      </w:r>
+    </w:p>
+    <w:p>
+      <w:pPr>
+        <w:spacing w:after="160" w:line="278" w:lineRule="auto"/>
+        <w:ind w:left="0" w:right="0" w:firstLine="0"/>
+        <w:jc w:val="left"/>
+        <w:rPr>
+          <w:i/>
+          <w:iCs/>
+          <w:color w:val="156082" w:themeColor="accent1"/>
+          <w:sz w:val="40"/>
+          <w:szCs w:val="40"/>
+        </w:rPr>
+      </w:pPr>
+      <w:r>
+        <w:rPr>
+          <w:sz w:val="40"/>
+          <w:szCs w:val="40"/>
+        </w:rPr>
+        <w:br w:type="page"/>
+      </w:r>
+    </w:p>
+    <w:p>
+      <w:pPr>
+        <w:pStyle w:val="Heading3"/>
+        <w:ind w:right="0"/>
+        <w:jc w:val="center"/>
+        <w:rPr>
+          <w:b/>
+          <w:bCs/>
+          <w:i/>
+          <w:iCs/>
+          <w:sz w:val="48"/>
+          <w:szCs w:val="48"/>
+        </w:rPr>
+      </w:pPr>
+      <w:bookmarkStart w:id="8" w:name="_Toc230356219"/>
+      <w:r>
+        <w:rPr>
+          <w:b/>
+          <w:bCs/>
+          <w:i/>
+          <w:iCs/>
+          <w:sz w:val="48"/>
+          <w:szCs w:val="48"/>
+        </w:rPr>
+        <w:lastRenderedPageBreak/>
+        <w:t>Future Developments/Recommendations</w:t>
+      </w:r>
+      <w:bookmarkEnd w:id="8"/>
+    </w:p>
+    <w:p/>
+    <w:p>
+      <w:pPr>
+        <w:pStyle w:val="ListParagraph"/>
+        <w:numPr>
+          <w:ilvl w:val="0"/>
+          <w:numId w:val="43"/>
+        </w:numPr>
+        <w:ind w:right="0"/>
+      </w:pPr>
+      <w:r>
+        <w:t xml:space="preserve">Introduce </w:t>
+      </w:r>
+      <w:r>
+        <w:t xml:space="preserve">a </w:t>
+      </w:r>
+      <w:r>
+        <w:t>Live chat or chatbot assistant to answer common queries without needing to call a branch.</w:t>
+      </w:r>
+    </w:p>
+    <w:p>
+      <w:pPr>
+        <w:pStyle w:val="ListParagraph"/>
+        <w:numPr>
+          <w:ilvl w:val="0"/>
+          <w:numId w:val="43"/>
+        </w:numPr>
+        <w:ind w:right="0"/>
+      </w:pPr>
+      <w:r>
+        <w:t xml:space="preserve">Create a </w:t>
+      </w:r>
+      <w:r>
+        <w:t xml:space="preserve">News/blog section </w:t>
+      </w:r>
+      <w:r>
+        <w:t>for</w:t>
+      </w:r>
+      <w:r>
+        <w:t xml:space="preserve"> financial tips, interest rate updates, and bank announcements </w:t>
+      </w:r>
+      <w:r>
+        <w:t xml:space="preserve">to </w:t>
+      </w:r>
+      <w:r>
+        <w:t>build trust.</w:t>
+      </w:r>
+    </w:p>
+    <w:p>
+      <w:pPr>
+        <w:pStyle w:val="ListParagraph"/>
+        <w:numPr>
+          <w:ilvl w:val="0"/>
+          <w:numId w:val="43"/>
+        </w:numPr>
+        <w:ind w:right="0"/>
+      </w:pPr>
+      <w:r>
+        <w:t>Multi-language support</w:t>
+      </w:r>
+      <w:r>
+        <w:t>,</w:t>
+      </w:r>
+      <w:r>
+        <w:t xml:space="preserve"> adding Setswana alongside English would make the site more inclusive for local users.</w:t>
+      </w:r>
+    </w:p>
     <w:sectPr>
-      <w:footerReference w:type="even" r:id="rId27"/>
-      <w:footerReference w:type="default" r:id="rId28"/>
-      <w:footerReference w:type="first" r:id="rId29"/>
+      <w:footerReference w:type="even" r:id="rId35"/>
+      <w:footerReference w:type="default" r:id="rId36"/>
+      <w:footerReference w:type="first" r:id="rId37"/>
       <w:pgSz w:w="12240" w:h="15840"/>
       <w:pgMar w:top="721" w:right="1088" w:bottom="272" w:left="1440" w:header="720" w:footer="720" w:gutter="0"/>
       <w:pgNumType w:start="0"/>
@@ -7823,6 +9104,50 @@
 
 <file path=word/footer2.xml><?xml version="1.0" encoding="utf-8"?>
 <w:ftr xmlns:wpc="http://schemas.microsoft.com/office/word/2010/wordprocessingCanvas" xmlns:cx="http://schemas.microsoft.com/office/drawing/2014/chartex" xmlns:cx1="http://schemas.microsoft.com/office/drawing/2015/9/8/chartex" xmlns:cx2="http://schemas.microsoft.com/office/drawing/2015/10/21/chartex" xmlns:cx3="http://schemas.microsoft.com/office/drawing/2016/5/9/chartex" xmlns:cx4="http://schemas.microsoft.com/office/drawing/2016/5/10/chartex" xmlns:cx5="http://schemas.microsoft.com/office/drawing/2016/5/11/chartex" xmlns:cx6="http://schemas.microsoft.com/office/drawing/2016/5/12/chartex" xmlns:cx7="http://schemas.microsoft.com/office/drawing/2016/5/13/chartex" xmlns:cx8="http://schemas.microsoft.com/office/drawing/2016/5/14/chartex" xmlns:mc="http://schemas.openxmlformats.org/markup-compatibility/2006" xmlns:aink="http://schemas.microsoft.com/office/drawing/2016/ink" xmlns:am3d="http://schemas.microsoft.com/office/drawing/2017/model3d" xmlns:o="urn:schemas-microsoft-com:office:office" xmlns:oel="http://schemas.microsoft.com/office/2019/extlst" xmlns:r="http://schemas.openxmlformats.org/officeDocument/2006/relationships" xmlns:m="http://schemas.openxmlformats.org/officeDocument/2006/math" xmlns:v="urn:schemas-microsoft-com:vml" xmlns:wp14="http://schemas.microsoft.com/office/word/2010/wordprocessingDrawing" xmlns:wp="http://schemas.openxmlformats.org/drawingml/2006/wordprocessingDrawing" xmlns:w10="urn:schemas-microsoft-com:office:word" xmlns:w="http://schemas.openxmlformats.org/wordprocessingml/2006/main" xmlns:w14="http://schemas.microsoft.com/office/word/2010/wordml" xmlns:w15="http://schemas.microsoft.com/office/word/2012/wordml" xmlns:w16cex="http://schemas.microsoft.com/office/word/2018/wordml/cex" xmlns:w16cid="http://schemas.microsoft.com/office/word/2016/wordml/cid" xmlns:w16="http://schemas.microsoft.com/office/word/2018/wordml" xmlns:w16du="http://schemas.microsoft.com/office/word/2023/wordml/word16du" xmlns:w16sdtdh="http://schemas.microsoft.com/office/word/2020/wordml/sdtdatahash" xmlns:w16sdtfl="http://schemas.microsoft.com/office/word/2024/wordml/sdtformatlock" xmlns:w16se="http://schemas.microsoft.com/office/word/2015/wordml/symex" xmlns:wpg="http://schemas.microsoft.com/office/word/2010/wordprocessingGroup" xmlns:wpi="http://schemas.microsoft.com/office/word/2010/wordprocessingInk" xmlns:wne="http://schemas.microsoft.com/office/word/2006/wordml" xmlns:wps="http://schemas.microsoft.com/office/word/2010/wordprocessingShape" mc:Ignorable="w14 w15 w16se w16cid w16 w16cex w16sdtdh w16sdtfl w16du wp14">
+  <w:sdt>
+    <w:sdtPr>
+      <w:id w:val="-152684044"/>
+      <w:docPartObj>
+        <w:docPartGallery w:val="Page Numbers (Bottom of Page)"/>
+        <w:docPartUnique/>
+      </w:docPartObj>
+    </w:sdtPr>
+    <w:sdtContent>
+      <w:p>
+        <w:pPr>
+          <w:pStyle w:val="Footer"/>
+          <w:jc w:val="right"/>
+        </w:pPr>
+        <w:r>
+          <w:t xml:space="preserve">Page | </w:t>
+        </w:r>
+        <w:r>
+          <w:fldChar w:fldCharType="begin"/>
+        </w:r>
+        <w:r>
+          <w:instrText xml:space="preserve"> PAGE   \* MERGEFORMAT </w:instrText>
+        </w:r>
+        <w:r>
+          <w:fldChar w:fldCharType="separate"/>
+        </w:r>
+        <w:r>
+          <w:rPr>
+            <w:noProof/>
+          </w:rPr>
+          <w:t>2</w:t>
+        </w:r>
+        <w:r>
+          <w:rPr>
+            <w:noProof/>
+          </w:rPr>
+          <w:fldChar w:fldCharType="end"/>
+        </w:r>
+        <w:r>
+          <w:t xml:space="preserve"> </w:t>
+        </w:r>
+      </w:p>
+    </w:sdtContent>
+  </w:sdt>
   <w:p>
     <w:pPr>
       <w:spacing w:after="160" w:line="259" w:lineRule="auto"/>
@@ -10647,6 +11972,95 @@
     </w:lvl>
   </w:abstractNum>
   <w:abstractNum w:abstractNumId="20" w15:restartNumberingAfterBreak="0">
+    <w:nsid w:val="3F4467DF"/>
+    <w:multiLevelType w:val="hybridMultilevel"/>
+    <w:tmpl w:val="7654DA24"/>
+    <w:lvl w:ilvl="0" w:tplc="0409000F">
+      <w:start w:val="1"/>
+      <w:numFmt w:val="decimal"/>
+      <w:lvlText w:val="%1."/>
+      <w:lvlJc w:val="left"/>
+      <w:pPr>
+        <w:ind w:left="720" w:hanging="360"/>
+      </w:pPr>
+      <w:rPr>
+        <w:rFonts w:hint="default"/>
+      </w:rPr>
+    </w:lvl>
+    <w:lvl w:ilvl="1" w:tplc="04090019" w:tentative="1">
+      <w:start w:val="1"/>
+      <w:numFmt w:val="lowerLetter"/>
+      <w:lvlText w:val="%2."/>
+      <w:lvlJc w:val="left"/>
+      <w:pPr>
+        <w:ind w:left="1440" w:hanging="360"/>
+      </w:pPr>
+    </w:lvl>
+    <w:lvl w:ilvl="2" w:tplc="0409001B" w:tentative="1">
+      <w:start w:val="1"/>
+      <w:numFmt w:val="lowerRoman"/>
+      <w:lvlText w:val="%3."/>
+      <w:lvlJc w:val="right"/>
+      <w:pPr>
+        <w:ind w:left="2160" w:hanging="180"/>
+      </w:pPr>
+    </w:lvl>
+    <w:lvl w:ilvl="3" w:tplc="0409000F" w:tentative="1">
+      <w:start w:val="1"/>
+      <w:numFmt w:val="decimal"/>
+      <w:lvlText w:val="%4."/>
+      <w:lvlJc w:val="left"/>
+      <w:pPr>
+        <w:ind w:left="2880" w:hanging="360"/>
+      </w:pPr>
+    </w:lvl>
+    <w:lvl w:ilvl="4" w:tplc="04090019" w:tentative="1">
+      <w:start w:val="1"/>
+      <w:numFmt w:val="lowerLetter"/>
+      <w:lvlText w:val="%5."/>
+      <w:lvlJc w:val="left"/>
+      <w:pPr>
+        <w:ind w:left="3600" w:hanging="360"/>
+      </w:pPr>
+    </w:lvl>
+    <w:lvl w:ilvl="5" w:tplc="0409001B" w:tentative="1">
+      <w:start w:val="1"/>
+      <w:numFmt w:val="lowerRoman"/>
+      <w:lvlText w:val="%6."/>
+      <w:lvlJc w:val="right"/>
+      <w:pPr>
+        <w:ind w:left="4320" w:hanging="180"/>
+      </w:pPr>
+    </w:lvl>
+    <w:lvl w:ilvl="6" w:tplc="0409000F" w:tentative="1">
+      <w:start w:val="1"/>
+      <w:numFmt w:val="decimal"/>
+      <w:lvlText w:val="%7."/>
+      <w:lvlJc w:val="left"/>
+      <w:pPr>
+        <w:ind w:left="5040" w:hanging="360"/>
+      </w:pPr>
+    </w:lvl>
+    <w:lvl w:ilvl="7" w:tplc="04090019" w:tentative="1">
+      <w:start w:val="1"/>
+      <w:numFmt w:val="lowerLetter"/>
+      <w:lvlText w:val="%8."/>
+      <w:lvlJc w:val="left"/>
+      <w:pPr>
+        <w:ind w:left="5760" w:hanging="360"/>
+      </w:pPr>
+    </w:lvl>
+    <w:lvl w:ilvl="8" w:tplc="0409001B" w:tentative="1">
+      <w:start w:val="1"/>
+      <w:numFmt w:val="lowerRoman"/>
+      <w:lvlText w:val="%9."/>
+      <w:lvlJc w:val="right"/>
+      <w:pPr>
+        <w:ind w:left="6480" w:hanging="180"/>
+      </w:pPr>
+    </w:lvl>
+  </w:abstractNum>
+  <w:abstractNum w:abstractNumId="21" w15:restartNumberingAfterBreak="0">
     <w:nsid w:val="440E141C"/>
     <w:multiLevelType w:val="hybridMultilevel"/>
     <w:tmpl w:val="BF0A5342"/>
@@ -10738,7 +12152,7 @@
       </w:pPr>
     </w:lvl>
   </w:abstractNum>
-  <w:abstractNum w:abstractNumId="21" w15:restartNumberingAfterBreak="0">
+  <w:abstractNum w:abstractNumId="22" w15:restartNumberingAfterBreak="0">
     <w:nsid w:val="457A1E5D"/>
     <w:multiLevelType w:val="hybridMultilevel"/>
     <w:tmpl w:val="0914A2C6"/>
@@ -10851,7 +12265,7 @@
       </w:rPr>
     </w:lvl>
   </w:abstractNum>
-  <w:abstractNum w:abstractNumId="22" w15:restartNumberingAfterBreak="0">
+  <w:abstractNum w:abstractNumId="23" w15:restartNumberingAfterBreak="0">
     <w:nsid w:val="4636382D"/>
     <w:multiLevelType w:val="hybridMultilevel"/>
     <w:tmpl w:val="E0500B62"/>
@@ -10940,7 +12354,96 @@
       </w:pPr>
     </w:lvl>
   </w:abstractNum>
-  <w:abstractNum w:abstractNumId="23" w15:restartNumberingAfterBreak="0">
+  <w:abstractNum w:abstractNumId="24" w15:restartNumberingAfterBreak="0">
+    <w:nsid w:val="49AD3162"/>
+    <w:multiLevelType w:val="hybridMultilevel"/>
+    <w:tmpl w:val="1F6CF308"/>
+    <w:lvl w:ilvl="0" w:tplc="0409000F">
+      <w:start w:val="1"/>
+      <w:numFmt w:val="decimal"/>
+      <w:lvlText w:val="%1."/>
+      <w:lvlJc w:val="left"/>
+      <w:pPr>
+        <w:ind w:left="720" w:hanging="360"/>
+      </w:pPr>
+      <w:rPr>
+        <w:rFonts w:hint="default"/>
+      </w:rPr>
+    </w:lvl>
+    <w:lvl w:ilvl="1" w:tplc="04090019" w:tentative="1">
+      <w:start w:val="1"/>
+      <w:numFmt w:val="lowerLetter"/>
+      <w:lvlText w:val="%2."/>
+      <w:lvlJc w:val="left"/>
+      <w:pPr>
+        <w:ind w:left="1440" w:hanging="360"/>
+      </w:pPr>
+    </w:lvl>
+    <w:lvl w:ilvl="2" w:tplc="0409001B" w:tentative="1">
+      <w:start w:val="1"/>
+      <w:numFmt w:val="lowerRoman"/>
+      <w:lvlText w:val="%3."/>
+      <w:lvlJc w:val="right"/>
+      <w:pPr>
+        <w:ind w:left="2160" w:hanging="180"/>
+      </w:pPr>
+    </w:lvl>
+    <w:lvl w:ilvl="3" w:tplc="0409000F" w:tentative="1">
+      <w:start w:val="1"/>
+      <w:numFmt w:val="decimal"/>
+      <w:lvlText w:val="%4."/>
+      <w:lvlJc w:val="left"/>
+      <w:pPr>
+        <w:ind w:left="2880" w:hanging="360"/>
+      </w:pPr>
+    </w:lvl>
+    <w:lvl w:ilvl="4" w:tplc="04090019" w:tentative="1">
+      <w:start w:val="1"/>
+      <w:numFmt w:val="lowerLetter"/>
+      <w:lvlText w:val="%5."/>
+      <w:lvlJc w:val="left"/>
+      <w:pPr>
+        <w:ind w:left="3600" w:hanging="360"/>
+      </w:pPr>
+    </w:lvl>
+    <w:lvl w:ilvl="5" w:tplc="0409001B" w:tentative="1">
+      <w:start w:val="1"/>
+      <w:numFmt w:val="lowerRoman"/>
+      <w:lvlText w:val="%6."/>
+      <w:lvlJc w:val="right"/>
+      <w:pPr>
+        <w:ind w:left="4320" w:hanging="180"/>
+      </w:pPr>
+    </w:lvl>
+    <w:lvl w:ilvl="6" w:tplc="0409000F" w:tentative="1">
+      <w:start w:val="1"/>
+      <w:numFmt w:val="decimal"/>
+      <w:lvlText w:val="%7."/>
+      <w:lvlJc w:val="left"/>
+      <w:pPr>
+        <w:ind w:left="5040" w:hanging="360"/>
+      </w:pPr>
+    </w:lvl>
+    <w:lvl w:ilvl="7" w:tplc="04090019" w:tentative="1">
+      <w:start w:val="1"/>
+      <w:numFmt w:val="lowerLetter"/>
+      <w:lvlText w:val="%8."/>
+      <w:lvlJc w:val="left"/>
+      <w:pPr>
+        <w:ind w:left="5760" w:hanging="360"/>
+      </w:pPr>
+    </w:lvl>
+    <w:lvl w:ilvl="8" w:tplc="0409001B" w:tentative="1">
+      <w:start w:val="1"/>
+      <w:numFmt w:val="lowerRoman"/>
+      <w:lvlText w:val="%9."/>
+      <w:lvlJc w:val="right"/>
+      <w:pPr>
+        <w:ind w:left="6480" w:hanging="180"/>
+      </w:pPr>
+    </w:lvl>
+  </w:abstractNum>
+  <w:abstractNum w:abstractNumId="25" w15:restartNumberingAfterBreak="0">
     <w:nsid w:val="540D471F"/>
     <w:multiLevelType w:val="hybridMultilevel"/>
     <w:tmpl w:val="E266ED72"/>
@@ -11053,7 +12556,7 @@
       </w:rPr>
     </w:lvl>
   </w:abstractNum>
-  <w:abstractNum w:abstractNumId="24" w15:restartNumberingAfterBreak="0">
+  <w:abstractNum w:abstractNumId="26" w15:restartNumberingAfterBreak="0">
     <w:nsid w:val="5501403A"/>
     <w:multiLevelType w:val="hybridMultilevel"/>
     <w:tmpl w:val="47EEEE34"/>
@@ -11166,7 +12669,7 @@
       </w:rPr>
     </w:lvl>
   </w:abstractNum>
-  <w:abstractNum w:abstractNumId="25" w15:restartNumberingAfterBreak="0">
+  <w:abstractNum w:abstractNumId="27" w15:restartNumberingAfterBreak="0">
     <w:nsid w:val="592104B6"/>
     <w:multiLevelType w:val="hybridMultilevel"/>
     <w:tmpl w:val="D55A83DA"/>
@@ -11387,7 +12890,7 @@
       </w:rPr>
     </w:lvl>
   </w:abstractNum>
-  <w:abstractNum w:abstractNumId="26" w15:restartNumberingAfterBreak="0">
+  <w:abstractNum w:abstractNumId="28" w15:restartNumberingAfterBreak="0">
     <w:nsid w:val="5A484DF6"/>
     <w:multiLevelType w:val="hybridMultilevel"/>
     <w:tmpl w:val="75BE96FA"/>
@@ -11500,7 +13003,7 @@
       </w:rPr>
     </w:lvl>
   </w:abstractNum>
-  <w:abstractNum w:abstractNumId="27" w15:restartNumberingAfterBreak="0">
+  <w:abstractNum w:abstractNumId="29" w15:restartNumberingAfterBreak="0">
     <w:nsid w:val="5BB31C09"/>
     <w:multiLevelType w:val="hybridMultilevel"/>
     <w:tmpl w:val="76CCF36E"/>
@@ -11613,7 +13116,7 @@
       </w:rPr>
     </w:lvl>
   </w:abstractNum>
-  <w:abstractNum w:abstractNumId="28" w15:restartNumberingAfterBreak="0">
+  <w:abstractNum w:abstractNumId="30" w15:restartNumberingAfterBreak="0">
     <w:nsid w:val="5C2C5D2D"/>
     <w:multiLevelType w:val="hybridMultilevel"/>
     <w:tmpl w:val="065A2C7A"/>
@@ -11703,7 +13206,7 @@
       </w:pPr>
     </w:lvl>
   </w:abstractNum>
-  <w:abstractNum w:abstractNumId="29" w15:restartNumberingAfterBreak="0">
+  <w:abstractNum w:abstractNumId="31" w15:restartNumberingAfterBreak="0">
     <w:nsid w:val="5E094E2E"/>
     <w:multiLevelType w:val="hybridMultilevel"/>
     <w:tmpl w:val="15584D88"/>
@@ -11816,7 +13319,7 @@
       </w:rPr>
     </w:lvl>
   </w:abstractNum>
-  <w:abstractNum w:abstractNumId="30" w15:restartNumberingAfterBreak="0">
+  <w:abstractNum w:abstractNumId="32" w15:restartNumberingAfterBreak="0">
     <w:nsid w:val="5F0F1126"/>
     <w:multiLevelType w:val="hybridMultilevel"/>
     <w:tmpl w:val="2B0CB398"/>
@@ -11929,7 +13432,7 @@
       </w:rPr>
     </w:lvl>
   </w:abstractNum>
-  <w:abstractNum w:abstractNumId="31" w15:restartNumberingAfterBreak="0">
+  <w:abstractNum w:abstractNumId="33" w15:restartNumberingAfterBreak="0">
     <w:nsid w:val="60FA1B1A"/>
     <w:multiLevelType w:val="hybridMultilevel"/>
     <w:tmpl w:val="C19C2348"/>
@@ -12141,7 +13644,7 @@
       </w:rPr>
     </w:lvl>
   </w:abstractNum>
-  <w:abstractNum w:abstractNumId="32" w15:restartNumberingAfterBreak="0">
+  <w:abstractNum w:abstractNumId="34" w15:restartNumberingAfterBreak="0">
     <w:nsid w:val="630A34A1"/>
     <w:multiLevelType w:val="hybridMultilevel"/>
     <w:tmpl w:val="672EE4D6"/>
@@ -12254,7 +13757,7 @@
       </w:rPr>
     </w:lvl>
   </w:abstractNum>
-  <w:abstractNum w:abstractNumId="33" w15:restartNumberingAfterBreak="0">
+  <w:abstractNum w:abstractNumId="35" w15:restartNumberingAfterBreak="0">
     <w:nsid w:val="636A1CBE"/>
     <w:multiLevelType w:val="hybridMultilevel"/>
     <w:tmpl w:val="D66A4868"/>
@@ -12367,7 +13870,7 @@
       </w:rPr>
     </w:lvl>
   </w:abstractNum>
-  <w:abstractNum w:abstractNumId="34" w15:restartNumberingAfterBreak="0">
+  <w:abstractNum w:abstractNumId="36" w15:restartNumberingAfterBreak="0">
     <w:nsid w:val="650256D1"/>
     <w:multiLevelType w:val="hybridMultilevel"/>
     <w:tmpl w:val="D3F29F48"/>
@@ -12480,7 +13983,7 @@
       </w:rPr>
     </w:lvl>
   </w:abstractNum>
-  <w:abstractNum w:abstractNumId="35" w15:restartNumberingAfterBreak="0">
+  <w:abstractNum w:abstractNumId="37" w15:restartNumberingAfterBreak="0">
     <w:nsid w:val="651A5DB6"/>
     <w:multiLevelType w:val="hybridMultilevel"/>
     <w:tmpl w:val="CCE86B80"/>
@@ -12593,7 +14096,7 @@
       </w:rPr>
     </w:lvl>
   </w:abstractNum>
-  <w:abstractNum w:abstractNumId="36" w15:restartNumberingAfterBreak="0">
+  <w:abstractNum w:abstractNumId="38" w15:restartNumberingAfterBreak="0">
     <w:nsid w:val="6C7B0029"/>
     <w:multiLevelType w:val="hybridMultilevel"/>
     <w:tmpl w:val="742C3E4C"/>
@@ -12805,7 +14308,7 @@
       </w:rPr>
     </w:lvl>
   </w:abstractNum>
-  <w:abstractNum w:abstractNumId="37" w15:restartNumberingAfterBreak="0">
+  <w:abstractNum w:abstractNumId="39" w15:restartNumberingAfterBreak="0">
     <w:nsid w:val="6FCE729F"/>
     <w:multiLevelType w:val="hybridMultilevel"/>
     <w:tmpl w:val="6FB886B8"/>
@@ -12918,7 +14421,7 @@
       </w:rPr>
     </w:lvl>
   </w:abstractNum>
-  <w:abstractNum w:abstractNumId="38" w15:restartNumberingAfterBreak="0">
+  <w:abstractNum w:abstractNumId="40" w15:restartNumberingAfterBreak="0">
     <w:nsid w:val="715E7FFD"/>
     <w:multiLevelType w:val="hybridMultilevel"/>
     <w:tmpl w:val="E9F2A408"/>
@@ -13007,7 +14510,7 @@
       </w:pPr>
     </w:lvl>
   </w:abstractNum>
-  <w:abstractNum w:abstractNumId="39" w15:restartNumberingAfterBreak="0">
+  <w:abstractNum w:abstractNumId="41" w15:restartNumberingAfterBreak="0">
     <w:nsid w:val="71BF7465"/>
     <w:multiLevelType w:val="hybridMultilevel"/>
     <w:tmpl w:val="4840308E"/>
@@ -13120,7 +14623,7 @@
       </w:rPr>
     </w:lvl>
   </w:abstractNum>
-  <w:abstractNum w:abstractNumId="40" w15:restartNumberingAfterBreak="0">
+  <w:abstractNum w:abstractNumId="42" w15:restartNumberingAfterBreak="0">
     <w:nsid w:val="7B7C0F1B"/>
     <w:multiLevelType w:val="hybridMultilevel"/>
     <w:tmpl w:val="42681674"/>
@@ -13234,7 +14737,7 @@
     </w:lvl>
   </w:abstractNum>
   <w:num w:numId="1" w16cid:durableId="1524170994">
-    <w:abstractNumId w:val="36"/>
+    <w:abstractNumId w:val="38"/>
   </w:num>
   <w:num w:numId="2" w16cid:durableId="1641687282">
     <w:abstractNumId w:val="16"/>
@@ -13246,10 +14749,10 @@
     <w:abstractNumId w:val="8"/>
   </w:num>
   <w:num w:numId="5" w16cid:durableId="1951007288">
-    <w:abstractNumId w:val="31"/>
+    <w:abstractNumId w:val="33"/>
   </w:num>
   <w:num w:numId="6" w16cid:durableId="552889685">
-    <w:abstractNumId w:val="25"/>
+    <w:abstractNumId w:val="27"/>
   </w:num>
   <w:num w:numId="7" w16cid:durableId="710571272">
     <w:abstractNumId w:val="5"/>
@@ -13261,16 +14764,16 @@
     <w:abstractNumId w:val="10"/>
   </w:num>
   <w:num w:numId="10" w16cid:durableId="345057088">
-    <w:abstractNumId w:val="39"/>
+    <w:abstractNumId w:val="41"/>
   </w:num>
   <w:num w:numId="11" w16cid:durableId="30962164">
-    <w:abstractNumId w:val="30"/>
+    <w:abstractNumId w:val="32"/>
   </w:num>
   <w:num w:numId="12" w16cid:durableId="1429810451">
-    <w:abstractNumId w:val="34"/>
+    <w:abstractNumId w:val="36"/>
   </w:num>
   <w:num w:numId="13" w16cid:durableId="1525560815">
-    <w:abstractNumId w:val="24"/>
+    <w:abstractNumId w:val="26"/>
   </w:num>
   <w:num w:numId="14" w16cid:durableId="1090927890">
     <w:abstractNumId w:val="3"/>
@@ -13279,16 +14782,16 @@
     <w:abstractNumId w:val="17"/>
   </w:num>
   <w:num w:numId="16" w16cid:durableId="1295135679">
-    <w:abstractNumId w:val="22"/>
+    <w:abstractNumId w:val="23"/>
   </w:num>
   <w:num w:numId="17" w16cid:durableId="1280919589">
-    <w:abstractNumId w:val="38"/>
+    <w:abstractNumId w:val="40"/>
   </w:num>
   <w:num w:numId="18" w16cid:durableId="1640459423">
-    <w:abstractNumId w:val="35"/>
+    <w:abstractNumId w:val="37"/>
   </w:num>
   <w:num w:numId="19" w16cid:durableId="2063089807">
-    <w:abstractNumId w:val="33"/>
+    <w:abstractNumId w:val="35"/>
   </w:num>
   <w:num w:numId="20" w16cid:durableId="47851138">
     <w:abstractNumId w:val="7"/>
@@ -13297,46 +14800,46 @@
     <w:abstractNumId w:val="13"/>
   </w:num>
   <w:num w:numId="22" w16cid:durableId="1676767068">
-    <w:abstractNumId w:val="29"/>
+    <w:abstractNumId w:val="31"/>
   </w:num>
   <w:num w:numId="23" w16cid:durableId="1977447592">
     <w:abstractNumId w:val="11"/>
   </w:num>
   <w:num w:numId="24" w16cid:durableId="414784226">
-    <w:abstractNumId w:val="40"/>
+    <w:abstractNumId w:val="42"/>
   </w:num>
   <w:num w:numId="25" w16cid:durableId="2140417707">
     <w:abstractNumId w:val="1"/>
   </w:num>
   <w:num w:numId="26" w16cid:durableId="89281080">
-    <w:abstractNumId w:val="20"/>
+    <w:abstractNumId w:val="21"/>
   </w:num>
   <w:num w:numId="27" w16cid:durableId="1971205732">
-    <w:abstractNumId w:val="27"/>
+    <w:abstractNumId w:val="29"/>
   </w:num>
   <w:num w:numId="28" w16cid:durableId="1319267377">
-    <w:abstractNumId w:val="23"/>
+    <w:abstractNumId w:val="25"/>
   </w:num>
   <w:num w:numId="29" w16cid:durableId="1232540639">
     <w:abstractNumId w:val="4"/>
   </w:num>
   <w:num w:numId="30" w16cid:durableId="636451650">
-    <w:abstractNumId w:val="28"/>
+    <w:abstractNumId w:val="30"/>
   </w:num>
   <w:num w:numId="31" w16cid:durableId="939333285">
-    <w:abstractNumId w:val="32"/>
+    <w:abstractNumId w:val="34"/>
   </w:num>
   <w:num w:numId="32" w16cid:durableId="286351554">
     <w:abstractNumId w:val="18"/>
   </w:num>
   <w:num w:numId="33" w16cid:durableId="1714429119">
-    <w:abstractNumId w:val="37"/>
+    <w:abstractNumId w:val="39"/>
   </w:num>
   <w:num w:numId="34" w16cid:durableId="2018462855">
     <w:abstractNumId w:val="14"/>
   </w:num>
   <w:num w:numId="35" w16cid:durableId="1724645377">
-    <w:abstractNumId w:val="26"/>
+    <w:abstractNumId w:val="28"/>
   </w:num>
   <w:num w:numId="36" w16cid:durableId="432674480">
     <w:abstractNumId w:val="0"/>
@@ -13351,10 +14854,16 @@
     <w:abstractNumId w:val="2"/>
   </w:num>
   <w:num w:numId="40" w16cid:durableId="913011274">
-    <w:abstractNumId w:val="21"/>
+    <w:abstractNumId w:val="22"/>
   </w:num>
   <w:num w:numId="41" w16cid:durableId="635186503">
     <w:abstractNumId w:val="12"/>
+  </w:num>
+  <w:num w:numId="42" w16cid:durableId="715929216">
+    <w:abstractNumId w:val="24"/>
+  </w:num>
+  <w:num w:numId="43" w16cid:durableId="971406028">
+    <w:abstractNumId w:val="20"/>
   </w:num>
 </w:numbering>
 </file>
@@ -13759,7 +15268,7 @@
   <w:style w:type="paragraph" w:default="1" w:styleId="Normal">
     <w:name w:val="Normal"/>
     <w:qFormat/>
-    <w:rsid w:val="0041227C"/>
+    <w:rsid w:val="009D1872"/>
     <w:pPr>
       <w:spacing w:after="5" w:line="269" w:lineRule="auto"/>
       <w:ind w:left="10" w:right="2924" w:hanging="10"/>
@@ -13830,6 +15339,28 @@
     <w:rPr>
       <w:rFonts w:asciiTheme="majorHAnsi" w:eastAsiaTheme="majorEastAsia" w:hAnsiTheme="majorHAnsi" w:cstheme="majorBidi"/>
       <w:color w:val="0A2F40" w:themeColor="accent1" w:themeShade="7F"/>
+    </w:rPr>
+  </w:style>
+  <w:style w:type="paragraph" w:styleId="Heading4">
+    <w:name w:val="heading 4"/>
+    <w:basedOn w:val="Normal"/>
+    <w:next w:val="Normal"/>
+    <w:link w:val="Heading4Char"/>
+    <w:uiPriority w:val="9"/>
+    <w:unhideWhenUsed/>
+    <w:qFormat/>
+    <w:rsid w:val="009C2A5D"/>
+    <w:pPr>
+      <w:keepNext/>
+      <w:keepLines/>
+      <w:spacing w:before="40" w:after="0"/>
+      <w:outlineLvl w:val="3"/>
+    </w:pPr>
+    <w:rPr>
+      <w:rFonts w:asciiTheme="majorHAnsi" w:eastAsiaTheme="majorEastAsia" w:hAnsiTheme="majorHAnsi" w:cstheme="majorBidi"/>
+      <w:i/>
+      <w:iCs/>
+      <w:color w:val="0F4761" w:themeColor="accent1" w:themeShade="BF"/>
     </w:rPr>
   </w:style>
   <w:style w:type="character" w:default="1" w:styleId="DefaultParagraphFont">
@@ -13985,6 +15516,134 @@
     <w:rPr>
       <w:rFonts w:asciiTheme="majorHAnsi" w:eastAsiaTheme="majorEastAsia" w:hAnsiTheme="majorHAnsi" w:cstheme="majorBidi"/>
       <w:color w:val="0A2F40" w:themeColor="accent1" w:themeShade="7F"/>
+    </w:rPr>
+  </w:style>
+  <w:style w:type="paragraph" w:styleId="TOCHeading">
+    <w:name w:val="TOC Heading"/>
+    <w:basedOn w:val="Heading1"/>
+    <w:next w:val="Normal"/>
+    <w:uiPriority w:val="39"/>
+    <w:unhideWhenUsed/>
+    <w:qFormat/>
+    <w:rsid w:val="00CA08C4"/>
+    <w:pPr>
+      <w:shd w:val="clear" w:color="auto" w:fill="auto"/>
+      <w:spacing w:before="240" w:after="0"/>
+      <w:ind w:left="0" w:firstLine="0"/>
+      <w:outlineLvl w:val="9"/>
+    </w:pPr>
+    <w:rPr>
+      <w:rFonts w:asciiTheme="majorHAnsi" w:eastAsiaTheme="majorEastAsia" w:hAnsiTheme="majorHAnsi" w:cstheme="majorBidi"/>
+      <w:b w:val="0"/>
+      <w:color w:val="0F4761" w:themeColor="accent1" w:themeShade="BF"/>
+      <w:kern w:val="0"/>
+      <w:sz w:val="32"/>
+      <w:szCs w:val="32"/>
+      <w14:ligatures w14:val="none"/>
+    </w:rPr>
+  </w:style>
+  <w:style w:type="paragraph" w:styleId="TOC3">
+    <w:name w:val="toc 3"/>
+    <w:basedOn w:val="Normal"/>
+    <w:next w:val="Normal"/>
+    <w:autoRedefine/>
+    <w:uiPriority w:val="39"/>
+    <w:unhideWhenUsed/>
+    <w:rsid w:val="00CA08C4"/>
+    <w:pPr>
+      <w:spacing w:after="100"/>
+      <w:ind w:left="480"/>
+    </w:pPr>
+  </w:style>
+  <w:style w:type="paragraph" w:styleId="TOC2">
+    <w:name w:val="toc 2"/>
+    <w:basedOn w:val="Normal"/>
+    <w:next w:val="Normal"/>
+    <w:autoRedefine/>
+    <w:uiPriority w:val="39"/>
+    <w:unhideWhenUsed/>
+    <w:rsid w:val="00D2650B"/>
+    <w:pPr>
+      <w:spacing w:after="100"/>
+      <w:ind w:left="240"/>
+    </w:pPr>
+  </w:style>
+  <w:style w:type="character" w:customStyle="1" w:styleId="Heading4Char">
+    <w:name w:val="Heading 4 Char"/>
+    <w:basedOn w:val="DefaultParagraphFont"/>
+    <w:link w:val="Heading4"/>
+    <w:uiPriority w:val="9"/>
+    <w:rsid w:val="009C2A5D"/>
+    <w:rPr>
+      <w:rFonts w:asciiTheme="majorHAnsi" w:eastAsiaTheme="majorEastAsia" w:hAnsiTheme="majorHAnsi" w:cstheme="majorBidi"/>
+      <w:i/>
+      <w:iCs/>
+      <w:color w:val="0F4761" w:themeColor="accent1" w:themeShade="BF"/>
+    </w:rPr>
+  </w:style>
+  <w:style w:type="paragraph" w:styleId="Header">
+    <w:name w:val="header"/>
+    <w:basedOn w:val="Normal"/>
+    <w:link w:val="HeaderChar"/>
+    <w:uiPriority w:val="99"/>
+    <w:unhideWhenUsed/>
+    <w:rsid w:val="009C2A5D"/>
+    <w:pPr>
+      <w:tabs>
+        <w:tab w:val="center" w:pos="4680"/>
+        <w:tab w:val="right" w:pos="9360"/>
+      </w:tabs>
+      <w:spacing w:after="0" w:line="240" w:lineRule="auto"/>
+    </w:pPr>
+  </w:style>
+  <w:style w:type="character" w:customStyle="1" w:styleId="HeaderChar">
+    <w:name w:val="Header Char"/>
+    <w:basedOn w:val="DefaultParagraphFont"/>
+    <w:link w:val="Header"/>
+    <w:uiPriority w:val="99"/>
+    <w:rsid w:val="009C2A5D"/>
+    <w:rPr>
+      <w:rFonts w:ascii="Calibri" w:eastAsia="Calibri" w:hAnsi="Calibri" w:cs="Calibri"/>
+      <w:color w:val="000000"/>
+    </w:rPr>
+  </w:style>
+  <w:style w:type="paragraph" w:styleId="Footer">
+    <w:name w:val="footer"/>
+    <w:basedOn w:val="Normal"/>
+    <w:link w:val="FooterChar"/>
+    <w:uiPriority w:val="99"/>
+    <w:unhideWhenUsed/>
+    <w:rsid w:val="006D7525"/>
+    <w:pPr>
+      <w:tabs>
+        <w:tab w:val="center" w:pos="4680"/>
+        <w:tab w:val="right" w:pos="9360"/>
+      </w:tabs>
+      <w:spacing w:after="0" w:line="240" w:lineRule="auto"/>
+      <w:ind w:left="0" w:right="0" w:firstLine="0"/>
+      <w:jc w:val="left"/>
+    </w:pPr>
+    <w:rPr>
+      <w:rFonts w:asciiTheme="minorHAnsi" w:eastAsiaTheme="minorEastAsia" w:hAnsiTheme="minorHAnsi" w:cs="Times New Roman"/>
+      <w:color w:val="auto"/>
+      <w:kern w:val="0"/>
+      <w:sz w:val="22"/>
+      <w:szCs w:val="22"/>
+      <w14:ligatures w14:val="none"/>
+    </w:rPr>
+  </w:style>
+  <w:style w:type="character" w:customStyle="1" w:styleId="FooterChar">
+    <w:name w:val="Footer Char"/>
+    <w:basedOn w:val="DefaultParagraphFont"/>
+    <w:link w:val="Footer"/>
+    <w:uiPriority w:val="99"/>
+    <w:rsid w:val="006D7525"/>
+    <w:rPr>
+      <w:rFonts w:cs="Times New Roman"/>
+      <w:kern w:val="0"/>
+      <w:sz w:val="22"/>
+      <w:szCs w:val="22"/>
+      <w14:ligatures w14:val="none"/>
     </w:rPr>
   </w:style>
 </w:styles>
